--- a/FD03-EPIS-Informe Especificación Requerimientos.docx
+++ b/FD03-EPIS-Informe Especificación Requerimientos.docx
@@ -1,6 +1,6 @@
 
 <file path=word/document.xml><?xml version="1.0" encoding="utf-8"?>
-<w:document xmlns:wpc="http://schemas.microsoft.com/office/word/2010/wordprocessingCanvas" xmlns:mc="http://schemas.openxmlformats.org/markup-compatibility/2006" xmlns:o="urn:schemas-microsoft-com:office:office" xmlns:r="http://schemas.openxmlformats.org/officeDocument/2006/relationships" xmlns:m="http://schemas.openxmlformats.org/officeDocument/2006/math" xmlns:v="urn:schemas-microsoft-com:vml" xmlns:wp14="http://schemas.microsoft.com/office/word/2010/wordprocessingDrawing" xmlns:wp="http://schemas.openxmlformats.org/drawingml/2006/wordprocessingDrawing" xmlns:w10="urn:schemas-microsoft-com:office:word" xmlns:w="http://schemas.openxmlformats.org/wordprocessingml/2006/main" xmlns:w14="http://schemas.microsoft.com/office/word/2010/wordml" xmlns:w15="http://schemas.microsoft.com/office/word/2012/wordml" xmlns:wpg="http://schemas.microsoft.com/office/word/2010/wordprocessingGroup" xmlns:wpi="http://schemas.microsoft.com/office/word/2010/wordprocessingInk" xmlns:wne="http://schemas.microsoft.com/office/word/2006/wordml" xmlns:wps="http://schemas.microsoft.com/office/word/2010/wordprocessingShape" mc:Ignorable="w14 w15 wp14">
+<w:document xmlns:wpc="http://schemas.microsoft.com/office/word/2010/wordprocessingCanvas" xmlns:cx="http://schemas.microsoft.com/office/drawing/2014/chartex" xmlns:cx1="http://schemas.microsoft.com/office/drawing/2015/9/8/chartex" xmlns:cx2="http://schemas.microsoft.com/office/drawing/2015/10/21/chartex" xmlns:cx3="http://schemas.microsoft.com/office/drawing/2016/5/9/chartex" xmlns:cx4="http://schemas.microsoft.com/office/drawing/2016/5/10/chartex" xmlns:cx5="http://schemas.microsoft.com/office/drawing/2016/5/11/chartex" xmlns:cx6="http://schemas.microsoft.com/office/drawing/2016/5/12/chartex" xmlns:cx7="http://schemas.microsoft.com/office/drawing/2016/5/13/chartex" xmlns:cx8="http://schemas.microsoft.com/office/drawing/2016/5/14/chartex" xmlns:mc="http://schemas.openxmlformats.org/markup-compatibility/2006" xmlns:aink="http://schemas.microsoft.com/office/drawing/2016/ink" xmlns:am3d="http://schemas.microsoft.com/office/drawing/2017/model3d" xmlns:o="urn:schemas-microsoft-com:office:office" xmlns:oel="http://schemas.microsoft.com/office/2019/extlst" xmlns:r="http://schemas.openxmlformats.org/officeDocument/2006/relationships" xmlns:m="http://schemas.openxmlformats.org/officeDocument/2006/math" xmlns:v="urn:schemas-microsoft-com:vml" xmlns:wp14="http://schemas.microsoft.com/office/word/2010/wordprocessingDrawing" xmlns:wp="http://schemas.openxmlformats.org/drawingml/2006/wordprocessingDrawing" xmlns:w10="urn:schemas-microsoft-com:office:word" xmlns:w="http://schemas.openxmlformats.org/wordprocessingml/2006/main" xmlns:w14="http://schemas.microsoft.com/office/word/2010/wordml" xmlns:w15="http://schemas.microsoft.com/office/word/2012/wordml" xmlns:w16cex="http://schemas.microsoft.com/office/word/2018/wordml/cex" xmlns:w16cid="http://schemas.microsoft.com/office/word/2016/wordml/cid" xmlns:w16="http://schemas.microsoft.com/office/word/2018/wordml" xmlns:w16du="http://schemas.microsoft.com/office/word/2023/wordml/word16du" xmlns:w16sdtdh="http://schemas.microsoft.com/office/word/2020/wordml/sdtdatahash" xmlns:w16se="http://schemas.microsoft.com/office/word/2015/wordml/symex" xmlns:wpg="http://schemas.microsoft.com/office/word/2010/wordprocessingGroup" xmlns:wpi="http://schemas.microsoft.com/office/word/2010/wordprocessingInk" xmlns:wne="http://schemas.microsoft.com/office/word/2006/wordml" xmlns:wps="http://schemas.microsoft.com/office/word/2010/wordprocessingShape" mc:Ignorable="w14 w15 w16se w16cid w16 w16cex w16sdtdh w16du wp14">
   <w:body>
     <w:p>
       <w:pPr>
@@ -243,43 +243,10 @@
         <w:jc w:val="center"/>
         <w:rPr>
           <w:rFonts w:ascii="Arial" w:hAnsi="Arial" w:cs="Arial"/>
-          <w:b/>
           <w:color w:val="000000"/>
-          <w:sz w:val="36"/>
-          <w:szCs w:val="36"/>
-        </w:rPr>
-      </w:pPr>
-      <w:r>
-        <w:rPr>
-          <w:rFonts w:ascii="Arial" w:hAnsi="Arial" w:cs="Arial"/>
-          <w:b/>
-          <w:color w:val="000000"/>
-          <w:sz w:val="36"/>
-          <w:szCs w:val="36"/>
-        </w:rPr>
-        <w:t xml:space="preserve"> </w:t>
-      </w:r>
-      <w:r>
-        <w:rPr>
-          <w:rFonts w:ascii="Arial" w:hAnsi="Arial" w:cs="Arial"/>
-          <w:b/>
-          <w:color w:val="000000"/>
-          <w:sz w:val="36"/>
-          <w:szCs w:val="36"/>
-        </w:rPr>
-        <w:t xml:space="preserve">Proyecto </w:t>
-      </w:r>
-      <w:r>
-        <w:rPr>
-          <w:rFonts w:ascii="Arial" w:hAnsi="Arial" w:cs="Arial"/>
-          <w:b/>
-          <w:i/>
-          <w:color w:val="000000"/>
-          <w:sz w:val="36"/>
-          <w:szCs w:val="36"/>
-        </w:rPr>
-        <w:t>{Nombre de Proyecto}</w:t>
-      </w:r>
+          <w:sz w:val="24"/>
+        </w:rPr>
+      </w:pPr>
     </w:p>
     <w:p>
       <w:pPr>
@@ -290,10 +257,8 @@
         <w:jc w:val="center"/>
         <w:rPr>
           <w:rFonts w:ascii="Arial" w:hAnsi="Arial" w:cs="Arial"/>
-          <w:b/>
           <w:color w:val="000000"/>
-          <w:sz w:val="36"/>
-          <w:szCs w:val="36"/>
+          <w:sz w:val="24"/>
         </w:rPr>
       </w:pPr>
     </w:p>
@@ -308,6 +273,16 @@
           <w:lang w:eastAsia="es-PE"/>
         </w:rPr>
       </w:pPr>
+      <w:r>
+        <w:rPr>
+          <w:rFonts w:ascii="Arial" w:hAnsi="Arial" w:cs="Arial"/>
+          <w:b/>
+          <w:color w:val="000000"/>
+          <w:sz w:val="36"/>
+          <w:szCs w:val="36"/>
+        </w:rPr>
+        <w:t xml:space="preserve"> </w:t>
+      </w:r>
       <w:r>
         <w:rPr>
           <w:rFonts w:ascii="Arial" w:eastAsia="Times New Roman" w:hAnsi="Arial" w:cs="Arial"/>
@@ -334,7 +309,7 @@
           <w:szCs w:val="32"/>
           <w:lang w:eastAsia="es-PE"/>
         </w:rPr>
-        <w:t>{Nombre de Asignatura}</w:t>
+        <w:t>Base de Datos II</w:t>
       </w:r>
     </w:p>
     <w:p>
@@ -375,7 +350,6 @@
         <w:jc w:val="center"/>
         <w:rPr>
           <w:rFonts w:ascii="Arial" w:eastAsia="Times New Roman" w:hAnsi="Arial" w:cs="Arial"/>
-          <w:i/>
           <w:sz w:val="32"/>
           <w:szCs w:val="32"/>
           <w:lang w:eastAsia="es-PE"/>
@@ -406,9 +380,12 @@
           <w:szCs w:val="32"/>
           <w:lang w:eastAsia="es-PE"/>
         </w:rPr>
-        <w:t xml:space="preserve"> </w:t>
+        <w:t xml:space="preserve"> Ing. Patrick Jose Cuadros Quiroga</w:t>
       </w:r>
-      <w:r>
+    </w:p>
+    <w:p>
+      <w:pPr>
+        <w:spacing w:after="0"/>
         <w:rPr>
           <w:rFonts w:ascii="Arial" w:eastAsia="Times New Roman" w:hAnsi="Arial" w:cs="Arial"/>
           <w:i/>
@@ -416,8 +393,7 @@
           <w:szCs w:val="32"/>
           <w:lang w:eastAsia="es-PE"/>
         </w:rPr>
-        <w:t>{Nombre de Docente}</w:t>
-      </w:r>
+      </w:pPr>
     </w:p>
     <w:p>
       <w:pPr>
@@ -453,6 +429,38 @@
         <w:autoSpaceDN w:val="0"/>
         <w:adjustRightInd w:val="0"/>
         <w:spacing w:after="0"/>
+        <w:jc w:val="center"/>
+        <w:rPr>
+          <w:rFonts w:ascii="Arial" w:hAnsi="Arial" w:cs="Arial"/>
+          <w:b/>
+          <w:color w:val="5B9BD5" w:themeColor="accent1"/>
+          <w:sz w:val="16"/>
+          <w:szCs w:val="36"/>
+        </w:rPr>
+      </w:pPr>
+    </w:p>
+    <w:p>
+      <w:pPr>
+        <w:autoSpaceDE w:val="0"/>
+        <w:autoSpaceDN w:val="0"/>
+        <w:adjustRightInd w:val="0"/>
+        <w:spacing w:after="0"/>
+        <w:jc w:val="center"/>
+        <w:rPr>
+          <w:rFonts w:ascii="Arial" w:hAnsi="Arial" w:cs="Arial"/>
+          <w:b/>
+          <w:color w:val="5B9BD5" w:themeColor="accent1"/>
+          <w:sz w:val="16"/>
+          <w:szCs w:val="36"/>
+        </w:rPr>
+      </w:pPr>
+    </w:p>
+    <w:p>
+      <w:pPr>
+        <w:autoSpaceDE w:val="0"/>
+        <w:autoSpaceDN w:val="0"/>
+        <w:adjustRightInd w:val="0"/>
+        <w:spacing w:after="0"/>
         <w:rPr>
           <w:rFonts w:ascii="Arial" w:eastAsia="Times New Roman" w:hAnsi="Arial" w:cs="Arial"/>
           <w:sz w:val="32"/>
@@ -505,7 +513,7 @@
           <w:szCs w:val="28"/>
           <w:lang w:eastAsia="es-PE"/>
         </w:rPr>
-        <w:t>{</w:t>
+        <w:t>Iker Alberto Sierra Ruiz</w:t>
       </w:r>
       <w:r>
         <w:rPr>
@@ -516,7 +524,8 @@
           <w:szCs w:val="28"/>
           <w:lang w:eastAsia="es-PE"/>
         </w:rPr>
-        <w:t>Apellidos y nombres del e</w:t>
+        <w:tab/>
+        <w:t>(</w:t>
       </w:r>
       <w:r>
         <w:rPr>
@@ -527,7 +536,7 @@
           <w:szCs w:val="28"/>
           <w:lang w:eastAsia="es-PE"/>
         </w:rPr>
-        <w:t>studiante</w:t>
+        <w:t>2023077090</w:t>
       </w:r>
       <w:r>
         <w:rPr>
@@ -538,8 +547,65 @@
           <w:szCs w:val="28"/>
           <w:lang w:eastAsia="es-PE"/>
         </w:rPr>
+        <w:t>)</w:t>
+      </w:r>
+    </w:p>
+    <w:p>
+      <w:pPr>
+        <w:spacing w:after="0"/>
+        <w:rPr>
+          <w:rFonts w:ascii="Arial" w:eastAsia="Times New Roman" w:hAnsi="Arial" w:cs="Arial"/>
+          <w:b/>
+          <w:i/>
+          <w:sz w:val="28"/>
+          <w:szCs w:val="28"/>
+          <w:lang w:eastAsia="es-PE"/>
+        </w:rPr>
+      </w:pPr>
+      <w:r>
+        <w:rPr>
+          <w:rFonts w:ascii="Arial" w:eastAsia="Times New Roman" w:hAnsi="Arial" w:cs="Arial"/>
+          <w:b/>
+          <w:i/>
+          <w:sz w:val="28"/>
+          <w:szCs w:val="28"/>
+          <w:lang w:eastAsia="es-PE"/>
+        </w:rPr>
+        <w:t>Julio Samuel Cortez Mamani</w:t>
+      </w:r>
+      <w:r>
+        <w:rPr>
+          <w:rFonts w:ascii="Arial" w:eastAsia="Times New Roman" w:hAnsi="Arial" w:cs="Arial"/>
+          <w:b/>
+          <w:i/>
+          <w:sz w:val="28"/>
+          <w:szCs w:val="28"/>
+          <w:lang w:eastAsia="es-PE"/>
+        </w:rPr>
         <w:tab/>
-        <w:t>(código universitario)}</w:t>
+        <w:t>(</w:t>
+      </w:r>
+      <w:r>
+        <w:rPr>
+          <w:rFonts w:ascii="Arial" w:eastAsia="Times New Roman" w:hAnsi="Arial" w:cs="Arial"/>
+          <w:b/>
+          <w:i/>
+          <w:sz w:val="28"/>
+          <w:szCs w:val="28"/>
+          <w:lang w:eastAsia="es-PE"/>
+        </w:rPr>
+        <w:t>2023077283</w:t>
+      </w:r>
+      <w:r>
+        <w:rPr>
+          <w:rFonts w:ascii="Arial" w:eastAsia="Times New Roman" w:hAnsi="Arial" w:cs="Arial"/>
+          <w:b/>
+          <w:i/>
+          <w:sz w:val="28"/>
+          <w:szCs w:val="28"/>
+          <w:lang w:eastAsia="es-PE"/>
+        </w:rPr>
+        <w:t>)</w:t>
       </w:r>
     </w:p>
     <w:p>
@@ -593,7 +659,6 @@
     <w:p>
       <w:pPr>
         <w:spacing w:after="0"/>
-        <w:jc w:val="center"/>
         <w:rPr>
           <w:rFonts w:ascii="Arial" w:eastAsia="Times New Roman" w:hAnsi="Arial" w:cs="Arial"/>
           <w:sz w:val="32"/>
@@ -617,6 +682,29 @@
     <w:p>
       <w:pPr>
         <w:spacing w:after="0"/>
+        <w:rPr>
+          <w:rFonts w:ascii="Arial" w:eastAsia="Times New Roman" w:hAnsi="Arial" w:cs="Arial"/>
+          <w:sz w:val="32"/>
+          <w:szCs w:val="32"/>
+          <w:lang w:eastAsia="es-PE"/>
+        </w:rPr>
+      </w:pPr>
+    </w:p>
+    <w:p>
+      <w:pPr>
+        <w:spacing w:after="0"/>
+        <w:jc w:val="center"/>
+        <w:rPr>
+          <w:rFonts w:ascii="Arial" w:eastAsia="Times New Roman" w:hAnsi="Arial" w:cs="Arial"/>
+          <w:sz w:val="32"/>
+          <w:szCs w:val="32"/>
+          <w:lang w:eastAsia="es-PE"/>
+        </w:rPr>
+      </w:pPr>
+    </w:p>
+    <w:p>
+      <w:pPr>
+        <w:spacing w:after="0"/>
         <w:jc w:val="center"/>
         <w:rPr>
           <w:rFonts w:ascii="Arial" w:eastAsia="Times New Roman" w:hAnsi="Arial" w:cs="Arial"/>
@@ -689,59 +777,42 @@
           <w:szCs w:val="32"/>
           <w:lang w:eastAsia="es-PE"/>
         </w:rPr>
-        <w:t>{</w:t>
+        <w:t>2026</w:t>
       </w:r>
+    </w:p>
+    <w:p>
+      <w:pPr>
+        <w:autoSpaceDE w:val="0"/>
+        <w:autoSpaceDN w:val="0"/>
+        <w:adjustRightInd w:val="0"/>
+        <w:spacing w:after="0"/>
+        <w:jc w:val="center"/>
+        <w:rPr>
+          <w:rFonts w:ascii="Arial" w:hAnsi="Arial" w:cs="Arial"/>
+          <w:b/>
+          <w:color w:val="000000"/>
+          <w:sz w:val="24"/>
+        </w:rPr>
+      </w:pPr>
+    </w:p>
+    <w:p>
+      <w:pPr>
+        <w:spacing w:after="200" w:line="276" w:lineRule="auto"/>
+        <w:rPr>
+          <w:rFonts w:ascii="Arial" w:hAnsi="Arial" w:cs="Arial"/>
+          <w:b/>
+          <w:color w:val="000000"/>
+          <w:sz w:val="24"/>
+        </w:rPr>
+      </w:pPr>
       <w:r>
         <w:rPr>
-          <w:rFonts w:ascii="Arial" w:eastAsia="Times New Roman" w:hAnsi="Arial" w:cs="Arial"/>
-          <w:b/>
-          <w:i/>
-          <w:sz w:val="32"/>
-          <w:szCs w:val="32"/>
-          <w:lang w:eastAsia="es-PE"/>
-        </w:rPr>
-        <w:t>Añ</w:t>
-      </w:r>
-      <w:r>
-        <w:rPr>
-          <w:rFonts w:ascii="Arial" w:eastAsia="Times New Roman" w:hAnsi="Arial" w:cs="Arial"/>
-          <w:b/>
-          <w:i/>
-          <w:sz w:val="32"/>
-          <w:szCs w:val="32"/>
-          <w:lang w:eastAsia="es-PE"/>
-        </w:rPr>
-        <w:t>o}</w:t>
-      </w:r>
-    </w:p>
-    <w:p>
-      <w:pPr>
-        <w:spacing w:after="200" w:line="276" w:lineRule="auto"/>
-        <w:rPr>
           <w:rFonts w:ascii="Arial" w:hAnsi="Arial" w:cs="Arial"/>
           <w:b/>
           <w:color w:val="000000"/>
           <w:sz w:val="24"/>
         </w:rPr>
-      </w:pPr>
-    </w:p>
-    <w:p>
-      <w:pPr>
-        <w:spacing w:after="200" w:line="276" w:lineRule="auto"/>
-        <w:rPr>
-          <w:rFonts w:ascii="Arial" w:hAnsi="Arial" w:cs="Arial"/>
-          <w:b/>
-          <w:color w:val="000000"/>
-          <w:sz w:val="24"/>
-        </w:rPr>
-      </w:pPr>
-      <w:r>
-        <w:rPr>
-          <w:rFonts w:ascii="Arial" w:hAnsi="Arial" w:cs="Arial"/>
-          <w:b/>
-          <w:color w:val="000000"/>
-          <w:sz w:val="24"/>
-        </w:rPr>
+        <w:lastRenderedPageBreak/>
         <w:br w:type="page"/>
       </w:r>
     </w:p>
@@ -1131,7 +1202,7 @@
     </w:p>
     <w:p>
       <w:pPr>
-        <w:pStyle w:val="Puesto"/>
+        <w:pStyle w:val="Ttulo"/>
         <w:jc w:val="right"/>
         <w:rPr>
           <w:rFonts w:cs="Arial"/>
@@ -1144,7 +1215,7 @@
     </w:p>
     <w:p>
       <w:pPr>
-        <w:pStyle w:val="Puesto"/>
+        <w:pStyle w:val="Ttulo"/>
         <w:jc w:val="right"/>
         <w:rPr>
           <w:rFonts w:cs="Arial"/>
@@ -1157,7 +1228,7 @@
     </w:p>
     <w:p>
       <w:pPr>
-        <w:pStyle w:val="Puesto"/>
+        <w:pStyle w:val="Ttulo"/>
         <w:jc w:val="right"/>
         <w:rPr>
           <w:rFonts w:cs="Arial"/>
@@ -1170,7 +1241,7 @@
     </w:p>
     <w:p>
       <w:pPr>
-        <w:pStyle w:val="Puesto"/>
+        <w:pStyle w:val="Ttulo"/>
         <w:jc w:val="right"/>
         <w:rPr>
           <w:rFonts w:cs="Arial"/>
@@ -1183,7 +1254,7 @@
     </w:p>
     <w:p>
       <w:pPr>
-        <w:pStyle w:val="Puesto"/>
+        <w:pStyle w:val="Ttulo"/>
         <w:jc w:val="right"/>
         <w:rPr>
           <w:rFonts w:cs="Arial"/>
@@ -1196,7 +1267,7 @@
     </w:p>
     <w:p>
       <w:pPr>
-        <w:pStyle w:val="Puesto"/>
+        <w:pStyle w:val="Ttulo"/>
         <w:jc w:val="right"/>
         <w:rPr>
           <w:rFonts w:cs="Arial"/>
@@ -1209,7 +1280,7 @@
     </w:p>
     <w:p>
       <w:pPr>
-        <w:pStyle w:val="Puesto"/>
+        <w:pStyle w:val="Ttulo"/>
         <w:jc w:val="right"/>
         <w:rPr>
           <w:rFonts w:cs="Arial"/>
@@ -1222,7 +1293,7 @@
     </w:p>
     <w:p>
       <w:pPr>
-        <w:pStyle w:val="Puesto"/>
+        <w:pStyle w:val="Ttulo"/>
         <w:jc w:val="right"/>
         <w:rPr>
           <w:rFonts w:cs="Arial"/>
@@ -1235,7 +1306,7 @@
     </w:p>
     <w:p>
       <w:pPr>
-        <w:pStyle w:val="Puesto"/>
+        <w:pStyle w:val="Ttulo"/>
         <w:jc w:val="right"/>
         <w:rPr>
           <w:rFonts w:cs="Arial"/>
@@ -1248,7 +1319,7 @@
     </w:p>
     <w:p>
       <w:pPr>
-        <w:pStyle w:val="Puesto"/>
+        <w:pStyle w:val="Ttulo"/>
         <w:jc w:val="right"/>
         <w:rPr>
           <w:rFonts w:cs="Arial"/>
@@ -1261,7 +1332,7 @@
     </w:p>
     <w:p>
       <w:pPr>
-        <w:pStyle w:val="Puesto"/>
+        <w:pStyle w:val="Ttulo"/>
         <w:jc w:val="right"/>
         <w:rPr>
           <w:rFonts w:cs="Arial"/>
@@ -1274,7 +1345,7 @@
     </w:p>
     <w:p>
       <w:pPr>
-        <w:pStyle w:val="Puesto"/>
+        <w:pStyle w:val="Ttulo"/>
         <w:jc w:val="right"/>
         <w:rPr>
           <w:rFonts w:ascii="Times New Roman" w:hAnsi="Times New Roman"/>
@@ -1347,7 +1418,7 @@
     </w:p>
     <w:p>
       <w:pPr>
-        <w:pStyle w:val="Puesto"/>
+        <w:pStyle w:val="Ttulo"/>
         <w:jc w:val="right"/>
         <w:rPr>
           <w:rFonts w:ascii="Times New Roman" w:hAnsi="Times New Roman"/>
@@ -1374,7 +1445,7 @@
     </w:p>
     <w:p>
       <w:pPr>
-        <w:pStyle w:val="Puesto"/>
+        <w:pStyle w:val="Ttulo"/>
         <w:jc w:val="right"/>
         <w:rPr>
           <w:rFonts w:ascii="Times New Roman" w:hAnsi="Times New Roman"/>
@@ -1385,7 +1456,7 @@
     </w:p>
     <w:p>
       <w:pPr>
-        <w:pStyle w:val="Puesto"/>
+        <w:pStyle w:val="Ttulo"/>
         <w:jc w:val="right"/>
         <w:rPr>
           <w:rFonts w:ascii="Times New Roman" w:hAnsi="Times New Roman"/>
@@ -1885,7 +1956,7 @@
       <w:sdtContent>
         <w:p>
           <w:pPr>
-            <w:pStyle w:val="TtulodeTDC"/>
+            <w:pStyle w:val="TtuloTDC"/>
             <w:spacing w:line="360" w:lineRule="auto"/>
             <w:rPr>
               <w:lang w:val="es-ES"/>
@@ -4081,20 +4152,7 @@
                 <w:szCs w:val="20"/>
                 <w:lang w:val="es-ES" w:eastAsia="es-ES"/>
               </w:rPr>
-              <w:t>c) Diagrama de Secuen</w:t>
-            </w:r>
-            <w:bookmarkStart w:id="0" w:name="_GoBack"/>
-            <w:bookmarkEnd w:id="0"/>
-            <w:r>
-              <w:rPr>
-                <w:rStyle w:val="Hipervnculo"/>
-                <w:rFonts w:ascii="Arial" w:hAnsi="Arial" w:cs="Arial"/>
-                <w:noProof/>
-                <w:sz w:val="20"/>
-                <w:szCs w:val="20"/>
-                <w:lang w:val="es-ES" w:eastAsia="es-ES"/>
-              </w:rPr>
-              <w:t>cia</w:t>
+              <w:t>c) Diagrama de Secuencia</w:t>
             </w:r>
             <w:r>
               <w:rPr>
@@ -4393,9 +4451,3188 @@
         </w:rPr>
       </w:pPr>
     </w:p>
+    <w:p>
+      <w:pPr>
+        <w:jc w:val="center"/>
+        <w:rPr>
+          <w:b/>
+          <w:sz w:val="24"/>
+          <w:szCs w:val="24"/>
+          <w:u w:val="single"/>
+        </w:rPr>
+      </w:pPr>
+    </w:p>
+    <w:p>
+      <w:pPr>
+        <w:jc w:val="center"/>
+        <w:rPr>
+          <w:b/>
+          <w:sz w:val="24"/>
+          <w:szCs w:val="24"/>
+          <w:u w:val="single"/>
+        </w:rPr>
+      </w:pPr>
+    </w:p>
+    <w:p>
+      <w:pPr>
+        <w:jc w:val="center"/>
+        <w:rPr>
+          <w:b/>
+          <w:sz w:val="24"/>
+          <w:szCs w:val="24"/>
+          <w:u w:val="single"/>
+        </w:rPr>
+      </w:pPr>
+    </w:p>
+    <w:p>
+      <w:pPr>
+        <w:jc w:val="center"/>
+        <w:rPr>
+          <w:b/>
+          <w:sz w:val="24"/>
+          <w:szCs w:val="24"/>
+          <w:u w:val="single"/>
+        </w:rPr>
+      </w:pPr>
+    </w:p>
+    <w:p>
+      <w:pPr>
+        <w:jc w:val="center"/>
+        <w:rPr>
+          <w:b/>
+          <w:sz w:val="24"/>
+          <w:szCs w:val="24"/>
+          <w:u w:val="single"/>
+        </w:rPr>
+      </w:pPr>
+    </w:p>
+    <w:p>
+      <w:pPr>
+        <w:jc w:val="center"/>
+        <w:rPr>
+          <w:b/>
+          <w:sz w:val="24"/>
+          <w:szCs w:val="24"/>
+          <w:u w:val="single"/>
+        </w:rPr>
+      </w:pPr>
+    </w:p>
+    <w:p>
+      <w:pPr>
+        <w:jc w:val="center"/>
+        <w:rPr>
+          <w:b/>
+          <w:sz w:val="24"/>
+          <w:szCs w:val="24"/>
+          <w:u w:val="single"/>
+        </w:rPr>
+      </w:pPr>
+    </w:p>
+    <w:p>
+      <w:pPr>
+        <w:jc w:val="center"/>
+        <w:rPr>
+          <w:b/>
+          <w:sz w:val="24"/>
+          <w:szCs w:val="24"/>
+          <w:u w:val="single"/>
+        </w:rPr>
+      </w:pPr>
+    </w:p>
+    <w:p>
+      <w:pPr>
+        <w:jc w:val="center"/>
+        <w:rPr>
+          <w:b/>
+          <w:sz w:val="24"/>
+          <w:szCs w:val="24"/>
+          <w:u w:val="single"/>
+        </w:rPr>
+      </w:pPr>
+    </w:p>
+    <w:p>
+      <w:pPr>
+        <w:jc w:val="center"/>
+        <w:rPr>
+          <w:b/>
+          <w:sz w:val="24"/>
+          <w:szCs w:val="24"/>
+          <w:u w:val="single"/>
+        </w:rPr>
+      </w:pPr>
+    </w:p>
+    <w:p>
+      <w:pPr>
+        <w:jc w:val="center"/>
+        <w:rPr>
+          <w:b/>
+          <w:sz w:val="24"/>
+          <w:szCs w:val="24"/>
+          <w:u w:val="single"/>
+        </w:rPr>
+      </w:pPr>
+    </w:p>
+    <w:p>
+      <w:pPr>
+        <w:jc w:val="center"/>
+        <w:rPr>
+          <w:b/>
+          <w:sz w:val="24"/>
+          <w:szCs w:val="24"/>
+          <w:u w:val="single"/>
+        </w:rPr>
+      </w:pPr>
+    </w:p>
+    <w:p>
+      <w:pPr>
+        <w:jc w:val="center"/>
+        <w:rPr>
+          <w:b/>
+          <w:sz w:val="24"/>
+          <w:szCs w:val="24"/>
+          <w:u w:val="single"/>
+        </w:rPr>
+      </w:pPr>
+    </w:p>
+    <w:p>
+      <w:pPr>
+        <w:jc w:val="center"/>
+        <w:rPr>
+          <w:b/>
+          <w:sz w:val="24"/>
+          <w:szCs w:val="24"/>
+          <w:u w:val="single"/>
+        </w:rPr>
+      </w:pPr>
+    </w:p>
+    <w:p>
+      <w:pPr>
+        <w:jc w:val="both"/>
+        <w:rPr>
+          <w:b/>
+          <w:sz w:val="24"/>
+          <w:szCs w:val="24"/>
+          <w:u w:val="single"/>
+        </w:rPr>
+      </w:pPr>
+    </w:p>
+    <w:p>
+      <w:pPr>
+        <w:jc w:val="both"/>
+        <w:rPr>
+          <w:b/>
+          <w:sz w:val="24"/>
+          <w:szCs w:val="24"/>
+        </w:rPr>
+      </w:pPr>
+      <w:r>
+        <w:rPr>
+          <w:b/>
+          <w:sz w:val="24"/>
+          <w:szCs w:val="24"/>
+        </w:rPr>
+        <w:lastRenderedPageBreak/>
+        <w:t>INTRODUCCION</w:t>
+      </w:r>
+    </w:p>
+    <w:p>
+      <w:pPr>
+        <w:pStyle w:val="Prrafodelista"/>
+        <w:numPr>
+          <w:ilvl w:val="0"/>
+          <w:numId w:val="1"/>
+        </w:numPr>
+        <w:jc w:val="both"/>
+        <w:rPr>
+          <w:b/>
+          <w:sz w:val="24"/>
+          <w:szCs w:val="24"/>
+        </w:rPr>
+      </w:pPr>
+      <w:r>
+        <w:rPr>
+          <w:b/>
+          <w:sz w:val="24"/>
+          <w:szCs w:val="24"/>
+        </w:rPr>
+        <w:t>Generalidades de la Empresa</w:t>
+      </w:r>
+    </w:p>
+    <w:p>
+      <w:pPr>
+        <w:pStyle w:val="Prrafodelista"/>
+        <w:numPr>
+          <w:ilvl w:val="1"/>
+          <w:numId w:val="1"/>
+        </w:numPr>
+        <w:jc w:val="both"/>
+        <w:rPr>
+          <w:b/>
+          <w:sz w:val="24"/>
+          <w:szCs w:val="24"/>
+        </w:rPr>
+      </w:pPr>
+      <w:r>
+        <w:rPr>
+          <w:b/>
+          <w:sz w:val="24"/>
+          <w:szCs w:val="24"/>
+        </w:rPr>
+        <w:t xml:space="preserve">Nombre de la Empresa </w:t>
+      </w:r>
+    </w:p>
+    <w:p>
+      <w:pPr>
+        <w:pStyle w:val="Prrafodelista"/>
+        <w:numPr>
+          <w:ilvl w:val="1"/>
+          <w:numId w:val="1"/>
+        </w:numPr>
+        <w:jc w:val="both"/>
+        <w:rPr>
+          <w:b/>
+          <w:sz w:val="24"/>
+          <w:szCs w:val="24"/>
+        </w:rPr>
+      </w:pPr>
+      <w:r>
+        <w:rPr>
+          <w:b/>
+          <w:sz w:val="24"/>
+          <w:szCs w:val="24"/>
+        </w:rPr>
+        <w:t>Visión:</w:t>
+      </w:r>
+    </w:p>
+    <w:p>
+      <w:pPr>
+        <w:pStyle w:val="Prrafodelista"/>
+        <w:ind w:left="1440"/>
+        <w:jc w:val="both"/>
+        <w:rPr>
+          <w:bCs/>
+          <w:sz w:val="24"/>
+          <w:szCs w:val="24"/>
+        </w:rPr>
+      </w:pPr>
+      <w:r>
+        <w:rPr>
+          <w:bCs/>
+          <w:sz w:val="24"/>
+          <w:szCs w:val="24"/>
+        </w:rPr>
+        <w:t>Consolidarnos como la principal aliada tecnológica en la región de Tacna, liderando soluciones de protección y resiliencia de datos corporativos con innovación y confiabilidad.</w:t>
+      </w:r>
+    </w:p>
+    <w:p>
+      <w:pPr>
+        <w:pStyle w:val="Prrafodelista"/>
+        <w:numPr>
+          <w:ilvl w:val="1"/>
+          <w:numId w:val="1"/>
+        </w:numPr>
+        <w:jc w:val="both"/>
+        <w:rPr>
+          <w:b/>
+          <w:sz w:val="24"/>
+          <w:szCs w:val="24"/>
+        </w:rPr>
+      </w:pPr>
+      <w:r>
+        <w:rPr>
+          <w:b/>
+          <w:sz w:val="24"/>
+          <w:szCs w:val="24"/>
+        </w:rPr>
+        <w:t>Misión:</w:t>
+      </w:r>
+    </w:p>
+    <w:p>
+      <w:pPr>
+        <w:pStyle w:val="Prrafodelista"/>
+        <w:ind w:left="1440"/>
+        <w:jc w:val="both"/>
+        <w:rPr>
+          <w:bCs/>
+          <w:sz w:val="24"/>
+          <w:szCs w:val="24"/>
+        </w:rPr>
+      </w:pPr>
+      <w:r>
+        <w:rPr>
+          <w:bCs/>
+          <w:sz w:val="24"/>
+          <w:szCs w:val="24"/>
+        </w:rPr>
+        <w:t>Proveer soluciones automatizadas de respaldo y recuperación que garanticen la continuidad del negocio de nuestros clientes, reduciendo riesgos operativos y asegurando el cumplimiento normativo.</w:t>
+      </w:r>
+    </w:p>
+    <w:p>
+      <w:pPr>
+        <w:pStyle w:val="Prrafodelista"/>
+        <w:numPr>
+          <w:ilvl w:val="1"/>
+          <w:numId w:val="1"/>
+        </w:numPr>
+        <w:jc w:val="both"/>
+        <w:rPr>
+          <w:b/>
+          <w:sz w:val="24"/>
+          <w:szCs w:val="24"/>
+        </w:rPr>
+      </w:pPr>
+      <w:r>
+        <w:rPr>
+          <w:b/>
+          <w:sz w:val="24"/>
+          <w:szCs w:val="24"/>
+        </w:rPr>
+        <w:t xml:space="preserve">Organigrama </w:t>
+      </w:r>
+    </w:p>
+    <w:p>
+      <w:pPr>
+        <w:pStyle w:val="Prrafodelista"/>
+        <w:ind w:left="1440"/>
+        <w:jc w:val="both"/>
+        <w:rPr>
+          <w:b/>
+          <w:sz w:val="24"/>
+          <w:szCs w:val="24"/>
+        </w:rPr>
+      </w:pPr>
+      <w:r>
+        <w:rPr>
+          <w:b/>
+          <w:noProof/>
+          <w:sz w:val="24"/>
+          <w:szCs w:val="24"/>
+        </w:rPr>
+        <w:drawing>
+          <wp:inline distT="0" distB="0" distL="0" distR="0" wp14:anchorId="51E5BCA0" wp14:editId="4272F017">
+            <wp:extent cx="5189220" cy="2377440"/>
+            <wp:effectExtent l="0" t="0" r="0" b="3810"/>
+            <wp:docPr id="1157939200" name="Imagen 1" descr="Diagrama&#10;&#10;Descripción generada automáticamente"/>
+            <wp:cNvGraphicFramePr>
+              <a:graphicFrameLocks xmlns:a="http://schemas.openxmlformats.org/drawingml/2006/main" noChangeAspect="1"/>
+            </wp:cNvGraphicFramePr>
+            <a:graphic xmlns:a="http://schemas.openxmlformats.org/drawingml/2006/main">
+              <a:graphicData uri="http://schemas.openxmlformats.org/drawingml/2006/picture">
+                <pic:pic xmlns:pic="http://schemas.openxmlformats.org/drawingml/2006/picture">
+                  <pic:nvPicPr>
+                    <pic:cNvPr id="1157939200" name="Imagen 1" descr="Diagrama&#10;&#10;Descripción generada automáticamente"/>
+                    <pic:cNvPicPr/>
+                  </pic:nvPicPr>
+                  <pic:blipFill>
+                    <a:blip r:embed="rId8"/>
+                    <a:stretch>
+                      <a:fillRect/>
+                    </a:stretch>
+                  </pic:blipFill>
+                  <pic:spPr>
+                    <a:xfrm>
+                      <a:off x="0" y="0"/>
+                      <a:ext cx="5189220" cy="2377440"/>
+                    </a:xfrm>
+                    <a:prstGeom prst="rect">
+                      <a:avLst/>
+                    </a:prstGeom>
+                  </pic:spPr>
+                </pic:pic>
+              </a:graphicData>
+            </a:graphic>
+          </wp:inline>
+        </w:drawing>
+      </w:r>
+    </w:p>
+    <w:p>
+      <w:pPr>
+        <w:pStyle w:val="Prrafodelista"/>
+        <w:ind w:left="1440"/>
+        <w:jc w:val="both"/>
+        <w:rPr>
+          <w:b/>
+          <w:sz w:val="24"/>
+          <w:szCs w:val="24"/>
+        </w:rPr>
+      </w:pPr>
+    </w:p>
+    <w:p>
+      <w:pPr>
+        <w:pStyle w:val="Prrafodelista"/>
+        <w:numPr>
+          <w:ilvl w:val="0"/>
+          <w:numId w:val="1"/>
+        </w:numPr>
+        <w:jc w:val="both"/>
+        <w:rPr>
+          <w:b/>
+          <w:sz w:val="24"/>
+          <w:szCs w:val="24"/>
+        </w:rPr>
+      </w:pPr>
+      <w:r>
+        <w:rPr>
+          <w:b/>
+          <w:sz w:val="24"/>
+          <w:szCs w:val="24"/>
+        </w:rPr>
+        <w:t>Visionamiento de Empresa</w:t>
+      </w:r>
+    </w:p>
+    <w:p>
+      <w:pPr>
+        <w:pStyle w:val="Prrafodelista"/>
+        <w:ind w:left="1080"/>
+        <w:jc w:val="both"/>
+        <w:rPr>
+          <w:b/>
+          <w:sz w:val="24"/>
+          <w:szCs w:val="24"/>
+        </w:rPr>
+      </w:pPr>
+    </w:p>
+    <w:p>
+      <w:pPr>
+        <w:pStyle w:val="Prrafodelista"/>
+        <w:numPr>
+          <w:ilvl w:val="1"/>
+          <w:numId w:val="1"/>
+        </w:numPr>
+        <w:jc w:val="both"/>
+        <w:rPr>
+          <w:b/>
+          <w:sz w:val="24"/>
+          <w:szCs w:val="24"/>
+        </w:rPr>
+      </w:pPr>
+      <w:r>
+        <w:rPr>
+          <w:b/>
+          <w:sz w:val="24"/>
+          <w:szCs w:val="24"/>
+        </w:rPr>
+        <w:t>Descripción del Problema</w:t>
+      </w:r>
+    </w:p>
+    <w:p>
+      <w:pPr>
+        <w:pStyle w:val="Prrafodelista"/>
+        <w:ind w:left="1440"/>
+        <w:jc w:val="both"/>
+        <w:rPr>
+          <w:b/>
+          <w:sz w:val="24"/>
+          <w:szCs w:val="24"/>
+        </w:rPr>
+      </w:pPr>
+    </w:p>
+    <w:p>
+      <w:pPr>
+        <w:pStyle w:val="Prrafodelista"/>
+        <w:ind w:left="1440"/>
+        <w:jc w:val="both"/>
+        <w:rPr>
+          <w:sz w:val="24"/>
+          <w:szCs w:val="24"/>
+        </w:rPr>
+      </w:pPr>
+      <w:r>
+        <w:rPr>
+          <w:sz w:val="24"/>
+          <w:szCs w:val="24"/>
+        </w:rPr>
+        <w:t>Actualmente, existe una brecha de seguridad alarmante: mientras los administradores de bases de datos dedican entre el 20% y 30% de su</w:t>
+      </w:r>
+      <w:r>
+        <w:rPr>
+          <w:b/>
+          <w:bCs/>
+          <w:sz w:val="24"/>
+          <w:szCs w:val="24"/>
+        </w:rPr>
+        <w:t xml:space="preserve"> </w:t>
+      </w:r>
+      <w:r>
+        <w:rPr>
+          <w:sz w:val="24"/>
+          <w:szCs w:val="24"/>
+        </w:rPr>
+        <w:t>tiempo a tareas manuales de backup, la mayoría de las empresas omite las pruebas de recuperación. Este escenario no solo amenaza la integridad de la información, sino que expone a la entidad a sanciones legales por incumplimiento de estándares.</w:t>
+      </w:r>
+    </w:p>
+    <w:p>
+      <w:pPr>
+        <w:pStyle w:val="Prrafodelista"/>
+        <w:ind w:left="1440"/>
+        <w:jc w:val="both"/>
+        <w:rPr>
+          <w:b/>
+          <w:sz w:val="28"/>
+          <w:szCs w:val="28"/>
+        </w:rPr>
+      </w:pPr>
+    </w:p>
+    <w:p>
+      <w:pPr>
+        <w:pStyle w:val="Prrafodelista"/>
+        <w:numPr>
+          <w:ilvl w:val="1"/>
+          <w:numId w:val="1"/>
+        </w:numPr>
+        <w:jc w:val="both"/>
+        <w:rPr>
+          <w:b/>
+          <w:sz w:val="24"/>
+          <w:szCs w:val="24"/>
+        </w:rPr>
+      </w:pPr>
+      <w:r>
+        <w:rPr>
+          <w:b/>
+          <w:sz w:val="24"/>
+          <w:szCs w:val="24"/>
+        </w:rPr>
+        <w:t>Objetivos de Negocios</w:t>
+      </w:r>
+    </w:p>
+    <w:p>
+      <w:pPr>
+        <w:pStyle w:val="Prrafodelista"/>
+        <w:ind w:left="1440"/>
+        <w:jc w:val="both"/>
+        <w:rPr>
+          <w:b/>
+          <w:sz w:val="24"/>
+          <w:szCs w:val="24"/>
+        </w:rPr>
+      </w:pPr>
+    </w:p>
+    <w:p>
+      <w:pPr>
+        <w:pStyle w:val="Prrafodelista"/>
+        <w:ind w:left="1416"/>
+        <w:jc w:val="both"/>
+        <w:rPr>
+          <w:b/>
+          <w:sz w:val="24"/>
+          <w:szCs w:val="24"/>
+        </w:rPr>
+      </w:pPr>
+      <w:r>
+        <w:t>Automatiza</w:t>
+      </w:r>
+      <w:r>
+        <w:t>r</w:t>
+      </w:r>
+      <w:r>
+        <w:t xml:space="preserve"> el ciclo de backup para liberar el </w:t>
+      </w:r>
+      <w:r>
+        <w:t>80% del tiempo</w:t>
+      </w:r>
+      <w:r>
+        <w:t xml:space="preserve"> técnico, garantizando</w:t>
+      </w:r>
+      <w:r>
+        <w:t xml:space="preserve"> la</w:t>
+      </w:r>
+      <w:r>
+        <w:t xml:space="preserve"> restauraciones exitosas y cumplimiento normativo absoluto.</w:t>
+      </w:r>
+    </w:p>
+    <w:p>
+      <w:pPr>
+        <w:pStyle w:val="Prrafodelista"/>
+        <w:ind w:left="1440"/>
+        <w:jc w:val="both"/>
+        <w:rPr>
+          <w:b/>
+          <w:sz w:val="24"/>
+          <w:szCs w:val="24"/>
+        </w:rPr>
+      </w:pPr>
+    </w:p>
+    <w:p>
+      <w:pPr>
+        <w:pStyle w:val="Prrafodelista"/>
+        <w:numPr>
+          <w:ilvl w:val="1"/>
+          <w:numId w:val="1"/>
+        </w:numPr>
+        <w:jc w:val="both"/>
+        <w:rPr>
+          <w:b/>
+          <w:sz w:val="24"/>
+          <w:szCs w:val="24"/>
+        </w:rPr>
+      </w:pPr>
+      <w:r>
+        <w:rPr>
+          <w:b/>
+          <w:sz w:val="24"/>
+          <w:szCs w:val="24"/>
+        </w:rPr>
+        <w:t>Objetivos de Diseño</w:t>
+      </w:r>
+    </w:p>
+    <w:p>
+      <w:pPr>
+        <w:pStyle w:val="Prrafodelista"/>
+        <w:ind w:left="1440"/>
+        <w:jc w:val="both"/>
+        <w:rPr>
+          <w:b/>
+          <w:sz w:val="24"/>
+          <w:szCs w:val="24"/>
+        </w:rPr>
+      </w:pPr>
+    </w:p>
+    <w:p>
+      <w:pPr>
+        <w:pStyle w:val="Prrafodelista"/>
+        <w:ind w:left="1440"/>
+        <w:jc w:val="both"/>
+        <w:rPr>
+          <w:b/>
+          <w:sz w:val="24"/>
+          <w:szCs w:val="24"/>
+        </w:rPr>
+      </w:pPr>
+      <w:r>
+        <w:rPr>
+          <w:bCs/>
+          <w:sz w:val="24"/>
+          <w:szCs w:val="24"/>
+        </w:rPr>
+        <w:lastRenderedPageBreak/>
+        <w:t>Interfaz gráfica intuitiva (máx</w:t>
+      </w:r>
+      <w:r>
+        <w:rPr>
+          <w:bCs/>
+          <w:sz w:val="24"/>
+          <w:szCs w:val="24"/>
+        </w:rPr>
+        <w:t>imo</w:t>
+      </w:r>
+      <w:r>
+        <w:rPr>
+          <w:bCs/>
+          <w:sz w:val="24"/>
+          <w:szCs w:val="24"/>
+        </w:rPr>
+        <w:t xml:space="preserve"> 3 clics por operación). Tiempo de restauración &lt; 4 horas. Soporte SQL Server y Oracle.</w:t>
+      </w:r>
+    </w:p>
+    <w:p>
+      <w:pPr>
+        <w:pStyle w:val="Prrafodelista"/>
+        <w:ind w:left="1440"/>
+        <w:jc w:val="both"/>
+        <w:rPr>
+          <w:bCs/>
+          <w:sz w:val="24"/>
+          <w:szCs w:val="24"/>
+        </w:rPr>
+      </w:pPr>
+    </w:p>
+    <w:p>
+      <w:pPr>
+        <w:pStyle w:val="Prrafodelista"/>
+        <w:numPr>
+          <w:ilvl w:val="1"/>
+          <w:numId w:val="1"/>
+        </w:numPr>
+        <w:jc w:val="both"/>
+        <w:rPr>
+          <w:b/>
+          <w:sz w:val="24"/>
+          <w:szCs w:val="24"/>
+        </w:rPr>
+      </w:pPr>
+      <w:r>
+        <w:rPr>
+          <w:b/>
+          <w:sz w:val="24"/>
+          <w:szCs w:val="24"/>
+        </w:rPr>
+        <w:t xml:space="preserve">Alcance de proyecto </w:t>
+      </w:r>
+      <w:r>
+        <w:rPr>
+          <w:b/>
+          <w:sz w:val="24"/>
+          <w:szCs w:val="24"/>
+        </w:rPr>
+        <w:tab/>
+      </w:r>
+    </w:p>
+    <w:p>
+      <w:pPr>
+        <w:pStyle w:val="Prrafodelista"/>
+        <w:ind w:left="1440"/>
+        <w:jc w:val="both"/>
+        <w:rPr>
+          <w:b/>
+          <w:sz w:val="24"/>
+          <w:szCs w:val="24"/>
+        </w:rPr>
+      </w:pPr>
+    </w:p>
+    <w:p>
+      <w:pPr>
+        <w:pStyle w:val="Prrafodelista"/>
+        <w:ind w:left="1440"/>
+        <w:jc w:val="both"/>
+        <w:rPr>
+          <w:bCs/>
+          <w:sz w:val="24"/>
+          <w:szCs w:val="24"/>
+        </w:rPr>
+      </w:pPr>
+      <w:r>
+        <w:rPr>
+          <w:bCs/>
+          <w:sz w:val="24"/>
+          <w:szCs w:val="24"/>
+        </w:rPr>
+        <w:t>Desarrollo en 4 meses. Backups automáticos + validación + pruebas de restauración.</w:t>
+      </w:r>
+    </w:p>
+    <w:p>
+      <w:pPr>
+        <w:pStyle w:val="Prrafodelista"/>
+        <w:ind w:left="1440"/>
+        <w:jc w:val="both"/>
+        <w:rPr>
+          <w:bCs/>
+          <w:sz w:val="24"/>
+          <w:szCs w:val="24"/>
+        </w:rPr>
+      </w:pPr>
+    </w:p>
+    <w:p>
+      <w:pPr>
+        <w:pStyle w:val="Prrafodelista"/>
+        <w:numPr>
+          <w:ilvl w:val="1"/>
+          <w:numId w:val="1"/>
+        </w:numPr>
+        <w:jc w:val="both"/>
+        <w:rPr>
+          <w:b/>
+          <w:sz w:val="24"/>
+          <w:szCs w:val="24"/>
+        </w:rPr>
+      </w:pPr>
+      <w:r>
+        <w:rPr>
+          <w:b/>
+          <w:sz w:val="24"/>
+          <w:szCs w:val="24"/>
+        </w:rPr>
+        <w:t>Viabilidad del sistema</w:t>
+      </w:r>
+    </w:p>
+    <w:p>
+      <w:pPr>
+        <w:pStyle w:val="Prrafodelista"/>
+        <w:ind w:left="1440"/>
+        <w:jc w:val="both"/>
+        <w:rPr>
+          <w:b/>
+          <w:color w:val="FF0000"/>
+          <w:sz w:val="24"/>
+          <w:szCs w:val="24"/>
+        </w:rPr>
+      </w:pPr>
+      <w:r>
+        <w:rPr>
+          <w:b/>
+          <w:color w:val="FF0000"/>
+          <w:sz w:val="24"/>
+          <w:szCs w:val="24"/>
+        </w:rPr>
+        <w:t xml:space="preserve">ACÁ LUEGO VEO XD </w:t>
+      </w:r>
+    </w:p>
+    <w:p>
+      <w:pPr>
+        <w:pStyle w:val="Prrafodelista"/>
+        <w:numPr>
+          <w:ilvl w:val="1"/>
+          <w:numId w:val="1"/>
+        </w:numPr>
+        <w:jc w:val="both"/>
+        <w:rPr>
+          <w:b/>
+          <w:sz w:val="24"/>
+          <w:szCs w:val="24"/>
+        </w:rPr>
+      </w:pPr>
+      <w:r>
+        <w:rPr>
+          <w:b/>
+          <w:sz w:val="24"/>
+          <w:szCs w:val="24"/>
+        </w:rPr>
+        <w:t>Información obtenida del Levantamiento de información</w:t>
+      </w:r>
+      <w:r>
+        <w:rPr>
+          <w:b/>
+          <w:sz w:val="24"/>
+          <w:szCs w:val="24"/>
+        </w:rPr>
+        <w:tab/>
+      </w:r>
+    </w:p>
+    <w:p>
+      <w:pPr>
+        <w:pStyle w:val="Prrafodelista"/>
+        <w:ind w:left="1440"/>
+        <w:jc w:val="both"/>
+        <w:rPr>
+          <w:b/>
+          <w:color w:val="FF0000"/>
+          <w:sz w:val="24"/>
+          <w:szCs w:val="24"/>
+        </w:rPr>
+      </w:pPr>
+      <w:r>
+        <w:rPr>
+          <w:b/>
+          <w:color w:val="FF0000"/>
+          <w:sz w:val="24"/>
+          <w:szCs w:val="24"/>
+        </w:rPr>
+        <w:t xml:space="preserve">ACÁ LUEGO VEO XD </w:t>
+      </w:r>
+    </w:p>
+    <w:p>
+      <w:pPr>
+        <w:pStyle w:val="Prrafodelista"/>
+        <w:numPr>
+          <w:ilvl w:val="0"/>
+          <w:numId w:val="1"/>
+        </w:numPr>
+        <w:jc w:val="both"/>
+        <w:rPr>
+          <w:b/>
+          <w:sz w:val="24"/>
+          <w:szCs w:val="24"/>
+        </w:rPr>
+      </w:pPr>
+      <w:r>
+        <w:rPr>
+          <w:b/>
+          <w:sz w:val="24"/>
+          <w:szCs w:val="24"/>
+        </w:rPr>
+        <w:t>Análisis de Procesos</w:t>
+      </w:r>
+    </w:p>
+    <w:p>
+      <w:pPr>
+        <w:pStyle w:val="Prrafodelista"/>
+        <w:numPr>
+          <w:ilvl w:val="0"/>
+          <w:numId w:val="13"/>
+        </w:numPr>
+        <w:jc w:val="both"/>
+        <w:rPr>
+          <w:b/>
+          <w:sz w:val="24"/>
+          <w:szCs w:val="24"/>
+        </w:rPr>
+      </w:pPr>
+      <w:r>
+        <w:rPr>
+          <w:b/>
+          <w:sz w:val="24"/>
+          <w:szCs w:val="24"/>
+        </w:rPr>
+        <w:t>Diagrama de Proceso Actual – Diagrama de actividades</w:t>
+      </w:r>
+    </w:p>
+    <w:p>
+      <w:pPr>
+        <w:pStyle w:val="Prrafodelista"/>
+        <w:ind w:left="1440"/>
+        <w:jc w:val="both"/>
+        <w:rPr>
+          <w:b/>
+          <w:sz w:val="24"/>
+          <w:szCs w:val="24"/>
+        </w:rPr>
+      </w:pPr>
+    </w:p>
+    <w:p>
+      <w:pPr>
+        <w:pStyle w:val="Prrafodelista"/>
+        <w:numPr>
+          <w:ilvl w:val="0"/>
+          <w:numId w:val="13"/>
+        </w:numPr>
+        <w:jc w:val="both"/>
+        <w:rPr>
+          <w:b/>
+          <w:sz w:val="24"/>
+          <w:szCs w:val="24"/>
+        </w:rPr>
+      </w:pPr>
+      <w:r>
+        <w:rPr>
+          <w:b/>
+          <w:sz w:val="24"/>
+          <w:szCs w:val="24"/>
+        </w:rPr>
+        <w:t>Diagrama de Proceso Propuesto – Diagrama de actividades</w:t>
+      </w:r>
+    </w:p>
+    <w:p>
+      <w:pPr>
+        <w:pStyle w:val="Prrafodelista"/>
+        <w:rPr>
+          <w:b/>
+          <w:sz w:val="24"/>
+          <w:szCs w:val="24"/>
+        </w:rPr>
+      </w:pPr>
+    </w:p>
+    <w:p>
+      <w:pPr>
+        <w:pStyle w:val="Prrafodelista"/>
+        <w:ind w:left="1440"/>
+        <w:jc w:val="both"/>
+        <w:rPr>
+          <w:b/>
+          <w:sz w:val="24"/>
+          <w:szCs w:val="24"/>
+        </w:rPr>
+      </w:pPr>
+    </w:p>
+    <w:p>
+      <w:pPr>
+        <w:pStyle w:val="Prrafodelista"/>
+        <w:numPr>
+          <w:ilvl w:val="0"/>
+          <w:numId w:val="1"/>
+        </w:numPr>
+        <w:jc w:val="both"/>
+        <w:rPr>
+          <w:b/>
+          <w:sz w:val="24"/>
+          <w:szCs w:val="24"/>
+        </w:rPr>
+      </w:pPr>
+      <w:r>
+        <w:rPr>
+          <w:b/>
+          <w:sz w:val="24"/>
+          <w:szCs w:val="24"/>
+        </w:rPr>
+        <w:t>Análisis de Requerimientos de Software</w:t>
+      </w:r>
+    </w:p>
+    <w:p>
+      <w:pPr>
+        <w:pStyle w:val="Prrafodelista"/>
+        <w:numPr>
+          <w:ilvl w:val="0"/>
+          <w:numId w:val="16"/>
+        </w:numPr>
+        <w:jc w:val="both"/>
+        <w:rPr>
+          <w:b/>
+          <w:sz w:val="24"/>
+          <w:szCs w:val="24"/>
+        </w:rPr>
+      </w:pPr>
+      <w:r>
+        <w:rPr>
+          <w:b/>
+          <w:sz w:val="24"/>
+          <w:szCs w:val="24"/>
+        </w:rPr>
+        <w:t>Cuadro de Requerimientos funcionales inicial</w:t>
+      </w:r>
+    </w:p>
+    <w:p>
+      <w:pPr>
+        <w:pStyle w:val="Prrafodelista"/>
+        <w:ind w:left="1440"/>
+        <w:jc w:val="both"/>
+        <w:rPr>
+          <w:b/>
+          <w:sz w:val="24"/>
+          <w:szCs w:val="24"/>
+        </w:rPr>
+      </w:pPr>
+    </w:p>
+    <w:tbl>
+      <w:tblPr>
+        <w:tblStyle w:val="Tablaconcuadrcula"/>
+        <w:tblW w:w="0" w:type="auto"/>
+        <w:tblInd w:w="1440" w:type="dxa"/>
+        <w:tblLook w:val="04A0" w:firstRow="1" w:lastRow="0" w:firstColumn="1" w:lastColumn="0" w:noHBand="0" w:noVBand="1"/>
+      </w:tblPr>
+      <w:tblGrid>
+        <w:gridCol w:w="965"/>
+        <w:gridCol w:w="6089"/>
+      </w:tblGrid>
+      <w:tr>
+        <w:tc>
+          <w:tcPr>
+            <w:tcW w:w="965" w:type="dxa"/>
+          </w:tcPr>
+          <w:p>
+            <w:pPr>
+              <w:pStyle w:val="Prrafodelista"/>
+              <w:ind w:left="0"/>
+              <w:jc w:val="center"/>
+              <w:rPr>
+                <w:b/>
+                <w:sz w:val="24"/>
+                <w:szCs w:val="24"/>
+              </w:rPr>
+            </w:pPr>
+            <w:r>
+              <w:rPr>
+                <w:b/>
+                <w:sz w:val="24"/>
+                <w:szCs w:val="24"/>
+              </w:rPr>
+              <w:t>ID</w:t>
+            </w:r>
+          </w:p>
+        </w:tc>
+        <w:tc>
+          <w:tcPr>
+            <w:tcW w:w="6089" w:type="dxa"/>
+          </w:tcPr>
+          <w:p>
+            <w:pPr>
+              <w:pStyle w:val="Prrafodelista"/>
+              <w:ind w:left="0"/>
+              <w:jc w:val="center"/>
+              <w:rPr>
+                <w:b/>
+                <w:sz w:val="24"/>
+                <w:szCs w:val="24"/>
+              </w:rPr>
+            </w:pPr>
+            <w:r>
+              <w:rPr>
+                <w:b/>
+                <w:sz w:val="24"/>
+                <w:szCs w:val="24"/>
+              </w:rPr>
+              <w:t>REQUERIMIENTOS</w:t>
+            </w:r>
+          </w:p>
+        </w:tc>
+      </w:tr>
+      <w:tr>
+        <w:tc>
+          <w:tcPr>
+            <w:tcW w:w="965" w:type="dxa"/>
+          </w:tcPr>
+          <w:p>
+            <w:pPr>
+              <w:pStyle w:val="Prrafodelista"/>
+              <w:ind w:left="0"/>
+              <w:jc w:val="center"/>
+              <w:rPr>
+                <w:b/>
+                <w:sz w:val="24"/>
+                <w:szCs w:val="24"/>
+              </w:rPr>
+            </w:pPr>
+            <w:r>
+              <w:rPr>
+                <w:b/>
+                <w:sz w:val="24"/>
+                <w:szCs w:val="24"/>
+              </w:rPr>
+              <w:t>RF - 01</w:t>
+            </w:r>
+          </w:p>
+        </w:tc>
+        <w:tc>
+          <w:tcPr>
+            <w:tcW w:w="6089" w:type="dxa"/>
+          </w:tcPr>
+          <w:p>
+            <w:pPr>
+              <w:pStyle w:val="Prrafodelista"/>
+              <w:ind w:left="0"/>
+              <w:jc w:val="both"/>
+              <w:rPr>
+                <w:bCs/>
+                <w:sz w:val="24"/>
+                <w:szCs w:val="24"/>
+              </w:rPr>
+            </w:pPr>
+            <w:r>
+              <w:rPr>
+                <w:bCs/>
+                <w:sz w:val="24"/>
+                <w:szCs w:val="24"/>
+              </w:rPr>
+              <w:t xml:space="preserve">Permitir </w:t>
+            </w:r>
+            <w:r>
+              <w:rPr>
+                <w:bCs/>
+                <w:sz w:val="24"/>
+                <w:szCs w:val="24"/>
+              </w:rPr>
+              <w:t>programar backups diarios y semanales</w:t>
+            </w:r>
+          </w:p>
+        </w:tc>
+      </w:tr>
+      <w:tr>
+        <w:tc>
+          <w:tcPr>
+            <w:tcW w:w="965" w:type="dxa"/>
+          </w:tcPr>
+          <w:p>
+            <w:pPr>
+              <w:pStyle w:val="Prrafodelista"/>
+              <w:ind w:left="0"/>
+              <w:jc w:val="center"/>
+              <w:rPr>
+                <w:b/>
+                <w:sz w:val="24"/>
+                <w:szCs w:val="24"/>
+              </w:rPr>
+            </w:pPr>
+            <w:r>
+              <w:rPr>
+                <w:b/>
+                <w:sz w:val="24"/>
+                <w:szCs w:val="24"/>
+              </w:rPr>
+              <w:t>RF - 0</w:t>
+            </w:r>
+            <w:r>
+              <w:rPr>
+                <w:b/>
+                <w:sz w:val="24"/>
+                <w:szCs w:val="24"/>
+              </w:rPr>
+              <w:t>2</w:t>
+            </w:r>
+          </w:p>
+        </w:tc>
+        <w:tc>
+          <w:tcPr>
+            <w:tcW w:w="6089" w:type="dxa"/>
+          </w:tcPr>
+          <w:p>
+            <w:pPr>
+              <w:pStyle w:val="Prrafodelista"/>
+              <w:ind w:left="0"/>
+              <w:jc w:val="both"/>
+              <w:rPr>
+                <w:bCs/>
+                <w:sz w:val="24"/>
+                <w:szCs w:val="24"/>
+              </w:rPr>
+            </w:pPr>
+            <w:r>
+              <w:rPr>
+                <w:bCs/>
+                <w:sz w:val="24"/>
+                <w:szCs w:val="24"/>
+              </w:rPr>
+              <w:t xml:space="preserve">Soportar conexiones con MyS Server </w:t>
+            </w:r>
+          </w:p>
+        </w:tc>
+      </w:tr>
+      <w:tr>
+        <w:tc>
+          <w:tcPr>
+            <w:tcW w:w="965" w:type="dxa"/>
+          </w:tcPr>
+          <w:p>
+            <w:pPr>
+              <w:pStyle w:val="Prrafodelista"/>
+              <w:ind w:left="0"/>
+              <w:jc w:val="center"/>
+              <w:rPr>
+                <w:b/>
+                <w:sz w:val="24"/>
+                <w:szCs w:val="24"/>
+              </w:rPr>
+            </w:pPr>
+            <w:r>
+              <w:rPr>
+                <w:b/>
+                <w:sz w:val="24"/>
+                <w:szCs w:val="24"/>
+              </w:rPr>
+              <w:t xml:space="preserve">RF </w:t>
+            </w:r>
+            <w:r>
+              <w:rPr>
+                <w:b/>
+                <w:sz w:val="24"/>
+                <w:szCs w:val="24"/>
+              </w:rPr>
+              <w:t>-</w:t>
+            </w:r>
+            <w:r>
+              <w:rPr>
+                <w:b/>
+                <w:sz w:val="24"/>
+                <w:szCs w:val="24"/>
+              </w:rPr>
+              <w:t xml:space="preserve"> 0</w:t>
+            </w:r>
+            <w:r>
+              <w:rPr>
+                <w:b/>
+                <w:sz w:val="24"/>
+                <w:szCs w:val="24"/>
+              </w:rPr>
+              <w:t>3</w:t>
+            </w:r>
+          </w:p>
+        </w:tc>
+        <w:tc>
+          <w:tcPr>
+            <w:tcW w:w="6089" w:type="dxa"/>
+          </w:tcPr>
+          <w:p>
+            <w:pPr>
+              <w:jc w:val="both"/>
+              <w:rPr>
+                <w:bCs/>
+                <w:sz w:val="24"/>
+                <w:szCs w:val="24"/>
+              </w:rPr>
+            </w:pPr>
+            <w:r>
+              <w:rPr>
+                <w:bCs/>
+                <w:sz w:val="24"/>
+                <w:szCs w:val="24"/>
+              </w:rPr>
+              <w:t xml:space="preserve">Calcular y almacenar </w:t>
+            </w:r>
+            <w:r>
+              <w:rPr>
+                <w:bCs/>
+                <w:sz w:val="24"/>
+                <w:szCs w:val="24"/>
+              </w:rPr>
+              <w:t>hash SHA256</w:t>
+            </w:r>
+            <w:r>
+              <w:rPr>
+                <w:bCs/>
+                <w:sz w:val="24"/>
+                <w:szCs w:val="24"/>
+              </w:rPr>
+              <w:t xml:space="preserve"> de las backup</w:t>
+            </w:r>
+          </w:p>
+        </w:tc>
+      </w:tr>
+      <w:tr>
+        <w:tc>
+          <w:tcPr>
+            <w:tcW w:w="965" w:type="dxa"/>
+          </w:tcPr>
+          <w:p>
+            <w:pPr>
+              <w:pStyle w:val="Prrafodelista"/>
+              <w:ind w:left="0"/>
+              <w:jc w:val="center"/>
+              <w:rPr>
+                <w:b/>
+                <w:sz w:val="24"/>
+                <w:szCs w:val="24"/>
+              </w:rPr>
+            </w:pPr>
+            <w:r>
+              <w:rPr>
+                <w:b/>
+                <w:sz w:val="24"/>
+                <w:szCs w:val="24"/>
+              </w:rPr>
+              <w:t>RF - 0</w:t>
+            </w:r>
+            <w:r>
+              <w:rPr>
+                <w:b/>
+                <w:sz w:val="24"/>
+                <w:szCs w:val="24"/>
+              </w:rPr>
+              <w:t>4</w:t>
+            </w:r>
+          </w:p>
+        </w:tc>
+        <w:tc>
+          <w:tcPr>
+            <w:tcW w:w="6089" w:type="dxa"/>
+          </w:tcPr>
+          <w:p>
+            <w:pPr>
+              <w:pStyle w:val="Prrafodelista"/>
+              <w:ind w:left="0"/>
+              <w:jc w:val="both"/>
+              <w:rPr>
+                <w:bCs/>
+                <w:sz w:val="24"/>
+                <w:szCs w:val="24"/>
+              </w:rPr>
+            </w:pPr>
+            <w:r>
+              <w:rPr>
+                <w:bCs/>
+                <w:sz w:val="24"/>
+                <w:szCs w:val="24"/>
+              </w:rPr>
+              <w:t xml:space="preserve">Ejecutar la restauración de prueba automáticamente </w:t>
+            </w:r>
+          </w:p>
+        </w:tc>
+      </w:tr>
+      <w:tr>
+        <w:tc>
+          <w:tcPr>
+            <w:tcW w:w="965" w:type="dxa"/>
+          </w:tcPr>
+          <w:p>
+            <w:pPr>
+              <w:pStyle w:val="Prrafodelista"/>
+              <w:ind w:left="0"/>
+              <w:jc w:val="center"/>
+              <w:rPr>
+                <w:b/>
+                <w:sz w:val="24"/>
+                <w:szCs w:val="24"/>
+              </w:rPr>
+            </w:pPr>
+            <w:r>
+              <w:rPr>
+                <w:b/>
+                <w:sz w:val="24"/>
+                <w:szCs w:val="24"/>
+              </w:rPr>
+              <w:t>RF - 0</w:t>
+            </w:r>
+            <w:r>
+              <w:rPr>
+                <w:b/>
+                <w:sz w:val="24"/>
+                <w:szCs w:val="24"/>
+              </w:rPr>
+              <w:t>5</w:t>
+            </w:r>
+          </w:p>
+        </w:tc>
+        <w:tc>
+          <w:tcPr>
+            <w:tcW w:w="6089" w:type="dxa"/>
+          </w:tcPr>
+          <w:p>
+            <w:pPr>
+              <w:pStyle w:val="Prrafodelista"/>
+              <w:ind w:left="0"/>
+              <w:jc w:val="both"/>
+              <w:rPr>
+                <w:bCs/>
+                <w:sz w:val="24"/>
+                <w:szCs w:val="24"/>
+              </w:rPr>
+            </w:pPr>
+            <w:r>
+              <w:rPr>
+                <w:bCs/>
+                <w:sz w:val="24"/>
+                <w:szCs w:val="24"/>
+              </w:rPr>
+              <w:t xml:space="preserve">Enviar alertas de seguridad por correo </w:t>
+            </w:r>
+          </w:p>
+        </w:tc>
+      </w:tr>
+      <w:tr>
+        <w:tc>
+          <w:tcPr>
+            <w:tcW w:w="965" w:type="dxa"/>
+          </w:tcPr>
+          <w:p>
+            <w:pPr>
+              <w:pStyle w:val="Prrafodelista"/>
+              <w:ind w:left="0"/>
+              <w:jc w:val="center"/>
+              <w:rPr>
+                <w:b/>
+                <w:sz w:val="24"/>
+                <w:szCs w:val="24"/>
+              </w:rPr>
+            </w:pPr>
+            <w:r>
+              <w:rPr>
+                <w:b/>
+                <w:sz w:val="24"/>
+                <w:szCs w:val="24"/>
+              </w:rPr>
+              <w:t>RF - 0</w:t>
+            </w:r>
+            <w:r>
+              <w:rPr>
+                <w:b/>
+                <w:sz w:val="24"/>
+                <w:szCs w:val="24"/>
+              </w:rPr>
+              <w:t>6</w:t>
+            </w:r>
+          </w:p>
+        </w:tc>
+        <w:tc>
+          <w:tcPr>
+            <w:tcW w:w="6089" w:type="dxa"/>
+          </w:tcPr>
+          <w:p>
+            <w:pPr>
+              <w:pStyle w:val="Prrafodelista"/>
+              <w:ind w:left="0"/>
+              <w:jc w:val="both"/>
+              <w:rPr>
+                <w:bCs/>
+                <w:sz w:val="24"/>
+                <w:szCs w:val="24"/>
+              </w:rPr>
+            </w:pPr>
+            <w:r>
+              <w:rPr>
+                <w:bCs/>
+                <w:sz w:val="24"/>
+                <w:szCs w:val="24"/>
+              </w:rPr>
+              <w:t xml:space="preserve">Tener una interfaz web </w:t>
+            </w:r>
+          </w:p>
+        </w:tc>
+      </w:tr>
+      <w:tr>
+        <w:tc>
+          <w:tcPr>
+            <w:tcW w:w="965" w:type="dxa"/>
+          </w:tcPr>
+          <w:p>
+            <w:pPr>
+              <w:pStyle w:val="Prrafodelista"/>
+              <w:ind w:left="0"/>
+              <w:jc w:val="center"/>
+              <w:rPr>
+                <w:b/>
+                <w:sz w:val="24"/>
+                <w:szCs w:val="24"/>
+              </w:rPr>
+            </w:pPr>
+            <w:r>
+              <w:rPr>
+                <w:b/>
+                <w:sz w:val="24"/>
+                <w:szCs w:val="24"/>
+              </w:rPr>
+              <w:t>RF - 0</w:t>
+            </w:r>
+            <w:r>
+              <w:rPr>
+                <w:b/>
+                <w:sz w:val="24"/>
+                <w:szCs w:val="24"/>
+              </w:rPr>
+              <w:t>7</w:t>
+            </w:r>
+          </w:p>
+        </w:tc>
+        <w:tc>
+          <w:tcPr>
+            <w:tcW w:w="6089" w:type="dxa"/>
+          </w:tcPr>
+          <w:p>
+            <w:pPr>
+              <w:pStyle w:val="Prrafodelista"/>
+              <w:ind w:left="0"/>
+              <w:jc w:val="both"/>
+              <w:rPr>
+                <w:bCs/>
+                <w:sz w:val="24"/>
+                <w:szCs w:val="24"/>
+              </w:rPr>
+            </w:pPr>
+          </w:p>
+        </w:tc>
+      </w:tr>
+      <w:tr>
+        <w:tc>
+          <w:tcPr>
+            <w:tcW w:w="965" w:type="dxa"/>
+          </w:tcPr>
+          <w:p>
+            <w:pPr>
+              <w:pStyle w:val="Prrafodelista"/>
+              <w:ind w:left="0"/>
+              <w:jc w:val="center"/>
+              <w:rPr>
+                <w:b/>
+                <w:sz w:val="24"/>
+                <w:szCs w:val="24"/>
+              </w:rPr>
+            </w:pPr>
+            <w:r>
+              <w:rPr>
+                <w:b/>
+                <w:sz w:val="24"/>
+                <w:szCs w:val="24"/>
+              </w:rPr>
+              <w:t>RF - 0</w:t>
+            </w:r>
+            <w:r>
+              <w:rPr>
+                <w:b/>
+                <w:sz w:val="24"/>
+                <w:szCs w:val="24"/>
+              </w:rPr>
+              <w:t>8</w:t>
+            </w:r>
+          </w:p>
+        </w:tc>
+        <w:tc>
+          <w:tcPr>
+            <w:tcW w:w="6089" w:type="dxa"/>
+          </w:tcPr>
+          <w:p>
+            <w:pPr>
+              <w:pStyle w:val="Prrafodelista"/>
+              <w:ind w:left="0"/>
+              <w:jc w:val="both"/>
+              <w:rPr>
+                <w:bCs/>
+                <w:sz w:val="24"/>
+                <w:szCs w:val="24"/>
+              </w:rPr>
+            </w:pPr>
+            <w:r>
+              <w:rPr>
+                <w:bCs/>
+                <w:sz w:val="24"/>
+                <w:szCs w:val="24"/>
+              </w:rPr>
+              <w:t>Permitir recuperar la base de datos desde la backup</w:t>
+            </w:r>
+          </w:p>
+        </w:tc>
+      </w:tr>
+    </w:tbl>
+    <w:p>
+      <w:pPr>
+        <w:pStyle w:val="Prrafodelista"/>
+        <w:ind w:left="1440"/>
+        <w:jc w:val="both"/>
+        <w:rPr>
+          <w:b/>
+          <w:sz w:val="24"/>
+          <w:szCs w:val="24"/>
+        </w:rPr>
+      </w:pPr>
+    </w:p>
+    <w:p>
+      <w:pPr>
+        <w:pStyle w:val="Prrafodelista"/>
+        <w:ind w:left="1440"/>
+        <w:jc w:val="both"/>
+        <w:rPr>
+          <w:b/>
+          <w:sz w:val="24"/>
+          <w:szCs w:val="24"/>
+        </w:rPr>
+      </w:pPr>
+    </w:p>
+    <w:p>
+      <w:pPr>
+        <w:pStyle w:val="Prrafodelista"/>
+        <w:numPr>
+          <w:ilvl w:val="0"/>
+          <w:numId w:val="16"/>
+        </w:numPr>
+        <w:jc w:val="both"/>
+        <w:rPr>
+          <w:b/>
+          <w:sz w:val="24"/>
+          <w:szCs w:val="24"/>
+        </w:rPr>
+      </w:pPr>
+      <w:r>
+        <w:rPr>
+          <w:b/>
+          <w:sz w:val="24"/>
+          <w:szCs w:val="24"/>
+        </w:rPr>
+        <w:t>Cuadro de Requerimientos No Funcionales</w:t>
+      </w:r>
+    </w:p>
+    <w:p>
+      <w:pPr>
+        <w:pStyle w:val="Prrafodelista"/>
+        <w:rPr>
+          <w:b/>
+          <w:sz w:val="24"/>
+          <w:szCs w:val="24"/>
+        </w:rPr>
+      </w:pPr>
+    </w:p>
+    <w:tbl>
+      <w:tblPr>
+        <w:tblStyle w:val="Tablaconcuadrcula"/>
+        <w:tblW w:w="0" w:type="auto"/>
+        <w:tblInd w:w="1440" w:type="dxa"/>
+        <w:tblLook w:val="04A0" w:firstRow="1" w:lastRow="0" w:firstColumn="1" w:lastColumn="0" w:noHBand="0" w:noVBand="1"/>
+      </w:tblPr>
+      <w:tblGrid>
+        <w:gridCol w:w="1249"/>
+        <w:gridCol w:w="5805"/>
+      </w:tblGrid>
+      <w:tr>
+        <w:tc>
+          <w:tcPr>
+            <w:tcW w:w="1249" w:type="dxa"/>
+          </w:tcPr>
+          <w:p>
+            <w:pPr>
+              <w:pStyle w:val="Prrafodelista"/>
+              <w:ind w:left="0"/>
+              <w:jc w:val="center"/>
+              <w:rPr>
+                <w:b/>
+                <w:sz w:val="24"/>
+                <w:szCs w:val="24"/>
+              </w:rPr>
+            </w:pPr>
+            <w:r>
+              <w:rPr>
+                <w:b/>
+                <w:sz w:val="24"/>
+                <w:szCs w:val="24"/>
+              </w:rPr>
+              <w:t>ID</w:t>
+            </w:r>
+          </w:p>
+        </w:tc>
+        <w:tc>
+          <w:tcPr>
+            <w:tcW w:w="5805" w:type="dxa"/>
+          </w:tcPr>
+          <w:p>
+            <w:pPr>
+              <w:pStyle w:val="Prrafodelista"/>
+              <w:ind w:left="0"/>
+              <w:jc w:val="both"/>
+              <w:rPr>
+                <w:b/>
+                <w:sz w:val="24"/>
+                <w:szCs w:val="24"/>
+              </w:rPr>
+            </w:pPr>
+            <w:r>
+              <w:rPr>
+                <w:b/>
+                <w:sz w:val="24"/>
+                <w:szCs w:val="24"/>
+              </w:rPr>
+              <w:t>REQUERIMIENTO</w:t>
+            </w:r>
+          </w:p>
+        </w:tc>
+      </w:tr>
+      <w:tr>
+        <w:tc>
+          <w:tcPr>
+            <w:tcW w:w="1249" w:type="dxa"/>
+          </w:tcPr>
+          <w:p>
+            <w:pPr>
+              <w:pStyle w:val="Prrafodelista"/>
+              <w:ind w:left="0"/>
+              <w:jc w:val="center"/>
+              <w:rPr>
+                <w:b/>
+                <w:sz w:val="24"/>
+                <w:szCs w:val="24"/>
+              </w:rPr>
+            </w:pPr>
+            <w:r>
+              <w:rPr>
+                <w:b/>
+                <w:sz w:val="24"/>
+                <w:szCs w:val="24"/>
+              </w:rPr>
+              <w:t>RNF - 1</w:t>
+            </w:r>
+          </w:p>
+        </w:tc>
+        <w:tc>
+          <w:tcPr>
+            <w:tcW w:w="5805" w:type="dxa"/>
+          </w:tcPr>
+          <w:p>
+            <w:pPr>
+              <w:pStyle w:val="Prrafodelista"/>
+              <w:ind w:left="0"/>
+              <w:jc w:val="both"/>
+              <w:rPr>
+                <w:bCs/>
+                <w:sz w:val="24"/>
+                <w:szCs w:val="24"/>
+              </w:rPr>
+            </w:pPr>
+            <w:r>
+              <w:rPr>
+                <w:bCs/>
+                <w:sz w:val="24"/>
+                <w:szCs w:val="24"/>
+              </w:rPr>
+              <w:t>Disponibilidad del sistema a tiempo completo</w:t>
+            </w:r>
+          </w:p>
+        </w:tc>
+      </w:tr>
+      <w:tr>
+        <w:tc>
+          <w:tcPr>
+            <w:tcW w:w="1249" w:type="dxa"/>
+          </w:tcPr>
+          <w:p>
+            <w:pPr>
+              <w:pStyle w:val="Prrafodelista"/>
+              <w:ind w:left="0"/>
+              <w:jc w:val="center"/>
+              <w:rPr>
+                <w:b/>
+                <w:sz w:val="24"/>
+                <w:szCs w:val="24"/>
+              </w:rPr>
+            </w:pPr>
+            <w:r>
+              <w:rPr>
+                <w:b/>
+                <w:sz w:val="24"/>
+                <w:szCs w:val="24"/>
+              </w:rPr>
+              <w:t xml:space="preserve">RNF - </w:t>
+            </w:r>
+            <w:r>
+              <w:rPr>
+                <w:b/>
+                <w:sz w:val="24"/>
+                <w:szCs w:val="24"/>
+              </w:rPr>
+              <w:t>2</w:t>
+            </w:r>
+          </w:p>
+        </w:tc>
+        <w:tc>
+          <w:tcPr>
+            <w:tcW w:w="5805" w:type="dxa"/>
+          </w:tcPr>
+          <w:p>
+            <w:pPr>
+              <w:pStyle w:val="Prrafodelista"/>
+              <w:ind w:left="0"/>
+              <w:jc w:val="both"/>
+              <w:rPr>
+                <w:bCs/>
+                <w:sz w:val="24"/>
+                <w:szCs w:val="24"/>
+              </w:rPr>
+            </w:pPr>
+            <w:r>
+              <w:rPr>
+                <w:bCs/>
+                <w:sz w:val="24"/>
+                <w:szCs w:val="24"/>
+              </w:rPr>
+              <w:t xml:space="preserve">Tener el menor tiempo de restauración </w:t>
+            </w:r>
+          </w:p>
+        </w:tc>
+      </w:tr>
+      <w:tr>
+        <w:tc>
+          <w:tcPr>
+            <w:tcW w:w="1249" w:type="dxa"/>
+          </w:tcPr>
+          <w:p>
+            <w:pPr>
+              <w:pStyle w:val="Prrafodelista"/>
+              <w:ind w:left="0"/>
+              <w:jc w:val="center"/>
+              <w:rPr>
+                <w:b/>
+                <w:sz w:val="24"/>
+                <w:szCs w:val="24"/>
+              </w:rPr>
+            </w:pPr>
+            <w:r>
+              <w:rPr>
+                <w:b/>
+                <w:sz w:val="24"/>
+                <w:szCs w:val="24"/>
+              </w:rPr>
+              <w:t xml:space="preserve">RNF - </w:t>
+            </w:r>
+            <w:r>
+              <w:rPr>
+                <w:b/>
+                <w:sz w:val="24"/>
+                <w:szCs w:val="24"/>
+              </w:rPr>
+              <w:t>3</w:t>
+            </w:r>
+          </w:p>
+        </w:tc>
+        <w:tc>
+          <w:tcPr>
+            <w:tcW w:w="5805" w:type="dxa"/>
+          </w:tcPr>
+          <w:p>
+            <w:pPr>
+              <w:pStyle w:val="Prrafodelista"/>
+              <w:ind w:left="0"/>
+              <w:jc w:val="both"/>
+              <w:rPr>
+                <w:bCs/>
+                <w:sz w:val="24"/>
+                <w:szCs w:val="24"/>
+              </w:rPr>
+            </w:pPr>
+            <w:r>
+              <w:rPr>
+                <w:bCs/>
+                <w:sz w:val="24"/>
+                <w:szCs w:val="24"/>
+              </w:rPr>
+              <w:t xml:space="preserve">Tener una seguridad especial para los datos personales </w:t>
+            </w:r>
+          </w:p>
+        </w:tc>
+      </w:tr>
+      <w:tr>
+        <w:tc>
+          <w:tcPr>
+            <w:tcW w:w="1249" w:type="dxa"/>
+          </w:tcPr>
+          <w:p>
+            <w:pPr>
+              <w:pStyle w:val="Prrafodelista"/>
+              <w:ind w:left="0"/>
+              <w:jc w:val="center"/>
+              <w:rPr>
+                <w:b/>
+                <w:sz w:val="24"/>
+                <w:szCs w:val="24"/>
+              </w:rPr>
+            </w:pPr>
+            <w:r>
+              <w:rPr>
+                <w:b/>
+                <w:sz w:val="24"/>
+                <w:szCs w:val="24"/>
+              </w:rPr>
+              <w:t xml:space="preserve">RNF - </w:t>
+            </w:r>
+            <w:r>
+              <w:rPr>
+                <w:b/>
+                <w:sz w:val="24"/>
+                <w:szCs w:val="24"/>
+              </w:rPr>
+              <w:t>4</w:t>
+            </w:r>
+          </w:p>
+        </w:tc>
+        <w:tc>
+          <w:tcPr>
+            <w:tcW w:w="5805" w:type="dxa"/>
+          </w:tcPr>
+          <w:p>
+            <w:pPr>
+              <w:pStyle w:val="Prrafodelista"/>
+              <w:ind w:left="0"/>
+              <w:jc w:val="both"/>
+              <w:rPr>
+                <w:bCs/>
+                <w:sz w:val="24"/>
+                <w:szCs w:val="24"/>
+              </w:rPr>
+            </w:pPr>
+            <w:r>
+              <w:rPr>
+                <w:bCs/>
+                <w:sz w:val="24"/>
+                <w:szCs w:val="24"/>
+              </w:rPr>
+              <w:t xml:space="preserve">Cumplir con las normas de auditoria </w:t>
+            </w:r>
+          </w:p>
+        </w:tc>
+      </w:tr>
+      <w:tr>
+        <w:tc>
+          <w:tcPr>
+            <w:tcW w:w="1249" w:type="dxa"/>
+          </w:tcPr>
+          <w:p>
+            <w:pPr>
+              <w:pStyle w:val="Prrafodelista"/>
+              <w:ind w:left="0"/>
+              <w:jc w:val="center"/>
+              <w:rPr>
+                <w:b/>
+                <w:sz w:val="24"/>
+                <w:szCs w:val="24"/>
+              </w:rPr>
+            </w:pPr>
+            <w:r>
+              <w:rPr>
+                <w:b/>
+                <w:sz w:val="24"/>
+                <w:szCs w:val="24"/>
+              </w:rPr>
+              <w:t xml:space="preserve">RNF - </w:t>
+            </w:r>
+            <w:r>
+              <w:rPr>
+                <w:b/>
+                <w:sz w:val="24"/>
+                <w:szCs w:val="24"/>
+              </w:rPr>
+              <w:t>5</w:t>
+            </w:r>
+          </w:p>
+        </w:tc>
+        <w:tc>
+          <w:tcPr>
+            <w:tcW w:w="5805" w:type="dxa"/>
+          </w:tcPr>
+          <w:p>
+            <w:pPr>
+              <w:pStyle w:val="Prrafodelista"/>
+              <w:ind w:left="0"/>
+              <w:jc w:val="both"/>
+              <w:rPr>
+                <w:bCs/>
+                <w:sz w:val="24"/>
+                <w:szCs w:val="24"/>
+              </w:rPr>
+            </w:pPr>
+            <w:r>
+              <w:rPr>
+                <w:bCs/>
+                <w:sz w:val="24"/>
+                <w:szCs w:val="24"/>
+              </w:rPr>
+              <w:t xml:space="preserve">Ser accesible y fácil de usar </w:t>
+            </w:r>
+          </w:p>
+        </w:tc>
+      </w:tr>
+      <w:tr>
+        <w:tc>
+          <w:tcPr>
+            <w:tcW w:w="1249" w:type="dxa"/>
+          </w:tcPr>
+          <w:p>
+            <w:pPr>
+              <w:pStyle w:val="Prrafodelista"/>
+              <w:ind w:left="0"/>
+              <w:jc w:val="center"/>
+              <w:rPr>
+                <w:b/>
+                <w:sz w:val="24"/>
+                <w:szCs w:val="24"/>
+              </w:rPr>
+            </w:pPr>
+            <w:r>
+              <w:rPr>
+                <w:b/>
+                <w:sz w:val="24"/>
+                <w:szCs w:val="24"/>
+              </w:rPr>
+              <w:t xml:space="preserve">RNF - </w:t>
+            </w:r>
+            <w:r>
+              <w:rPr>
+                <w:b/>
+                <w:sz w:val="24"/>
+                <w:szCs w:val="24"/>
+              </w:rPr>
+              <w:t>6</w:t>
+            </w:r>
+          </w:p>
+        </w:tc>
+        <w:tc>
+          <w:tcPr>
+            <w:tcW w:w="5805" w:type="dxa"/>
+          </w:tcPr>
+          <w:p>
+            <w:pPr>
+              <w:pStyle w:val="Prrafodelista"/>
+              <w:ind w:left="0"/>
+              <w:jc w:val="both"/>
+              <w:rPr>
+                <w:bCs/>
+                <w:sz w:val="24"/>
+                <w:szCs w:val="24"/>
+              </w:rPr>
+            </w:pPr>
+          </w:p>
+        </w:tc>
+      </w:tr>
+    </w:tbl>
+    <w:p>
+      <w:pPr>
+        <w:pStyle w:val="Prrafodelista"/>
+        <w:ind w:left="1440"/>
+        <w:jc w:val="both"/>
+        <w:rPr>
+          <w:b/>
+          <w:sz w:val="24"/>
+          <w:szCs w:val="24"/>
+        </w:rPr>
+      </w:pPr>
+    </w:p>
+    <w:p>
+      <w:pPr>
+        <w:pStyle w:val="Prrafodelista"/>
+        <w:ind w:left="1440"/>
+        <w:jc w:val="both"/>
+        <w:rPr>
+          <w:b/>
+          <w:sz w:val="24"/>
+          <w:szCs w:val="24"/>
+        </w:rPr>
+      </w:pPr>
+    </w:p>
+    <w:p>
+      <w:pPr>
+        <w:pStyle w:val="Prrafodelista"/>
+        <w:numPr>
+          <w:ilvl w:val="0"/>
+          <w:numId w:val="16"/>
+        </w:numPr>
+        <w:jc w:val="both"/>
+        <w:rPr>
+          <w:b/>
+          <w:sz w:val="24"/>
+          <w:szCs w:val="24"/>
+        </w:rPr>
+      </w:pPr>
+      <w:r>
+        <w:rPr>
+          <w:b/>
+          <w:sz w:val="24"/>
+          <w:szCs w:val="24"/>
+        </w:rPr>
+        <w:t>Cuadro de Requerimientos funcionales Finales</w:t>
+      </w:r>
+    </w:p>
+    <w:p>
+      <w:pPr>
+        <w:pStyle w:val="Prrafodelista"/>
+        <w:ind w:left="1440"/>
+        <w:jc w:val="both"/>
+        <w:rPr>
+          <w:b/>
+          <w:sz w:val="24"/>
+          <w:szCs w:val="24"/>
+        </w:rPr>
+      </w:pPr>
+    </w:p>
+    <w:p>
+      <w:pPr>
+        <w:pStyle w:val="Prrafodelista"/>
+        <w:numPr>
+          <w:ilvl w:val="0"/>
+          <w:numId w:val="16"/>
+        </w:numPr>
+        <w:jc w:val="both"/>
+        <w:rPr>
+          <w:b/>
+          <w:sz w:val="24"/>
+          <w:szCs w:val="24"/>
+        </w:rPr>
+      </w:pPr>
+      <w:r>
+        <w:rPr>
+          <w:b/>
+          <w:sz w:val="24"/>
+          <w:szCs w:val="24"/>
+        </w:rPr>
+        <w:t>Reglas de Negocio</w:t>
+      </w:r>
+    </w:p>
+    <w:p>
+      <w:pPr>
+        <w:pStyle w:val="Prrafodelista"/>
+        <w:rPr>
+          <w:b/>
+          <w:sz w:val="24"/>
+          <w:szCs w:val="24"/>
+        </w:rPr>
+      </w:pPr>
+    </w:p>
+    <w:tbl>
+      <w:tblPr>
+        <w:tblStyle w:val="Tablaconcuadrcula"/>
+        <w:tblW w:w="0" w:type="auto"/>
+        <w:tblInd w:w="1440" w:type="dxa"/>
+        <w:tblLook w:val="04A0" w:firstRow="1" w:lastRow="0" w:firstColumn="1" w:lastColumn="0" w:noHBand="0" w:noVBand="1"/>
+      </w:tblPr>
+      <w:tblGrid>
+        <w:gridCol w:w="965"/>
+        <w:gridCol w:w="6089"/>
+      </w:tblGrid>
+      <w:tr>
+        <w:tc>
+          <w:tcPr>
+            <w:tcW w:w="965" w:type="dxa"/>
+          </w:tcPr>
+          <w:p>
+            <w:pPr>
+              <w:pStyle w:val="Prrafodelista"/>
+              <w:ind w:left="0"/>
+              <w:jc w:val="center"/>
+              <w:rPr>
+                <w:b/>
+                <w:sz w:val="24"/>
+                <w:szCs w:val="24"/>
+              </w:rPr>
+            </w:pPr>
+            <w:r>
+              <w:rPr>
+                <w:b/>
+                <w:sz w:val="24"/>
+                <w:szCs w:val="24"/>
+              </w:rPr>
+              <w:t>ID</w:t>
+            </w:r>
+          </w:p>
+        </w:tc>
+        <w:tc>
+          <w:tcPr>
+            <w:tcW w:w="6089" w:type="dxa"/>
+          </w:tcPr>
+          <w:p>
+            <w:pPr>
+              <w:pStyle w:val="Prrafodelista"/>
+              <w:ind w:left="0"/>
+              <w:jc w:val="center"/>
+              <w:rPr>
+                <w:b/>
+                <w:sz w:val="24"/>
+                <w:szCs w:val="24"/>
+              </w:rPr>
+            </w:pPr>
+            <w:r>
+              <w:rPr>
+                <w:b/>
+                <w:sz w:val="24"/>
+                <w:szCs w:val="24"/>
+              </w:rPr>
+              <w:t>REQUERIMIENTOS</w:t>
+            </w:r>
+          </w:p>
+        </w:tc>
+      </w:tr>
+      <w:tr>
+        <w:tc>
+          <w:tcPr>
+            <w:tcW w:w="965" w:type="dxa"/>
+          </w:tcPr>
+          <w:p>
+            <w:pPr>
+              <w:pStyle w:val="Prrafodelista"/>
+              <w:ind w:left="0"/>
+              <w:jc w:val="center"/>
+              <w:rPr>
+                <w:b/>
+                <w:sz w:val="24"/>
+                <w:szCs w:val="24"/>
+              </w:rPr>
+            </w:pPr>
+            <w:r>
+              <w:rPr>
+                <w:b/>
+                <w:sz w:val="24"/>
+                <w:szCs w:val="24"/>
+              </w:rPr>
+              <w:t>RN - 01</w:t>
+            </w:r>
+          </w:p>
+        </w:tc>
+        <w:tc>
+          <w:tcPr>
+            <w:tcW w:w="6089" w:type="dxa"/>
+          </w:tcPr>
+          <w:p>
+            <w:pPr>
+              <w:pStyle w:val="Prrafodelista"/>
+              <w:ind w:left="0"/>
+              <w:jc w:val="both"/>
+              <w:rPr>
+                <w:bCs/>
+                <w:sz w:val="24"/>
+                <w:szCs w:val="24"/>
+              </w:rPr>
+            </w:pPr>
+            <w:r>
+              <w:rPr>
+                <w:bCs/>
+                <w:sz w:val="24"/>
+                <w:szCs w:val="24"/>
+              </w:rPr>
+              <w:t>La backup solo se considera si supera la prueba del Hash</w:t>
+            </w:r>
+          </w:p>
+        </w:tc>
+      </w:tr>
+      <w:tr>
+        <w:tc>
+          <w:tcPr>
+            <w:tcW w:w="965" w:type="dxa"/>
+          </w:tcPr>
+          <w:p>
+            <w:pPr>
+              <w:pStyle w:val="Prrafodelista"/>
+              <w:ind w:left="0"/>
+              <w:jc w:val="center"/>
+              <w:rPr>
+                <w:b/>
+                <w:sz w:val="24"/>
+                <w:szCs w:val="24"/>
+              </w:rPr>
+            </w:pPr>
+            <w:r>
+              <w:rPr>
+                <w:b/>
+                <w:sz w:val="24"/>
+                <w:szCs w:val="24"/>
+              </w:rPr>
+              <w:t>RN - 02</w:t>
+            </w:r>
+          </w:p>
+        </w:tc>
+        <w:tc>
+          <w:tcPr>
+            <w:tcW w:w="6089" w:type="dxa"/>
+          </w:tcPr>
+          <w:p>
+            <w:pPr>
+              <w:pStyle w:val="Prrafodelista"/>
+              <w:ind w:left="0"/>
+              <w:jc w:val="both"/>
+              <w:rPr>
+                <w:bCs/>
+                <w:sz w:val="24"/>
+                <w:szCs w:val="24"/>
+              </w:rPr>
+            </w:pPr>
+            <w:r>
+              <w:rPr>
+                <w:bCs/>
+                <w:sz w:val="24"/>
+                <w:szCs w:val="24"/>
+              </w:rPr>
+              <w:t>No podemos eliminar las backup que no superen los 30 dias de antiguedad</w:t>
+            </w:r>
+          </w:p>
+        </w:tc>
+      </w:tr>
+      <w:tr>
+        <w:tc>
+          <w:tcPr>
+            <w:tcW w:w="965" w:type="dxa"/>
+          </w:tcPr>
+          <w:p>
+            <w:pPr>
+              <w:pStyle w:val="Prrafodelista"/>
+              <w:ind w:left="0"/>
+              <w:jc w:val="center"/>
+              <w:rPr>
+                <w:b/>
+                <w:sz w:val="24"/>
+                <w:szCs w:val="24"/>
+              </w:rPr>
+            </w:pPr>
+            <w:r>
+              <w:rPr>
+                <w:b/>
+                <w:sz w:val="24"/>
+                <w:szCs w:val="24"/>
+              </w:rPr>
+              <w:t>RN - 03</w:t>
+            </w:r>
+          </w:p>
+        </w:tc>
+        <w:tc>
+          <w:tcPr>
+            <w:tcW w:w="6089" w:type="dxa"/>
+          </w:tcPr>
+          <w:p>
+            <w:pPr>
+              <w:jc w:val="both"/>
+              <w:rPr>
+                <w:bCs/>
+                <w:sz w:val="24"/>
+                <w:szCs w:val="24"/>
+              </w:rPr>
+            </w:pPr>
+            <w:r>
+              <w:rPr>
+                <w:bCs/>
+                <w:sz w:val="24"/>
+                <w:szCs w:val="24"/>
+              </w:rPr>
+              <w:t>Cada restauración de prueba se debe de realizar en un entorno aislado</w:t>
+            </w:r>
+          </w:p>
+        </w:tc>
+      </w:tr>
+      <w:tr>
+        <w:tc>
+          <w:tcPr>
+            <w:tcW w:w="965" w:type="dxa"/>
+          </w:tcPr>
+          <w:p>
+            <w:pPr>
+              <w:pStyle w:val="Prrafodelista"/>
+              <w:ind w:left="0"/>
+              <w:jc w:val="center"/>
+              <w:rPr>
+                <w:b/>
+                <w:sz w:val="24"/>
+                <w:szCs w:val="24"/>
+              </w:rPr>
+            </w:pPr>
+            <w:r>
+              <w:rPr>
+                <w:b/>
+                <w:sz w:val="24"/>
+                <w:szCs w:val="24"/>
+              </w:rPr>
+              <w:t>RN - 04</w:t>
+            </w:r>
+          </w:p>
+        </w:tc>
+        <w:tc>
+          <w:tcPr>
+            <w:tcW w:w="6089" w:type="dxa"/>
+          </w:tcPr>
+          <w:p>
+            <w:pPr>
+              <w:pStyle w:val="Prrafodelista"/>
+              <w:ind w:left="0"/>
+              <w:jc w:val="both"/>
+              <w:rPr>
+                <w:bCs/>
+                <w:sz w:val="24"/>
+                <w:szCs w:val="24"/>
+              </w:rPr>
+            </w:pPr>
+          </w:p>
+        </w:tc>
+      </w:tr>
+      <w:tr>
+        <w:tc>
+          <w:tcPr>
+            <w:tcW w:w="965" w:type="dxa"/>
+          </w:tcPr>
+          <w:p>
+            <w:pPr>
+              <w:pStyle w:val="Prrafodelista"/>
+              <w:ind w:left="0"/>
+              <w:jc w:val="center"/>
+              <w:rPr>
+                <w:b/>
+                <w:sz w:val="24"/>
+                <w:szCs w:val="24"/>
+              </w:rPr>
+            </w:pPr>
+            <w:r>
+              <w:rPr>
+                <w:b/>
+                <w:sz w:val="24"/>
+                <w:szCs w:val="24"/>
+              </w:rPr>
+              <w:t>RN - 05</w:t>
+            </w:r>
+          </w:p>
+        </w:tc>
+        <w:tc>
+          <w:tcPr>
+            <w:tcW w:w="6089" w:type="dxa"/>
+          </w:tcPr>
+          <w:p>
+            <w:pPr>
+              <w:pStyle w:val="Prrafodelista"/>
+              <w:ind w:left="0"/>
+              <w:jc w:val="both"/>
+              <w:rPr>
+                <w:bCs/>
+                <w:sz w:val="24"/>
+                <w:szCs w:val="24"/>
+              </w:rPr>
+            </w:pPr>
+          </w:p>
+        </w:tc>
+      </w:tr>
+      <w:tr>
+        <w:tc>
+          <w:tcPr>
+            <w:tcW w:w="965" w:type="dxa"/>
+          </w:tcPr>
+          <w:p>
+            <w:pPr>
+              <w:pStyle w:val="Prrafodelista"/>
+              <w:ind w:left="0"/>
+              <w:jc w:val="center"/>
+              <w:rPr>
+                <w:b/>
+                <w:sz w:val="24"/>
+                <w:szCs w:val="24"/>
+              </w:rPr>
+            </w:pPr>
+            <w:r>
+              <w:rPr>
+                <w:b/>
+                <w:sz w:val="24"/>
+                <w:szCs w:val="24"/>
+              </w:rPr>
+              <w:t>RN - 06</w:t>
+            </w:r>
+          </w:p>
+        </w:tc>
+        <w:tc>
+          <w:tcPr>
+            <w:tcW w:w="6089" w:type="dxa"/>
+          </w:tcPr>
+          <w:p>
+            <w:pPr>
+              <w:pStyle w:val="Prrafodelista"/>
+              <w:ind w:left="0"/>
+              <w:jc w:val="both"/>
+              <w:rPr>
+                <w:bCs/>
+                <w:sz w:val="24"/>
+                <w:szCs w:val="24"/>
+              </w:rPr>
+            </w:pPr>
+          </w:p>
+        </w:tc>
+      </w:tr>
+      <w:tr>
+        <w:tc>
+          <w:tcPr>
+            <w:tcW w:w="965" w:type="dxa"/>
+          </w:tcPr>
+          <w:p>
+            <w:pPr>
+              <w:pStyle w:val="Prrafodelista"/>
+              <w:ind w:left="0"/>
+              <w:jc w:val="center"/>
+              <w:rPr>
+                <w:b/>
+                <w:sz w:val="24"/>
+                <w:szCs w:val="24"/>
+              </w:rPr>
+            </w:pPr>
+            <w:r>
+              <w:rPr>
+                <w:b/>
+                <w:sz w:val="24"/>
+                <w:szCs w:val="24"/>
+              </w:rPr>
+              <w:t>RN - 07</w:t>
+            </w:r>
+          </w:p>
+        </w:tc>
+        <w:tc>
+          <w:tcPr>
+            <w:tcW w:w="6089" w:type="dxa"/>
+          </w:tcPr>
+          <w:p>
+            <w:pPr>
+              <w:pStyle w:val="Prrafodelista"/>
+              <w:ind w:left="0"/>
+              <w:jc w:val="both"/>
+              <w:rPr>
+                <w:bCs/>
+                <w:sz w:val="24"/>
+                <w:szCs w:val="24"/>
+              </w:rPr>
+            </w:pPr>
+          </w:p>
+        </w:tc>
+      </w:tr>
+      <w:tr>
+        <w:tc>
+          <w:tcPr>
+            <w:tcW w:w="965" w:type="dxa"/>
+          </w:tcPr>
+          <w:p>
+            <w:pPr>
+              <w:pStyle w:val="Prrafodelista"/>
+              <w:ind w:left="0"/>
+              <w:jc w:val="center"/>
+              <w:rPr>
+                <w:b/>
+                <w:sz w:val="24"/>
+                <w:szCs w:val="24"/>
+              </w:rPr>
+            </w:pPr>
+            <w:r>
+              <w:rPr>
+                <w:b/>
+                <w:sz w:val="24"/>
+                <w:szCs w:val="24"/>
+              </w:rPr>
+              <w:t>RN - 08</w:t>
+            </w:r>
+          </w:p>
+        </w:tc>
+        <w:tc>
+          <w:tcPr>
+            <w:tcW w:w="6089" w:type="dxa"/>
+          </w:tcPr>
+          <w:p>
+            <w:pPr>
+              <w:pStyle w:val="Prrafodelista"/>
+              <w:ind w:left="0"/>
+              <w:jc w:val="both"/>
+              <w:rPr>
+                <w:bCs/>
+                <w:sz w:val="24"/>
+                <w:szCs w:val="24"/>
+              </w:rPr>
+            </w:pPr>
+          </w:p>
+        </w:tc>
+      </w:tr>
+    </w:tbl>
+    <w:p>
+      <w:pPr>
+        <w:pStyle w:val="Prrafodelista"/>
+        <w:ind w:left="1440"/>
+        <w:jc w:val="both"/>
+        <w:rPr>
+          <w:b/>
+          <w:sz w:val="24"/>
+          <w:szCs w:val="24"/>
+        </w:rPr>
+      </w:pPr>
+    </w:p>
+    <w:p>
+      <w:pPr>
+        <w:pStyle w:val="Prrafodelista"/>
+        <w:numPr>
+          <w:ilvl w:val="0"/>
+          <w:numId w:val="1"/>
+        </w:numPr>
+        <w:jc w:val="both"/>
+        <w:rPr>
+          <w:b/>
+          <w:sz w:val="24"/>
+          <w:szCs w:val="24"/>
+        </w:rPr>
+      </w:pPr>
+      <w:r>
+        <w:rPr>
+          <w:b/>
+          <w:sz w:val="24"/>
+          <w:szCs w:val="24"/>
+        </w:rPr>
+        <w:t xml:space="preserve">Fase de Desarrollo </w:t>
+      </w:r>
+    </w:p>
+    <w:p>
+      <w:pPr>
+        <w:pStyle w:val="Prrafodelista"/>
+        <w:numPr>
+          <w:ilvl w:val="1"/>
+          <w:numId w:val="1"/>
+        </w:numPr>
+        <w:jc w:val="both"/>
+        <w:rPr>
+          <w:b/>
+          <w:sz w:val="24"/>
+          <w:szCs w:val="24"/>
+        </w:rPr>
+      </w:pPr>
+      <w:r>
+        <w:rPr>
+          <w:b/>
+          <w:sz w:val="24"/>
+          <w:szCs w:val="24"/>
+        </w:rPr>
+        <w:t>Perfiles de Usuario</w:t>
+      </w:r>
+    </w:p>
+    <w:tbl>
+      <w:tblPr>
+        <w:tblStyle w:val="Tablaconcuadrcula"/>
+        <w:tblW w:w="0" w:type="auto"/>
+        <w:tblInd w:w="1440" w:type="dxa"/>
+        <w:tblLook w:val="04A0" w:firstRow="1" w:lastRow="0" w:firstColumn="1" w:lastColumn="0" w:noHBand="0" w:noVBand="1"/>
+      </w:tblPr>
+      <w:tblGrid>
+        <w:gridCol w:w="2243"/>
+        <w:gridCol w:w="2451"/>
+        <w:gridCol w:w="2360"/>
+      </w:tblGrid>
+      <w:tr>
+        <w:tc>
+          <w:tcPr>
+            <w:tcW w:w="2831" w:type="dxa"/>
+          </w:tcPr>
+          <w:p>
+            <w:pPr>
+              <w:pStyle w:val="Prrafodelista"/>
+              <w:ind w:left="0"/>
+              <w:jc w:val="both"/>
+              <w:rPr>
+                <w:b/>
+                <w:sz w:val="24"/>
+                <w:szCs w:val="24"/>
+              </w:rPr>
+            </w:pPr>
+            <w:r>
+              <w:rPr>
+                <w:b/>
+                <w:sz w:val="24"/>
+                <w:szCs w:val="24"/>
+              </w:rPr>
+              <w:t>PERFIL</w:t>
+            </w:r>
+          </w:p>
+        </w:tc>
+        <w:tc>
+          <w:tcPr>
+            <w:tcW w:w="2831" w:type="dxa"/>
+          </w:tcPr>
+          <w:p>
+            <w:pPr>
+              <w:pStyle w:val="Prrafodelista"/>
+              <w:ind w:left="0"/>
+              <w:jc w:val="both"/>
+              <w:rPr>
+                <w:b/>
+                <w:sz w:val="24"/>
+                <w:szCs w:val="24"/>
+              </w:rPr>
+            </w:pPr>
+            <w:r>
+              <w:rPr>
+                <w:b/>
+                <w:sz w:val="24"/>
+                <w:szCs w:val="24"/>
+              </w:rPr>
+              <w:t xml:space="preserve">DESCRIPCIÓN </w:t>
+            </w:r>
+          </w:p>
+        </w:tc>
+        <w:tc>
+          <w:tcPr>
+            <w:tcW w:w="2832" w:type="dxa"/>
+          </w:tcPr>
+          <w:p>
+            <w:pPr>
+              <w:pStyle w:val="Prrafodelista"/>
+              <w:ind w:left="0"/>
+              <w:jc w:val="both"/>
+              <w:rPr>
+                <w:b/>
+                <w:sz w:val="24"/>
+                <w:szCs w:val="24"/>
+              </w:rPr>
+            </w:pPr>
+            <w:r>
+              <w:rPr>
+                <w:b/>
+                <w:sz w:val="24"/>
+                <w:szCs w:val="24"/>
+              </w:rPr>
+              <w:t>PERMISOS</w:t>
+            </w:r>
+          </w:p>
+        </w:tc>
+      </w:tr>
+      <w:tr>
+        <w:tc>
+          <w:tcPr>
+            <w:tcW w:w="2831" w:type="dxa"/>
+          </w:tcPr>
+          <w:p>
+            <w:pPr>
+              <w:pStyle w:val="Prrafodelista"/>
+              <w:ind w:left="0"/>
+              <w:jc w:val="both"/>
+              <w:rPr>
+                <w:b/>
+                <w:sz w:val="24"/>
+                <w:szCs w:val="24"/>
+              </w:rPr>
+            </w:pPr>
+          </w:p>
+        </w:tc>
+        <w:tc>
+          <w:tcPr>
+            <w:tcW w:w="2831" w:type="dxa"/>
+          </w:tcPr>
+          <w:p>
+            <w:pPr>
+              <w:pStyle w:val="Prrafodelista"/>
+              <w:ind w:left="0"/>
+              <w:jc w:val="both"/>
+              <w:rPr>
+                <w:b/>
+                <w:sz w:val="24"/>
+                <w:szCs w:val="24"/>
+              </w:rPr>
+            </w:pPr>
+          </w:p>
+        </w:tc>
+        <w:tc>
+          <w:tcPr>
+            <w:tcW w:w="2832" w:type="dxa"/>
+          </w:tcPr>
+          <w:p>
+            <w:pPr>
+              <w:pStyle w:val="Prrafodelista"/>
+              <w:ind w:left="0"/>
+              <w:jc w:val="both"/>
+              <w:rPr>
+                <w:b/>
+                <w:sz w:val="24"/>
+                <w:szCs w:val="24"/>
+              </w:rPr>
+            </w:pPr>
+          </w:p>
+        </w:tc>
+      </w:tr>
+      <w:tr>
+        <w:tc>
+          <w:tcPr>
+            <w:tcW w:w="2831" w:type="dxa"/>
+          </w:tcPr>
+          <w:p>
+            <w:pPr>
+              <w:pStyle w:val="Prrafodelista"/>
+              <w:ind w:left="0"/>
+              <w:jc w:val="both"/>
+              <w:rPr>
+                <w:b/>
+                <w:sz w:val="24"/>
+                <w:szCs w:val="24"/>
+              </w:rPr>
+            </w:pPr>
+          </w:p>
+        </w:tc>
+        <w:tc>
+          <w:tcPr>
+            <w:tcW w:w="2831" w:type="dxa"/>
+          </w:tcPr>
+          <w:p>
+            <w:pPr>
+              <w:pStyle w:val="Prrafodelista"/>
+              <w:ind w:left="0"/>
+              <w:jc w:val="both"/>
+              <w:rPr>
+                <w:b/>
+                <w:sz w:val="24"/>
+                <w:szCs w:val="24"/>
+              </w:rPr>
+            </w:pPr>
+          </w:p>
+        </w:tc>
+        <w:tc>
+          <w:tcPr>
+            <w:tcW w:w="2832" w:type="dxa"/>
+          </w:tcPr>
+          <w:p>
+            <w:pPr>
+              <w:pStyle w:val="Prrafodelista"/>
+              <w:ind w:left="0"/>
+              <w:jc w:val="both"/>
+              <w:rPr>
+                <w:b/>
+                <w:sz w:val="24"/>
+                <w:szCs w:val="24"/>
+              </w:rPr>
+            </w:pPr>
+          </w:p>
+        </w:tc>
+      </w:tr>
+      <w:tr>
+        <w:tc>
+          <w:tcPr>
+            <w:tcW w:w="2831" w:type="dxa"/>
+          </w:tcPr>
+          <w:p>
+            <w:pPr>
+              <w:pStyle w:val="Prrafodelista"/>
+              <w:ind w:left="0"/>
+              <w:jc w:val="both"/>
+              <w:rPr>
+                <w:b/>
+                <w:sz w:val="24"/>
+                <w:szCs w:val="24"/>
+              </w:rPr>
+            </w:pPr>
+          </w:p>
+        </w:tc>
+        <w:tc>
+          <w:tcPr>
+            <w:tcW w:w="2831" w:type="dxa"/>
+          </w:tcPr>
+          <w:p>
+            <w:pPr>
+              <w:pStyle w:val="Prrafodelista"/>
+              <w:ind w:left="0"/>
+              <w:jc w:val="both"/>
+              <w:rPr>
+                <w:b/>
+                <w:sz w:val="24"/>
+                <w:szCs w:val="24"/>
+              </w:rPr>
+            </w:pPr>
+          </w:p>
+        </w:tc>
+        <w:tc>
+          <w:tcPr>
+            <w:tcW w:w="2832" w:type="dxa"/>
+          </w:tcPr>
+          <w:p>
+            <w:pPr>
+              <w:pStyle w:val="Prrafodelista"/>
+              <w:ind w:left="0"/>
+              <w:jc w:val="both"/>
+              <w:rPr>
+                <w:b/>
+                <w:sz w:val="24"/>
+                <w:szCs w:val="24"/>
+              </w:rPr>
+            </w:pPr>
+          </w:p>
+        </w:tc>
+      </w:tr>
+    </w:tbl>
+    <w:p>
+      <w:pPr>
+        <w:pStyle w:val="Prrafodelista"/>
+        <w:ind w:left="1440"/>
+        <w:jc w:val="both"/>
+        <w:rPr>
+          <w:b/>
+          <w:sz w:val="24"/>
+          <w:szCs w:val="24"/>
+        </w:rPr>
+      </w:pPr>
+    </w:p>
+    <w:p>
+      <w:pPr>
+        <w:pStyle w:val="Prrafodelista"/>
+        <w:numPr>
+          <w:ilvl w:val="1"/>
+          <w:numId w:val="1"/>
+        </w:numPr>
+        <w:jc w:val="both"/>
+        <w:rPr>
+          <w:b/>
+          <w:sz w:val="24"/>
+          <w:szCs w:val="24"/>
+        </w:rPr>
+      </w:pPr>
+      <w:r>
+        <w:rPr>
+          <w:b/>
+          <w:sz w:val="24"/>
+          <w:szCs w:val="24"/>
+        </w:rPr>
+        <w:t>Modelo Conceptual</w:t>
+      </w:r>
+    </w:p>
+    <w:p>
+      <w:pPr>
+        <w:pStyle w:val="Prrafodelista"/>
+        <w:numPr>
+          <w:ilvl w:val="0"/>
+          <w:numId w:val="17"/>
+        </w:numPr>
+        <w:jc w:val="both"/>
+        <w:rPr>
+          <w:b/>
+          <w:sz w:val="24"/>
+          <w:szCs w:val="24"/>
+        </w:rPr>
+      </w:pPr>
+      <w:r>
+        <w:rPr>
+          <w:b/>
+          <w:sz w:val="24"/>
+          <w:szCs w:val="24"/>
+        </w:rPr>
+        <w:t>Diagrama de Paquetes</w:t>
+      </w:r>
+    </w:p>
+    <w:p>
+      <w:pPr>
+        <w:pStyle w:val="Prrafodelista"/>
+        <w:numPr>
+          <w:ilvl w:val="0"/>
+          <w:numId w:val="17"/>
+        </w:numPr>
+        <w:jc w:val="both"/>
+        <w:rPr>
+          <w:b/>
+          <w:sz w:val="24"/>
+          <w:szCs w:val="24"/>
+        </w:rPr>
+      </w:pPr>
+      <w:r>
+        <w:rPr>
+          <w:b/>
+          <w:sz w:val="24"/>
+          <w:szCs w:val="24"/>
+        </w:rPr>
+        <w:t>Diagrama de Casos de uso</w:t>
+      </w:r>
+    </w:p>
+    <w:p>
+      <w:pPr>
+        <w:pStyle w:val="Prrafodelista"/>
+        <w:numPr>
+          <w:ilvl w:val="0"/>
+          <w:numId w:val="17"/>
+        </w:numPr>
+        <w:jc w:val="both"/>
+        <w:rPr>
+          <w:b/>
+          <w:sz w:val="24"/>
+          <w:szCs w:val="24"/>
+        </w:rPr>
+      </w:pPr>
+      <w:r>
+        <w:rPr>
+          <w:b/>
+          <w:sz w:val="24"/>
+          <w:szCs w:val="24"/>
+        </w:rPr>
+        <w:t>Escenario de Casos de Uso (narrativa)</w:t>
+      </w:r>
+    </w:p>
+    <w:p>
+      <w:pPr>
+        <w:pStyle w:val="Prrafodelista"/>
+        <w:numPr>
+          <w:ilvl w:val="1"/>
+          <w:numId w:val="1"/>
+        </w:numPr>
+        <w:jc w:val="both"/>
+        <w:rPr>
+          <w:b/>
+          <w:sz w:val="24"/>
+          <w:szCs w:val="24"/>
+        </w:rPr>
+      </w:pPr>
+      <w:r>
+        <w:rPr>
+          <w:b/>
+          <w:sz w:val="24"/>
+          <w:szCs w:val="24"/>
+        </w:rPr>
+        <w:t>Modelo Lógico</w:t>
+      </w:r>
+    </w:p>
+    <w:p>
+      <w:pPr>
+        <w:pStyle w:val="Prrafodelista"/>
+        <w:numPr>
+          <w:ilvl w:val="0"/>
+          <w:numId w:val="18"/>
+        </w:numPr>
+        <w:jc w:val="both"/>
+        <w:rPr>
+          <w:b/>
+          <w:sz w:val="24"/>
+          <w:szCs w:val="24"/>
+        </w:rPr>
+      </w:pPr>
+      <w:r>
+        <w:rPr>
+          <w:b/>
+          <w:sz w:val="24"/>
+          <w:szCs w:val="24"/>
+        </w:rPr>
+        <w:t>Análisis de Objetos</w:t>
+      </w:r>
+    </w:p>
+    <w:p>
+      <w:pPr>
+        <w:pStyle w:val="Prrafodelista"/>
+        <w:numPr>
+          <w:ilvl w:val="0"/>
+          <w:numId w:val="18"/>
+        </w:numPr>
+        <w:jc w:val="both"/>
+        <w:rPr>
+          <w:b/>
+          <w:sz w:val="24"/>
+          <w:szCs w:val="24"/>
+        </w:rPr>
+      </w:pPr>
+      <w:r>
+        <w:rPr>
+          <w:b/>
+          <w:sz w:val="24"/>
+          <w:szCs w:val="24"/>
+        </w:rPr>
+        <w:t xml:space="preserve">Diagrama de Actividades con objetos </w:t>
+      </w:r>
+    </w:p>
+    <w:p>
+      <w:pPr>
+        <w:pStyle w:val="Prrafodelista"/>
+        <w:numPr>
+          <w:ilvl w:val="0"/>
+          <w:numId w:val="18"/>
+        </w:numPr>
+        <w:jc w:val="both"/>
+        <w:rPr>
+          <w:b/>
+          <w:sz w:val="24"/>
+          <w:szCs w:val="24"/>
+        </w:rPr>
+      </w:pPr>
+      <w:r>
+        <w:rPr>
+          <w:b/>
+          <w:sz w:val="24"/>
+          <w:szCs w:val="24"/>
+        </w:rPr>
+        <w:t xml:space="preserve">Diagrama de secuencia </w:t>
+      </w:r>
+    </w:p>
+    <w:p>
+      <w:pPr>
+        <w:pStyle w:val="Prrafodelista"/>
+        <w:numPr>
+          <w:ilvl w:val="0"/>
+          <w:numId w:val="18"/>
+        </w:numPr>
+        <w:jc w:val="both"/>
+        <w:rPr>
+          <w:b/>
+          <w:sz w:val="24"/>
+          <w:szCs w:val="24"/>
+        </w:rPr>
+      </w:pPr>
+      <w:r>
+        <w:rPr>
+          <w:b/>
+          <w:sz w:val="24"/>
+          <w:szCs w:val="24"/>
+        </w:rPr>
+        <w:t>Diagrama de clases</w:t>
+      </w:r>
+    </w:p>
+    <w:p>
+      <w:pPr>
+        <w:jc w:val="both"/>
+        <w:rPr>
+          <w:b/>
+          <w:sz w:val="24"/>
+          <w:szCs w:val="24"/>
+        </w:rPr>
+      </w:pPr>
+      <w:r>
+        <w:rPr>
+          <w:b/>
+          <w:sz w:val="24"/>
+          <w:szCs w:val="24"/>
+        </w:rPr>
+        <w:t xml:space="preserve">CONCLUSIONES </w:t>
+      </w:r>
+    </w:p>
+    <w:p>
+      <w:pPr>
+        <w:jc w:val="both"/>
+        <w:rPr>
+          <w:b/>
+          <w:sz w:val="24"/>
+          <w:szCs w:val="24"/>
+        </w:rPr>
+      </w:pPr>
+      <w:r>
+        <w:rPr>
+          <w:b/>
+          <w:sz w:val="24"/>
+          <w:szCs w:val="24"/>
+        </w:rPr>
+        <w:t>RECOMENDACIONES</w:t>
+      </w:r>
+    </w:p>
+    <w:p>
+      <w:pPr>
+        <w:jc w:val="both"/>
+        <w:rPr>
+          <w:b/>
+          <w:sz w:val="24"/>
+          <w:szCs w:val="24"/>
+        </w:rPr>
+      </w:pPr>
+      <w:r>
+        <w:rPr>
+          <w:b/>
+          <w:sz w:val="24"/>
+          <w:szCs w:val="24"/>
+        </w:rPr>
+        <w:t>BIBLIOGRAFIA</w:t>
+      </w:r>
+    </w:p>
+    <w:p>
+      <w:pPr>
+        <w:jc w:val="both"/>
+        <w:rPr>
+          <w:b/>
+          <w:sz w:val="24"/>
+          <w:szCs w:val="24"/>
+        </w:rPr>
+      </w:pPr>
+      <w:r>
+        <w:rPr>
+          <w:b/>
+          <w:sz w:val="24"/>
+          <w:szCs w:val="24"/>
+        </w:rPr>
+        <w:t>WEBFRIA</w:t>
+      </w:r>
+    </w:p>
     <w:sectPr>
-      <w:headerReference w:type="default" r:id="rId8"/>
-      <w:footerReference w:type="default" r:id="rId9"/>
+      <w:headerReference w:type="default" r:id="rId9"/>
+      <w:footerReference w:type="default" r:id="rId10"/>
       <w:pgSz w:w="11906" w:h="16838"/>
       <w:pgMar w:top="1417" w:right="1701" w:bottom="1417" w:left="1701" w:header="708" w:footer="708" w:gutter="0"/>
       <w:cols w:space="708"/>
@@ -4407,7 +7644,7 @@
 </file>
 
 <file path=word/endnotes.xml><?xml version="1.0" encoding="utf-8"?>
-<w:endnotes xmlns:wpc="http://schemas.microsoft.com/office/word/2010/wordprocessingCanvas" xmlns:mc="http://schemas.openxmlformats.org/markup-compatibility/2006" xmlns:o="urn:schemas-microsoft-com:office:office" xmlns:r="http://schemas.openxmlformats.org/officeDocument/2006/relationships" xmlns:m="http://schemas.openxmlformats.org/officeDocument/2006/math" xmlns:v="urn:schemas-microsoft-com:vml" xmlns:wp14="http://schemas.microsoft.com/office/word/2010/wordprocessingDrawing" xmlns:wp="http://schemas.openxmlformats.org/drawingml/2006/wordprocessingDrawing" xmlns:w10="urn:schemas-microsoft-com:office:word" xmlns:w="http://schemas.openxmlformats.org/wordprocessingml/2006/main" xmlns:w14="http://schemas.microsoft.com/office/word/2010/wordml" xmlns:w15="http://schemas.microsoft.com/office/word/2012/wordml" xmlns:wpg="http://schemas.microsoft.com/office/word/2010/wordprocessingGroup" xmlns:wpi="http://schemas.microsoft.com/office/word/2010/wordprocessingInk" xmlns:wne="http://schemas.microsoft.com/office/word/2006/wordml" xmlns:wps="http://schemas.microsoft.com/office/word/2010/wordprocessingShape" mc:Ignorable="w14 w15 wp14">
+<w:endnotes xmlns:wpc="http://schemas.microsoft.com/office/word/2010/wordprocessingCanvas" xmlns:cx="http://schemas.microsoft.com/office/drawing/2014/chartex" xmlns:cx1="http://schemas.microsoft.com/office/drawing/2015/9/8/chartex" xmlns:cx2="http://schemas.microsoft.com/office/drawing/2015/10/21/chartex" xmlns:cx3="http://schemas.microsoft.com/office/drawing/2016/5/9/chartex" xmlns:cx4="http://schemas.microsoft.com/office/drawing/2016/5/10/chartex" xmlns:cx5="http://schemas.microsoft.com/office/drawing/2016/5/11/chartex" xmlns:cx6="http://schemas.microsoft.com/office/drawing/2016/5/12/chartex" xmlns:cx7="http://schemas.microsoft.com/office/drawing/2016/5/13/chartex" xmlns:cx8="http://schemas.microsoft.com/office/drawing/2016/5/14/chartex" xmlns:mc="http://schemas.openxmlformats.org/markup-compatibility/2006" xmlns:aink="http://schemas.microsoft.com/office/drawing/2016/ink" xmlns:am3d="http://schemas.microsoft.com/office/drawing/2017/model3d" xmlns:o="urn:schemas-microsoft-com:office:office" xmlns:oel="http://schemas.microsoft.com/office/2019/extlst" xmlns:r="http://schemas.openxmlformats.org/officeDocument/2006/relationships" xmlns:m="http://schemas.openxmlformats.org/officeDocument/2006/math" xmlns:v="urn:schemas-microsoft-com:vml" xmlns:wp14="http://schemas.microsoft.com/office/word/2010/wordprocessingDrawing" xmlns:wp="http://schemas.openxmlformats.org/drawingml/2006/wordprocessingDrawing" xmlns:w10="urn:schemas-microsoft-com:office:word" xmlns:w="http://schemas.openxmlformats.org/wordprocessingml/2006/main" xmlns:w14="http://schemas.microsoft.com/office/word/2010/wordml" xmlns:w15="http://schemas.microsoft.com/office/word/2012/wordml" xmlns:w16cex="http://schemas.microsoft.com/office/word/2018/wordml/cex" xmlns:w16cid="http://schemas.microsoft.com/office/word/2016/wordml/cid" xmlns:w16="http://schemas.microsoft.com/office/word/2018/wordml" xmlns:w16du="http://schemas.microsoft.com/office/word/2023/wordml/word16du" xmlns:w16sdtdh="http://schemas.microsoft.com/office/word/2020/wordml/sdtdatahash" xmlns:w16se="http://schemas.microsoft.com/office/word/2015/wordml/symex" xmlns:wpg="http://schemas.microsoft.com/office/word/2010/wordprocessingGroup" xmlns:wpi="http://schemas.microsoft.com/office/word/2010/wordprocessingInk" xmlns:wne="http://schemas.microsoft.com/office/word/2006/wordml" xmlns:wps="http://schemas.microsoft.com/office/word/2010/wordprocessingShape" mc:Ignorable="w14 w15 w16se w16cid w16 w16cex w16sdtdh w16du wp14">
   <w:endnote w:type="separator" w:id="-1">
     <w:p>
       <w:pPr>
@@ -4432,7 +7669,7 @@
 </file>
 
 <file path=word/footer1.xml><?xml version="1.0" encoding="utf-8"?>
-<w:ftr xmlns:wpc="http://schemas.microsoft.com/office/word/2010/wordprocessingCanvas" xmlns:mc="http://schemas.openxmlformats.org/markup-compatibility/2006" xmlns:o="urn:schemas-microsoft-com:office:office" xmlns:r="http://schemas.openxmlformats.org/officeDocument/2006/relationships" xmlns:m="http://schemas.openxmlformats.org/officeDocument/2006/math" xmlns:v="urn:schemas-microsoft-com:vml" xmlns:wp14="http://schemas.microsoft.com/office/word/2010/wordprocessingDrawing" xmlns:wp="http://schemas.openxmlformats.org/drawingml/2006/wordprocessingDrawing" xmlns:w10="urn:schemas-microsoft-com:office:word" xmlns:w="http://schemas.openxmlformats.org/wordprocessingml/2006/main" xmlns:w14="http://schemas.microsoft.com/office/word/2010/wordml" xmlns:w15="http://schemas.microsoft.com/office/word/2012/wordml" xmlns:wpg="http://schemas.microsoft.com/office/word/2010/wordprocessingGroup" xmlns:wpi="http://schemas.microsoft.com/office/word/2010/wordprocessingInk" xmlns:wne="http://schemas.microsoft.com/office/word/2006/wordml" xmlns:wps="http://schemas.microsoft.com/office/word/2010/wordprocessingShape" mc:Ignorable="w14 w15 wp14">
+<w:ftr xmlns:wpc="http://schemas.microsoft.com/office/word/2010/wordprocessingCanvas" xmlns:cx="http://schemas.microsoft.com/office/drawing/2014/chartex" xmlns:cx1="http://schemas.microsoft.com/office/drawing/2015/9/8/chartex" xmlns:cx2="http://schemas.microsoft.com/office/drawing/2015/10/21/chartex" xmlns:cx3="http://schemas.microsoft.com/office/drawing/2016/5/9/chartex" xmlns:cx4="http://schemas.microsoft.com/office/drawing/2016/5/10/chartex" xmlns:cx5="http://schemas.microsoft.com/office/drawing/2016/5/11/chartex" xmlns:cx6="http://schemas.microsoft.com/office/drawing/2016/5/12/chartex" xmlns:cx7="http://schemas.microsoft.com/office/drawing/2016/5/13/chartex" xmlns:cx8="http://schemas.microsoft.com/office/drawing/2016/5/14/chartex" xmlns:mc="http://schemas.openxmlformats.org/markup-compatibility/2006" xmlns:aink="http://schemas.microsoft.com/office/drawing/2016/ink" xmlns:am3d="http://schemas.microsoft.com/office/drawing/2017/model3d" xmlns:o="urn:schemas-microsoft-com:office:office" xmlns:oel="http://schemas.microsoft.com/office/2019/extlst" xmlns:r="http://schemas.openxmlformats.org/officeDocument/2006/relationships" xmlns:m="http://schemas.openxmlformats.org/officeDocument/2006/math" xmlns:v="urn:schemas-microsoft-com:vml" xmlns:wp14="http://schemas.microsoft.com/office/word/2010/wordprocessingDrawing" xmlns:wp="http://schemas.openxmlformats.org/drawingml/2006/wordprocessingDrawing" xmlns:w10="urn:schemas-microsoft-com:office:word" xmlns:w="http://schemas.openxmlformats.org/wordprocessingml/2006/main" xmlns:w14="http://schemas.microsoft.com/office/word/2010/wordml" xmlns:w15="http://schemas.microsoft.com/office/word/2012/wordml" xmlns:w16cex="http://schemas.microsoft.com/office/word/2018/wordml/cex" xmlns:w16cid="http://schemas.microsoft.com/office/word/2016/wordml/cid" xmlns:w16="http://schemas.microsoft.com/office/word/2018/wordml" xmlns:w16du="http://schemas.microsoft.com/office/word/2023/wordml/word16du" xmlns:w16sdtdh="http://schemas.microsoft.com/office/word/2020/wordml/sdtdatahash" xmlns:w16se="http://schemas.microsoft.com/office/word/2015/wordml/symex" xmlns:wpg="http://schemas.microsoft.com/office/word/2010/wordprocessingGroup" xmlns:wpi="http://schemas.microsoft.com/office/word/2010/wordprocessingInk" xmlns:wne="http://schemas.microsoft.com/office/word/2006/wordml" xmlns:wps="http://schemas.microsoft.com/office/word/2010/wordprocessingShape" mc:Ignorable="w14 w15 w16se w16cid w16 w16cex w16sdtdh w16du wp14">
   <w:sdt>
     <w:sdtPr>
       <w:id w:val="-1014383162"/>
@@ -4441,7 +7678,6 @@
         <w:docPartUnique/>
       </w:docPartObj>
     </w:sdtPr>
-    <w:sdtEndPr/>
     <w:sdtContent>
       <w:p>
         <w:pPr>
@@ -4479,7 +7715,7 @@
 </file>
 
 <file path=word/footnotes.xml><?xml version="1.0" encoding="utf-8"?>
-<w:footnotes xmlns:wpc="http://schemas.microsoft.com/office/word/2010/wordprocessingCanvas" xmlns:mc="http://schemas.openxmlformats.org/markup-compatibility/2006" xmlns:o="urn:schemas-microsoft-com:office:office" xmlns:r="http://schemas.openxmlformats.org/officeDocument/2006/relationships" xmlns:m="http://schemas.openxmlformats.org/officeDocument/2006/math" xmlns:v="urn:schemas-microsoft-com:vml" xmlns:wp14="http://schemas.microsoft.com/office/word/2010/wordprocessingDrawing" xmlns:wp="http://schemas.openxmlformats.org/drawingml/2006/wordprocessingDrawing" xmlns:w10="urn:schemas-microsoft-com:office:word" xmlns:w="http://schemas.openxmlformats.org/wordprocessingml/2006/main" xmlns:w14="http://schemas.microsoft.com/office/word/2010/wordml" xmlns:w15="http://schemas.microsoft.com/office/word/2012/wordml" xmlns:wpg="http://schemas.microsoft.com/office/word/2010/wordprocessingGroup" xmlns:wpi="http://schemas.microsoft.com/office/word/2010/wordprocessingInk" xmlns:wne="http://schemas.microsoft.com/office/word/2006/wordml" xmlns:wps="http://schemas.microsoft.com/office/word/2010/wordprocessingShape" mc:Ignorable="w14 w15 wp14">
+<w:footnotes xmlns:wpc="http://schemas.microsoft.com/office/word/2010/wordprocessingCanvas" xmlns:cx="http://schemas.microsoft.com/office/drawing/2014/chartex" xmlns:cx1="http://schemas.microsoft.com/office/drawing/2015/9/8/chartex" xmlns:cx2="http://schemas.microsoft.com/office/drawing/2015/10/21/chartex" xmlns:cx3="http://schemas.microsoft.com/office/drawing/2016/5/9/chartex" xmlns:cx4="http://schemas.microsoft.com/office/drawing/2016/5/10/chartex" xmlns:cx5="http://schemas.microsoft.com/office/drawing/2016/5/11/chartex" xmlns:cx6="http://schemas.microsoft.com/office/drawing/2016/5/12/chartex" xmlns:cx7="http://schemas.microsoft.com/office/drawing/2016/5/13/chartex" xmlns:cx8="http://schemas.microsoft.com/office/drawing/2016/5/14/chartex" xmlns:mc="http://schemas.openxmlformats.org/markup-compatibility/2006" xmlns:aink="http://schemas.microsoft.com/office/drawing/2016/ink" xmlns:am3d="http://schemas.microsoft.com/office/drawing/2017/model3d" xmlns:o="urn:schemas-microsoft-com:office:office" xmlns:oel="http://schemas.microsoft.com/office/2019/extlst" xmlns:r="http://schemas.openxmlformats.org/officeDocument/2006/relationships" xmlns:m="http://schemas.openxmlformats.org/officeDocument/2006/math" xmlns:v="urn:schemas-microsoft-com:vml" xmlns:wp14="http://schemas.microsoft.com/office/word/2010/wordprocessingDrawing" xmlns:wp="http://schemas.openxmlformats.org/drawingml/2006/wordprocessingDrawing" xmlns:w10="urn:schemas-microsoft-com:office:word" xmlns:w="http://schemas.openxmlformats.org/wordprocessingml/2006/main" xmlns:w14="http://schemas.microsoft.com/office/word/2010/wordml" xmlns:w15="http://schemas.microsoft.com/office/word/2012/wordml" xmlns:w16cex="http://schemas.microsoft.com/office/word/2018/wordml/cex" xmlns:w16cid="http://schemas.microsoft.com/office/word/2016/wordml/cid" xmlns:w16="http://schemas.microsoft.com/office/word/2018/wordml" xmlns:w16du="http://schemas.microsoft.com/office/word/2023/wordml/word16du" xmlns:w16sdtdh="http://schemas.microsoft.com/office/word/2020/wordml/sdtdatahash" xmlns:w16se="http://schemas.microsoft.com/office/word/2015/wordml/symex" xmlns:wpg="http://schemas.microsoft.com/office/word/2010/wordprocessingGroup" xmlns:wpi="http://schemas.microsoft.com/office/word/2010/wordprocessingInk" xmlns:wne="http://schemas.microsoft.com/office/word/2006/wordml" xmlns:wps="http://schemas.microsoft.com/office/word/2010/wordprocessingShape" mc:Ignorable="w14 w15 w16se w16cid w16 w16cex w16sdtdh w16du wp14">
   <w:footnote w:type="separator" w:id="-1">
     <w:p>
       <w:pPr>
@@ -4504,7 +7740,7 @@
 </file>
 
 <file path=word/header1.xml><?xml version="1.0" encoding="utf-8"?>
-<w:hdr xmlns:wpc="http://schemas.microsoft.com/office/word/2010/wordprocessingCanvas" xmlns:mc="http://schemas.openxmlformats.org/markup-compatibility/2006" xmlns:o="urn:schemas-microsoft-com:office:office" xmlns:r="http://schemas.openxmlformats.org/officeDocument/2006/relationships" xmlns:m="http://schemas.openxmlformats.org/officeDocument/2006/math" xmlns:v="urn:schemas-microsoft-com:vml" xmlns:wp14="http://schemas.microsoft.com/office/word/2010/wordprocessingDrawing" xmlns:wp="http://schemas.openxmlformats.org/drawingml/2006/wordprocessingDrawing" xmlns:w10="urn:schemas-microsoft-com:office:word" xmlns:w="http://schemas.openxmlformats.org/wordprocessingml/2006/main" xmlns:w14="http://schemas.microsoft.com/office/word/2010/wordml" xmlns:w15="http://schemas.microsoft.com/office/word/2012/wordml" xmlns:wpg="http://schemas.microsoft.com/office/word/2010/wordprocessingGroup" xmlns:wpi="http://schemas.microsoft.com/office/word/2010/wordprocessingInk" xmlns:wne="http://schemas.microsoft.com/office/word/2006/wordml" xmlns:wps="http://schemas.microsoft.com/office/word/2010/wordprocessingShape" mc:Ignorable="w14 w15 wp14">
+<w:hdr xmlns:wpc="http://schemas.microsoft.com/office/word/2010/wordprocessingCanvas" xmlns:cx="http://schemas.microsoft.com/office/drawing/2014/chartex" xmlns:cx1="http://schemas.microsoft.com/office/drawing/2015/9/8/chartex" xmlns:cx2="http://schemas.microsoft.com/office/drawing/2015/10/21/chartex" xmlns:cx3="http://schemas.microsoft.com/office/drawing/2016/5/9/chartex" xmlns:cx4="http://schemas.microsoft.com/office/drawing/2016/5/10/chartex" xmlns:cx5="http://schemas.microsoft.com/office/drawing/2016/5/11/chartex" xmlns:cx6="http://schemas.microsoft.com/office/drawing/2016/5/12/chartex" xmlns:cx7="http://schemas.microsoft.com/office/drawing/2016/5/13/chartex" xmlns:cx8="http://schemas.microsoft.com/office/drawing/2016/5/14/chartex" xmlns:mc="http://schemas.openxmlformats.org/markup-compatibility/2006" xmlns:aink="http://schemas.microsoft.com/office/drawing/2016/ink" xmlns:am3d="http://schemas.microsoft.com/office/drawing/2017/model3d" xmlns:o="urn:schemas-microsoft-com:office:office" xmlns:oel="http://schemas.microsoft.com/office/2019/extlst" xmlns:r="http://schemas.openxmlformats.org/officeDocument/2006/relationships" xmlns:m="http://schemas.openxmlformats.org/officeDocument/2006/math" xmlns:v="urn:schemas-microsoft-com:vml" xmlns:wp14="http://schemas.microsoft.com/office/word/2010/wordprocessingDrawing" xmlns:wp="http://schemas.openxmlformats.org/drawingml/2006/wordprocessingDrawing" xmlns:w10="urn:schemas-microsoft-com:office:word" xmlns:w="http://schemas.openxmlformats.org/wordprocessingml/2006/main" xmlns:w14="http://schemas.microsoft.com/office/word/2010/wordml" xmlns:w15="http://schemas.microsoft.com/office/word/2012/wordml" xmlns:w16cex="http://schemas.microsoft.com/office/word/2018/wordml/cex" xmlns:w16cid="http://schemas.microsoft.com/office/word/2016/wordml/cid" xmlns:w16="http://schemas.microsoft.com/office/word/2018/wordml" xmlns:w16du="http://schemas.microsoft.com/office/word/2023/wordml/word16du" xmlns:w16sdtdh="http://schemas.microsoft.com/office/word/2020/wordml/sdtdatahash" xmlns:w16se="http://schemas.microsoft.com/office/word/2015/wordml/symex" xmlns:wpg="http://schemas.microsoft.com/office/word/2010/wordprocessingGroup" xmlns:wpi="http://schemas.microsoft.com/office/word/2010/wordprocessingInk" xmlns:wne="http://schemas.microsoft.com/office/word/2006/wordml" xmlns:wps="http://schemas.microsoft.com/office/word/2010/wordprocessingShape" mc:Ignorable="w14 w15 w16se w16cid w16 w16cex w16sdtdh w16du wp14">
   <w:p>
     <w:pPr>
       <w:pStyle w:val="Encabezado"/>
@@ -4524,30 +7760,30 @@
 </file>
 
 <file path=word/numbering.xml><?xml version="1.0" encoding="utf-8"?>
-<w:numbering xmlns:wpc="http://schemas.microsoft.com/office/word/2010/wordprocessingCanvas" xmlns:mc="http://schemas.openxmlformats.org/markup-compatibility/2006" xmlns:o="urn:schemas-microsoft-com:office:office" xmlns:r="http://schemas.openxmlformats.org/officeDocument/2006/relationships" xmlns:m="http://schemas.openxmlformats.org/officeDocument/2006/math" xmlns:v="urn:schemas-microsoft-com:vml" xmlns:wp14="http://schemas.microsoft.com/office/word/2010/wordprocessingDrawing" xmlns:wp="http://schemas.openxmlformats.org/drawingml/2006/wordprocessingDrawing" xmlns:w10="urn:schemas-microsoft-com:office:word" xmlns:w="http://schemas.openxmlformats.org/wordprocessingml/2006/main" xmlns:w14="http://schemas.microsoft.com/office/word/2010/wordml" xmlns:w15="http://schemas.microsoft.com/office/word/2012/wordml" xmlns:wpg="http://schemas.microsoft.com/office/word/2010/wordprocessingGroup" xmlns:wpi="http://schemas.microsoft.com/office/word/2010/wordprocessingInk" xmlns:wne="http://schemas.microsoft.com/office/word/2006/wordml" xmlns:wps="http://schemas.microsoft.com/office/word/2010/wordprocessingShape" mc:Ignorable="w14 w15 wp14">
-  <w:abstractNum w:abstractNumId="0">
-    <w:nsid w:val="09006B8E"/>
+<w:numbering xmlns:wpc="http://schemas.microsoft.com/office/word/2010/wordprocessingCanvas" xmlns:cx="http://schemas.microsoft.com/office/drawing/2014/chartex" xmlns:cx1="http://schemas.microsoft.com/office/drawing/2015/9/8/chartex" xmlns:cx2="http://schemas.microsoft.com/office/drawing/2015/10/21/chartex" xmlns:cx3="http://schemas.microsoft.com/office/drawing/2016/5/9/chartex" xmlns:cx4="http://schemas.microsoft.com/office/drawing/2016/5/10/chartex" xmlns:cx5="http://schemas.microsoft.com/office/drawing/2016/5/11/chartex" xmlns:cx6="http://schemas.microsoft.com/office/drawing/2016/5/12/chartex" xmlns:cx7="http://schemas.microsoft.com/office/drawing/2016/5/13/chartex" xmlns:cx8="http://schemas.microsoft.com/office/drawing/2016/5/14/chartex" xmlns:mc="http://schemas.openxmlformats.org/markup-compatibility/2006" xmlns:aink="http://schemas.microsoft.com/office/drawing/2016/ink" xmlns:am3d="http://schemas.microsoft.com/office/drawing/2017/model3d" xmlns:o="urn:schemas-microsoft-com:office:office" xmlns:oel="http://schemas.microsoft.com/office/2019/extlst" xmlns:r="http://schemas.openxmlformats.org/officeDocument/2006/relationships" xmlns:m="http://schemas.openxmlformats.org/officeDocument/2006/math" xmlns:v="urn:schemas-microsoft-com:vml" xmlns:wp14="http://schemas.microsoft.com/office/word/2010/wordprocessingDrawing" xmlns:wp="http://schemas.openxmlformats.org/drawingml/2006/wordprocessingDrawing" xmlns:w10="urn:schemas-microsoft-com:office:word" xmlns:w="http://schemas.openxmlformats.org/wordprocessingml/2006/main" xmlns:w14="http://schemas.microsoft.com/office/word/2010/wordml" xmlns:w15="http://schemas.microsoft.com/office/word/2012/wordml" xmlns:w16cex="http://schemas.microsoft.com/office/word/2018/wordml/cex" xmlns:w16cid="http://schemas.microsoft.com/office/word/2016/wordml/cid" xmlns:w16="http://schemas.microsoft.com/office/word/2018/wordml" xmlns:w16du="http://schemas.microsoft.com/office/word/2023/wordml/word16du" xmlns:w16sdtdh="http://schemas.microsoft.com/office/word/2020/wordml/sdtdatahash" xmlns:w16se="http://schemas.microsoft.com/office/word/2015/wordml/symex" xmlns:wpg="http://schemas.microsoft.com/office/word/2010/wordprocessingGroup" xmlns:wpi="http://schemas.microsoft.com/office/word/2010/wordprocessingInk" xmlns:wne="http://schemas.microsoft.com/office/word/2006/wordml" xmlns:wps="http://schemas.microsoft.com/office/word/2010/wordprocessingShape" mc:Ignorable="w14 w15 w16se w16cid w16 w16cex w16sdtdh w16du wp14">
+  <w:abstractNum w:abstractNumId="0" w15:restartNumberingAfterBreak="0">
+    <w:nsid w:val="005B5783"/>
     <w:multiLevelType w:val="hybridMultilevel"/>
-    <w:tmpl w:val="C82243C0"/>
+    <w:tmpl w:val="220C79E2"/>
     <w:lvl w:ilvl="0" w:tplc="280A0001">
       <w:start w:val="1"/>
       <w:numFmt w:val="bullet"/>
       <w:lvlText w:val=""/>
       <w:lvlJc w:val="left"/>
       <w:pPr>
-        <w:ind w:left="720" w:hanging="360"/>
+        <w:ind w:left="1428" w:hanging="360"/>
       </w:pPr>
       <w:rPr>
         <w:rFonts w:ascii="Symbol" w:hAnsi="Symbol" w:hint="default"/>
       </w:rPr>
     </w:lvl>
-    <w:lvl w:ilvl="1" w:tplc="280A0003">
+    <w:lvl w:ilvl="1" w:tplc="280A0003" w:tentative="1">
       <w:start w:val="1"/>
       <w:numFmt w:val="bullet"/>
       <w:lvlText w:val="o"/>
       <w:lvlJc w:val="left"/>
       <w:pPr>
-        <w:ind w:left="1440" w:hanging="360"/>
+        <w:ind w:left="2148" w:hanging="360"/>
       </w:pPr>
       <w:rPr>
         <w:rFonts w:ascii="Courier New" w:hAnsi="Courier New" w:cs="Courier New" w:hint="default"/>
@@ -4559,7 +7795,7 @@
       <w:lvlText w:val=""/>
       <w:lvlJc w:val="left"/>
       <w:pPr>
-        <w:ind w:left="2160" w:hanging="360"/>
+        <w:ind w:left="2868" w:hanging="360"/>
       </w:pPr>
       <w:rPr>
         <w:rFonts w:ascii="Wingdings" w:hAnsi="Wingdings" w:hint="default"/>
@@ -4571,7 +7807,7 @@
       <w:lvlText w:val=""/>
       <w:lvlJc w:val="left"/>
       <w:pPr>
-        <w:ind w:left="2880" w:hanging="360"/>
+        <w:ind w:left="3588" w:hanging="360"/>
       </w:pPr>
       <w:rPr>
         <w:rFonts w:ascii="Symbol" w:hAnsi="Symbol" w:hint="default"/>
@@ -4583,7 +7819,7 @@
       <w:lvlText w:val="o"/>
       <w:lvlJc w:val="left"/>
       <w:pPr>
-        <w:ind w:left="3600" w:hanging="360"/>
+        <w:ind w:left="4308" w:hanging="360"/>
       </w:pPr>
       <w:rPr>
         <w:rFonts w:ascii="Courier New" w:hAnsi="Courier New" w:cs="Courier New" w:hint="default"/>
@@ -4595,7 +7831,7 @@
       <w:lvlText w:val=""/>
       <w:lvlJc w:val="left"/>
       <w:pPr>
-        <w:ind w:left="4320" w:hanging="360"/>
+        <w:ind w:left="5028" w:hanging="360"/>
       </w:pPr>
       <w:rPr>
         <w:rFonts w:ascii="Wingdings" w:hAnsi="Wingdings" w:hint="default"/>
@@ -4607,7 +7843,7 @@
       <w:lvlText w:val=""/>
       <w:lvlJc w:val="left"/>
       <w:pPr>
-        <w:ind w:left="5040" w:hanging="360"/>
+        <w:ind w:left="5748" w:hanging="360"/>
       </w:pPr>
       <w:rPr>
         <w:rFonts w:ascii="Symbol" w:hAnsi="Symbol" w:hint="default"/>
@@ -4619,7 +7855,7 @@
       <w:lvlText w:val="o"/>
       <w:lvlJc w:val="left"/>
       <w:pPr>
-        <w:ind w:left="5760" w:hanging="360"/>
+        <w:ind w:left="6468" w:hanging="360"/>
       </w:pPr>
       <w:rPr>
         <w:rFonts w:ascii="Courier New" w:hAnsi="Courier New" w:cs="Courier New" w:hint="default"/>
@@ -4631,110 +7867,24 @@
       <w:lvlText w:val=""/>
       <w:lvlJc w:val="left"/>
       <w:pPr>
-        <w:ind w:left="6480" w:hanging="360"/>
+        <w:ind w:left="7188" w:hanging="360"/>
       </w:pPr>
       <w:rPr>
         <w:rFonts w:ascii="Wingdings" w:hAnsi="Wingdings" w:hint="default"/>
       </w:rPr>
     </w:lvl>
   </w:abstractNum>
-  <w:abstractNum w:abstractNumId="1">
-    <w:nsid w:val="0A5A439B"/>
-    <w:multiLevelType w:val="multilevel"/>
-    <w:tmpl w:val="C612495E"/>
-    <w:lvl w:ilvl="0">
-      <w:start w:val="1"/>
-      <w:numFmt w:val="upperRoman"/>
+  <w:abstractNum w:abstractNumId="1" w15:restartNumberingAfterBreak="0">
+    <w:nsid w:val="0C4B437F"/>
+    <w:multiLevelType w:val="hybridMultilevel"/>
+    <w:tmpl w:val="29A283DC"/>
+    <w:lvl w:ilvl="0" w:tplc="280A0019">
+      <w:start w:val="1"/>
+      <w:numFmt w:val="lowerLetter"/>
       <w:lvlText w:val="%1."/>
-      <w:lvlJc w:val="right"/>
-      <w:pPr>
-        <w:ind w:left="1068" w:hanging="360"/>
-      </w:pPr>
-    </w:lvl>
-    <w:lvl w:ilvl="1">
-      <w:start w:val="1"/>
-      <w:numFmt w:val="decimal"/>
-      <w:lvlText w:val="%1.%2."/>
-      <w:lvlJc w:val="left"/>
-      <w:pPr>
-        <w:ind w:left="1500" w:hanging="432"/>
-      </w:pPr>
-    </w:lvl>
-    <w:lvl w:ilvl="2">
-      <w:start w:val="1"/>
-      <w:numFmt w:val="decimal"/>
-      <w:lvlText w:val="%1.%2.%3."/>
-      <w:lvlJc w:val="left"/>
-      <w:pPr>
-        <w:ind w:left="1932" w:hanging="504"/>
-      </w:pPr>
-    </w:lvl>
-    <w:lvl w:ilvl="3">
-      <w:start w:val="1"/>
-      <w:numFmt w:val="decimal"/>
-      <w:lvlText w:val="%1.%2.%3.%4."/>
-      <w:lvlJc w:val="left"/>
-      <w:pPr>
-        <w:ind w:left="2436" w:hanging="648"/>
-      </w:pPr>
-    </w:lvl>
-    <w:lvl w:ilvl="4">
-      <w:start w:val="1"/>
-      <w:numFmt w:val="decimal"/>
-      <w:lvlText w:val="%1.%2.%3.%4.%5."/>
-      <w:lvlJc w:val="left"/>
-      <w:pPr>
-        <w:ind w:left="2940" w:hanging="792"/>
-      </w:pPr>
-    </w:lvl>
-    <w:lvl w:ilvl="5">
-      <w:start w:val="1"/>
-      <w:numFmt w:val="decimal"/>
-      <w:lvlText w:val="%1.%2.%3.%4.%5.%6."/>
-      <w:lvlJc w:val="left"/>
-      <w:pPr>
-        <w:ind w:left="3444" w:hanging="936"/>
-      </w:pPr>
-    </w:lvl>
-    <w:lvl w:ilvl="6">
-      <w:start w:val="1"/>
-      <w:numFmt w:val="decimal"/>
-      <w:lvlText w:val="%1.%2.%3.%4.%5.%6.%7."/>
-      <w:lvlJc w:val="left"/>
-      <w:pPr>
-        <w:ind w:left="3948" w:hanging="1080"/>
-      </w:pPr>
-    </w:lvl>
-    <w:lvl w:ilvl="7">
-      <w:start w:val="1"/>
-      <w:numFmt w:val="decimal"/>
-      <w:lvlText w:val="%1.%2.%3.%4.%5.%6.%7.%8."/>
-      <w:lvlJc w:val="left"/>
-      <w:pPr>
-        <w:ind w:left="4452" w:hanging="1224"/>
-      </w:pPr>
-    </w:lvl>
-    <w:lvl w:ilvl="8">
-      <w:start w:val="1"/>
-      <w:numFmt w:val="decimal"/>
-      <w:lvlText w:val="%1.%2.%3.%4.%5.%6.%7.%8.%9."/>
-      <w:lvlJc w:val="left"/>
-      <w:pPr>
-        <w:ind w:left="5028" w:hanging="1440"/>
-      </w:pPr>
-    </w:lvl>
-  </w:abstractNum>
-  <w:abstractNum w:abstractNumId="2">
-    <w:nsid w:val="0BCE03D1"/>
-    <w:multiLevelType w:val="hybridMultilevel"/>
-    <w:tmpl w:val="53541A46"/>
-    <w:lvl w:ilvl="0" w:tplc="280A0017">
-      <w:start w:val="1"/>
-      <w:numFmt w:val="lowerLetter"/>
-      <w:lvlText w:val="%1)"/>
-      <w:lvlJc w:val="left"/>
-      <w:pPr>
-        <w:ind w:left="360" w:hanging="360"/>
+      <w:lvlJc w:val="left"/>
+      <w:pPr>
+        <w:ind w:left="1080" w:hanging="360"/>
       </w:pPr>
     </w:lvl>
     <w:lvl w:ilvl="1" w:tplc="280A0019" w:tentative="1">
@@ -4743,7 +7893,7 @@
       <w:lvlText w:val="%2."/>
       <w:lvlJc w:val="left"/>
       <w:pPr>
-        <w:ind w:left="1080" w:hanging="360"/>
+        <w:ind w:left="1800" w:hanging="360"/>
       </w:pPr>
     </w:lvl>
     <w:lvl w:ilvl="2" w:tplc="280A001B" w:tentative="1">
@@ -4752,7 +7902,7 @@
       <w:lvlText w:val="%3."/>
       <w:lvlJc w:val="right"/>
       <w:pPr>
-        <w:ind w:left="1800" w:hanging="180"/>
+        <w:ind w:left="2520" w:hanging="180"/>
       </w:pPr>
     </w:lvl>
     <w:lvl w:ilvl="3" w:tplc="280A000F" w:tentative="1">
@@ -4761,7 +7911,7 @@
       <w:lvlText w:val="%4."/>
       <w:lvlJc w:val="left"/>
       <w:pPr>
-        <w:ind w:left="2520" w:hanging="360"/>
+        <w:ind w:left="3240" w:hanging="360"/>
       </w:pPr>
     </w:lvl>
     <w:lvl w:ilvl="4" w:tplc="280A0019" w:tentative="1">
@@ -4770,7 +7920,7 @@
       <w:lvlText w:val="%5."/>
       <w:lvlJc w:val="left"/>
       <w:pPr>
-        <w:ind w:left="3240" w:hanging="360"/>
+        <w:ind w:left="3960" w:hanging="360"/>
       </w:pPr>
     </w:lvl>
     <w:lvl w:ilvl="5" w:tplc="280A001B" w:tentative="1">
@@ -4779,7 +7929,7 @@
       <w:lvlText w:val="%6."/>
       <w:lvlJc w:val="right"/>
       <w:pPr>
-        <w:ind w:left="3960" w:hanging="180"/>
+        <w:ind w:left="4680" w:hanging="180"/>
       </w:pPr>
     </w:lvl>
     <w:lvl w:ilvl="6" w:tplc="280A000F" w:tentative="1">
@@ -4788,7 +7938,7 @@
       <w:lvlText w:val="%7."/>
       <w:lvlJc w:val="left"/>
       <w:pPr>
-        <w:ind w:left="4680" w:hanging="360"/>
+        <w:ind w:left="5400" w:hanging="360"/>
       </w:pPr>
     </w:lvl>
     <w:lvl w:ilvl="7" w:tplc="280A0019" w:tentative="1">
@@ -4797,7 +7947,7 @@
       <w:lvlText w:val="%8."/>
       <w:lvlJc w:val="left"/>
       <w:pPr>
-        <w:ind w:left="5400" w:hanging="360"/>
+        <w:ind w:left="6120" w:hanging="360"/>
       </w:pPr>
     </w:lvl>
     <w:lvl w:ilvl="8" w:tplc="280A001B" w:tentative="1">
@@ -4806,24 +7956,24 @@
       <w:lvlText w:val="%9."/>
       <w:lvlJc w:val="right"/>
       <w:pPr>
-        <w:ind w:left="6120" w:hanging="180"/>
+        <w:ind w:left="6840" w:hanging="180"/>
       </w:pPr>
     </w:lvl>
   </w:abstractNum>
-  <w:abstractNum w:abstractNumId="3">
-    <w:nsid w:val="12C65A7C"/>
+  <w:abstractNum w:abstractNumId="2" w15:restartNumberingAfterBreak="0">
+    <w:nsid w:val="114A0719"/>
     <w:multiLevelType w:val="hybridMultilevel"/>
-    <w:tmpl w:val="0628AC0C"/>
-    <w:lvl w:ilvl="0" w:tplc="183AD174">
+    <w:tmpl w:val="D1B6B6D0"/>
+    <w:lvl w:ilvl="0" w:tplc="280A0001">
       <w:start w:val="1"/>
       <w:numFmt w:val="bullet"/>
       <w:lvlText w:val=""/>
       <w:lvlJc w:val="left"/>
       <w:pPr>
-        <w:ind w:left="720" w:hanging="360"/>
+        <w:ind w:left="1080" w:hanging="360"/>
       </w:pPr>
       <w:rPr>
-        <w:rFonts w:ascii="Calibri" w:eastAsiaTheme="minorHAnsi" w:hAnsi="Calibri" w:cs="Calibri" w:hint="default"/>
+        <w:rFonts w:ascii="Symbol" w:hAnsi="Symbol" w:hint="default"/>
       </w:rPr>
     </w:lvl>
     <w:lvl w:ilvl="1" w:tplc="280A0003" w:tentative="1">
@@ -4832,7 +7982,7 @@
       <w:lvlText w:val="o"/>
       <w:lvlJc w:val="left"/>
       <w:pPr>
-        <w:ind w:left="1440" w:hanging="360"/>
+        <w:ind w:left="1800" w:hanging="360"/>
       </w:pPr>
       <w:rPr>
         <w:rFonts w:ascii="Courier New" w:hAnsi="Courier New" w:cs="Courier New" w:hint="default"/>
@@ -4844,7 +7994,7 @@
       <w:lvlText w:val=""/>
       <w:lvlJc w:val="left"/>
       <w:pPr>
-        <w:ind w:left="2160" w:hanging="360"/>
+        <w:ind w:left="2520" w:hanging="360"/>
       </w:pPr>
       <w:rPr>
         <w:rFonts w:ascii="Wingdings" w:hAnsi="Wingdings" w:hint="default"/>
@@ -4856,7 +8006,7 @@
       <w:lvlText w:val=""/>
       <w:lvlJc w:val="left"/>
       <w:pPr>
-        <w:ind w:left="2880" w:hanging="360"/>
+        <w:ind w:left="3240" w:hanging="360"/>
       </w:pPr>
       <w:rPr>
         <w:rFonts w:ascii="Symbol" w:hAnsi="Symbol" w:hint="default"/>
@@ -4868,7 +8018,7 @@
       <w:lvlText w:val="o"/>
       <w:lvlJc w:val="left"/>
       <w:pPr>
-        <w:ind w:left="3600" w:hanging="360"/>
+        <w:ind w:left="3960" w:hanging="360"/>
       </w:pPr>
       <w:rPr>
         <w:rFonts w:ascii="Courier New" w:hAnsi="Courier New" w:cs="Courier New" w:hint="default"/>
@@ -4880,7 +8030,7 @@
       <w:lvlText w:val=""/>
       <w:lvlJc w:val="left"/>
       <w:pPr>
-        <w:ind w:left="4320" w:hanging="360"/>
+        <w:ind w:left="4680" w:hanging="360"/>
       </w:pPr>
       <w:rPr>
         <w:rFonts w:ascii="Wingdings" w:hAnsi="Wingdings" w:hint="default"/>
@@ -4892,7 +8042,7 @@
       <w:lvlText w:val=""/>
       <w:lvlJc w:val="left"/>
       <w:pPr>
-        <w:ind w:left="5040" w:hanging="360"/>
+        <w:ind w:left="5400" w:hanging="360"/>
       </w:pPr>
       <w:rPr>
         <w:rFonts w:ascii="Symbol" w:hAnsi="Symbol" w:hint="default"/>
@@ -4904,7 +8054,7 @@
       <w:lvlText w:val="o"/>
       <w:lvlJc w:val="left"/>
       <w:pPr>
-        <w:ind w:left="5760" w:hanging="360"/>
+        <w:ind w:left="6120" w:hanging="360"/>
       </w:pPr>
       <w:rPr>
         <w:rFonts w:ascii="Courier New" w:hAnsi="Courier New" w:cs="Courier New" w:hint="default"/>
@@ -4916,17 +8066,103 @@
       <w:lvlText w:val=""/>
       <w:lvlJc w:val="left"/>
       <w:pPr>
-        <w:ind w:left="6480" w:hanging="360"/>
+        <w:ind w:left="6840" w:hanging="360"/>
       </w:pPr>
       <w:rPr>
         <w:rFonts w:ascii="Wingdings" w:hAnsi="Wingdings" w:hint="default"/>
       </w:rPr>
     </w:lvl>
   </w:abstractNum>
-  <w:abstractNum w:abstractNumId="4">
-    <w:nsid w:val="14F812D4"/>
+  <w:abstractNum w:abstractNumId="3" w15:restartNumberingAfterBreak="0">
+    <w:nsid w:val="1A306B56"/>
     <w:multiLevelType w:val="hybridMultilevel"/>
-    <w:tmpl w:val="EAEC1AC4"/>
+    <w:tmpl w:val="27904C6A"/>
+    <w:lvl w:ilvl="0" w:tplc="280A0019">
+      <w:start w:val="1"/>
+      <w:numFmt w:val="lowerLetter"/>
+      <w:lvlText w:val="%1."/>
+      <w:lvlJc w:val="left"/>
+      <w:pPr>
+        <w:ind w:left="1800" w:hanging="360"/>
+      </w:pPr>
+    </w:lvl>
+    <w:lvl w:ilvl="1" w:tplc="280A0019" w:tentative="1">
+      <w:start w:val="1"/>
+      <w:numFmt w:val="lowerLetter"/>
+      <w:lvlText w:val="%2."/>
+      <w:lvlJc w:val="left"/>
+      <w:pPr>
+        <w:ind w:left="2520" w:hanging="360"/>
+      </w:pPr>
+    </w:lvl>
+    <w:lvl w:ilvl="2" w:tplc="280A001B" w:tentative="1">
+      <w:start w:val="1"/>
+      <w:numFmt w:val="lowerRoman"/>
+      <w:lvlText w:val="%3."/>
+      <w:lvlJc w:val="right"/>
+      <w:pPr>
+        <w:ind w:left="3240" w:hanging="180"/>
+      </w:pPr>
+    </w:lvl>
+    <w:lvl w:ilvl="3" w:tplc="280A000F" w:tentative="1">
+      <w:start w:val="1"/>
+      <w:numFmt w:val="decimal"/>
+      <w:lvlText w:val="%4."/>
+      <w:lvlJc w:val="left"/>
+      <w:pPr>
+        <w:ind w:left="3960" w:hanging="360"/>
+      </w:pPr>
+    </w:lvl>
+    <w:lvl w:ilvl="4" w:tplc="280A0019" w:tentative="1">
+      <w:start w:val="1"/>
+      <w:numFmt w:val="lowerLetter"/>
+      <w:lvlText w:val="%5."/>
+      <w:lvlJc w:val="left"/>
+      <w:pPr>
+        <w:ind w:left="4680" w:hanging="360"/>
+      </w:pPr>
+    </w:lvl>
+    <w:lvl w:ilvl="5" w:tplc="280A001B" w:tentative="1">
+      <w:start w:val="1"/>
+      <w:numFmt w:val="lowerRoman"/>
+      <w:lvlText w:val="%6."/>
+      <w:lvlJc w:val="right"/>
+      <w:pPr>
+        <w:ind w:left="5400" w:hanging="180"/>
+      </w:pPr>
+    </w:lvl>
+    <w:lvl w:ilvl="6" w:tplc="280A000F" w:tentative="1">
+      <w:start w:val="1"/>
+      <w:numFmt w:val="decimal"/>
+      <w:lvlText w:val="%7."/>
+      <w:lvlJc w:val="left"/>
+      <w:pPr>
+        <w:ind w:left="6120" w:hanging="360"/>
+      </w:pPr>
+    </w:lvl>
+    <w:lvl w:ilvl="7" w:tplc="280A0019" w:tentative="1">
+      <w:start w:val="1"/>
+      <w:numFmt w:val="lowerLetter"/>
+      <w:lvlText w:val="%8."/>
+      <w:lvlJc w:val="left"/>
+      <w:pPr>
+        <w:ind w:left="6840" w:hanging="360"/>
+      </w:pPr>
+    </w:lvl>
+    <w:lvl w:ilvl="8" w:tplc="280A001B" w:tentative="1">
+      <w:start w:val="1"/>
+      <w:numFmt w:val="lowerRoman"/>
+      <w:lvlText w:val="%9."/>
+      <w:lvlJc w:val="right"/>
+      <w:pPr>
+        <w:ind w:left="7560" w:hanging="180"/>
+      </w:pPr>
+    </w:lvl>
+  </w:abstractNum>
+  <w:abstractNum w:abstractNumId="4" w15:restartNumberingAfterBreak="0">
+    <w:nsid w:val="27A520B1"/>
+    <w:multiLevelType w:val="hybridMultilevel"/>
+    <w:tmpl w:val="D37494BC"/>
     <w:lvl w:ilvl="0" w:tplc="280A0001">
       <w:start w:val="1"/>
       <w:numFmt w:val="bullet"/>
@@ -5036,17 +8272,189 @@
       </w:rPr>
     </w:lvl>
   </w:abstractNum>
-  <w:abstractNum w:abstractNumId="5">
-    <w:nsid w:val="18576469"/>
+  <w:abstractNum w:abstractNumId="5" w15:restartNumberingAfterBreak="0">
+    <w:nsid w:val="2F477BC3"/>
     <w:multiLevelType w:val="hybridMultilevel"/>
-    <w:tmpl w:val="CB96B2C6"/>
+    <w:tmpl w:val="690A38A6"/>
+    <w:lvl w:ilvl="0" w:tplc="280A0019">
+      <w:start w:val="1"/>
+      <w:numFmt w:val="lowerLetter"/>
+      <w:lvlText w:val="%1."/>
+      <w:lvlJc w:val="left"/>
+      <w:pPr>
+        <w:ind w:left="1440" w:hanging="360"/>
+      </w:pPr>
+    </w:lvl>
+    <w:lvl w:ilvl="1" w:tplc="280A0019" w:tentative="1">
+      <w:start w:val="1"/>
+      <w:numFmt w:val="lowerLetter"/>
+      <w:lvlText w:val="%2."/>
+      <w:lvlJc w:val="left"/>
+      <w:pPr>
+        <w:ind w:left="2160" w:hanging="360"/>
+      </w:pPr>
+    </w:lvl>
+    <w:lvl w:ilvl="2" w:tplc="280A001B" w:tentative="1">
+      <w:start w:val="1"/>
+      <w:numFmt w:val="lowerRoman"/>
+      <w:lvlText w:val="%3."/>
+      <w:lvlJc w:val="right"/>
+      <w:pPr>
+        <w:ind w:left="2880" w:hanging="180"/>
+      </w:pPr>
+    </w:lvl>
+    <w:lvl w:ilvl="3" w:tplc="280A000F" w:tentative="1">
+      <w:start w:val="1"/>
+      <w:numFmt w:val="decimal"/>
+      <w:lvlText w:val="%4."/>
+      <w:lvlJc w:val="left"/>
+      <w:pPr>
+        <w:ind w:left="3600" w:hanging="360"/>
+      </w:pPr>
+    </w:lvl>
+    <w:lvl w:ilvl="4" w:tplc="280A0019" w:tentative="1">
+      <w:start w:val="1"/>
+      <w:numFmt w:val="lowerLetter"/>
+      <w:lvlText w:val="%5."/>
+      <w:lvlJc w:val="left"/>
+      <w:pPr>
+        <w:ind w:left="4320" w:hanging="360"/>
+      </w:pPr>
+    </w:lvl>
+    <w:lvl w:ilvl="5" w:tplc="280A001B" w:tentative="1">
+      <w:start w:val="1"/>
+      <w:numFmt w:val="lowerRoman"/>
+      <w:lvlText w:val="%6."/>
+      <w:lvlJc w:val="right"/>
+      <w:pPr>
+        <w:ind w:left="5040" w:hanging="180"/>
+      </w:pPr>
+    </w:lvl>
+    <w:lvl w:ilvl="6" w:tplc="280A000F" w:tentative="1">
+      <w:start w:val="1"/>
+      <w:numFmt w:val="decimal"/>
+      <w:lvlText w:val="%7."/>
+      <w:lvlJc w:val="left"/>
+      <w:pPr>
+        <w:ind w:left="5760" w:hanging="360"/>
+      </w:pPr>
+    </w:lvl>
+    <w:lvl w:ilvl="7" w:tplc="280A0019" w:tentative="1">
+      <w:start w:val="1"/>
+      <w:numFmt w:val="lowerLetter"/>
+      <w:lvlText w:val="%8."/>
+      <w:lvlJc w:val="left"/>
+      <w:pPr>
+        <w:ind w:left="6480" w:hanging="360"/>
+      </w:pPr>
+    </w:lvl>
+    <w:lvl w:ilvl="8" w:tplc="280A001B" w:tentative="1">
+      <w:start w:val="1"/>
+      <w:numFmt w:val="lowerRoman"/>
+      <w:lvlText w:val="%9."/>
+      <w:lvlJc w:val="right"/>
+      <w:pPr>
+        <w:ind w:left="7200" w:hanging="180"/>
+      </w:pPr>
+    </w:lvl>
+  </w:abstractNum>
+  <w:abstractNum w:abstractNumId="6" w15:restartNumberingAfterBreak="0">
+    <w:nsid w:val="31426053"/>
+    <w:multiLevelType w:val="hybridMultilevel"/>
+    <w:tmpl w:val="4CCCB4FA"/>
+    <w:lvl w:ilvl="0" w:tplc="280A0019">
+      <w:start w:val="1"/>
+      <w:numFmt w:val="lowerLetter"/>
+      <w:lvlText w:val="%1."/>
+      <w:lvlJc w:val="left"/>
+      <w:pPr>
+        <w:ind w:left="1800" w:hanging="360"/>
+      </w:pPr>
+    </w:lvl>
+    <w:lvl w:ilvl="1" w:tplc="280A0019" w:tentative="1">
+      <w:start w:val="1"/>
+      <w:numFmt w:val="lowerLetter"/>
+      <w:lvlText w:val="%2."/>
+      <w:lvlJc w:val="left"/>
+      <w:pPr>
+        <w:ind w:left="2520" w:hanging="360"/>
+      </w:pPr>
+    </w:lvl>
+    <w:lvl w:ilvl="2" w:tplc="280A001B" w:tentative="1">
+      <w:start w:val="1"/>
+      <w:numFmt w:val="lowerRoman"/>
+      <w:lvlText w:val="%3."/>
+      <w:lvlJc w:val="right"/>
+      <w:pPr>
+        <w:ind w:left="3240" w:hanging="180"/>
+      </w:pPr>
+    </w:lvl>
+    <w:lvl w:ilvl="3" w:tplc="280A000F" w:tentative="1">
+      <w:start w:val="1"/>
+      <w:numFmt w:val="decimal"/>
+      <w:lvlText w:val="%4."/>
+      <w:lvlJc w:val="left"/>
+      <w:pPr>
+        <w:ind w:left="3960" w:hanging="360"/>
+      </w:pPr>
+    </w:lvl>
+    <w:lvl w:ilvl="4" w:tplc="280A0019" w:tentative="1">
+      <w:start w:val="1"/>
+      <w:numFmt w:val="lowerLetter"/>
+      <w:lvlText w:val="%5."/>
+      <w:lvlJc w:val="left"/>
+      <w:pPr>
+        <w:ind w:left="4680" w:hanging="360"/>
+      </w:pPr>
+    </w:lvl>
+    <w:lvl w:ilvl="5" w:tplc="280A001B" w:tentative="1">
+      <w:start w:val="1"/>
+      <w:numFmt w:val="lowerRoman"/>
+      <w:lvlText w:val="%6."/>
+      <w:lvlJc w:val="right"/>
+      <w:pPr>
+        <w:ind w:left="5400" w:hanging="180"/>
+      </w:pPr>
+    </w:lvl>
+    <w:lvl w:ilvl="6" w:tplc="280A000F" w:tentative="1">
+      <w:start w:val="1"/>
+      <w:numFmt w:val="decimal"/>
+      <w:lvlText w:val="%7."/>
+      <w:lvlJc w:val="left"/>
+      <w:pPr>
+        <w:ind w:left="6120" w:hanging="360"/>
+      </w:pPr>
+    </w:lvl>
+    <w:lvl w:ilvl="7" w:tplc="280A0019" w:tentative="1">
+      <w:start w:val="1"/>
+      <w:numFmt w:val="lowerLetter"/>
+      <w:lvlText w:val="%8."/>
+      <w:lvlJc w:val="left"/>
+      <w:pPr>
+        <w:ind w:left="6840" w:hanging="360"/>
+      </w:pPr>
+    </w:lvl>
+    <w:lvl w:ilvl="8" w:tplc="280A001B" w:tentative="1">
+      <w:start w:val="1"/>
+      <w:numFmt w:val="lowerRoman"/>
+      <w:lvlText w:val="%9."/>
+      <w:lvlJc w:val="right"/>
+      <w:pPr>
+        <w:ind w:left="7560" w:hanging="180"/>
+      </w:pPr>
+    </w:lvl>
+  </w:abstractNum>
+  <w:abstractNum w:abstractNumId="7" w15:restartNumberingAfterBreak="0">
+    <w:nsid w:val="3A8E2B3A"/>
+    <w:multiLevelType w:val="hybridMultilevel"/>
+    <w:tmpl w:val="20C47A7C"/>
     <w:lvl w:ilvl="0" w:tplc="280A0001">
       <w:start w:val="1"/>
       <w:numFmt w:val="bullet"/>
       <w:lvlText w:val=""/>
       <w:lvlJc w:val="left"/>
       <w:pPr>
-        <w:ind w:left="720" w:hanging="360"/>
+        <w:ind w:left="1800" w:hanging="360"/>
       </w:pPr>
       <w:rPr>
         <w:rFonts w:ascii="Symbol" w:hAnsi="Symbol" w:hint="default"/>
@@ -5058,19 +8466,19 @@
       <w:lvlText w:val="o"/>
       <w:lvlJc w:val="left"/>
       <w:pPr>
-        <w:ind w:left="1440" w:hanging="360"/>
+        <w:ind w:left="2520" w:hanging="360"/>
       </w:pPr>
       <w:rPr>
         <w:rFonts w:ascii="Courier New" w:hAnsi="Courier New" w:cs="Courier New" w:hint="default"/>
       </w:rPr>
     </w:lvl>
-    <w:lvl w:ilvl="2" w:tplc="280A0005">
+    <w:lvl w:ilvl="2" w:tplc="280A0005" w:tentative="1">
       <w:start w:val="1"/>
       <w:numFmt w:val="bullet"/>
       <w:lvlText w:val=""/>
       <w:lvlJc w:val="left"/>
       <w:pPr>
-        <w:ind w:left="2160" w:hanging="360"/>
+        <w:ind w:left="3240" w:hanging="360"/>
       </w:pPr>
       <w:rPr>
         <w:rFonts w:ascii="Wingdings" w:hAnsi="Wingdings" w:hint="default"/>
@@ -5082,7 +8490,7 @@
       <w:lvlText w:val=""/>
       <w:lvlJc w:val="left"/>
       <w:pPr>
-        <w:ind w:left="2880" w:hanging="360"/>
+        <w:ind w:left="3960" w:hanging="360"/>
       </w:pPr>
       <w:rPr>
         <w:rFonts w:ascii="Symbol" w:hAnsi="Symbol" w:hint="default"/>
@@ -5094,7 +8502,7 @@
       <w:lvlText w:val="o"/>
       <w:lvlJc w:val="left"/>
       <w:pPr>
-        <w:ind w:left="3600" w:hanging="360"/>
+        <w:ind w:left="4680" w:hanging="360"/>
       </w:pPr>
       <w:rPr>
         <w:rFonts w:ascii="Courier New" w:hAnsi="Courier New" w:cs="Courier New" w:hint="default"/>
@@ -5106,7 +8514,7 @@
       <w:lvlText w:val=""/>
       <w:lvlJc w:val="left"/>
       <w:pPr>
-        <w:ind w:left="4320" w:hanging="360"/>
+        <w:ind w:left="5400" w:hanging="360"/>
       </w:pPr>
       <w:rPr>
         <w:rFonts w:ascii="Wingdings" w:hAnsi="Wingdings" w:hint="default"/>
@@ -5118,7 +8526,7 @@
       <w:lvlText w:val=""/>
       <w:lvlJc w:val="left"/>
       <w:pPr>
-        <w:ind w:left="5040" w:hanging="360"/>
+        <w:ind w:left="6120" w:hanging="360"/>
       </w:pPr>
       <w:rPr>
         <w:rFonts w:ascii="Symbol" w:hAnsi="Symbol" w:hint="default"/>
@@ -5130,7 +8538,7 @@
       <w:lvlText w:val="o"/>
       <w:lvlJc w:val="left"/>
       <w:pPr>
-        <w:ind w:left="5760" w:hanging="360"/>
+        <w:ind w:left="6840" w:hanging="360"/>
       </w:pPr>
       <w:rPr>
         <w:rFonts w:ascii="Courier New" w:hAnsi="Courier New" w:cs="Courier New" w:hint="default"/>
@@ -5142,126 +8550,773 @@
       <w:lvlText w:val=""/>
       <w:lvlJc w:val="left"/>
       <w:pPr>
-        <w:ind w:left="6480" w:hanging="360"/>
+        <w:ind w:left="7560" w:hanging="360"/>
       </w:pPr>
       <w:rPr>
         <w:rFonts w:ascii="Wingdings" w:hAnsi="Wingdings" w:hint="default"/>
       </w:rPr>
     </w:lvl>
   </w:abstractNum>
-  <w:abstractNum w:abstractNumId="6">
-    <w:nsid w:val="1E851D84"/>
-    <w:multiLevelType w:val="multilevel"/>
-    <w:tmpl w:val="FF66822A"/>
-    <w:lvl w:ilvl="0">
+  <w:abstractNum w:abstractNumId="8" w15:restartNumberingAfterBreak="0">
+    <w:nsid w:val="3F044DF0"/>
+    <w:multiLevelType w:val="hybridMultilevel"/>
+    <w:tmpl w:val="7C38E610"/>
+    <w:lvl w:ilvl="0" w:tplc="280A0001">
+      <w:start w:val="1"/>
+      <w:numFmt w:val="bullet"/>
+      <w:lvlText w:val=""/>
+      <w:lvlJc w:val="left"/>
+      <w:pPr>
+        <w:ind w:left="1800" w:hanging="360"/>
+      </w:pPr>
+      <w:rPr>
+        <w:rFonts w:ascii="Symbol" w:hAnsi="Symbol" w:hint="default"/>
+      </w:rPr>
+    </w:lvl>
+    <w:lvl w:ilvl="1" w:tplc="280A0003" w:tentative="1">
+      <w:start w:val="1"/>
+      <w:numFmt w:val="bullet"/>
+      <w:lvlText w:val="o"/>
+      <w:lvlJc w:val="left"/>
+      <w:pPr>
+        <w:ind w:left="2520" w:hanging="360"/>
+      </w:pPr>
+      <w:rPr>
+        <w:rFonts w:ascii="Courier New" w:hAnsi="Courier New" w:cs="Courier New" w:hint="default"/>
+      </w:rPr>
+    </w:lvl>
+    <w:lvl w:ilvl="2" w:tplc="280A0005" w:tentative="1">
+      <w:start w:val="1"/>
+      <w:numFmt w:val="bullet"/>
+      <w:lvlText w:val=""/>
+      <w:lvlJc w:val="left"/>
+      <w:pPr>
+        <w:ind w:left="3240" w:hanging="360"/>
+      </w:pPr>
+      <w:rPr>
+        <w:rFonts w:ascii="Wingdings" w:hAnsi="Wingdings" w:hint="default"/>
+      </w:rPr>
+    </w:lvl>
+    <w:lvl w:ilvl="3" w:tplc="280A0001" w:tentative="1">
+      <w:start w:val="1"/>
+      <w:numFmt w:val="bullet"/>
+      <w:lvlText w:val=""/>
+      <w:lvlJc w:val="left"/>
+      <w:pPr>
+        <w:ind w:left="3960" w:hanging="360"/>
+      </w:pPr>
+      <w:rPr>
+        <w:rFonts w:ascii="Symbol" w:hAnsi="Symbol" w:hint="default"/>
+      </w:rPr>
+    </w:lvl>
+    <w:lvl w:ilvl="4" w:tplc="280A0003" w:tentative="1">
+      <w:start w:val="1"/>
+      <w:numFmt w:val="bullet"/>
+      <w:lvlText w:val="o"/>
+      <w:lvlJc w:val="left"/>
+      <w:pPr>
+        <w:ind w:left="4680" w:hanging="360"/>
+      </w:pPr>
+      <w:rPr>
+        <w:rFonts w:ascii="Courier New" w:hAnsi="Courier New" w:cs="Courier New" w:hint="default"/>
+      </w:rPr>
+    </w:lvl>
+    <w:lvl w:ilvl="5" w:tplc="280A0005" w:tentative="1">
+      <w:start w:val="1"/>
+      <w:numFmt w:val="bullet"/>
+      <w:lvlText w:val=""/>
+      <w:lvlJc w:val="left"/>
+      <w:pPr>
+        <w:ind w:left="5400" w:hanging="360"/>
+      </w:pPr>
+      <w:rPr>
+        <w:rFonts w:ascii="Wingdings" w:hAnsi="Wingdings" w:hint="default"/>
+      </w:rPr>
+    </w:lvl>
+    <w:lvl w:ilvl="6" w:tplc="280A0001" w:tentative="1">
+      <w:start w:val="1"/>
+      <w:numFmt w:val="bullet"/>
+      <w:lvlText w:val=""/>
+      <w:lvlJc w:val="left"/>
+      <w:pPr>
+        <w:ind w:left="6120" w:hanging="360"/>
+      </w:pPr>
+      <w:rPr>
+        <w:rFonts w:ascii="Symbol" w:hAnsi="Symbol" w:hint="default"/>
+      </w:rPr>
+    </w:lvl>
+    <w:lvl w:ilvl="7" w:tplc="280A0003" w:tentative="1">
+      <w:start w:val="1"/>
+      <w:numFmt w:val="bullet"/>
+      <w:lvlText w:val="o"/>
+      <w:lvlJc w:val="left"/>
+      <w:pPr>
+        <w:ind w:left="6840" w:hanging="360"/>
+      </w:pPr>
+      <w:rPr>
+        <w:rFonts w:ascii="Courier New" w:hAnsi="Courier New" w:cs="Courier New" w:hint="default"/>
+      </w:rPr>
+    </w:lvl>
+    <w:lvl w:ilvl="8" w:tplc="280A0005" w:tentative="1">
+      <w:start w:val="1"/>
+      <w:numFmt w:val="bullet"/>
+      <w:lvlText w:val=""/>
+      <w:lvlJc w:val="left"/>
+      <w:pPr>
+        <w:ind w:left="7560" w:hanging="360"/>
+      </w:pPr>
+      <w:rPr>
+        <w:rFonts w:ascii="Wingdings" w:hAnsi="Wingdings" w:hint="default"/>
+      </w:rPr>
+    </w:lvl>
+  </w:abstractNum>
+  <w:abstractNum w:abstractNumId="9" w15:restartNumberingAfterBreak="0">
+    <w:nsid w:val="521A6F63"/>
+    <w:multiLevelType w:val="hybridMultilevel"/>
+    <w:tmpl w:val="DD627336"/>
+    <w:lvl w:ilvl="0" w:tplc="280A0001">
+      <w:start w:val="1"/>
+      <w:numFmt w:val="bullet"/>
+      <w:lvlText w:val=""/>
+      <w:lvlJc w:val="left"/>
+      <w:pPr>
+        <w:ind w:left="720" w:hanging="360"/>
+      </w:pPr>
+      <w:rPr>
+        <w:rFonts w:ascii="Symbol" w:hAnsi="Symbol" w:hint="default"/>
+      </w:rPr>
+    </w:lvl>
+    <w:lvl w:ilvl="1" w:tplc="280A0003" w:tentative="1">
+      <w:start w:val="1"/>
+      <w:numFmt w:val="bullet"/>
+      <w:lvlText w:val="o"/>
+      <w:lvlJc w:val="left"/>
+      <w:pPr>
+        <w:ind w:left="1440" w:hanging="360"/>
+      </w:pPr>
+      <w:rPr>
+        <w:rFonts w:ascii="Courier New" w:hAnsi="Courier New" w:cs="Courier New" w:hint="default"/>
+      </w:rPr>
+    </w:lvl>
+    <w:lvl w:ilvl="2" w:tplc="280A0005" w:tentative="1">
+      <w:start w:val="1"/>
+      <w:numFmt w:val="bullet"/>
+      <w:lvlText w:val=""/>
+      <w:lvlJc w:val="left"/>
+      <w:pPr>
+        <w:ind w:left="2160" w:hanging="360"/>
+      </w:pPr>
+      <w:rPr>
+        <w:rFonts w:ascii="Wingdings" w:hAnsi="Wingdings" w:hint="default"/>
+      </w:rPr>
+    </w:lvl>
+    <w:lvl w:ilvl="3" w:tplc="280A0001" w:tentative="1">
+      <w:start w:val="1"/>
+      <w:numFmt w:val="bullet"/>
+      <w:lvlText w:val=""/>
+      <w:lvlJc w:val="left"/>
+      <w:pPr>
+        <w:ind w:left="2880" w:hanging="360"/>
+      </w:pPr>
+      <w:rPr>
+        <w:rFonts w:ascii="Symbol" w:hAnsi="Symbol" w:hint="default"/>
+      </w:rPr>
+    </w:lvl>
+    <w:lvl w:ilvl="4" w:tplc="280A0003" w:tentative="1">
+      <w:start w:val="1"/>
+      <w:numFmt w:val="bullet"/>
+      <w:lvlText w:val="o"/>
+      <w:lvlJc w:val="left"/>
+      <w:pPr>
+        <w:ind w:left="3600" w:hanging="360"/>
+      </w:pPr>
+      <w:rPr>
+        <w:rFonts w:ascii="Courier New" w:hAnsi="Courier New" w:cs="Courier New" w:hint="default"/>
+      </w:rPr>
+    </w:lvl>
+    <w:lvl w:ilvl="5" w:tplc="280A0005" w:tentative="1">
+      <w:start w:val="1"/>
+      <w:numFmt w:val="bullet"/>
+      <w:lvlText w:val=""/>
+      <w:lvlJc w:val="left"/>
+      <w:pPr>
+        <w:ind w:left="4320" w:hanging="360"/>
+      </w:pPr>
+      <w:rPr>
+        <w:rFonts w:ascii="Wingdings" w:hAnsi="Wingdings" w:hint="default"/>
+      </w:rPr>
+    </w:lvl>
+    <w:lvl w:ilvl="6" w:tplc="280A0001" w:tentative="1">
+      <w:start w:val="1"/>
+      <w:numFmt w:val="bullet"/>
+      <w:lvlText w:val=""/>
+      <w:lvlJc w:val="left"/>
+      <w:pPr>
+        <w:ind w:left="5040" w:hanging="360"/>
+      </w:pPr>
+      <w:rPr>
+        <w:rFonts w:ascii="Symbol" w:hAnsi="Symbol" w:hint="default"/>
+      </w:rPr>
+    </w:lvl>
+    <w:lvl w:ilvl="7" w:tplc="280A0003" w:tentative="1">
+      <w:start w:val="1"/>
+      <w:numFmt w:val="bullet"/>
+      <w:lvlText w:val="o"/>
+      <w:lvlJc w:val="left"/>
+      <w:pPr>
+        <w:ind w:left="5760" w:hanging="360"/>
+      </w:pPr>
+      <w:rPr>
+        <w:rFonts w:ascii="Courier New" w:hAnsi="Courier New" w:cs="Courier New" w:hint="default"/>
+      </w:rPr>
+    </w:lvl>
+    <w:lvl w:ilvl="8" w:tplc="280A0005" w:tentative="1">
+      <w:start w:val="1"/>
+      <w:numFmt w:val="bullet"/>
+      <w:lvlText w:val=""/>
+      <w:lvlJc w:val="left"/>
+      <w:pPr>
+        <w:ind w:left="6480" w:hanging="360"/>
+      </w:pPr>
+      <w:rPr>
+        <w:rFonts w:ascii="Wingdings" w:hAnsi="Wingdings" w:hint="default"/>
+      </w:rPr>
+    </w:lvl>
+  </w:abstractNum>
+  <w:abstractNum w:abstractNumId="10" w15:restartNumberingAfterBreak="0">
+    <w:nsid w:val="531926AD"/>
+    <w:multiLevelType w:val="hybridMultilevel"/>
+    <w:tmpl w:val="F39EAD62"/>
+    <w:lvl w:ilvl="0" w:tplc="280A0001">
+      <w:start w:val="1"/>
+      <w:numFmt w:val="bullet"/>
+      <w:lvlText w:val=""/>
+      <w:lvlJc w:val="left"/>
+      <w:pPr>
+        <w:ind w:left="1800" w:hanging="360"/>
+      </w:pPr>
+      <w:rPr>
+        <w:rFonts w:ascii="Symbol" w:hAnsi="Symbol" w:hint="default"/>
+      </w:rPr>
+    </w:lvl>
+    <w:lvl w:ilvl="1" w:tplc="280A0003" w:tentative="1">
+      <w:start w:val="1"/>
+      <w:numFmt w:val="bullet"/>
+      <w:lvlText w:val="o"/>
+      <w:lvlJc w:val="left"/>
+      <w:pPr>
+        <w:ind w:left="2520" w:hanging="360"/>
+      </w:pPr>
+      <w:rPr>
+        <w:rFonts w:ascii="Courier New" w:hAnsi="Courier New" w:cs="Courier New" w:hint="default"/>
+      </w:rPr>
+    </w:lvl>
+    <w:lvl w:ilvl="2" w:tplc="280A0005" w:tentative="1">
+      <w:start w:val="1"/>
+      <w:numFmt w:val="bullet"/>
+      <w:lvlText w:val=""/>
+      <w:lvlJc w:val="left"/>
+      <w:pPr>
+        <w:ind w:left="3240" w:hanging="360"/>
+      </w:pPr>
+      <w:rPr>
+        <w:rFonts w:ascii="Wingdings" w:hAnsi="Wingdings" w:hint="default"/>
+      </w:rPr>
+    </w:lvl>
+    <w:lvl w:ilvl="3" w:tplc="280A0001" w:tentative="1">
+      <w:start w:val="1"/>
+      <w:numFmt w:val="bullet"/>
+      <w:lvlText w:val=""/>
+      <w:lvlJc w:val="left"/>
+      <w:pPr>
+        <w:ind w:left="3960" w:hanging="360"/>
+      </w:pPr>
+      <w:rPr>
+        <w:rFonts w:ascii="Symbol" w:hAnsi="Symbol" w:hint="default"/>
+      </w:rPr>
+    </w:lvl>
+    <w:lvl w:ilvl="4" w:tplc="280A0003" w:tentative="1">
+      <w:start w:val="1"/>
+      <w:numFmt w:val="bullet"/>
+      <w:lvlText w:val="o"/>
+      <w:lvlJc w:val="left"/>
+      <w:pPr>
+        <w:ind w:left="4680" w:hanging="360"/>
+      </w:pPr>
+      <w:rPr>
+        <w:rFonts w:ascii="Courier New" w:hAnsi="Courier New" w:cs="Courier New" w:hint="default"/>
+      </w:rPr>
+    </w:lvl>
+    <w:lvl w:ilvl="5" w:tplc="280A0005" w:tentative="1">
+      <w:start w:val="1"/>
+      <w:numFmt w:val="bullet"/>
+      <w:lvlText w:val=""/>
+      <w:lvlJc w:val="left"/>
+      <w:pPr>
+        <w:ind w:left="5400" w:hanging="360"/>
+      </w:pPr>
+      <w:rPr>
+        <w:rFonts w:ascii="Wingdings" w:hAnsi="Wingdings" w:hint="default"/>
+      </w:rPr>
+    </w:lvl>
+    <w:lvl w:ilvl="6" w:tplc="280A0001" w:tentative="1">
+      <w:start w:val="1"/>
+      <w:numFmt w:val="bullet"/>
+      <w:lvlText w:val=""/>
+      <w:lvlJc w:val="left"/>
+      <w:pPr>
+        <w:ind w:left="6120" w:hanging="360"/>
+      </w:pPr>
+      <w:rPr>
+        <w:rFonts w:ascii="Symbol" w:hAnsi="Symbol" w:hint="default"/>
+      </w:rPr>
+    </w:lvl>
+    <w:lvl w:ilvl="7" w:tplc="280A0003" w:tentative="1">
+      <w:start w:val="1"/>
+      <w:numFmt w:val="bullet"/>
+      <w:lvlText w:val="o"/>
+      <w:lvlJc w:val="left"/>
+      <w:pPr>
+        <w:ind w:left="6840" w:hanging="360"/>
+      </w:pPr>
+      <w:rPr>
+        <w:rFonts w:ascii="Courier New" w:hAnsi="Courier New" w:cs="Courier New" w:hint="default"/>
+      </w:rPr>
+    </w:lvl>
+    <w:lvl w:ilvl="8" w:tplc="280A0005" w:tentative="1">
+      <w:start w:val="1"/>
+      <w:numFmt w:val="bullet"/>
+      <w:lvlText w:val=""/>
+      <w:lvlJc w:val="left"/>
+      <w:pPr>
+        <w:ind w:left="7560" w:hanging="360"/>
+      </w:pPr>
+      <w:rPr>
+        <w:rFonts w:ascii="Wingdings" w:hAnsi="Wingdings" w:hint="default"/>
+      </w:rPr>
+    </w:lvl>
+  </w:abstractNum>
+  <w:abstractNum w:abstractNumId="11" w15:restartNumberingAfterBreak="0">
+    <w:nsid w:val="55642EF7"/>
+    <w:multiLevelType w:val="hybridMultilevel"/>
+    <w:tmpl w:val="11D0BB78"/>
+    <w:lvl w:ilvl="0" w:tplc="280A0001">
+      <w:start w:val="1"/>
+      <w:numFmt w:val="bullet"/>
+      <w:lvlText w:val=""/>
+      <w:lvlJc w:val="left"/>
+      <w:pPr>
+        <w:ind w:left="720" w:hanging="360"/>
+      </w:pPr>
+      <w:rPr>
+        <w:rFonts w:ascii="Symbol" w:hAnsi="Symbol" w:hint="default"/>
+      </w:rPr>
+    </w:lvl>
+    <w:lvl w:ilvl="1" w:tplc="280A0003" w:tentative="1">
+      <w:start w:val="1"/>
+      <w:numFmt w:val="bullet"/>
+      <w:lvlText w:val="o"/>
+      <w:lvlJc w:val="left"/>
+      <w:pPr>
+        <w:ind w:left="1440" w:hanging="360"/>
+      </w:pPr>
+      <w:rPr>
+        <w:rFonts w:ascii="Courier New" w:hAnsi="Courier New" w:cs="Courier New" w:hint="default"/>
+      </w:rPr>
+    </w:lvl>
+    <w:lvl w:ilvl="2" w:tplc="280A0005" w:tentative="1">
+      <w:start w:val="1"/>
+      <w:numFmt w:val="bullet"/>
+      <w:lvlText w:val=""/>
+      <w:lvlJc w:val="left"/>
+      <w:pPr>
+        <w:ind w:left="2160" w:hanging="360"/>
+      </w:pPr>
+      <w:rPr>
+        <w:rFonts w:ascii="Wingdings" w:hAnsi="Wingdings" w:hint="default"/>
+      </w:rPr>
+    </w:lvl>
+    <w:lvl w:ilvl="3" w:tplc="280A0001" w:tentative="1">
+      <w:start w:val="1"/>
+      <w:numFmt w:val="bullet"/>
+      <w:lvlText w:val=""/>
+      <w:lvlJc w:val="left"/>
+      <w:pPr>
+        <w:ind w:left="2880" w:hanging="360"/>
+      </w:pPr>
+      <w:rPr>
+        <w:rFonts w:ascii="Symbol" w:hAnsi="Symbol" w:hint="default"/>
+      </w:rPr>
+    </w:lvl>
+    <w:lvl w:ilvl="4" w:tplc="280A0003" w:tentative="1">
+      <w:start w:val="1"/>
+      <w:numFmt w:val="bullet"/>
+      <w:lvlText w:val="o"/>
+      <w:lvlJc w:val="left"/>
+      <w:pPr>
+        <w:ind w:left="3600" w:hanging="360"/>
+      </w:pPr>
+      <w:rPr>
+        <w:rFonts w:ascii="Courier New" w:hAnsi="Courier New" w:cs="Courier New" w:hint="default"/>
+      </w:rPr>
+    </w:lvl>
+    <w:lvl w:ilvl="5" w:tplc="280A0005" w:tentative="1">
+      <w:start w:val="1"/>
+      <w:numFmt w:val="bullet"/>
+      <w:lvlText w:val=""/>
+      <w:lvlJc w:val="left"/>
+      <w:pPr>
+        <w:ind w:left="4320" w:hanging="360"/>
+      </w:pPr>
+      <w:rPr>
+        <w:rFonts w:ascii="Wingdings" w:hAnsi="Wingdings" w:hint="default"/>
+      </w:rPr>
+    </w:lvl>
+    <w:lvl w:ilvl="6" w:tplc="280A0001" w:tentative="1">
+      <w:start w:val="1"/>
+      <w:numFmt w:val="bullet"/>
+      <w:lvlText w:val=""/>
+      <w:lvlJc w:val="left"/>
+      <w:pPr>
+        <w:ind w:left="5040" w:hanging="360"/>
+      </w:pPr>
+      <w:rPr>
+        <w:rFonts w:ascii="Symbol" w:hAnsi="Symbol" w:hint="default"/>
+      </w:rPr>
+    </w:lvl>
+    <w:lvl w:ilvl="7" w:tplc="280A0003" w:tentative="1">
+      <w:start w:val="1"/>
+      <w:numFmt w:val="bullet"/>
+      <w:lvlText w:val="o"/>
+      <w:lvlJc w:val="left"/>
+      <w:pPr>
+        <w:ind w:left="5760" w:hanging="360"/>
+      </w:pPr>
+      <w:rPr>
+        <w:rFonts w:ascii="Courier New" w:hAnsi="Courier New" w:cs="Courier New" w:hint="default"/>
+      </w:rPr>
+    </w:lvl>
+    <w:lvl w:ilvl="8" w:tplc="280A0005" w:tentative="1">
+      <w:start w:val="1"/>
+      <w:numFmt w:val="bullet"/>
+      <w:lvlText w:val=""/>
+      <w:lvlJc w:val="left"/>
+      <w:pPr>
+        <w:ind w:left="6480" w:hanging="360"/>
+      </w:pPr>
+      <w:rPr>
+        <w:rFonts w:ascii="Wingdings" w:hAnsi="Wingdings" w:hint="default"/>
+      </w:rPr>
+    </w:lvl>
+  </w:abstractNum>
+  <w:abstractNum w:abstractNumId="12" w15:restartNumberingAfterBreak="0">
+    <w:nsid w:val="59304E40"/>
+    <w:multiLevelType w:val="hybridMultilevel"/>
+    <w:tmpl w:val="6994B382"/>
+    <w:lvl w:ilvl="0" w:tplc="280A0001">
+      <w:start w:val="1"/>
+      <w:numFmt w:val="bullet"/>
+      <w:lvlText w:val=""/>
+      <w:lvlJc w:val="left"/>
+      <w:pPr>
+        <w:ind w:left="1068" w:hanging="360"/>
+      </w:pPr>
+      <w:rPr>
+        <w:rFonts w:ascii="Symbol" w:hAnsi="Symbol" w:hint="default"/>
+      </w:rPr>
+    </w:lvl>
+    <w:lvl w:ilvl="1" w:tplc="280A0003" w:tentative="1">
+      <w:start w:val="1"/>
+      <w:numFmt w:val="bullet"/>
+      <w:lvlText w:val="o"/>
+      <w:lvlJc w:val="left"/>
+      <w:pPr>
+        <w:ind w:left="1788" w:hanging="360"/>
+      </w:pPr>
+      <w:rPr>
+        <w:rFonts w:ascii="Courier New" w:hAnsi="Courier New" w:cs="Courier New" w:hint="default"/>
+      </w:rPr>
+    </w:lvl>
+    <w:lvl w:ilvl="2" w:tplc="280A0005" w:tentative="1">
+      <w:start w:val="1"/>
+      <w:numFmt w:val="bullet"/>
+      <w:lvlText w:val=""/>
+      <w:lvlJc w:val="left"/>
+      <w:pPr>
+        <w:ind w:left="2508" w:hanging="360"/>
+      </w:pPr>
+      <w:rPr>
+        <w:rFonts w:ascii="Wingdings" w:hAnsi="Wingdings" w:hint="default"/>
+      </w:rPr>
+    </w:lvl>
+    <w:lvl w:ilvl="3" w:tplc="280A0001" w:tentative="1">
+      <w:start w:val="1"/>
+      <w:numFmt w:val="bullet"/>
+      <w:lvlText w:val=""/>
+      <w:lvlJc w:val="left"/>
+      <w:pPr>
+        <w:ind w:left="3228" w:hanging="360"/>
+      </w:pPr>
+      <w:rPr>
+        <w:rFonts w:ascii="Symbol" w:hAnsi="Symbol" w:hint="default"/>
+      </w:rPr>
+    </w:lvl>
+    <w:lvl w:ilvl="4" w:tplc="280A0003" w:tentative="1">
+      <w:start w:val="1"/>
+      <w:numFmt w:val="bullet"/>
+      <w:lvlText w:val="o"/>
+      <w:lvlJc w:val="left"/>
+      <w:pPr>
+        <w:ind w:left="3948" w:hanging="360"/>
+      </w:pPr>
+      <w:rPr>
+        <w:rFonts w:ascii="Courier New" w:hAnsi="Courier New" w:cs="Courier New" w:hint="default"/>
+      </w:rPr>
+    </w:lvl>
+    <w:lvl w:ilvl="5" w:tplc="280A0005" w:tentative="1">
+      <w:start w:val="1"/>
+      <w:numFmt w:val="bullet"/>
+      <w:lvlText w:val=""/>
+      <w:lvlJc w:val="left"/>
+      <w:pPr>
+        <w:ind w:left="4668" w:hanging="360"/>
+      </w:pPr>
+      <w:rPr>
+        <w:rFonts w:ascii="Wingdings" w:hAnsi="Wingdings" w:hint="default"/>
+      </w:rPr>
+    </w:lvl>
+    <w:lvl w:ilvl="6" w:tplc="280A0001" w:tentative="1">
+      <w:start w:val="1"/>
+      <w:numFmt w:val="bullet"/>
+      <w:lvlText w:val=""/>
+      <w:lvlJc w:val="left"/>
+      <w:pPr>
+        <w:ind w:left="5388" w:hanging="360"/>
+      </w:pPr>
+      <w:rPr>
+        <w:rFonts w:ascii="Symbol" w:hAnsi="Symbol" w:hint="default"/>
+      </w:rPr>
+    </w:lvl>
+    <w:lvl w:ilvl="7" w:tplc="280A0003" w:tentative="1">
+      <w:start w:val="1"/>
+      <w:numFmt w:val="bullet"/>
+      <w:lvlText w:val="o"/>
+      <w:lvlJc w:val="left"/>
+      <w:pPr>
+        <w:ind w:left="6108" w:hanging="360"/>
+      </w:pPr>
+      <w:rPr>
+        <w:rFonts w:ascii="Courier New" w:hAnsi="Courier New" w:cs="Courier New" w:hint="default"/>
+      </w:rPr>
+    </w:lvl>
+    <w:lvl w:ilvl="8" w:tplc="280A0005" w:tentative="1">
+      <w:start w:val="1"/>
+      <w:numFmt w:val="bullet"/>
+      <w:lvlText w:val=""/>
+      <w:lvlJc w:val="left"/>
+      <w:pPr>
+        <w:ind w:left="6828" w:hanging="360"/>
+      </w:pPr>
+      <w:rPr>
+        <w:rFonts w:ascii="Wingdings" w:hAnsi="Wingdings" w:hint="default"/>
+      </w:rPr>
+    </w:lvl>
+  </w:abstractNum>
+  <w:abstractNum w:abstractNumId="13" w15:restartNumberingAfterBreak="0">
+    <w:nsid w:val="62762122"/>
+    <w:multiLevelType w:val="hybridMultilevel"/>
+    <w:tmpl w:val="A6BE474E"/>
+    <w:lvl w:ilvl="0" w:tplc="280A0019">
       <w:start w:val="1"/>
       <w:numFmt w:val="lowerLetter"/>
       <w:lvlText w:val="%1."/>
       <w:lvlJc w:val="left"/>
       <w:pPr>
-        <w:ind w:left="1068" w:hanging="360"/>
-      </w:pPr>
-      <w:rPr>
-        <w:rFonts w:hint="default"/>
-        <w:b/>
-      </w:rPr>
-    </w:lvl>
-    <w:lvl w:ilvl="1">
+        <w:ind w:left="1440" w:hanging="360"/>
+      </w:pPr>
+    </w:lvl>
+    <w:lvl w:ilvl="1" w:tplc="280A0019" w:tentative="1">
       <w:start w:val="1"/>
       <w:numFmt w:val="lowerLetter"/>
       <w:lvlText w:val="%2."/>
       <w:lvlJc w:val="left"/>
       <w:pPr>
-        <w:ind w:left="1788" w:hanging="360"/>
-      </w:pPr>
-    </w:lvl>
-    <w:lvl w:ilvl="2">
+        <w:ind w:left="2160" w:hanging="360"/>
+      </w:pPr>
+    </w:lvl>
+    <w:lvl w:ilvl="2" w:tplc="280A001B" w:tentative="1">
       <w:start w:val="1"/>
       <w:numFmt w:val="lowerRoman"/>
       <w:lvlText w:val="%3."/>
       <w:lvlJc w:val="right"/>
       <w:pPr>
-        <w:ind w:left="2508" w:hanging="180"/>
-      </w:pPr>
-    </w:lvl>
-    <w:lvl w:ilvl="3" w:tentative="1">
+        <w:ind w:left="2880" w:hanging="180"/>
+      </w:pPr>
+    </w:lvl>
+    <w:lvl w:ilvl="3" w:tplc="280A000F" w:tentative="1">
       <w:start w:val="1"/>
       <w:numFmt w:val="decimal"/>
       <w:lvlText w:val="%4."/>
       <w:lvlJc w:val="left"/>
       <w:pPr>
-        <w:ind w:left="3228" w:hanging="360"/>
-      </w:pPr>
-    </w:lvl>
-    <w:lvl w:ilvl="4" w:tentative="1">
+        <w:ind w:left="3600" w:hanging="360"/>
+      </w:pPr>
+    </w:lvl>
+    <w:lvl w:ilvl="4" w:tplc="280A0019" w:tentative="1">
       <w:start w:val="1"/>
       <w:numFmt w:val="lowerLetter"/>
       <w:lvlText w:val="%5."/>
       <w:lvlJc w:val="left"/>
       <w:pPr>
-        <w:ind w:left="3948" w:hanging="360"/>
-      </w:pPr>
-    </w:lvl>
-    <w:lvl w:ilvl="5" w:tentative="1">
+        <w:ind w:left="4320" w:hanging="360"/>
+      </w:pPr>
+    </w:lvl>
+    <w:lvl w:ilvl="5" w:tplc="280A001B" w:tentative="1">
       <w:start w:val="1"/>
       <w:numFmt w:val="lowerRoman"/>
       <w:lvlText w:val="%6."/>
       <w:lvlJc w:val="right"/>
       <w:pPr>
-        <w:ind w:left="4668" w:hanging="180"/>
-      </w:pPr>
-    </w:lvl>
-    <w:lvl w:ilvl="6" w:tentative="1">
+        <w:ind w:left="5040" w:hanging="180"/>
+      </w:pPr>
+    </w:lvl>
+    <w:lvl w:ilvl="6" w:tplc="280A000F" w:tentative="1">
       <w:start w:val="1"/>
       <w:numFmt w:val="decimal"/>
       <w:lvlText w:val="%7."/>
       <w:lvlJc w:val="left"/>
       <w:pPr>
-        <w:ind w:left="5388" w:hanging="360"/>
-      </w:pPr>
-    </w:lvl>
-    <w:lvl w:ilvl="7" w:tentative="1">
+        <w:ind w:left="5760" w:hanging="360"/>
+      </w:pPr>
+    </w:lvl>
+    <w:lvl w:ilvl="7" w:tplc="280A0019" w:tentative="1">
       <w:start w:val="1"/>
       <w:numFmt w:val="lowerLetter"/>
       <w:lvlText w:val="%8."/>
       <w:lvlJc w:val="left"/>
       <w:pPr>
-        <w:ind w:left="6108" w:hanging="360"/>
-      </w:pPr>
-    </w:lvl>
-    <w:lvl w:ilvl="8" w:tentative="1">
+        <w:ind w:left="6480" w:hanging="360"/>
+      </w:pPr>
+    </w:lvl>
+    <w:lvl w:ilvl="8" w:tplc="280A001B" w:tentative="1">
       <w:start w:val="1"/>
       <w:numFmt w:val="lowerRoman"/>
       <w:lvlText w:val="%9."/>
       <w:lvlJc w:val="right"/>
       <w:pPr>
-        <w:ind w:left="6828" w:hanging="180"/>
+        <w:ind w:left="7200" w:hanging="180"/>
       </w:pPr>
     </w:lvl>
   </w:abstractNum>
-  <w:abstractNum w:abstractNumId="7">
-    <w:nsid w:val="22C76FDA"/>
+  <w:abstractNum w:abstractNumId="14" w15:restartNumberingAfterBreak="0">
+    <w:nsid w:val="6A686F3D"/>
     <w:multiLevelType w:val="hybridMultilevel"/>
-    <w:tmpl w:val="C0421EE8"/>
+    <w:tmpl w:val="AFB66A58"/>
+    <w:lvl w:ilvl="0" w:tplc="280A0017">
+      <w:start w:val="1"/>
+      <w:numFmt w:val="lowerLetter"/>
+      <w:lvlText w:val="%1)"/>
+      <w:lvlJc w:val="left"/>
+      <w:pPr>
+        <w:ind w:left="1800" w:hanging="360"/>
+      </w:pPr>
+    </w:lvl>
+    <w:lvl w:ilvl="1" w:tplc="280A0019" w:tentative="1">
+      <w:start w:val="1"/>
+      <w:numFmt w:val="lowerLetter"/>
+      <w:lvlText w:val="%2."/>
+      <w:lvlJc w:val="left"/>
+      <w:pPr>
+        <w:ind w:left="2520" w:hanging="360"/>
+      </w:pPr>
+    </w:lvl>
+    <w:lvl w:ilvl="2" w:tplc="280A001B" w:tentative="1">
+      <w:start w:val="1"/>
+      <w:numFmt w:val="lowerRoman"/>
+      <w:lvlText w:val="%3."/>
+      <w:lvlJc w:val="right"/>
+      <w:pPr>
+        <w:ind w:left="3240" w:hanging="180"/>
+      </w:pPr>
+    </w:lvl>
+    <w:lvl w:ilvl="3" w:tplc="280A000F" w:tentative="1">
+      <w:start w:val="1"/>
+      <w:numFmt w:val="decimal"/>
+      <w:lvlText w:val="%4."/>
+      <w:lvlJc w:val="left"/>
+      <w:pPr>
+        <w:ind w:left="3960" w:hanging="360"/>
+      </w:pPr>
+    </w:lvl>
+    <w:lvl w:ilvl="4" w:tplc="280A0019" w:tentative="1">
+      <w:start w:val="1"/>
+      <w:numFmt w:val="lowerLetter"/>
+      <w:lvlText w:val="%5."/>
+      <w:lvlJc w:val="left"/>
+      <w:pPr>
+        <w:ind w:left="4680" w:hanging="360"/>
+      </w:pPr>
+    </w:lvl>
+    <w:lvl w:ilvl="5" w:tplc="280A001B" w:tentative="1">
+      <w:start w:val="1"/>
+      <w:numFmt w:val="lowerRoman"/>
+      <w:lvlText w:val="%6."/>
+      <w:lvlJc w:val="right"/>
+      <w:pPr>
+        <w:ind w:left="5400" w:hanging="180"/>
+      </w:pPr>
+    </w:lvl>
+    <w:lvl w:ilvl="6" w:tplc="280A000F" w:tentative="1">
+      <w:start w:val="1"/>
+      <w:numFmt w:val="decimal"/>
+      <w:lvlText w:val="%7."/>
+      <w:lvlJc w:val="left"/>
+      <w:pPr>
+        <w:ind w:left="6120" w:hanging="360"/>
+      </w:pPr>
+    </w:lvl>
+    <w:lvl w:ilvl="7" w:tplc="280A0019" w:tentative="1">
+      <w:start w:val="1"/>
+      <w:numFmt w:val="lowerLetter"/>
+      <w:lvlText w:val="%8."/>
+      <w:lvlJc w:val="left"/>
+      <w:pPr>
+        <w:ind w:left="6840" w:hanging="360"/>
+      </w:pPr>
+    </w:lvl>
+    <w:lvl w:ilvl="8" w:tplc="280A001B" w:tentative="1">
+      <w:start w:val="1"/>
+      <w:numFmt w:val="lowerRoman"/>
+      <w:lvlText w:val="%9."/>
+      <w:lvlJc w:val="right"/>
+      <w:pPr>
+        <w:ind w:left="7560" w:hanging="180"/>
+      </w:pPr>
+    </w:lvl>
+  </w:abstractNum>
+  <w:abstractNum w:abstractNumId="15" w15:restartNumberingAfterBreak="0">
+    <w:nsid w:val="73B0765C"/>
+    <w:multiLevelType w:val="hybridMultilevel"/>
+    <w:tmpl w:val="E3969608"/>
     <w:lvl w:ilvl="0" w:tplc="280A0001">
       <w:start w:val="1"/>
       <w:numFmt w:val="bullet"/>
       <w:lvlText w:val=""/>
       <w:lvlJc w:val="left"/>
       <w:pPr>
-        <w:ind w:left="720" w:hanging="360"/>
+        <w:ind w:left="1080" w:hanging="360"/>
       </w:pPr>
       <w:rPr>
         <w:rFonts w:ascii="Symbol" w:hAnsi="Symbol" w:hint="default"/>
       </w:rPr>
     </w:lvl>
-    <w:lvl w:ilvl="1" w:tplc="280A0003">
+    <w:lvl w:ilvl="1" w:tplc="280A0003" w:tentative="1">
       <w:start w:val="1"/>
       <w:numFmt w:val="bullet"/>
       <w:lvlText w:val="o"/>
       <w:lvlJc w:val="left"/>
       <w:pPr>
-        <w:ind w:left="1440" w:hanging="360"/>
+        <w:ind w:left="1800" w:hanging="360"/>
       </w:pPr>
       <w:rPr>
         <w:rFonts w:ascii="Courier New" w:hAnsi="Courier New" w:cs="Courier New" w:hint="default"/>
@@ -5273,7 +9328,7 @@
       <w:lvlText w:val=""/>
       <w:lvlJc w:val="left"/>
       <w:pPr>
-        <w:ind w:left="2160" w:hanging="360"/>
+        <w:ind w:left="2520" w:hanging="360"/>
       </w:pPr>
       <w:rPr>
         <w:rFonts w:ascii="Wingdings" w:hAnsi="Wingdings" w:hint="default"/>
@@ -5285,7 +9340,7 @@
       <w:lvlText w:val=""/>
       <w:lvlJc w:val="left"/>
       <w:pPr>
-        <w:ind w:left="2880" w:hanging="360"/>
+        <w:ind w:left="3240" w:hanging="360"/>
       </w:pPr>
       <w:rPr>
         <w:rFonts w:ascii="Symbol" w:hAnsi="Symbol" w:hint="default"/>
@@ -5297,7 +9352,7 @@
       <w:lvlText w:val="o"/>
       <w:lvlJc w:val="left"/>
       <w:pPr>
-        <w:ind w:left="3600" w:hanging="360"/>
+        <w:ind w:left="3960" w:hanging="360"/>
       </w:pPr>
       <w:rPr>
         <w:rFonts w:ascii="Courier New" w:hAnsi="Courier New" w:cs="Courier New" w:hint="default"/>
@@ -5309,7 +9364,7 @@
       <w:lvlText w:val=""/>
       <w:lvlJc w:val="left"/>
       <w:pPr>
-        <w:ind w:left="4320" w:hanging="360"/>
+        <w:ind w:left="4680" w:hanging="360"/>
       </w:pPr>
       <w:rPr>
         <w:rFonts w:ascii="Wingdings" w:hAnsi="Wingdings" w:hint="default"/>
@@ -5321,7 +9376,7 @@
       <w:lvlText w:val=""/>
       <w:lvlJc w:val="left"/>
       <w:pPr>
-        <w:ind w:left="5040" w:hanging="360"/>
+        <w:ind w:left="5400" w:hanging="360"/>
       </w:pPr>
       <w:rPr>
         <w:rFonts w:ascii="Symbol" w:hAnsi="Symbol" w:hint="default"/>
@@ -5333,7 +9388,7 @@
       <w:lvlText w:val="o"/>
       <w:lvlJc w:val="left"/>
       <w:pPr>
-        <w:ind w:left="5760" w:hanging="360"/>
+        <w:ind w:left="6120" w:hanging="360"/>
       </w:pPr>
       <w:rPr>
         <w:rFonts w:ascii="Courier New" w:hAnsi="Courier New" w:cs="Courier New" w:hint="default"/>
@@ -5345,531 +9400,125 @@
       <w:lvlText w:val=""/>
       <w:lvlJc w:val="left"/>
       <w:pPr>
-        <w:ind w:left="6480" w:hanging="360"/>
+        <w:ind w:left="6840" w:hanging="360"/>
       </w:pPr>
       <w:rPr>
         <w:rFonts w:ascii="Wingdings" w:hAnsi="Wingdings" w:hint="default"/>
       </w:rPr>
     </w:lvl>
   </w:abstractNum>
-  <w:abstractNum w:abstractNumId="8">
-    <w:nsid w:val="23471A3C"/>
-    <w:multiLevelType w:val="multilevel"/>
-    <w:tmpl w:val="2120434C"/>
-    <w:lvl w:ilvl="0">
+  <w:abstractNum w:abstractNumId="16" w15:restartNumberingAfterBreak="0">
+    <w:nsid w:val="77C63D14"/>
+    <w:multiLevelType w:val="hybridMultilevel"/>
+    <w:tmpl w:val="BD1A3BD0"/>
+    <w:lvl w:ilvl="0" w:tplc="280A0019">
+      <w:start w:val="1"/>
+      <w:numFmt w:val="lowerLetter"/>
+      <w:lvlText w:val="%1."/>
+      <w:lvlJc w:val="left"/>
+      <w:pPr>
+        <w:ind w:left="1800" w:hanging="360"/>
+      </w:pPr>
+    </w:lvl>
+    <w:lvl w:ilvl="1" w:tplc="280A0019" w:tentative="1">
+      <w:start w:val="1"/>
+      <w:numFmt w:val="lowerLetter"/>
+      <w:lvlText w:val="%2."/>
+      <w:lvlJc w:val="left"/>
+      <w:pPr>
+        <w:ind w:left="2520" w:hanging="360"/>
+      </w:pPr>
+    </w:lvl>
+    <w:lvl w:ilvl="2" w:tplc="280A001B" w:tentative="1">
+      <w:start w:val="1"/>
+      <w:numFmt w:val="lowerRoman"/>
+      <w:lvlText w:val="%3."/>
+      <w:lvlJc w:val="right"/>
+      <w:pPr>
+        <w:ind w:left="3240" w:hanging="180"/>
+      </w:pPr>
+    </w:lvl>
+    <w:lvl w:ilvl="3" w:tplc="280A000F" w:tentative="1">
       <w:start w:val="1"/>
       <w:numFmt w:val="decimal"/>
+      <w:lvlText w:val="%4."/>
+      <w:lvlJc w:val="left"/>
+      <w:pPr>
+        <w:ind w:left="3960" w:hanging="360"/>
+      </w:pPr>
+    </w:lvl>
+    <w:lvl w:ilvl="4" w:tplc="280A0019" w:tentative="1">
+      <w:start w:val="1"/>
+      <w:numFmt w:val="lowerLetter"/>
+      <w:lvlText w:val="%5."/>
+      <w:lvlJc w:val="left"/>
+      <w:pPr>
+        <w:ind w:left="4680" w:hanging="360"/>
+      </w:pPr>
+    </w:lvl>
+    <w:lvl w:ilvl="5" w:tplc="280A001B" w:tentative="1">
+      <w:start w:val="1"/>
+      <w:numFmt w:val="lowerRoman"/>
+      <w:lvlText w:val="%6."/>
+      <w:lvlJc w:val="right"/>
+      <w:pPr>
+        <w:ind w:left="5400" w:hanging="180"/>
+      </w:pPr>
+    </w:lvl>
+    <w:lvl w:ilvl="6" w:tplc="280A000F" w:tentative="1">
+      <w:start w:val="1"/>
+      <w:numFmt w:val="decimal"/>
+      <w:lvlText w:val="%7."/>
+      <w:lvlJc w:val="left"/>
+      <w:pPr>
+        <w:ind w:left="6120" w:hanging="360"/>
+      </w:pPr>
+    </w:lvl>
+    <w:lvl w:ilvl="7" w:tplc="280A0019" w:tentative="1">
+      <w:start w:val="1"/>
+      <w:numFmt w:val="lowerLetter"/>
+      <w:lvlText w:val="%8."/>
+      <w:lvlJc w:val="left"/>
+      <w:pPr>
+        <w:ind w:left="6840" w:hanging="360"/>
+      </w:pPr>
+    </w:lvl>
+    <w:lvl w:ilvl="8" w:tplc="280A001B" w:tentative="1">
+      <w:start w:val="1"/>
+      <w:numFmt w:val="lowerRoman"/>
+      <w:lvlText w:val="%9."/>
+      <w:lvlJc w:val="right"/>
+      <w:pPr>
+        <w:ind w:left="7560" w:hanging="180"/>
+      </w:pPr>
+    </w:lvl>
+  </w:abstractNum>
+  <w:abstractNum w:abstractNumId="17" w15:restartNumberingAfterBreak="0">
+    <w:nsid w:val="7A032226"/>
+    <w:multiLevelType w:val="hybridMultilevel"/>
+    <w:tmpl w:val="55503FB6"/>
+    <w:lvl w:ilvl="0" w:tplc="96A4AF72">
+      <w:start w:val="1"/>
+      <w:numFmt w:val="upperRoman"/>
       <w:lvlText w:val="%1."/>
       <w:lvlJc w:val="left"/>
       <w:pPr>
-        <w:tabs>
-          <w:tab w:val="num" w:pos="360"/>
-        </w:tabs>
-        <w:ind w:left="360" w:hanging="360"/>
+        <w:ind w:left="1080" w:hanging="720"/>
       </w:pPr>
       <w:rPr>
         <w:rFonts w:hint="default"/>
       </w:rPr>
     </w:lvl>
-    <w:lvl w:ilvl="1">
+    <w:lvl w:ilvl="1" w:tplc="280A000F">
       <w:start w:val="1"/>
       <w:numFmt w:val="decimal"/>
-      <w:lvlText w:val="%1.%2."/>
-      <w:lvlJc w:val="left"/>
-      <w:pPr>
-        <w:tabs>
-          <w:tab w:val="num" w:pos="792"/>
-        </w:tabs>
-        <w:ind w:left="792" w:hanging="432"/>
-      </w:pPr>
-      <w:rPr>
-        <w:rFonts w:hint="default"/>
-        <w:b/>
-        <w:bCs/>
-        <w:i w:val="0"/>
-        <w:sz w:val="22"/>
-        <w:szCs w:val="22"/>
-      </w:rPr>
-    </w:lvl>
-    <w:lvl w:ilvl="2">
-      <w:start w:val="1"/>
-      <w:numFmt w:val="decimal"/>
-      <w:lvlText w:val="%1.%2.%3."/>
-      <w:lvlJc w:val="left"/>
-      <w:pPr>
-        <w:tabs>
-          <w:tab w:val="num" w:pos="1440"/>
-        </w:tabs>
-        <w:ind w:left="1224" w:hanging="504"/>
-      </w:pPr>
-      <w:rPr>
-        <w:rFonts w:hint="default"/>
-      </w:rPr>
-    </w:lvl>
-    <w:lvl w:ilvl="3">
-      <w:start w:val="1"/>
-      <w:numFmt w:val="decimal"/>
-      <w:lvlText w:val="%1.%2.%3.%4."/>
-      <w:lvlJc w:val="left"/>
-      <w:pPr>
-        <w:tabs>
-          <w:tab w:val="num" w:pos="2160"/>
-        </w:tabs>
-        <w:ind w:left="1728" w:hanging="648"/>
-      </w:pPr>
-      <w:rPr>
-        <w:rFonts w:hint="default"/>
-      </w:rPr>
-    </w:lvl>
-    <w:lvl w:ilvl="4">
-      <w:start w:val="1"/>
-      <w:numFmt w:val="decimal"/>
-      <w:lvlText w:val="%1.%2.%3.%4.%5."/>
-      <w:lvlJc w:val="left"/>
-      <w:pPr>
-        <w:tabs>
-          <w:tab w:val="num" w:pos="2520"/>
-        </w:tabs>
-        <w:ind w:left="2232" w:hanging="792"/>
-      </w:pPr>
-      <w:rPr>
-        <w:rFonts w:hint="default"/>
-      </w:rPr>
-    </w:lvl>
-    <w:lvl w:ilvl="5">
-      <w:start w:val="1"/>
-      <w:numFmt w:val="decimal"/>
-      <w:lvlText w:val="%1.%2.%3.%4.%5.%6."/>
-      <w:lvlJc w:val="left"/>
-      <w:pPr>
-        <w:tabs>
-          <w:tab w:val="num" w:pos="3240"/>
-        </w:tabs>
-        <w:ind w:left="2736" w:hanging="936"/>
-      </w:pPr>
-      <w:rPr>
-        <w:rFonts w:hint="default"/>
-      </w:rPr>
-    </w:lvl>
-    <w:lvl w:ilvl="6">
-      <w:start w:val="1"/>
-      <w:numFmt w:val="decimal"/>
-      <w:lvlText w:val="%1.%2.%3.%4.%5.%6.%7."/>
-      <w:lvlJc w:val="left"/>
-      <w:pPr>
-        <w:tabs>
-          <w:tab w:val="num" w:pos="3600"/>
-        </w:tabs>
-        <w:ind w:left="3240" w:hanging="1080"/>
-      </w:pPr>
-      <w:rPr>
-        <w:rFonts w:hint="default"/>
-      </w:rPr>
-    </w:lvl>
-    <w:lvl w:ilvl="7">
-      <w:start w:val="1"/>
-      <w:numFmt w:val="decimal"/>
-      <w:lvlText w:val="%1.%2.%3.%4.%5.%6.%7.%8."/>
-      <w:lvlJc w:val="left"/>
-      <w:pPr>
-        <w:tabs>
-          <w:tab w:val="num" w:pos="4320"/>
-        </w:tabs>
-        <w:ind w:left="3744" w:hanging="1224"/>
-      </w:pPr>
-      <w:rPr>
-        <w:rFonts w:hint="default"/>
-      </w:rPr>
-    </w:lvl>
-    <w:lvl w:ilvl="8">
-      <w:start w:val="1"/>
-      <w:numFmt w:val="decimal"/>
-      <w:lvlText w:val="%1.%2.%3.%4.%5.%6.%7.%8.%9."/>
-      <w:lvlJc w:val="left"/>
-      <w:pPr>
-        <w:tabs>
-          <w:tab w:val="num" w:pos="4680"/>
-        </w:tabs>
-        <w:ind w:left="4320" w:hanging="1440"/>
-      </w:pPr>
-      <w:rPr>
-        <w:rFonts w:hint="default"/>
-      </w:rPr>
-    </w:lvl>
-  </w:abstractNum>
-  <w:abstractNum w:abstractNumId="9">
-    <w:nsid w:val="2E5E787D"/>
-    <w:multiLevelType w:val="hybridMultilevel"/>
-    <w:tmpl w:val="6CA6AB48"/>
-    <w:lvl w:ilvl="0" w:tplc="280A0001">
-      <w:start w:val="1"/>
-      <w:numFmt w:val="bullet"/>
-      <w:lvlText w:val=""/>
-      <w:lvlJc w:val="left"/>
-      <w:pPr>
-        <w:ind w:left="360" w:hanging="360"/>
-      </w:pPr>
-      <w:rPr>
-        <w:rFonts w:ascii="Symbol" w:hAnsi="Symbol" w:hint="default"/>
-      </w:rPr>
-    </w:lvl>
-    <w:lvl w:ilvl="1" w:tplc="280A0003" w:tentative="1">
-      <w:start w:val="1"/>
-      <w:numFmt w:val="bullet"/>
-      <w:lvlText w:val="o"/>
-      <w:lvlJc w:val="left"/>
-      <w:pPr>
-        <w:ind w:left="1080" w:hanging="360"/>
-      </w:pPr>
-      <w:rPr>
-        <w:rFonts w:ascii="Courier New" w:hAnsi="Courier New" w:cs="Courier New" w:hint="default"/>
-      </w:rPr>
-    </w:lvl>
-    <w:lvl w:ilvl="2" w:tplc="280A0005" w:tentative="1">
-      <w:start w:val="1"/>
-      <w:numFmt w:val="bullet"/>
-      <w:lvlText w:val=""/>
-      <w:lvlJc w:val="left"/>
-      <w:pPr>
-        <w:ind w:left="1800" w:hanging="360"/>
-      </w:pPr>
-      <w:rPr>
-        <w:rFonts w:ascii="Wingdings" w:hAnsi="Wingdings" w:hint="default"/>
-      </w:rPr>
-    </w:lvl>
-    <w:lvl w:ilvl="3" w:tplc="280A0001" w:tentative="1">
-      <w:start w:val="1"/>
-      <w:numFmt w:val="bullet"/>
-      <w:lvlText w:val=""/>
-      <w:lvlJc w:val="left"/>
-      <w:pPr>
-        <w:ind w:left="2520" w:hanging="360"/>
-      </w:pPr>
-      <w:rPr>
-        <w:rFonts w:ascii="Symbol" w:hAnsi="Symbol" w:hint="default"/>
-      </w:rPr>
-    </w:lvl>
-    <w:lvl w:ilvl="4" w:tplc="280A0003" w:tentative="1">
-      <w:start w:val="1"/>
-      <w:numFmt w:val="bullet"/>
-      <w:lvlText w:val="o"/>
-      <w:lvlJc w:val="left"/>
-      <w:pPr>
-        <w:ind w:left="3240" w:hanging="360"/>
-      </w:pPr>
-      <w:rPr>
-        <w:rFonts w:ascii="Courier New" w:hAnsi="Courier New" w:cs="Courier New" w:hint="default"/>
-      </w:rPr>
-    </w:lvl>
-    <w:lvl w:ilvl="5" w:tplc="280A0005" w:tentative="1">
-      <w:start w:val="1"/>
-      <w:numFmt w:val="bullet"/>
-      <w:lvlText w:val=""/>
-      <w:lvlJc w:val="left"/>
-      <w:pPr>
-        <w:ind w:left="3960" w:hanging="360"/>
-      </w:pPr>
-      <w:rPr>
-        <w:rFonts w:ascii="Wingdings" w:hAnsi="Wingdings" w:hint="default"/>
-      </w:rPr>
-    </w:lvl>
-    <w:lvl w:ilvl="6" w:tplc="280A0001" w:tentative="1">
-      <w:start w:val="1"/>
-      <w:numFmt w:val="bullet"/>
-      <w:lvlText w:val=""/>
-      <w:lvlJc w:val="left"/>
-      <w:pPr>
-        <w:ind w:left="4680" w:hanging="360"/>
-      </w:pPr>
-      <w:rPr>
-        <w:rFonts w:ascii="Symbol" w:hAnsi="Symbol" w:hint="default"/>
-      </w:rPr>
-    </w:lvl>
-    <w:lvl w:ilvl="7" w:tplc="280A0003" w:tentative="1">
-      <w:start w:val="1"/>
-      <w:numFmt w:val="bullet"/>
-      <w:lvlText w:val="o"/>
-      <w:lvlJc w:val="left"/>
-      <w:pPr>
-        <w:ind w:left="5400" w:hanging="360"/>
-      </w:pPr>
-      <w:rPr>
-        <w:rFonts w:ascii="Courier New" w:hAnsi="Courier New" w:cs="Courier New" w:hint="default"/>
-      </w:rPr>
-    </w:lvl>
-    <w:lvl w:ilvl="8" w:tplc="280A0005" w:tentative="1">
-      <w:start w:val="1"/>
-      <w:numFmt w:val="bullet"/>
-      <w:lvlText w:val=""/>
-      <w:lvlJc w:val="left"/>
-      <w:pPr>
-        <w:ind w:left="6120" w:hanging="360"/>
-      </w:pPr>
-      <w:rPr>
-        <w:rFonts w:ascii="Wingdings" w:hAnsi="Wingdings" w:hint="default"/>
-      </w:rPr>
-    </w:lvl>
-  </w:abstractNum>
-  <w:abstractNum w:abstractNumId="10">
-    <w:nsid w:val="2F465948"/>
-    <w:multiLevelType w:val="multilevel"/>
-    <w:tmpl w:val="F3BCF5B4"/>
-    <w:lvl w:ilvl="0">
-      <w:start w:val="1"/>
-      <w:numFmt w:val="decimal"/>
-      <w:lvlText w:val="%1."/>
-      <w:lvlJc w:val="left"/>
-      <w:pPr>
-        <w:ind w:left="360" w:hanging="360"/>
-      </w:pPr>
-      <w:rPr>
-        <w:rFonts w:hint="default"/>
-      </w:rPr>
-    </w:lvl>
-    <w:lvl w:ilvl="1">
-      <w:start w:val="1"/>
-      <w:numFmt w:val="decimal"/>
-      <w:isLgl/>
-      <w:lvlText w:val="%1.%2"/>
-      <w:lvlJc w:val="left"/>
-      <w:pPr>
-        <w:ind w:left="360" w:hanging="360"/>
-      </w:pPr>
-      <w:rPr>
-        <w:rFonts w:hint="default"/>
-      </w:rPr>
-    </w:lvl>
-    <w:lvl w:ilvl="2">
-      <w:start w:val="1"/>
-      <w:numFmt w:val="decimal"/>
-      <w:isLgl/>
-      <w:lvlText w:val="%1.%2.%3"/>
-      <w:lvlJc w:val="left"/>
-      <w:pPr>
-        <w:ind w:left="720" w:hanging="720"/>
-      </w:pPr>
-      <w:rPr>
-        <w:rFonts w:hint="default"/>
-      </w:rPr>
-    </w:lvl>
-    <w:lvl w:ilvl="3">
-      <w:start w:val="1"/>
-      <w:numFmt w:val="decimal"/>
-      <w:isLgl/>
-      <w:lvlText w:val="%1.%2.%3.%4"/>
-      <w:lvlJc w:val="left"/>
-      <w:pPr>
-        <w:ind w:left="720" w:hanging="720"/>
-      </w:pPr>
-      <w:rPr>
-        <w:rFonts w:hint="default"/>
-      </w:rPr>
-    </w:lvl>
-    <w:lvl w:ilvl="4">
-      <w:start w:val="1"/>
-      <w:numFmt w:val="decimal"/>
-      <w:isLgl/>
-      <w:lvlText w:val="%1.%2.%3.%4.%5"/>
-      <w:lvlJc w:val="left"/>
-      <w:pPr>
-        <w:ind w:left="1080" w:hanging="1080"/>
-      </w:pPr>
-      <w:rPr>
-        <w:rFonts w:hint="default"/>
-      </w:rPr>
-    </w:lvl>
-    <w:lvl w:ilvl="5">
-      <w:start w:val="1"/>
-      <w:numFmt w:val="decimal"/>
-      <w:isLgl/>
-      <w:lvlText w:val="%1.%2.%3.%4.%5.%6"/>
-      <w:lvlJc w:val="left"/>
-      <w:pPr>
-        <w:ind w:left="1080" w:hanging="1080"/>
-      </w:pPr>
-      <w:rPr>
-        <w:rFonts w:hint="default"/>
-      </w:rPr>
-    </w:lvl>
-    <w:lvl w:ilvl="6">
-      <w:start w:val="1"/>
-      <w:numFmt w:val="decimal"/>
-      <w:isLgl/>
-      <w:lvlText w:val="%1.%2.%3.%4.%5.%6.%7"/>
-      <w:lvlJc w:val="left"/>
-      <w:pPr>
-        <w:ind w:left="1440" w:hanging="1440"/>
-      </w:pPr>
-      <w:rPr>
-        <w:rFonts w:hint="default"/>
-      </w:rPr>
-    </w:lvl>
-    <w:lvl w:ilvl="7">
-      <w:start w:val="1"/>
-      <w:numFmt w:val="decimal"/>
-      <w:isLgl/>
-      <w:lvlText w:val="%1.%2.%3.%4.%5.%6.%7.%8"/>
-      <w:lvlJc w:val="left"/>
-      <w:pPr>
-        <w:ind w:left="1440" w:hanging="1440"/>
-      </w:pPr>
-      <w:rPr>
-        <w:rFonts w:hint="default"/>
-      </w:rPr>
-    </w:lvl>
-    <w:lvl w:ilvl="8">
-      <w:start w:val="1"/>
-      <w:numFmt w:val="decimal"/>
-      <w:isLgl/>
-      <w:lvlText w:val="%1.%2.%3.%4.%5.%6.%7.%8.%9"/>
-      <w:lvlJc w:val="left"/>
-      <w:pPr>
-        <w:ind w:left="1800" w:hanging="1800"/>
-      </w:pPr>
-      <w:rPr>
-        <w:rFonts w:hint="default"/>
-      </w:rPr>
-    </w:lvl>
-  </w:abstractNum>
-  <w:abstractNum w:abstractNumId="11">
-    <w:nsid w:val="308B01E2"/>
-    <w:multiLevelType w:val="hybridMultilevel"/>
-    <w:tmpl w:val="F6CC948A"/>
-    <w:lvl w:ilvl="0" w:tplc="280A0001">
-      <w:start w:val="1"/>
-      <w:numFmt w:val="bullet"/>
-      <w:lvlText w:val=""/>
-      <w:lvlJc w:val="left"/>
-      <w:pPr>
-        <w:ind w:left="720" w:hanging="360"/>
-      </w:pPr>
-      <w:rPr>
-        <w:rFonts w:ascii="Symbol" w:hAnsi="Symbol" w:hint="default"/>
-      </w:rPr>
-    </w:lvl>
-    <w:lvl w:ilvl="1" w:tplc="280A0003">
-      <w:start w:val="1"/>
-      <w:numFmt w:val="bullet"/>
-      <w:lvlText w:val="o"/>
+      <w:lvlText w:val="%2."/>
       <w:lvlJc w:val="left"/>
       <w:pPr>
         <w:ind w:left="1440" w:hanging="360"/>
       </w:pPr>
-      <w:rPr>
-        <w:rFonts w:ascii="Courier New" w:hAnsi="Courier New" w:cs="Courier New" w:hint="default"/>
-      </w:rPr>
-    </w:lvl>
-    <w:lvl w:ilvl="2" w:tplc="280A0005" w:tentative="1">
-      <w:start w:val="1"/>
-      <w:numFmt w:val="bullet"/>
-      <w:lvlText w:val=""/>
-      <w:lvlJc w:val="left"/>
-      <w:pPr>
-        <w:ind w:left="2160" w:hanging="360"/>
-      </w:pPr>
-      <w:rPr>
-        <w:rFonts w:ascii="Wingdings" w:hAnsi="Wingdings" w:hint="default"/>
-      </w:rPr>
-    </w:lvl>
-    <w:lvl w:ilvl="3" w:tplc="280A0001" w:tentative="1">
-      <w:start w:val="1"/>
-      <w:numFmt w:val="bullet"/>
-      <w:lvlText w:val=""/>
-      <w:lvlJc w:val="left"/>
-      <w:pPr>
-        <w:ind w:left="2880" w:hanging="360"/>
-      </w:pPr>
-      <w:rPr>
-        <w:rFonts w:ascii="Symbol" w:hAnsi="Symbol" w:hint="default"/>
-      </w:rPr>
-    </w:lvl>
-    <w:lvl w:ilvl="4" w:tplc="280A0003" w:tentative="1">
-      <w:start w:val="1"/>
-      <w:numFmt w:val="bullet"/>
-      <w:lvlText w:val="o"/>
-      <w:lvlJc w:val="left"/>
-      <w:pPr>
-        <w:ind w:left="3600" w:hanging="360"/>
-      </w:pPr>
-      <w:rPr>
-        <w:rFonts w:ascii="Courier New" w:hAnsi="Courier New" w:cs="Courier New" w:hint="default"/>
-      </w:rPr>
-    </w:lvl>
-    <w:lvl w:ilvl="5" w:tplc="280A0005" w:tentative="1">
-      <w:start w:val="1"/>
-      <w:numFmt w:val="bullet"/>
-      <w:lvlText w:val=""/>
-      <w:lvlJc w:val="left"/>
-      <w:pPr>
-        <w:ind w:left="4320" w:hanging="360"/>
-      </w:pPr>
-      <w:rPr>
-        <w:rFonts w:ascii="Wingdings" w:hAnsi="Wingdings" w:hint="default"/>
-      </w:rPr>
-    </w:lvl>
-    <w:lvl w:ilvl="6" w:tplc="280A0001" w:tentative="1">
-      <w:start w:val="1"/>
-      <w:numFmt w:val="bullet"/>
-      <w:lvlText w:val=""/>
-      <w:lvlJc w:val="left"/>
-      <w:pPr>
-        <w:ind w:left="5040" w:hanging="360"/>
-      </w:pPr>
-      <w:rPr>
-        <w:rFonts w:ascii="Symbol" w:hAnsi="Symbol" w:hint="default"/>
-      </w:rPr>
-    </w:lvl>
-    <w:lvl w:ilvl="7" w:tplc="280A0003" w:tentative="1">
-      <w:start w:val="1"/>
-      <w:numFmt w:val="bullet"/>
-      <w:lvlText w:val="o"/>
-      <w:lvlJc w:val="left"/>
-      <w:pPr>
-        <w:ind w:left="5760" w:hanging="360"/>
-      </w:pPr>
-      <w:rPr>
-        <w:rFonts w:ascii="Courier New" w:hAnsi="Courier New" w:cs="Courier New" w:hint="default"/>
-      </w:rPr>
-    </w:lvl>
-    <w:lvl w:ilvl="8" w:tplc="280A0005" w:tentative="1">
-      <w:start w:val="1"/>
-      <w:numFmt w:val="bullet"/>
-      <w:lvlText w:val=""/>
-      <w:lvlJc w:val="left"/>
-      <w:pPr>
-        <w:ind w:left="6480" w:hanging="360"/>
-      </w:pPr>
-      <w:rPr>
-        <w:rFonts w:ascii="Wingdings" w:hAnsi="Wingdings" w:hint="default"/>
-      </w:rPr>
-    </w:lvl>
-  </w:abstractNum>
-  <w:abstractNum w:abstractNumId="12">
-    <w:nsid w:val="36021629"/>
-    <w:multiLevelType w:val="hybridMultilevel"/>
-    <w:tmpl w:val="9A040D2E"/>
-    <w:lvl w:ilvl="0" w:tplc="280A0001">
-      <w:start w:val="1"/>
-      <w:numFmt w:val="bullet"/>
-      <w:lvlText w:val=""/>
-      <w:lvlJc w:val="left"/>
-      <w:pPr>
-        <w:ind w:left="720" w:hanging="360"/>
-      </w:pPr>
-      <w:rPr>
-        <w:rFonts w:ascii="Symbol" w:hAnsi="Symbol" w:hint="default"/>
-      </w:rPr>
-    </w:lvl>
-    <w:lvl w:ilvl="1" w:tplc="280A0019" w:tentative="1">
-      <w:start w:val="1"/>
-      <w:numFmt w:val="lowerLetter"/>
-      <w:lvlText w:val="%2."/>
-      <w:lvlJc w:val="left"/>
-      <w:pPr>
-        <w:ind w:left="1440" w:hanging="360"/>
-      </w:pPr>
-    </w:lvl>
-    <w:lvl w:ilvl="2" w:tplc="280A001B" w:tentative="1">
+    </w:lvl>
+    <w:lvl w:ilvl="2" w:tplc="280A001B">
       <w:start w:val="1"/>
       <w:numFmt w:val="lowerRoman"/>
       <w:lvlText w:val="%3."/>
@@ -5933,3784 +9582,66 @@
       </w:pPr>
     </w:lvl>
   </w:abstractNum>
-  <w:abstractNum w:abstractNumId="13">
-    <w:nsid w:val="37EA3D03"/>
-    <w:multiLevelType w:val="multilevel"/>
-    <w:tmpl w:val="F29E6148"/>
-    <w:lvl w:ilvl="0">
-      <w:start w:val="1"/>
-      <w:numFmt w:val="lowerLetter"/>
-      <w:lvlText w:val="%1."/>
-      <w:lvlJc w:val="left"/>
-      <w:pPr>
-        <w:ind w:left="1068" w:hanging="360"/>
-      </w:pPr>
-      <w:rPr>
-        <w:rFonts w:hint="default"/>
-        <w:b/>
-      </w:rPr>
-    </w:lvl>
-    <w:lvl w:ilvl="1">
-      <w:start w:val="1"/>
-      <w:numFmt w:val="lowerLetter"/>
-      <w:lvlText w:val="%2."/>
-      <w:lvlJc w:val="left"/>
-      <w:pPr>
-        <w:ind w:left="1788" w:hanging="360"/>
-      </w:pPr>
-    </w:lvl>
-    <w:lvl w:ilvl="2">
-      <w:start w:val="1"/>
-      <w:numFmt w:val="bullet"/>
-      <w:lvlText w:val=""/>
-      <w:lvlJc w:val="left"/>
-      <w:pPr>
-        <w:ind w:left="2688" w:hanging="360"/>
-      </w:pPr>
-      <w:rPr>
-        <w:rFonts w:ascii="Calibri" w:eastAsiaTheme="minorHAnsi" w:hAnsi="Calibri" w:cs="Calibri" w:hint="default"/>
-      </w:rPr>
-    </w:lvl>
-    <w:lvl w:ilvl="3" w:tentative="1">
-      <w:start w:val="1"/>
-      <w:numFmt w:val="decimal"/>
-      <w:lvlText w:val="%4."/>
-      <w:lvlJc w:val="left"/>
-      <w:pPr>
-        <w:ind w:left="3228" w:hanging="360"/>
-      </w:pPr>
-    </w:lvl>
-    <w:lvl w:ilvl="4" w:tentative="1">
-      <w:start w:val="1"/>
-      <w:numFmt w:val="lowerLetter"/>
-      <w:lvlText w:val="%5."/>
-      <w:lvlJc w:val="left"/>
-      <w:pPr>
-        <w:ind w:left="3948" w:hanging="360"/>
-      </w:pPr>
-    </w:lvl>
-    <w:lvl w:ilvl="5" w:tentative="1">
-      <w:start w:val="1"/>
-      <w:numFmt w:val="lowerRoman"/>
-      <w:lvlText w:val="%6."/>
-      <w:lvlJc w:val="right"/>
-      <w:pPr>
-        <w:ind w:left="4668" w:hanging="180"/>
-      </w:pPr>
-    </w:lvl>
-    <w:lvl w:ilvl="6" w:tentative="1">
-      <w:start w:val="1"/>
-      <w:numFmt w:val="decimal"/>
-      <w:lvlText w:val="%7."/>
-      <w:lvlJc w:val="left"/>
-      <w:pPr>
-        <w:ind w:left="5388" w:hanging="360"/>
-      </w:pPr>
-    </w:lvl>
-    <w:lvl w:ilvl="7" w:tentative="1">
-      <w:start w:val="1"/>
-      <w:numFmt w:val="lowerLetter"/>
-      <w:lvlText w:val="%8."/>
-      <w:lvlJc w:val="left"/>
-      <w:pPr>
-        <w:ind w:left="6108" w:hanging="360"/>
-      </w:pPr>
-    </w:lvl>
-    <w:lvl w:ilvl="8" w:tentative="1">
-      <w:start w:val="1"/>
-      <w:numFmt w:val="lowerRoman"/>
-      <w:lvlText w:val="%9."/>
-      <w:lvlJc w:val="right"/>
-      <w:pPr>
-        <w:ind w:left="6828" w:hanging="180"/>
-      </w:pPr>
-    </w:lvl>
-  </w:abstractNum>
-  <w:abstractNum w:abstractNumId="14">
-    <w:nsid w:val="38BC49D8"/>
-    <w:multiLevelType w:val="hybridMultilevel"/>
-    <w:tmpl w:val="2B26BE54"/>
-    <w:lvl w:ilvl="0" w:tplc="3F4CC624">
-      <w:start w:val="1"/>
-      <w:numFmt w:val="bullet"/>
-      <w:lvlText w:val=""/>
-      <w:lvlJc w:val="left"/>
-      <w:pPr>
-        <w:tabs>
-          <w:tab w:val="num" w:pos="720"/>
-        </w:tabs>
-        <w:ind w:left="720" w:hanging="360"/>
-      </w:pPr>
-      <w:rPr>
-        <w:rFonts w:ascii="Wingdings" w:hAnsi="Wingdings" w:hint="default"/>
-      </w:rPr>
-    </w:lvl>
-    <w:lvl w:ilvl="1" w:tplc="EA3A600E" w:tentative="1">
-      <w:start w:val="1"/>
-      <w:numFmt w:val="bullet"/>
-      <w:lvlText w:val=""/>
-      <w:lvlJc w:val="left"/>
-      <w:pPr>
-        <w:tabs>
-          <w:tab w:val="num" w:pos="1440"/>
-        </w:tabs>
-        <w:ind w:left="1440" w:hanging="360"/>
-      </w:pPr>
-      <w:rPr>
-        <w:rFonts w:ascii="Wingdings" w:hAnsi="Wingdings" w:hint="default"/>
-      </w:rPr>
-    </w:lvl>
-    <w:lvl w:ilvl="2" w:tplc="7BE0BCD6" w:tentative="1">
-      <w:start w:val="1"/>
-      <w:numFmt w:val="bullet"/>
-      <w:lvlText w:val=""/>
-      <w:lvlJc w:val="left"/>
-      <w:pPr>
-        <w:tabs>
-          <w:tab w:val="num" w:pos="2160"/>
-        </w:tabs>
-        <w:ind w:left="2160" w:hanging="360"/>
-      </w:pPr>
-      <w:rPr>
-        <w:rFonts w:ascii="Wingdings" w:hAnsi="Wingdings" w:hint="default"/>
-      </w:rPr>
-    </w:lvl>
-    <w:lvl w:ilvl="3" w:tplc="13309FCE" w:tentative="1">
-      <w:start w:val="1"/>
-      <w:numFmt w:val="bullet"/>
-      <w:lvlText w:val=""/>
-      <w:lvlJc w:val="left"/>
-      <w:pPr>
-        <w:tabs>
-          <w:tab w:val="num" w:pos="2880"/>
-        </w:tabs>
-        <w:ind w:left="2880" w:hanging="360"/>
-      </w:pPr>
-      <w:rPr>
-        <w:rFonts w:ascii="Wingdings" w:hAnsi="Wingdings" w:hint="default"/>
-      </w:rPr>
-    </w:lvl>
-    <w:lvl w:ilvl="4" w:tplc="16286ED8" w:tentative="1">
-      <w:start w:val="1"/>
-      <w:numFmt w:val="bullet"/>
-      <w:lvlText w:val=""/>
-      <w:lvlJc w:val="left"/>
-      <w:pPr>
-        <w:tabs>
-          <w:tab w:val="num" w:pos="3600"/>
-        </w:tabs>
-        <w:ind w:left="3600" w:hanging="360"/>
-      </w:pPr>
-      <w:rPr>
-        <w:rFonts w:ascii="Wingdings" w:hAnsi="Wingdings" w:hint="default"/>
-      </w:rPr>
-    </w:lvl>
-    <w:lvl w:ilvl="5" w:tplc="D20A4390" w:tentative="1">
-      <w:start w:val="1"/>
-      <w:numFmt w:val="bullet"/>
-      <w:lvlText w:val=""/>
-      <w:lvlJc w:val="left"/>
-      <w:pPr>
-        <w:tabs>
-          <w:tab w:val="num" w:pos="4320"/>
-        </w:tabs>
-        <w:ind w:left="4320" w:hanging="360"/>
-      </w:pPr>
-      <w:rPr>
-        <w:rFonts w:ascii="Wingdings" w:hAnsi="Wingdings" w:hint="default"/>
-      </w:rPr>
-    </w:lvl>
-    <w:lvl w:ilvl="6" w:tplc="68E6B222" w:tentative="1">
-      <w:start w:val="1"/>
-      <w:numFmt w:val="bullet"/>
-      <w:lvlText w:val=""/>
-      <w:lvlJc w:val="left"/>
-      <w:pPr>
-        <w:tabs>
-          <w:tab w:val="num" w:pos="5040"/>
-        </w:tabs>
-        <w:ind w:left="5040" w:hanging="360"/>
-      </w:pPr>
-      <w:rPr>
-        <w:rFonts w:ascii="Wingdings" w:hAnsi="Wingdings" w:hint="default"/>
-      </w:rPr>
-    </w:lvl>
-    <w:lvl w:ilvl="7" w:tplc="637C0738" w:tentative="1">
-      <w:start w:val="1"/>
-      <w:numFmt w:val="bullet"/>
-      <w:lvlText w:val=""/>
-      <w:lvlJc w:val="left"/>
-      <w:pPr>
-        <w:tabs>
-          <w:tab w:val="num" w:pos="5760"/>
-        </w:tabs>
-        <w:ind w:left="5760" w:hanging="360"/>
-      </w:pPr>
-      <w:rPr>
-        <w:rFonts w:ascii="Wingdings" w:hAnsi="Wingdings" w:hint="default"/>
-      </w:rPr>
-    </w:lvl>
-    <w:lvl w:ilvl="8" w:tplc="59163AF0" w:tentative="1">
-      <w:start w:val="1"/>
-      <w:numFmt w:val="bullet"/>
-      <w:lvlText w:val=""/>
-      <w:lvlJc w:val="left"/>
-      <w:pPr>
-        <w:tabs>
-          <w:tab w:val="num" w:pos="6480"/>
-        </w:tabs>
-        <w:ind w:left="6480" w:hanging="360"/>
-      </w:pPr>
-      <w:rPr>
-        <w:rFonts w:ascii="Wingdings" w:hAnsi="Wingdings" w:hint="default"/>
-      </w:rPr>
-    </w:lvl>
-  </w:abstractNum>
-  <w:abstractNum w:abstractNumId="15">
-    <w:nsid w:val="39913C6B"/>
-    <w:multiLevelType w:val="multilevel"/>
-    <w:tmpl w:val="C612495E"/>
-    <w:lvl w:ilvl="0">
-      <w:start w:val="1"/>
-      <w:numFmt w:val="upperRoman"/>
-      <w:lvlText w:val="%1."/>
-      <w:lvlJc w:val="right"/>
-      <w:pPr>
-        <w:ind w:left="360" w:hanging="360"/>
-      </w:pPr>
-    </w:lvl>
-    <w:lvl w:ilvl="1">
-      <w:start w:val="1"/>
-      <w:numFmt w:val="decimal"/>
-      <w:lvlText w:val="%1.%2."/>
-      <w:lvlJc w:val="left"/>
-      <w:pPr>
-        <w:ind w:left="792" w:hanging="432"/>
-      </w:pPr>
-    </w:lvl>
-    <w:lvl w:ilvl="2">
-      <w:start w:val="1"/>
-      <w:numFmt w:val="decimal"/>
-      <w:lvlText w:val="%1.%2.%3."/>
-      <w:lvlJc w:val="left"/>
-      <w:pPr>
-        <w:ind w:left="1224" w:hanging="504"/>
-      </w:pPr>
-    </w:lvl>
-    <w:lvl w:ilvl="3">
-      <w:start w:val="1"/>
-      <w:numFmt w:val="decimal"/>
-      <w:lvlText w:val="%1.%2.%3.%4."/>
-      <w:lvlJc w:val="left"/>
-      <w:pPr>
-        <w:ind w:left="1728" w:hanging="648"/>
-      </w:pPr>
-    </w:lvl>
-    <w:lvl w:ilvl="4">
-      <w:start w:val="1"/>
-      <w:numFmt w:val="decimal"/>
-      <w:lvlText w:val="%1.%2.%3.%4.%5."/>
-      <w:lvlJc w:val="left"/>
-      <w:pPr>
-        <w:ind w:left="2232" w:hanging="792"/>
-      </w:pPr>
-    </w:lvl>
-    <w:lvl w:ilvl="5">
-      <w:start w:val="1"/>
-      <w:numFmt w:val="decimal"/>
-      <w:lvlText w:val="%1.%2.%3.%4.%5.%6."/>
-      <w:lvlJc w:val="left"/>
-      <w:pPr>
-        <w:ind w:left="2736" w:hanging="936"/>
-      </w:pPr>
-    </w:lvl>
-    <w:lvl w:ilvl="6">
-      <w:start w:val="1"/>
-      <w:numFmt w:val="decimal"/>
-      <w:lvlText w:val="%1.%2.%3.%4.%5.%6.%7."/>
-      <w:lvlJc w:val="left"/>
-      <w:pPr>
-        <w:ind w:left="3240" w:hanging="1080"/>
-      </w:pPr>
-    </w:lvl>
-    <w:lvl w:ilvl="7">
-      <w:start w:val="1"/>
-      <w:numFmt w:val="decimal"/>
-      <w:lvlText w:val="%1.%2.%3.%4.%5.%6.%7.%8."/>
-      <w:lvlJc w:val="left"/>
-      <w:pPr>
-        <w:ind w:left="3744" w:hanging="1224"/>
-      </w:pPr>
-    </w:lvl>
-    <w:lvl w:ilvl="8">
-      <w:start w:val="1"/>
-      <w:numFmt w:val="decimal"/>
-      <w:lvlText w:val="%1.%2.%3.%4.%5.%6.%7.%8.%9."/>
-      <w:lvlJc w:val="left"/>
-      <w:pPr>
-        <w:ind w:left="4320" w:hanging="1440"/>
-      </w:pPr>
-    </w:lvl>
-  </w:abstractNum>
-  <w:abstractNum w:abstractNumId="16">
-    <w:nsid w:val="3B37702B"/>
-    <w:multiLevelType w:val="hybridMultilevel"/>
-    <w:tmpl w:val="EF4CE946"/>
-    <w:lvl w:ilvl="0" w:tplc="280A0013">
-      <w:start w:val="1"/>
-      <w:numFmt w:val="upperRoman"/>
-      <w:lvlText w:val="%1."/>
-      <w:lvlJc w:val="right"/>
-      <w:pPr>
-        <w:ind w:left="720" w:hanging="360"/>
-      </w:pPr>
-    </w:lvl>
-    <w:lvl w:ilvl="1" w:tplc="280A0019">
-      <w:start w:val="1"/>
-      <w:numFmt w:val="lowerLetter"/>
-      <w:lvlText w:val="%2."/>
-      <w:lvlJc w:val="left"/>
-      <w:pPr>
-        <w:ind w:left="1440" w:hanging="360"/>
-      </w:pPr>
-    </w:lvl>
-    <w:lvl w:ilvl="2" w:tplc="280A001B" w:tentative="1">
-      <w:start w:val="1"/>
-      <w:numFmt w:val="lowerRoman"/>
-      <w:lvlText w:val="%3."/>
-      <w:lvlJc w:val="right"/>
-      <w:pPr>
-        <w:ind w:left="2160" w:hanging="180"/>
-      </w:pPr>
-    </w:lvl>
-    <w:lvl w:ilvl="3" w:tplc="280A000F" w:tentative="1">
-      <w:start w:val="1"/>
-      <w:numFmt w:val="decimal"/>
-      <w:lvlText w:val="%4."/>
-      <w:lvlJc w:val="left"/>
-      <w:pPr>
-        <w:ind w:left="2880" w:hanging="360"/>
-      </w:pPr>
-    </w:lvl>
-    <w:lvl w:ilvl="4" w:tplc="280A0019" w:tentative="1">
-      <w:start w:val="1"/>
-      <w:numFmt w:val="lowerLetter"/>
-      <w:lvlText w:val="%5."/>
-      <w:lvlJc w:val="left"/>
-      <w:pPr>
-        <w:ind w:left="3600" w:hanging="360"/>
-      </w:pPr>
-    </w:lvl>
-    <w:lvl w:ilvl="5" w:tplc="280A001B" w:tentative="1">
-      <w:start w:val="1"/>
-      <w:numFmt w:val="lowerRoman"/>
-      <w:lvlText w:val="%6."/>
-      <w:lvlJc w:val="right"/>
-      <w:pPr>
-        <w:ind w:left="4320" w:hanging="180"/>
-      </w:pPr>
-    </w:lvl>
-    <w:lvl w:ilvl="6" w:tplc="280A000F" w:tentative="1">
-      <w:start w:val="1"/>
-      <w:numFmt w:val="decimal"/>
-      <w:lvlText w:val="%7."/>
-      <w:lvlJc w:val="left"/>
-      <w:pPr>
-        <w:ind w:left="5040" w:hanging="360"/>
-      </w:pPr>
-    </w:lvl>
-    <w:lvl w:ilvl="7" w:tplc="280A0019" w:tentative="1">
-      <w:start w:val="1"/>
-      <w:numFmt w:val="lowerLetter"/>
-      <w:lvlText w:val="%8."/>
-      <w:lvlJc w:val="left"/>
-      <w:pPr>
-        <w:ind w:left="5760" w:hanging="360"/>
-      </w:pPr>
-    </w:lvl>
-    <w:lvl w:ilvl="8" w:tplc="280A001B" w:tentative="1">
-      <w:start w:val="1"/>
-      <w:numFmt w:val="lowerRoman"/>
-      <w:lvlText w:val="%9."/>
-      <w:lvlJc w:val="right"/>
-      <w:pPr>
-        <w:ind w:left="6480" w:hanging="180"/>
-      </w:pPr>
-    </w:lvl>
-  </w:abstractNum>
-  <w:abstractNum w:abstractNumId="17">
-    <w:nsid w:val="3B950A51"/>
-    <w:multiLevelType w:val="hybridMultilevel"/>
-    <w:tmpl w:val="EA903840"/>
-    <w:lvl w:ilvl="0" w:tplc="280A0001">
-      <w:start w:val="1"/>
-      <w:numFmt w:val="bullet"/>
-      <w:lvlText w:val=""/>
-      <w:lvlJc w:val="left"/>
-      <w:pPr>
-        <w:ind w:left="720" w:hanging="360"/>
-      </w:pPr>
-      <w:rPr>
-        <w:rFonts w:ascii="Symbol" w:hAnsi="Symbol" w:hint="default"/>
-      </w:rPr>
-    </w:lvl>
-    <w:lvl w:ilvl="1" w:tplc="280A0003">
-      <w:start w:val="1"/>
-      <w:numFmt w:val="bullet"/>
-      <w:lvlText w:val="o"/>
-      <w:lvlJc w:val="left"/>
-      <w:pPr>
-        <w:ind w:left="1440" w:hanging="360"/>
-      </w:pPr>
-      <w:rPr>
-        <w:rFonts w:ascii="Courier New" w:hAnsi="Courier New" w:cs="Courier New" w:hint="default"/>
-      </w:rPr>
-    </w:lvl>
-    <w:lvl w:ilvl="2" w:tplc="280A0005" w:tentative="1">
-      <w:start w:val="1"/>
-      <w:numFmt w:val="bullet"/>
-      <w:lvlText w:val=""/>
-      <w:lvlJc w:val="left"/>
-      <w:pPr>
-        <w:ind w:left="2160" w:hanging="360"/>
-      </w:pPr>
-      <w:rPr>
-        <w:rFonts w:ascii="Wingdings" w:hAnsi="Wingdings" w:hint="default"/>
-      </w:rPr>
-    </w:lvl>
-    <w:lvl w:ilvl="3" w:tplc="280A0001" w:tentative="1">
-      <w:start w:val="1"/>
-      <w:numFmt w:val="bullet"/>
-      <w:lvlText w:val=""/>
-      <w:lvlJc w:val="left"/>
-      <w:pPr>
-        <w:ind w:left="2880" w:hanging="360"/>
-      </w:pPr>
-      <w:rPr>
-        <w:rFonts w:ascii="Symbol" w:hAnsi="Symbol" w:hint="default"/>
-      </w:rPr>
-    </w:lvl>
-    <w:lvl w:ilvl="4" w:tplc="280A0003" w:tentative="1">
-      <w:start w:val="1"/>
-      <w:numFmt w:val="bullet"/>
-      <w:lvlText w:val="o"/>
-      <w:lvlJc w:val="left"/>
-      <w:pPr>
-        <w:ind w:left="3600" w:hanging="360"/>
-      </w:pPr>
-      <w:rPr>
-        <w:rFonts w:ascii="Courier New" w:hAnsi="Courier New" w:cs="Courier New" w:hint="default"/>
-      </w:rPr>
-    </w:lvl>
-    <w:lvl w:ilvl="5" w:tplc="280A0005" w:tentative="1">
-      <w:start w:val="1"/>
-      <w:numFmt w:val="bullet"/>
-      <w:lvlText w:val=""/>
-      <w:lvlJc w:val="left"/>
-      <w:pPr>
-        <w:ind w:left="4320" w:hanging="360"/>
-      </w:pPr>
-      <w:rPr>
-        <w:rFonts w:ascii="Wingdings" w:hAnsi="Wingdings" w:hint="default"/>
-      </w:rPr>
-    </w:lvl>
-    <w:lvl w:ilvl="6" w:tplc="280A0001" w:tentative="1">
-      <w:start w:val="1"/>
-      <w:numFmt w:val="bullet"/>
-      <w:lvlText w:val=""/>
-      <w:lvlJc w:val="left"/>
-      <w:pPr>
-        <w:ind w:left="5040" w:hanging="360"/>
-      </w:pPr>
-      <w:rPr>
-        <w:rFonts w:ascii="Symbol" w:hAnsi="Symbol" w:hint="default"/>
-      </w:rPr>
-    </w:lvl>
-    <w:lvl w:ilvl="7" w:tplc="280A0003" w:tentative="1">
-      <w:start w:val="1"/>
-      <w:numFmt w:val="bullet"/>
-      <w:lvlText w:val="o"/>
-      <w:lvlJc w:val="left"/>
-      <w:pPr>
-        <w:ind w:left="5760" w:hanging="360"/>
-      </w:pPr>
-      <w:rPr>
-        <w:rFonts w:ascii="Courier New" w:hAnsi="Courier New" w:cs="Courier New" w:hint="default"/>
-      </w:rPr>
-    </w:lvl>
-    <w:lvl w:ilvl="8" w:tplc="280A0005" w:tentative="1">
-      <w:start w:val="1"/>
-      <w:numFmt w:val="bullet"/>
-      <w:lvlText w:val=""/>
-      <w:lvlJc w:val="left"/>
-      <w:pPr>
-        <w:ind w:left="6480" w:hanging="360"/>
-      </w:pPr>
-      <w:rPr>
-        <w:rFonts w:ascii="Wingdings" w:hAnsi="Wingdings" w:hint="default"/>
-      </w:rPr>
-    </w:lvl>
-  </w:abstractNum>
-  <w:abstractNum w:abstractNumId="18">
-    <w:nsid w:val="3F543D15"/>
-    <w:multiLevelType w:val="multilevel"/>
-    <w:tmpl w:val="C612495E"/>
-    <w:lvl w:ilvl="0">
-      <w:start w:val="1"/>
-      <w:numFmt w:val="upperRoman"/>
-      <w:lvlText w:val="%1."/>
-      <w:lvlJc w:val="right"/>
-      <w:pPr>
-        <w:ind w:left="720" w:hanging="360"/>
-      </w:pPr>
-    </w:lvl>
-    <w:lvl w:ilvl="1">
-      <w:start w:val="1"/>
-      <w:numFmt w:val="decimal"/>
-      <w:lvlText w:val="%1.%2."/>
-      <w:lvlJc w:val="left"/>
-      <w:pPr>
-        <w:ind w:left="1152" w:hanging="432"/>
-      </w:pPr>
-    </w:lvl>
-    <w:lvl w:ilvl="2">
-      <w:start w:val="1"/>
-      <w:numFmt w:val="decimal"/>
-      <w:lvlText w:val="%1.%2.%3."/>
-      <w:lvlJc w:val="left"/>
-      <w:pPr>
-        <w:ind w:left="1584" w:hanging="504"/>
-      </w:pPr>
-    </w:lvl>
-    <w:lvl w:ilvl="3">
-      <w:start w:val="1"/>
-      <w:numFmt w:val="decimal"/>
-      <w:lvlText w:val="%1.%2.%3.%4."/>
-      <w:lvlJc w:val="left"/>
-      <w:pPr>
-        <w:ind w:left="2088" w:hanging="648"/>
-      </w:pPr>
-    </w:lvl>
-    <w:lvl w:ilvl="4">
-      <w:start w:val="1"/>
-      <w:numFmt w:val="decimal"/>
-      <w:lvlText w:val="%1.%2.%3.%4.%5."/>
-      <w:lvlJc w:val="left"/>
-      <w:pPr>
-        <w:ind w:left="2592" w:hanging="792"/>
-      </w:pPr>
-    </w:lvl>
-    <w:lvl w:ilvl="5">
-      <w:start w:val="1"/>
-      <w:numFmt w:val="decimal"/>
-      <w:lvlText w:val="%1.%2.%3.%4.%5.%6."/>
-      <w:lvlJc w:val="left"/>
-      <w:pPr>
-        <w:ind w:left="3096" w:hanging="936"/>
-      </w:pPr>
-    </w:lvl>
-    <w:lvl w:ilvl="6">
-      <w:start w:val="1"/>
-      <w:numFmt w:val="decimal"/>
-      <w:lvlText w:val="%1.%2.%3.%4.%5.%6.%7."/>
-      <w:lvlJc w:val="left"/>
-      <w:pPr>
-        <w:ind w:left="3600" w:hanging="1080"/>
-      </w:pPr>
-    </w:lvl>
-    <w:lvl w:ilvl="7">
-      <w:start w:val="1"/>
-      <w:numFmt w:val="decimal"/>
-      <w:lvlText w:val="%1.%2.%3.%4.%5.%6.%7.%8."/>
-      <w:lvlJc w:val="left"/>
-      <w:pPr>
-        <w:ind w:left="4104" w:hanging="1224"/>
-      </w:pPr>
-    </w:lvl>
-    <w:lvl w:ilvl="8">
-      <w:start w:val="1"/>
-      <w:numFmt w:val="decimal"/>
-      <w:lvlText w:val="%1.%2.%3.%4.%5.%6.%7.%8.%9."/>
-      <w:lvlJc w:val="left"/>
-      <w:pPr>
-        <w:ind w:left="4680" w:hanging="1440"/>
-      </w:pPr>
-    </w:lvl>
-  </w:abstractNum>
-  <w:abstractNum w:abstractNumId="19">
-    <w:nsid w:val="431A0F3E"/>
-    <w:multiLevelType w:val="hybridMultilevel"/>
-    <w:tmpl w:val="FD5C4FA6"/>
-    <w:lvl w:ilvl="0" w:tplc="280A000F">
-      <w:start w:val="1"/>
-      <w:numFmt w:val="decimal"/>
-      <w:lvlText w:val="%1."/>
-      <w:lvlJc w:val="left"/>
-      <w:pPr>
-        <w:ind w:left="720" w:hanging="360"/>
-      </w:pPr>
-    </w:lvl>
-    <w:lvl w:ilvl="1" w:tplc="280A0019" w:tentative="1">
-      <w:start w:val="1"/>
-      <w:numFmt w:val="lowerLetter"/>
-      <w:lvlText w:val="%2."/>
-      <w:lvlJc w:val="left"/>
-      <w:pPr>
-        <w:ind w:left="1440" w:hanging="360"/>
-      </w:pPr>
-    </w:lvl>
-    <w:lvl w:ilvl="2" w:tplc="280A001B" w:tentative="1">
-      <w:start w:val="1"/>
-      <w:numFmt w:val="lowerRoman"/>
-      <w:lvlText w:val="%3."/>
-      <w:lvlJc w:val="right"/>
-      <w:pPr>
-        <w:ind w:left="2160" w:hanging="180"/>
-      </w:pPr>
-    </w:lvl>
-    <w:lvl w:ilvl="3" w:tplc="280A000F" w:tentative="1">
-      <w:start w:val="1"/>
-      <w:numFmt w:val="decimal"/>
-      <w:lvlText w:val="%4."/>
-      <w:lvlJc w:val="left"/>
-      <w:pPr>
-        <w:ind w:left="2880" w:hanging="360"/>
-      </w:pPr>
-    </w:lvl>
-    <w:lvl w:ilvl="4" w:tplc="280A0019" w:tentative="1">
-      <w:start w:val="1"/>
-      <w:numFmt w:val="lowerLetter"/>
-      <w:lvlText w:val="%5."/>
-      <w:lvlJc w:val="left"/>
-      <w:pPr>
-        <w:ind w:left="3600" w:hanging="360"/>
-      </w:pPr>
-    </w:lvl>
-    <w:lvl w:ilvl="5" w:tplc="280A001B" w:tentative="1">
-      <w:start w:val="1"/>
-      <w:numFmt w:val="lowerRoman"/>
-      <w:lvlText w:val="%6."/>
-      <w:lvlJc w:val="right"/>
-      <w:pPr>
-        <w:ind w:left="4320" w:hanging="180"/>
-      </w:pPr>
-    </w:lvl>
-    <w:lvl w:ilvl="6" w:tplc="280A000F" w:tentative="1">
-      <w:start w:val="1"/>
-      <w:numFmt w:val="decimal"/>
-      <w:lvlText w:val="%7."/>
-      <w:lvlJc w:val="left"/>
-      <w:pPr>
-        <w:ind w:left="5040" w:hanging="360"/>
-      </w:pPr>
-    </w:lvl>
-    <w:lvl w:ilvl="7" w:tplc="280A0019" w:tentative="1">
-      <w:start w:val="1"/>
-      <w:numFmt w:val="lowerLetter"/>
-      <w:lvlText w:val="%8."/>
-      <w:lvlJc w:val="left"/>
-      <w:pPr>
-        <w:ind w:left="5760" w:hanging="360"/>
-      </w:pPr>
-    </w:lvl>
-    <w:lvl w:ilvl="8" w:tplc="280A001B" w:tentative="1">
-      <w:start w:val="1"/>
-      <w:numFmt w:val="lowerRoman"/>
-      <w:lvlText w:val="%9."/>
-      <w:lvlJc w:val="right"/>
-      <w:pPr>
-        <w:ind w:left="6480" w:hanging="180"/>
-      </w:pPr>
-    </w:lvl>
-  </w:abstractNum>
-  <w:abstractNum w:abstractNumId="20">
-    <w:nsid w:val="44D8676D"/>
-    <w:multiLevelType w:val="hybridMultilevel"/>
-    <w:tmpl w:val="1758EB14"/>
-    <w:lvl w:ilvl="0" w:tplc="ED149682">
-      <w:start w:val="1"/>
-      <w:numFmt w:val="bullet"/>
-      <w:lvlText w:val=""/>
-      <w:lvlJc w:val="left"/>
-      <w:pPr>
-        <w:tabs>
-          <w:tab w:val="num" w:pos="720"/>
-        </w:tabs>
-        <w:ind w:left="720" w:hanging="360"/>
-      </w:pPr>
-      <w:rPr>
-        <w:rFonts w:ascii="Wingdings" w:hAnsi="Wingdings" w:hint="default"/>
-      </w:rPr>
-    </w:lvl>
-    <w:lvl w:ilvl="1" w:tplc="7758D31C" w:tentative="1">
-      <w:start w:val="1"/>
-      <w:numFmt w:val="bullet"/>
-      <w:lvlText w:val=""/>
-      <w:lvlJc w:val="left"/>
-      <w:pPr>
-        <w:tabs>
-          <w:tab w:val="num" w:pos="1440"/>
-        </w:tabs>
-        <w:ind w:left="1440" w:hanging="360"/>
-      </w:pPr>
-      <w:rPr>
-        <w:rFonts w:ascii="Wingdings" w:hAnsi="Wingdings" w:hint="default"/>
-      </w:rPr>
-    </w:lvl>
-    <w:lvl w:ilvl="2" w:tplc="701C698C" w:tentative="1">
-      <w:start w:val="1"/>
-      <w:numFmt w:val="bullet"/>
-      <w:lvlText w:val=""/>
-      <w:lvlJc w:val="left"/>
-      <w:pPr>
-        <w:tabs>
-          <w:tab w:val="num" w:pos="2160"/>
-        </w:tabs>
-        <w:ind w:left="2160" w:hanging="360"/>
-      </w:pPr>
-      <w:rPr>
-        <w:rFonts w:ascii="Wingdings" w:hAnsi="Wingdings" w:hint="default"/>
-      </w:rPr>
-    </w:lvl>
-    <w:lvl w:ilvl="3" w:tplc="95100CA0" w:tentative="1">
-      <w:start w:val="1"/>
-      <w:numFmt w:val="bullet"/>
-      <w:lvlText w:val=""/>
-      <w:lvlJc w:val="left"/>
-      <w:pPr>
-        <w:tabs>
-          <w:tab w:val="num" w:pos="2880"/>
-        </w:tabs>
-        <w:ind w:left="2880" w:hanging="360"/>
-      </w:pPr>
-      <w:rPr>
-        <w:rFonts w:ascii="Wingdings" w:hAnsi="Wingdings" w:hint="default"/>
-      </w:rPr>
-    </w:lvl>
-    <w:lvl w:ilvl="4" w:tplc="AF2A90C2" w:tentative="1">
-      <w:start w:val="1"/>
-      <w:numFmt w:val="bullet"/>
-      <w:lvlText w:val=""/>
-      <w:lvlJc w:val="left"/>
-      <w:pPr>
-        <w:tabs>
-          <w:tab w:val="num" w:pos="3600"/>
-        </w:tabs>
-        <w:ind w:left="3600" w:hanging="360"/>
-      </w:pPr>
-      <w:rPr>
-        <w:rFonts w:ascii="Wingdings" w:hAnsi="Wingdings" w:hint="default"/>
-      </w:rPr>
-    </w:lvl>
-    <w:lvl w:ilvl="5" w:tplc="050255C4" w:tentative="1">
-      <w:start w:val="1"/>
-      <w:numFmt w:val="bullet"/>
-      <w:lvlText w:val=""/>
-      <w:lvlJc w:val="left"/>
-      <w:pPr>
-        <w:tabs>
-          <w:tab w:val="num" w:pos="4320"/>
-        </w:tabs>
-        <w:ind w:left="4320" w:hanging="360"/>
-      </w:pPr>
-      <w:rPr>
-        <w:rFonts w:ascii="Wingdings" w:hAnsi="Wingdings" w:hint="default"/>
-      </w:rPr>
-    </w:lvl>
-    <w:lvl w:ilvl="6" w:tplc="9B2452B0" w:tentative="1">
-      <w:start w:val="1"/>
-      <w:numFmt w:val="bullet"/>
-      <w:lvlText w:val=""/>
-      <w:lvlJc w:val="left"/>
-      <w:pPr>
-        <w:tabs>
-          <w:tab w:val="num" w:pos="5040"/>
-        </w:tabs>
-        <w:ind w:left="5040" w:hanging="360"/>
-      </w:pPr>
-      <w:rPr>
-        <w:rFonts w:ascii="Wingdings" w:hAnsi="Wingdings" w:hint="default"/>
-      </w:rPr>
-    </w:lvl>
-    <w:lvl w:ilvl="7" w:tplc="AF585452" w:tentative="1">
-      <w:start w:val="1"/>
-      <w:numFmt w:val="bullet"/>
-      <w:lvlText w:val=""/>
-      <w:lvlJc w:val="left"/>
-      <w:pPr>
-        <w:tabs>
-          <w:tab w:val="num" w:pos="5760"/>
-        </w:tabs>
-        <w:ind w:left="5760" w:hanging="360"/>
-      </w:pPr>
-      <w:rPr>
-        <w:rFonts w:ascii="Wingdings" w:hAnsi="Wingdings" w:hint="default"/>
-      </w:rPr>
-    </w:lvl>
-    <w:lvl w:ilvl="8" w:tplc="326E110A" w:tentative="1">
-      <w:start w:val="1"/>
-      <w:numFmt w:val="bullet"/>
-      <w:lvlText w:val=""/>
-      <w:lvlJc w:val="left"/>
-      <w:pPr>
-        <w:tabs>
-          <w:tab w:val="num" w:pos="6480"/>
-        </w:tabs>
-        <w:ind w:left="6480" w:hanging="360"/>
-      </w:pPr>
-      <w:rPr>
-        <w:rFonts w:ascii="Wingdings" w:hAnsi="Wingdings" w:hint="default"/>
-      </w:rPr>
-    </w:lvl>
-  </w:abstractNum>
-  <w:abstractNum w:abstractNumId="21">
-    <w:nsid w:val="452145A7"/>
-    <w:multiLevelType w:val="multilevel"/>
-    <w:tmpl w:val="C612495E"/>
-    <w:lvl w:ilvl="0">
-      <w:start w:val="1"/>
-      <w:numFmt w:val="upperRoman"/>
-      <w:lvlText w:val="%1."/>
-      <w:lvlJc w:val="right"/>
-      <w:pPr>
-        <w:ind w:left="360" w:hanging="360"/>
-      </w:pPr>
-    </w:lvl>
-    <w:lvl w:ilvl="1">
-      <w:start w:val="1"/>
-      <w:numFmt w:val="decimal"/>
-      <w:lvlText w:val="%1.%2."/>
-      <w:lvlJc w:val="left"/>
-      <w:pPr>
-        <w:ind w:left="792" w:hanging="432"/>
-      </w:pPr>
-    </w:lvl>
-    <w:lvl w:ilvl="2">
-      <w:start w:val="1"/>
-      <w:numFmt w:val="decimal"/>
-      <w:lvlText w:val="%1.%2.%3."/>
-      <w:lvlJc w:val="left"/>
-      <w:pPr>
-        <w:ind w:left="1224" w:hanging="504"/>
-      </w:pPr>
-    </w:lvl>
-    <w:lvl w:ilvl="3">
-      <w:start w:val="1"/>
-      <w:numFmt w:val="decimal"/>
-      <w:lvlText w:val="%1.%2.%3.%4."/>
-      <w:lvlJc w:val="left"/>
-      <w:pPr>
-        <w:ind w:left="1728" w:hanging="648"/>
-      </w:pPr>
-    </w:lvl>
-    <w:lvl w:ilvl="4">
-      <w:start w:val="1"/>
-      <w:numFmt w:val="decimal"/>
-      <w:lvlText w:val="%1.%2.%3.%4.%5."/>
-      <w:lvlJc w:val="left"/>
-      <w:pPr>
-        <w:ind w:left="2232" w:hanging="792"/>
-      </w:pPr>
-    </w:lvl>
-    <w:lvl w:ilvl="5">
-      <w:start w:val="1"/>
-      <w:numFmt w:val="decimal"/>
-      <w:lvlText w:val="%1.%2.%3.%4.%5.%6."/>
-      <w:lvlJc w:val="left"/>
-      <w:pPr>
-        <w:ind w:left="2736" w:hanging="936"/>
-      </w:pPr>
-    </w:lvl>
-    <w:lvl w:ilvl="6">
-      <w:start w:val="1"/>
-      <w:numFmt w:val="decimal"/>
-      <w:lvlText w:val="%1.%2.%3.%4.%5.%6.%7."/>
-      <w:lvlJc w:val="left"/>
-      <w:pPr>
-        <w:ind w:left="3240" w:hanging="1080"/>
-      </w:pPr>
-    </w:lvl>
-    <w:lvl w:ilvl="7">
-      <w:start w:val="1"/>
-      <w:numFmt w:val="decimal"/>
-      <w:lvlText w:val="%1.%2.%3.%4.%5.%6.%7.%8."/>
-      <w:lvlJc w:val="left"/>
-      <w:pPr>
-        <w:ind w:left="3744" w:hanging="1224"/>
-      </w:pPr>
-    </w:lvl>
-    <w:lvl w:ilvl="8">
-      <w:start w:val="1"/>
-      <w:numFmt w:val="decimal"/>
-      <w:lvlText w:val="%1.%2.%3.%4.%5.%6.%7.%8.%9."/>
-      <w:lvlJc w:val="left"/>
-      <w:pPr>
-        <w:ind w:left="4320" w:hanging="1440"/>
-      </w:pPr>
-    </w:lvl>
-  </w:abstractNum>
-  <w:abstractNum w:abstractNumId="22">
-    <w:nsid w:val="47DB56D9"/>
-    <w:multiLevelType w:val="hybridMultilevel"/>
-    <w:tmpl w:val="0520D6CA"/>
-    <w:lvl w:ilvl="0" w:tplc="280A0001">
-      <w:start w:val="1"/>
-      <w:numFmt w:val="bullet"/>
-      <w:lvlText w:val=""/>
-      <w:lvlJc w:val="left"/>
-      <w:pPr>
-        <w:ind w:left="720" w:hanging="360"/>
-      </w:pPr>
-      <w:rPr>
-        <w:rFonts w:ascii="Symbol" w:hAnsi="Symbol" w:hint="default"/>
-      </w:rPr>
-    </w:lvl>
-    <w:lvl w:ilvl="1" w:tplc="280A0003" w:tentative="1">
-      <w:start w:val="1"/>
-      <w:numFmt w:val="bullet"/>
-      <w:lvlText w:val="o"/>
-      <w:lvlJc w:val="left"/>
-      <w:pPr>
-        <w:ind w:left="1440" w:hanging="360"/>
-      </w:pPr>
-      <w:rPr>
-        <w:rFonts w:ascii="Courier New" w:hAnsi="Courier New" w:cs="Courier New" w:hint="default"/>
-      </w:rPr>
-    </w:lvl>
-    <w:lvl w:ilvl="2" w:tplc="280A0005" w:tentative="1">
-      <w:start w:val="1"/>
-      <w:numFmt w:val="bullet"/>
-      <w:lvlText w:val=""/>
-      <w:lvlJc w:val="left"/>
-      <w:pPr>
-        <w:ind w:left="2160" w:hanging="360"/>
-      </w:pPr>
-      <w:rPr>
-        <w:rFonts w:ascii="Wingdings" w:hAnsi="Wingdings" w:hint="default"/>
-      </w:rPr>
-    </w:lvl>
-    <w:lvl w:ilvl="3" w:tplc="280A0001" w:tentative="1">
-      <w:start w:val="1"/>
-      <w:numFmt w:val="bullet"/>
-      <w:lvlText w:val=""/>
-      <w:lvlJc w:val="left"/>
-      <w:pPr>
-        <w:ind w:left="2880" w:hanging="360"/>
-      </w:pPr>
-      <w:rPr>
-        <w:rFonts w:ascii="Symbol" w:hAnsi="Symbol" w:hint="default"/>
-      </w:rPr>
-    </w:lvl>
-    <w:lvl w:ilvl="4" w:tplc="280A0003" w:tentative="1">
-      <w:start w:val="1"/>
-      <w:numFmt w:val="bullet"/>
-      <w:lvlText w:val="o"/>
-      <w:lvlJc w:val="left"/>
-      <w:pPr>
-        <w:ind w:left="3600" w:hanging="360"/>
-      </w:pPr>
-      <w:rPr>
-        <w:rFonts w:ascii="Courier New" w:hAnsi="Courier New" w:cs="Courier New" w:hint="default"/>
-      </w:rPr>
-    </w:lvl>
-    <w:lvl w:ilvl="5" w:tplc="280A0005" w:tentative="1">
-      <w:start w:val="1"/>
-      <w:numFmt w:val="bullet"/>
-      <w:lvlText w:val=""/>
-      <w:lvlJc w:val="left"/>
-      <w:pPr>
-        <w:ind w:left="4320" w:hanging="360"/>
-      </w:pPr>
-      <w:rPr>
-        <w:rFonts w:ascii="Wingdings" w:hAnsi="Wingdings" w:hint="default"/>
-      </w:rPr>
-    </w:lvl>
-    <w:lvl w:ilvl="6" w:tplc="280A0001" w:tentative="1">
-      <w:start w:val="1"/>
-      <w:numFmt w:val="bullet"/>
-      <w:lvlText w:val=""/>
-      <w:lvlJc w:val="left"/>
-      <w:pPr>
-        <w:ind w:left="5040" w:hanging="360"/>
-      </w:pPr>
-      <w:rPr>
-        <w:rFonts w:ascii="Symbol" w:hAnsi="Symbol" w:hint="default"/>
-      </w:rPr>
-    </w:lvl>
-    <w:lvl w:ilvl="7" w:tplc="280A0003" w:tentative="1">
-      <w:start w:val="1"/>
-      <w:numFmt w:val="bullet"/>
-      <w:lvlText w:val="o"/>
-      <w:lvlJc w:val="left"/>
-      <w:pPr>
-        <w:ind w:left="5760" w:hanging="360"/>
-      </w:pPr>
-      <w:rPr>
-        <w:rFonts w:ascii="Courier New" w:hAnsi="Courier New" w:cs="Courier New" w:hint="default"/>
-      </w:rPr>
-    </w:lvl>
-    <w:lvl w:ilvl="8" w:tplc="280A0005" w:tentative="1">
-      <w:start w:val="1"/>
-      <w:numFmt w:val="bullet"/>
-      <w:lvlText w:val=""/>
-      <w:lvlJc w:val="left"/>
-      <w:pPr>
-        <w:ind w:left="6480" w:hanging="360"/>
-      </w:pPr>
-      <w:rPr>
-        <w:rFonts w:ascii="Wingdings" w:hAnsi="Wingdings" w:hint="default"/>
-      </w:rPr>
-    </w:lvl>
-  </w:abstractNum>
-  <w:abstractNum w:abstractNumId="23">
-    <w:nsid w:val="4A961F63"/>
-    <w:multiLevelType w:val="multilevel"/>
-    <w:tmpl w:val="F3BCF5B4"/>
-    <w:lvl w:ilvl="0">
-      <w:start w:val="1"/>
-      <w:numFmt w:val="decimal"/>
-      <w:lvlText w:val="%1."/>
-      <w:lvlJc w:val="left"/>
-      <w:pPr>
-        <w:ind w:left="360" w:hanging="360"/>
-      </w:pPr>
-      <w:rPr>
-        <w:rFonts w:hint="default"/>
-      </w:rPr>
-    </w:lvl>
-    <w:lvl w:ilvl="1">
-      <w:start w:val="1"/>
-      <w:numFmt w:val="decimal"/>
-      <w:isLgl/>
-      <w:lvlText w:val="%1.%2"/>
-      <w:lvlJc w:val="left"/>
-      <w:pPr>
-        <w:ind w:left="360" w:hanging="360"/>
-      </w:pPr>
-      <w:rPr>
-        <w:rFonts w:hint="default"/>
-      </w:rPr>
-    </w:lvl>
-    <w:lvl w:ilvl="2">
-      <w:start w:val="1"/>
-      <w:numFmt w:val="decimal"/>
-      <w:isLgl/>
-      <w:lvlText w:val="%1.%2.%3"/>
-      <w:lvlJc w:val="left"/>
-      <w:pPr>
-        <w:ind w:left="720" w:hanging="720"/>
-      </w:pPr>
-      <w:rPr>
-        <w:rFonts w:hint="default"/>
-      </w:rPr>
-    </w:lvl>
-    <w:lvl w:ilvl="3">
-      <w:start w:val="1"/>
-      <w:numFmt w:val="decimal"/>
-      <w:isLgl/>
-      <w:lvlText w:val="%1.%2.%3.%4"/>
-      <w:lvlJc w:val="left"/>
-      <w:pPr>
-        <w:ind w:left="720" w:hanging="720"/>
-      </w:pPr>
-      <w:rPr>
-        <w:rFonts w:hint="default"/>
-      </w:rPr>
-    </w:lvl>
-    <w:lvl w:ilvl="4">
-      <w:start w:val="1"/>
-      <w:numFmt w:val="decimal"/>
-      <w:isLgl/>
-      <w:lvlText w:val="%1.%2.%3.%4.%5"/>
-      <w:lvlJc w:val="left"/>
-      <w:pPr>
-        <w:ind w:left="1080" w:hanging="1080"/>
-      </w:pPr>
-      <w:rPr>
-        <w:rFonts w:hint="default"/>
-      </w:rPr>
-    </w:lvl>
-    <w:lvl w:ilvl="5">
-      <w:start w:val="1"/>
-      <w:numFmt w:val="decimal"/>
-      <w:isLgl/>
-      <w:lvlText w:val="%1.%2.%3.%4.%5.%6"/>
-      <w:lvlJc w:val="left"/>
-      <w:pPr>
-        <w:ind w:left="1080" w:hanging="1080"/>
-      </w:pPr>
-      <w:rPr>
-        <w:rFonts w:hint="default"/>
-      </w:rPr>
-    </w:lvl>
-    <w:lvl w:ilvl="6">
-      <w:start w:val="1"/>
-      <w:numFmt w:val="decimal"/>
-      <w:isLgl/>
-      <w:lvlText w:val="%1.%2.%3.%4.%5.%6.%7"/>
-      <w:lvlJc w:val="left"/>
-      <w:pPr>
-        <w:ind w:left="1440" w:hanging="1440"/>
-      </w:pPr>
-      <w:rPr>
-        <w:rFonts w:hint="default"/>
-      </w:rPr>
-    </w:lvl>
-    <w:lvl w:ilvl="7">
-      <w:start w:val="1"/>
-      <w:numFmt w:val="decimal"/>
-      <w:isLgl/>
-      <w:lvlText w:val="%1.%2.%3.%4.%5.%6.%7.%8"/>
-      <w:lvlJc w:val="left"/>
-      <w:pPr>
-        <w:ind w:left="1440" w:hanging="1440"/>
-      </w:pPr>
-      <w:rPr>
-        <w:rFonts w:hint="default"/>
-      </w:rPr>
-    </w:lvl>
-    <w:lvl w:ilvl="8">
-      <w:start w:val="1"/>
-      <w:numFmt w:val="decimal"/>
-      <w:isLgl/>
-      <w:lvlText w:val="%1.%2.%3.%4.%5.%6.%7.%8.%9"/>
-      <w:lvlJc w:val="left"/>
-      <w:pPr>
-        <w:ind w:left="1800" w:hanging="1800"/>
-      </w:pPr>
-      <w:rPr>
-        <w:rFonts w:hint="default"/>
-      </w:rPr>
-    </w:lvl>
-  </w:abstractNum>
-  <w:abstractNum w:abstractNumId="24">
-    <w:nsid w:val="4B43016F"/>
-    <w:multiLevelType w:val="hybridMultilevel"/>
-    <w:tmpl w:val="6596C0A4"/>
-    <w:lvl w:ilvl="0" w:tplc="280A0017">
-      <w:start w:val="1"/>
-      <w:numFmt w:val="lowerLetter"/>
-      <w:lvlText w:val="%1)"/>
-      <w:lvlJc w:val="left"/>
-      <w:pPr>
-        <w:ind w:left="720" w:hanging="360"/>
-      </w:pPr>
-    </w:lvl>
-    <w:lvl w:ilvl="1" w:tplc="280A0019" w:tentative="1">
-      <w:start w:val="1"/>
-      <w:numFmt w:val="lowerLetter"/>
-      <w:lvlText w:val="%2."/>
-      <w:lvlJc w:val="left"/>
-      <w:pPr>
-        <w:ind w:left="1440" w:hanging="360"/>
-      </w:pPr>
-    </w:lvl>
-    <w:lvl w:ilvl="2" w:tplc="280A001B" w:tentative="1">
-      <w:start w:val="1"/>
-      <w:numFmt w:val="lowerRoman"/>
-      <w:lvlText w:val="%3."/>
-      <w:lvlJc w:val="right"/>
-      <w:pPr>
-        <w:ind w:left="2160" w:hanging="180"/>
-      </w:pPr>
-    </w:lvl>
-    <w:lvl w:ilvl="3" w:tplc="280A000F" w:tentative="1">
-      <w:start w:val="1"/>
-      <w:numFmt w:val="decimal"/>
-      <w:lvlText w:val="%4."/>
-      <w:lvlJc w:val="left"/>
-      <w:pPr>
-        <w:ind w:left="2880" w:hanging="360"/>
-      </w:pPr>
-    </w:lvl>
-    <w:lvl w:ilvl="4" w:tplc="280A0019" w:tentative="1">
-      <w:start w:val="1"/>
-      <w:numFmt w:val="lowerLetter"/>
-      <w:lvlText w:val="%5."/>
-      <w:lvlJc w:val="left"/>
-      <w:pPr>
-        <w:ind w:left="3600" w:hanging="360"/>
-      </w:pPr>
-    </w:lvl>
-    <w:lvl w:ilvl="5" w:tplc="280A001B" w:tentative="1">
-      <w:start w:val="1"/>
-      <w:numFmt w:val="lowerRoman"/>
-      <w:lvlText w:val="%6."/>
-      <w:lvlJc w:val="right"/>
-      <w:pPr>
-        <w:ind w:left="4320" w:hanging="180"/>
-      </w:pPr>
-    </w:lvl>
-    <w:lvl w:ilvl="6" w:tplc="280A000F" w:tentative="1">
-      <w:start w:val="1"/>
-      <w:numFmt w:val="decimal"/>
-      <w:lvlText w:val="%7."/>
-      <w:lvlJc w:val="left"/>
-      <w:pPr>
-        <w:ind w:left="5040" w:hanging="360"/>
-      </w:pPr>
-    </w:lvl>
-    <w:lvl w:ilvl="7" w:tplc="280A0019" w:tentative="1">
-      <w:start w:val="1"/>
-      <w:numFmt w:val="lowerLetter"/>
-      <w:lvlText w:val="%8."/>
-      <w:lvlJc w:val="left"/>
-      <w:pPr>
-        <w:ind w:left="5760" w:hanging="360"/>
-      </w:pPr>
-    </w:lvl>
-    <w:lvl w:ilvl="8" w:tplc="280A001B" w:tentative="1">
-      <w:start w:val="1"/>
-      <w:numFmt w:val="lowerRoman"/>
-      <w:lvlText w:val="%9."/>
-      <w:lvlJc w:val="right"/>
-      <w:pPr>
-        <w:ind w:left="6480" w:hanging="180"/>
-      </w:pPr>
-    </w:lvl>
-  </w:abstractNum>
-  <w:abstractNum w:abstractNumId="25">
-    <w:nsid w:val="4BD55F57"/>
-    <w:multiLevelType w:val="hybridMultilevel"/>
-    <w:tmpl w:val="BCE659C2"/>
-    <w:lvl w:ilvl="0" w:tplc="280A000F">
-      <w:start w:val="1"/>
-      <w:numFmt w:val="decimal"/>
-      <w:lvlText w:val="%1."/>
-      <w:lvlJc w:val="left"/>
-      <w:pPr>
-        <w:ind w:left="720" w:hanging="360"/>
-      </w:pPr>
-    </w:lvl>
-    <w:lvl w:ilvl="1" w:tplc="CEE02672">
-      <w:start w:val="2"/>
-      <w:numFmt w:val="bullet"/>
-      <w:lvlText w:val=""/>
-      <w:lvlJc w:val="left"/>
-      <w:pPr>
-        <w:ind w:left="1440" w:hanging="360"/>
-      </w:pPr>
-      <w:rPr>
-        <w:rFonts w:ascii="Calibri" w:eastAsiaTheme="minorHAnsi" w:hAnsi="Calibri" w:cs="Calibri" w:hint="default"/>
-      </w:rPr>
-    </w:lvl>
-    <w:lvl w:ilvl="2" w:tplc="280A001B" w:tentative="1">
-      <w:start w:val="1"/>
-      <w:numFmt w:val="lowerRoman"/>
-      <w:lvlText w:val="%3."/>
-      <w:lvlJc w:val="right"/>
-      <w:pPr>
-        <w:ind w:left="2160" w:hanging="180"/>
-      </w:pPr>
-    </w:lvl>
-    <w:lvl w:ilvl="3" w:tplc="280A000F" w:tentative="1">
-      <w:start w:val="1"/>
-      <w:numFmt w:val="decimal"/>
-      <w:lvlText w:val="%4."/>
-      <w:lvlJc w:val="left"/>
-      <w:pPr>
-        <w:ind w:left="2880" w:hanging="360"/>
-      </w:pPr>
-    </w:lvl>
-    <w:lvl w:ilvl="4" w:tplc="280A0019" w:tentative="1">
-      <w:start w:val="1"/>
-      <w:numFmt w:val="lowerLetter"/>
-      <w:lvlText w:val="%5."/>
-      <w:lvlJc w:val="left"/>
-      <w:pPr>
-        <w:ind w:left="3600" w:hanging="360"/>
-      </w:pPr>
-    </w:lvl>
-    <w:lvl w:ilvl="5" w:tplc="280A001B" w:tentative="1">
-      <w:start w:val="1"/>
-      <w:numFmt w:val="lowerRoman"/>
-      <w:lvlText w:val="%6."/>
-      <w:lvlJc w:val="right"/>
-      <w:pPr>
-        <w:ind w:left="4320" w:hanging="180"/>
-      </w:pPr>
-    </w:lvl>
-    <w:lvl w:ilvl="6" w:tplc="280A000F" w:tentative="1">
-      <w:start w:val="1"/>
-      <w:numFmt w:val="decimal"/>
-      <w:lvlText w:val="%7."/>
-      <w:lvlJc w:val="left"/>
-      <w:pPr>
-        <w:ind w:left="5040" w:hanging="360"/>
-      </w:pPr>
-    </w:lvl>
-    <w:lvl w:ilvl="7" w:tplc="280A0019" w:tentative="1">
-      <w:start w:val="1"/>
-      <w:numFmt w:val="lowerLetter"/>
-      <w:lvlText w:val="%8."/>
-      <w:lvlJc w:val="left"/>
-      <w:pPr>
-        <w:ind w:left="5760" w:hanging="360"/>
-      </w:pPr>
-    </w:lvl>
-    <w:lvl w:ilvl="8" w:tplc="280A001B" w:tentative="1">
-      <w:start w:val="1"/>
-      <w:numFmt w:val="lowerRoman"/>
-      <w:lvlText w:val="%9."/>
-      <w:lvlJc w:val="right"/>
-      <w:pPr>
-        <w:ind w:left="6480" w:hanging="180"/>
-      </w:pPr>
-    </w:lvl>
-  </w:abstractNum>
-  <w:abstractNum w:abstractNumId="26">
-    <w:nsid w:val="4DC677D4"/>
-    <w:multiLevelType w:val="hybridMultilevel"/>
-    <w:tmpl w:val="97CE1EC8"/>
-    <w:lvl w:ilvl="0" w:tplc="280A000F">
-      <w:start w:val="1"/>
-      <w:numFmt w:val="decimal"/>
-      <w:lvlText w:val="%1."/>
-      <w:lvlJc w:val="left"/>
-      <w:pPr>
-        <w:ind w:left="720" w:hanging="360"/>
-      </w:pPr>
-    </w:lvl>
-    <w:lvl w:ilvl="1" w:tplc="280A0019" w:tentative="1">
-      <w:start w:val="1"/>
-      <w:numFmt w:val="lowerLetter"/>
-      <w:lvlText w:val="%2."/>
-      <w:lvlJc w:val="left"/>
-      <w:pPr>
-        <w:ind w:left="1440" w:hanging="360"/>
-      </w:pPr>
-    </w:lvl>
-    <w:lvl w:ilvl="2" w:tplc="280A001B" w:tentative="1">
-      <w:start w:val="1"/>
-      <w:numFmt w:val="lowerRoman"/>
-      <w:lvlText w:val="%3."/>
-      <w:lvlJc w:val="right"/>
-      <w:pPr>
-        <w:ind w:left="2160" w:hanging="180"/>
-      </w:pPr>
-    </w:lvl>
-    <w:lvl w:ilvl="3" w:tplc="280A000F" w:tentative="1">
-      <w:start w:val="1"/>
-      <w:numFmt w:val="decimal"/>
-      <w:lvlText w:val="%4."/>
-      <w:lvlJc w:val="left"/>
-      <w:pPr>
-        <w:ind w:left="2880" w:hanging="360"/>
-      </w:pPr>
-    </w:lvl>
-    <w:lvl w:ilvl="4" w:tplc="280A0019" w:tentative="1">
-      <w:start w:val="1"/>
-      <w:numFmt w:val="lowerLetter"/>
-      <w:lvlText w:val="%5."/>
-      <w:lvlJc w:val="left"/>
-      <w:pPr>
-        <w:ind w:left="3600" w:hanging="360"/>
-      </w:pPr>
-    </w:lvl>
-    <w:lvl w:ilvl="5" w:tplc="280A001B" w:tentative="1">
-      <w:start w:val="1"/>
-      <w:numFmt w:val="lowerRoman"/>
-      <w:lvlText w:val="%6."/>
-      <w:lvlJc w:val="right"/>
-      <w:pPr>
-        <w:ind w:left="4320" w:hanging="180"/>
-      </w:pPr>
-    </w:lvl>
-    <w:lvl w:ilvl="6" w:tplc="280A000F" w:tentative="1">
-      <w:start w:val="1"/>
-      <w:numFmt w:val="decimal"/>
-      <w:lvlText w:val="%7."/>
-      <w:lvlJc w:val="left"/>
-      <w:pPr>
-        <w:ind w:left="5040" w:hanging="360"/>
-      </w:pPr>
-    </w:lvl>
-    <w:lvl w:ilvl="7" w:tplc="280A0019" w:tentative="1">
-      <w:start w:val="1"/>
-      <w:numFmt w:val="lowerLetter"/>
-      <w:lvlText w:val="%8."/>
-      <w:lvlJc w:val="left"/>
-      <w:pPr>
-        <w:ind w:left="5760" w:hanging="360"/>
-      </w:pPr>
-    </w:lvl>
-    <w:lvl w:ilvl="8" w:tplc="280A001B" w:tentative="1">
-      <w:start w:val="1"/>
-      <w:numFmt w:val="lowerRoman"/>
-      <w:lvlText w:val="%9."/>
-      <w:lvlJc w:val="right"/>
-      <w:pPr>
-        <w:ind w:left="6480" w:hanging="180"/>
-      </w:pPr>
-    </w:lvl>
-  </w:abstractNum>
-  <w:abstractNum w:abstractNumId="27">
-    <w:nsid w:val="51F61F1E"/>
-    <w:multiLevelType w:val="hybridMultilevel"/>
-    <w:tmpl w:val="F26E2554"/>
-    <w:lvl w:ilvl="0" w:tplc="280A000F">
-      <w:start w:val="1"/>
-      <w:numFmt w:val="decimal"/>
-      <w:lvlText w:val="%1."/>
-      <w:lvlJc w:val="left"/>
-      <w:pPr>
-        <w:ind w:left="720" w:hanging="360"/>
-      </w:pPr>
-    </w:lvl>
-    <w:lvl w:ilvl="1" w:tplc="280A0019">
-      <w:start w:val="1"/>
-      <w:numFmt w:val="lowerLetter"/>
-      <w:lvlText w:val="%2."/>
-      <w:lvlJc w:val="left"/>
-      <w:pPr>
-        <w:ind w:left="1440" w:hanging="360"/>
-      </w:pPr>
-    </w:lvl>
-    <w:lvl w:ilvl="2" w:tplc="280A001B" w:tentative="1">
-      <w:start w:val="1"/>
-      <w:numFmt w:val="lowerRoman"/>
-      <w:lvlText w:val="%3."/>
-      <w:lvlJc w:val="right"/>
-      <w:pPr>
-        <w:ind w:left="2160" w:hanging="180"/>
-      </w:pPr>
-    </w:lvl>
-    <w:lvl w:ilvl="3" w:tplc="280A000F" w:tentative="1">
-      <w:start w:val="1"/>
-      <w:numFmt w:val="decimal"/>
-      <w:lvlText w:val="%4."/>
-      <w:lvlJc w:val="left"/>
-      <w:pPr>
-        <w:ind w:left="2880" w:hanging="360"/>
-      </w:pPr>
-    </w:lvl>
-    <w:lvl w:ilvl="4" w:tplc="280A0019" w:tentative="1">
-      <w:start w:val="1"/>
-      <w:numFmt w:val="lowerLetter"/>
-      <w:lvlText w:val="%5."/>
-      <w:lvlJc w:val="left"/>
-      <w:pPr>
-        <w:ind w:left="3600" w:hanging="360"/>
-      </w:pPr>
-    </w:lvl>
-    <w:lvl w:ilvl="5" w:tplc="280A001B" w:tentative="1">
-      <w:start w:val="1"/>
-      <w:numFmt w:val="lowerRoman"/>
-      <w:lvlText w:val="%6."/>
-      <w:lvlJc w:val="right"/>
-      <w:pPr>
-        <w:ind w:left="4320" w:hanging="180"/>
-      </w:pPr>
-    </w:lvl>
-    <w:lvl w:ilvl="6" w:tplc="280A000F" w:tentative="1">
-      <w:start w:val="1"/>
-      <w:numFmt w:val="decimal"/>
-      <w:lvlText w:val="%7."/>
-      <w:lvlJc w:val="left"/>
-      <w:pPr>
-        <w:ind w:left="5040" w:hanging="360"/>
-      </w:pPr>
-    </w:lvl>
-    <w:lvl w:ilvl="7" w:tplc="280A0019" w:tentative="1">
-      <w:start w:val="1"/>
-      <w:numFmt w:val="lowerLetter"/>
-      <w:lvlText w:val="%8."/>
-      <w:lvlJc w:val="left"/>
-      <w:pPr>
-        <w:ind w:left="5760" w:hanging="360"/>
-      </w:pPr>
-    </w:lvl>
-    <w:lvl w:ilvl="8" w:tplc="280A001B" w:tentative="1">
-      <w:start w:val="1"/>
-      <w:numFmt w:val="lowerRoman"/>
-      <w:lvlText w:val="%9."/>
-      <w:lvlJc w:val="right"/>
-      <w:pPr>
-        <w:ind w:left="6480" w:hanging="180"/>
-      </w:pPr>
-    </w:lvl>
-  </w:abstractNum>
-  <w:abstractNum w:abstractNumId="28">
-    <w:nsid w:val="53F76EF1"/>
-    <w:multiLevelType w:val="hybridMultilevel"/>
-    <w:tmpl w:val="B0B49FBE"/>
-    <w:lvl w:ilvl="0" w:tplc="280A000F">
-      <w:start w:val="1"/>
-      <w:numFmt w:val="decimal"/>
-      <w:lvlText w:val="%1."/>
-      <w:lvlJc w:val="left"/>
-      <w:pPr>
-        <w:ind w:left="360" w:hanging="360"/>
-      </w:pPr>
-    </w:lvl>
-    <w:lvl w:ilvl="1" w:tplc="280A0019">
-      <w:start w:val="1"/>
-      <w:numFmt w:val="lowerLetter"/>
-      <w:lvlText w:val="%2."/>
-      <w:lvlJc w:val="left"/>
-      <w:pPr>
-        <w:ind w:left="1080" w:hanging="360"/>
-      </w:pPr>
-    </w:lvl>
-    <w:lvl w:ilvl="2" w:tplc="280A001B" w:tentative="1">
-      <w:start w:val="1"/>
-      <w:numFmt w:val="lowerRoman"/>
-      <w:lvlText w:val="%3."/>
-      <w:lvlJc w:val="right"/>
-      <w:pPr>
-        <w:ind w:left="1800" w:hanging="180"/>
-      </w:pPr>
-    </w:lvl>
-    <w:lvl w:ilvl="3" w:tplc="280A000F" w:tentative="1">
-      <w:start w:val="1"/>
-      <w:numFmt w:val="decimal"/>
-      <w:lvlText w:val="%4."/>
-      <w:lvlJc w:val="left"/>
-      <w:pPr>
-        <w:ind w:left="2520" w:hanging="360"/>
-      </w:pPr>
-    </w:lvl>
-    <w:lvl w:ilvl="4" w:tplc="280A0019" w:tentative="1">
-      <w:start w:val="1"/>
-      <w:numFmt w:val="lowerLetter"/>
-      <w:lvlText w:val="%5."/>
-      <w:lvlJc w:val="left"/>
-      <w:pPr>
-        <w:ind w:left="3240" w:hanging="360"/>
-      </w:pPr>
-    </w:lvl>
-    <w:lvl w:ilvl="5" w:tplc="280A001B" w:tentative="1">
-      <w:start w:val="1"/>
-      <w:numFmt w:val="lowerRoman"/>
-      <w:lvlText w:val="%6."/>
-      <w:lvlJc w:val="right"/>
-      <w:pPr>
-        <w:ind w:left="3960" w:hanging="180"/>
-      </w:pPr>
-    </w:lvl>
-    <w:lvl w:ilvl="6" w:tplc="280A000F" w:tentative="1">
-      <w:start w:val="1"/>
-      <w:numFmt w:val="decimal"/>
-      <w:lvlText w:val="%7."/>
-      <w:lvlJc w:val="left"/>
-      <w:pPr>
-        <w:ind w:left="4680" w:hanging="360"/>
-      </w:pPr>
-    </w:lvl>
-    <w:lvl w:ilvl="7" w:tplc="280A0019" w:tentative="1">
-      <w:start w:val="1"/>
-      <w:numFmt w:val="lowerLetter"/>
-      <w:lvlText w:val="%8."/>
-      <w:lvlJc w:val="left"/>
-      <w:pPr>
-        <w:ind w:left="5400" w:hanging="360"/>
-      </w:pPr>
-    </w:lvl>
-    <w:lvl w:ilvl="8" w:tplc="280A001B" w:tentative="1">
-      <w:start w:val="1"/>
-      <w:numFmt w:val="lowerRoman"/>
-      <w:lvlText w:val="%9."/>
-      <w:lvlJc w:val="right"/>
-      <w:pPr>
-        <w:ind w:left="6120" w:hanging="180"/>
-      </w:pPr>
-    </w:lvl>
-  </w:abstractNum>
-  <w:abstractNum w:abstractNumId="29">
-    <w:nsid w:val="567B61F4"/>
-    <w:multiLevelType w:val="hybridMultilevel"/>
-    <w:tmpl w:val="12D2691E"/>
-    <w:lvl w:ilvl="0" w:tplc="280A000F">
-      <w:start w:val="1"/>
-      <w:numFmt w:val="decimal"/>
-      <w:lvlText w:val="%1."/>
-      <w:lvlJc w:val="left"/>
-      <w:pPr>
-        <w:ind w:left="720" w:hanging="360"/>
-      </w:pPr>
-    </w:lvl>
-    <w:lvl w:ilvl="1" w:tplc="280A0019" w:tentative="1">
-      <w:start w:val="1"/>
-      <w:numFmt w:val="lowerLetter"/>
-      <w:lvlText w:val="%2."/>
-      <w:lvlJc w:val="left"/>
-      <w:pPr>
-        <w:ind w:left="1440" w:hanging="360"/>
-      </w:pPr>
-    </w:lvl>
-    <w:lvl w:ilvl="2" w:tplc="280A001B" w:tentative="1">
-      <w:start w:val="1"/>
-      <w:numFmt w:val="lowerRoman"/>
-      <w:lvlText w:val="%3."/>
-      <w:lvlJc w:val="right"/>
-      <w:pPr>
-        <w:ind w:left="2160" w:hanging="180"/>
-      </w:pPr>
-    </w:lvl>
-    <w:lvl w:ilvl="3" w:tplc="280A000F" w:tentative="1">
-      <w:start w:val="1"/>
-      <w:numFmt w:val="decimal"/>
-      <w:lvlText w:val="%4."/>
-      <w:lvlJc w:val="left"/>
-      <w:pPr>
-        <w:ind w:left="2880" w:hanging="360"/>
-      </w:pPr>
-    </w:lvl>
-    <w:lvl w:ilvl="4" w:tplc="280A0019" w:tentative="1">
-      <w:start w:val="1"/>
-      <w:numFmt w:val="lowerLetter"/>
-      <w:lvlText w:val="%5."/>
-      <w:lvlJc w:val="left"/>
-      <w:pPr>
-        <w:ind w:left="3600" w:hanging="360"/>
-      </w:pPr>
-    </w:lvl>
-    <w:lvl w:ilvl="5" w:tplc="280A001B" w:tentative="1">
-      <w:start w:val="1"/>
-      <w:numFmt w:val="lowerRoman"/>
-      <w:lvlText w:val="%6."/>
-      <w:lvlJc w:val="right"/>
-      <w:pPr>
-        <w:ind w:left="4320" w:hanging="180"/>
-      </w:pPr>
-    </w:lvl>
-    <w:lvl w:ilvl="6" w:tplc="280A000F" w:tentative="1">
-      <w:start w:val="1"/>
-      <w:numFmt w:val="decimal"/>
-      <w:lvlText w:val="%7."/>
-      <w:lvlJc w:val="left"/>
-      <w:pPr>
-        <w:ind w:left="5040" w:hanging="360"/>
-      </w:pPr>
-    </w:lvl>
-    <w:lvl w:ilvl="7" w:tplc="280A0019" w:tentative="1">
-      <w:start w:val="1"/>
-      <w:numFmt w:val="lowerLetter"/>
-      <w:lvlText w:val="%8."/>
-      <w:lvlJc w:val="left"/>
-      <w:pPr>
-        <w:ind w:left="5760" w:hanging="360"/>
-      </w:pPr>
-    </w:lvl>
-    <w:lvl w:ilvl="8" w:tplc="280A001B" w:tentative="1">
-      <w:start w:val="1"/>
-      <w:numFmt w:val="lowerRoman"/>
-      <w:lvlText w:val="%9."/>
-      <w:lvlJc w:val="right"/>
-      <w:pPr>
-        <w:ind w:left="6480" w:hanging="180"/>
-      </w:pPr>
-    </w:lvl>
-  </w:abstractNum>
-  <w:abstractNum w:abstractNumId="30">
-    <w:nsid w:val="599B470F"/>
-    <w:multiLevelType w:val="hybridMultilevel"/>
-    <w:tmpl w:val="7A44E1FE"/>
-    <w:lvl w:ilvl="0" w:tplc="183AD174">
-      <w:start w:val="1"/>
-      <w:numFmt w:val="bullet"/>
-      <w:lvlText w:val=""/>
-      <w:lvlJc w:val="left"/>
-      <w:pPr>
-        <w:ind w:left="720" w:hanging="360"/>
-      </w:pPr>
-      <w:rPr>
-        <w:rFonts w:ascii="Calibri" w:eastAsiaTheme="minorHAnsi" w:hAnsi="Calibri" w:cs="Calibri" w:hint="default"/>
-      </w:rPr>
-    </w:lvl>
-    <w:lvl w:ilvl="1" w:tplc="280A0003" w:tentative="1">
-      <w:start w:val="1"/>
-      <w:numFmt w:val="bullet"/>
-      <w:lvlText w:val="o"/>
-      <w:lvlJc w:val="left"/>
-      <w:pPr>
-        <w:ind w:left="1440" w:hanging="360"/>
-      </w:pPr>
-      <w:rPr>
-        <w:rFonts w:ascii="Courier New" w:hAnsi="Courier New" w:cs="Courier New" w:hint="default"/>
-      </w:rPr>
-    </w:lvl>
-    <w:lvl w:ilvl="2" w:tplc="280A0005" w:tentative="1">
-      <w:start w:val="1"/>
-      <w:numFmt w:val="bullet"/>
-      <w:lvlText w:val=""/>
-      <w:lvlJc w:val="left"/>
-      <w:pPr>
-        <w:ind w:left="2160" w:hanging="360"/>
-      </w:pPr>
-      <w:rPr>
-        <w:rFonts w:ascii="Wingdings" w:hAnsi="Wingdings" w:hint="default"/>
-      </w:rPr>
-    </w:lvl>
-    <w:lvl w:ilvl="3" w:tplc="280A0001" w:tentative="1">
-      <w:start w:val="1"/>
-      <w:numFmt w:val="bullet"/>
-      <w:lvlText w:val=""/>
-      <w:lvlJc w:val="left"/>
-      <w:pPr>
-        <w:ind w:left="2880" w:hanging="360"/>
-      </w:pPr>
-      <w:rPr>
-        <w:rFonts w:ascii="Symbol" w:hAnsi="Symbol" w:hint="default"/>
-      </w:rPr>
-    </w:lvl>
-    <w:lvl w:ilvl="4" w:tplc="280A0003" w:tentative="1">
-      <w:start w:val="1"/>
-      <w:numFmt w:val="bullet"/>
-      <w:lvlText w:val="o"/>
-      <w:lvlJc w:val="left"/>
-      <w:pPr>
-        <w:ind w:left="3600" w:hanging="360"/>
-      </w:pPr>
-      <w:rPr>
-        <w:rFonts w:ascii="Courier New" w:hAnsi="Courier New" w:cs="Courier New" w:hint="default"/>
-      </w:rPr>
-    </w:lvl>
-    <w:lvl w:ilvl="5" w:tplc="280A0005" w:tentative="1">
-      <w:start w:val="1"/>
-      <w:numFmt w:val="bullet"/>
-      <w:lvlText w:val=""/>
-      <w:lvlJc w:val="left"/>
-      <w:pPr>
-        <w:ind w:left="4320" w:hanging="360"/>
-      </w:pPr>
-      <w:rPr>
-        <w:rFonts w:ascii="Wingdings" w:hAnsi="Wingdings" w:hint="default"/>
-      </w:rPr>
-    </w:lvl>
-    <w:lvl w:ilvl="6" w:tplc="280A0001" w:tentative="1">
-      <w:start w:val="1"/>
-      <w:numFmt w:val="bullet"/>
-      <w:lvlText w:val=""/>
-      <w:lvlJc w:val="left"/>
-      <w:pPr>
-        <w:ind w:left="5040" w:hanging="360"/>
-      </w:pPr>
-      <w:rPr>
-        <w:rFonts w:ascii="Symbol" w:hAnsi="Symbol" w:hint="default"/>
-      </w:rPr>
-    </w:lvl>
-    <w:lvl w:ilvl="7" w:tplc="280A0003" w:tentative="1">
-      <w:start w:val="1"/>
-      <w:numFmt w:val="bullet"/>
-      <w:lvlText w:val="o"/>
-      <w:lvlJc w:val="left"/>
-      <w:pPr>
-        <w:ind w:left="5760" w:hanging="360"/>
-      </w:pPr>
-      <w:rPr>
-        <w:rFonts w:ascii="Courier New" w:hAnsi="Courier New" w:cs="Courier New" w:hint="default"/>
-      </w:rPr>
-    </w:lvl>
-    <w:lvl w:ilvl="8" w:tplc="280A0005" w:tentative="1">
-      <w:start w:val="1"/>
-      <w:numFmt w:val="bullet"/>
-      <w:lvlText w:val=""/>
-      <w:lvlJc w:val="left"/>
-      <w:pPr>
-        <w:ind w:left="6480" w:hanging="360"/>
-      </w:pPr>
-      <w:rPr>
-        <w:rFonts w:ascii="Wingdings" w:hAnsi="Wingdings" w:hint="default"/>
-      </w:rPr>
-    </w:lvl>
-  </w:abstractNum>
-  <w:abstractNum w:abstractNumId="31">
-    <w:nsid w:val="5C167A9B"/>
-    <w:multiLevelType w:val="hybridMultilevel"/>
-    <w:tmpl w:val="0B8C7FAA"/>
-    <w:lvl w:ilvl="0" w:tplc="280A000F">
-      <w:start w:val="1"/>
-      <w:numFmt w:val="decimal"/>
-      <w:lvlText w:val="%1."/>
-      <w:lvlJc w:val="left"/>
-      <w:pPr>
-        <w:ind w:left="720" w:hanging="360"/>
-      </w:pPr>
-    </w:lvl>
-    <w:lvl w:ilvl="1" w:tplc="280A0019">
-      <w:start w:val="1"/>
-      <w:numFmt w:val="lowerLetter"/>
-      <w:lvlText w:val="%2."/>
-      <w:lvlJc w:val="left"/>
-      <w:pPr>
-        <w:ind w:left="1440" w:hanging="360"/>
-      </w:pPr>
-    </w:lvl>
-    <w:lvl w:ilvl="2" w:tplc="280A001B" w:tentative="1">
-      <w:start w:val="1"/>
-      <w:numFmt w:val="lowerRoman"/>
-      <w:lvlText w:val="%3."/>
-      <w:lvlJc w:val="right"/>
-      <w:pPr>
-        <w:ind w:left="2160" w:hanging="180"/>
-      </w:pPr>
-    </w:lvl>
-    <w:lvl w:ilvl="3" w:tplc="280A000F" w:tentative="1">
-      <w:start w:val="1"/>
-      <w:numFmt w:val="decimal"/>
-      <w:lvlText w:val="%4."/>
-      <w:lvlJc w:val="left"/>
-      <w:pPr>
-        <w:ind w:left="2880" w:hanging="360"/>
-      </w:pPr>
-    </w:lvl>
-    <w:lvl w:ilvl="4" w:tplc="280A0019" w:tentative="1">
-      <w:start w:val="1"/>
-      <w:numFmt w:val="lowerLetter"/>
-      <w:lvlText w:val="%5."/>
-      <w:lvlJc w:val="left"/>
-      <w:pPr>
-        <w:ind w:left="3600" w:hanging="360"/>
-      </w:pPr>
-    </w:lvl>
-    <w:lvl w:ilvl="5" w:tplc="280A001B" w:tentative="1">
-      <w:start w:val="1"/>
-      <w:numFmt w:val="lowerRoman"/>
-      <w:lvlText w:val="%6."/>
-      <w:lvlJc w:val="right"/>
-      <w:pPr>
-        <w:ind w:left="4320" w:hanging="180"/>
-      </w:pPr>
-    </w:lvl>
-    <w:lvl w:ilvl="6" w:tplc="280A000F" w:tentative="1">
-      <w:start w:val="1"/>
-      <w:numFmt w:val="decimal"/>
-      <w:lvlText w:val="%7."/>
-      <w:lvlJc w:val="left"/>
-      <w:pPr>
-        <w:ind w:left="5040" w:hanging="360"/>
-      </w:pPr>
-    </w:lvl>
-    <w:lvl w:ilvl="7" w:tplc="280A0019" w:tentative="1">
-      <w:start w:val="1"/>
-      <w:numFmt w:val="lowerLetter"/>
-      <w:lvlText w:val="%8."/>
-      <w:lvlJc w:val="left"/>
-      <w:pPr>
-        <w:ind w:left="5760" w:hanging="360"/>
-      </w:pPr>
-    </w:lvl>
-    <w:lvl w:ilvl="8" w:tplc="280A001B" w:tentative="1">
-      <w:start w:val="1"/>
-      <w:numFmt w:val="lowerRoman"/>
-      <w:lvlText w:val="%9."/>
-      <w:lvlJc w:val="right"/>
-      <w:pPr>
-        <w:ind w:left="6480" w:hanging="180"/>
-      </w:pPr>
-    </w:lvl>
-  </w:abstractNum>
-  <w:abstractNum w:abstractNumId="32">
-    <w:nsid w:val="5F53436F"/>
-    <w:multiLevelType w:val="multilevel"/>
-    <w:tmpl w:val="280A001F"/>
-    <w:lvl w:ilvl="0">
-      <w:start w:val="1"/>
-      <w:numFmt w:val="decimal"/>
-      <w:lvlText w:val="%1."/>
-      <w:lvlJc w:val="left"/>
-      <w:pPr>
-        <w:ind w:left="360" w:hanging="360"/>
-      </w:pPr>
-    </w:lvl>
-    <w:lvl w:ilvl="1">
-      <w:start w:val="1"/>
-      <w:numFmt w:val="decimal"/>
-      <w:lvlText w:val="%1.%2."/>
-      <w:lvlJc w:val="left"/>
-      <w:pPr>
-        <w:ind w:left="792" w:hanging="432"/>
-      </w:pPr>
-    </w:lvl>
-    <w:lvl w:ilvl="2">
-      <w:start w:val="1"/>
-      <w:numFmt w:val="decimal"/>
-      <w:lvlText w:val="%1.%2.%3."/>
-      <w:lvlJc w:val="left"/>
-      <w:pPr>
-        <w:ind w:left="1224" w:hanging="504"/>
-      </w:pPr>
-    </w:lvl>
-    <w:lvl w:ilvl="3">
-      <w:start w:val="1"/>
-      <w:numFmt w:val="decimal"/>
-      <w:lvlText w:val="%1.%2.%3.%4."/>
-      <w:lvlJc w:val="left"/>
-      <w:pPr>
-        <w:ind w:left="1728" w:hanging="648"/>
-      </w:pPr>
-    </w:lvl>
-    <w:lvl w:ilvl="4">
-      <w:start w:val="1"/>
-      <w:numFmt w:val="decimal"/>
-      <w:lvlText w:val="%1.%2.%3.%4.%5."/>
-      <w:lvlJc w:val="left"/>
-      <w:pPr>
-        <w:ind w:left="2232" w:hanging="792"/>
-      </w:pPr>
-    </w:lvl>
-    <w:lvl w:ilvl="5">
-      <w:start w:val="1"/>
-      <w:numFmt w:val="decimal"/>
-      <w:lvlText w:val="%1.%2.%3.%4.%5.%6."/>
-      <w:lvlJc w:val="left"/>
-      <w:pPr>
-        <w:ind w:left="2736" w:hanging="936"/>
-      </w:pPr>
-    </w:lvl>
-    <w:lvl w:ilvl="6">
-      <w:start w:val="1"/>
-      <w:numFmt w:val="decimal"/>
-      <w:lvlText w:val="%1.%2.%3.%4.%5.%6.%7."/>
-      <w:lvlJc w:val="left"/>
-      <w:pPr>
-        <w:ind w:left="3240" w:hanging="1080"/>
-      </w:pPr>
-    </w:lvl>
-    <w:lvl w:ilvl="7">
-      <w:start w:val="1"/>
-      <w:numFmt w:val="decimal"/>
-      <w:lvlText w:val="%1.%2.%3.%4.%5.%6.%7.%8."/>
-      <w:lvlJc w:val="left"/>
-      <w:pPr>
-        <w:ind w:left="3744" w:hanging="1224"/>
-      </w:pPr>
-    </w:lvl>
-    <w:lvl w:ilvl="8">
-      <w:start w:val="1"/>
-      <w:numFmt w:val="decimal"/>
-      <w:lvlText w:val="%1.%2.%3.%4.%5.%6.%7.%8.%9."/>
-      <w:lvlJc w:val="left"/>
-      <w:pPr>
-        <w:ind w:left="4320" w:hanging="1440"/>
-      </w:pPr>
-    </w:lvl>
-  </w:abstractNum>
-  <w:abstractNum w:abstractNumId="33">
-    <w:nsid w:val="5FA76570"/>
-    <w:multiLevelType w:val="hybridMultilevel"/>
-    <w:tmpl w:val="FF66822A"/>
-    <w:lvl w:ilvl="0" w:tplc="F1E0AFD4">
-      <w:start w:val="1"/>
-      <w:numFmt w:val="lowerLetter"/>
-      <w:lvlText w:val="%1."/>
-      <w:lvlJc w:val="left"/>
-      <w:pPr>
-        <w:ind w:left="1068" w:hanging="360"/>
-      </w:pPr>
-      <w:rPr>
-        <w:rFonts w:hint="default"/>
-        <w:b/>
-      </w:rPr>
-    </w:lvl>
-    <w:lvl w:ilvl="1" w:tplc="280A0019" w:tentative="1">
-      <w:start w:val="1"/>
-      <w:numFmt w:val="lowerLetter"/>
-      <w:lvlText w:val="%2."/>
-      <w:lvlJc w:val="left"/>
-      <w:pPr>
-        <w:ind w:left="1788" w:hanging="360"/>
-      </w:pPr>
-    </w:lvl>
-    <w:lvl w:ilvl="2" w:tplc="280A001B" w:tentative="1">
-      <w:start w:val="1"/>
-      <w:numFmt w:val="lowerRoman"/>
-      <w:lvlText w:val="%3."/>
-      <w:lvlJc w:val="right"/>
-      <w:pPr>
-        <w:ind w:left="2508" w:hanging="180"/>
-      </w:pPr>
-    </w:lvl>
-    <w:lvl w:ilvl="3" w:tplc="280A000F" w:tentative="1">
-      <w:start w:val="1"/>
-      <w:numFmt w:val="decimal"/>
-      <w:lvlText w:val="%4."/>
-      <w:lvlJc w:val="left"/>
-      <w:pPr>
-        <w:ind w:left="3228" w:hanging="360"/>
-      </w:pPr>
-    </w:lvl>
-    <w:lvl w:ilvl="4" w:tplc="280A0019" w:tentative="1">
-      <w:start w:val="1"/>
-      <w:numFmt w:val="lowerLetter"/>
-      <w:lvlText w:val="%5."/>
-      <w:lvlJc w:val="left"/>
-      <w:pPr>
-        <w:ind w:left="3948" w:hanging="360"/>
-      </w:pPr>
-    </w:lvl>
-    <w:lvl w:ilvl="5" w:tplc="280A001B" w:tentative="1">
-      <w:start w:val="1"/>
-      <w:numFmt w:val="lowerRoman"/>
-      <w:lvlText w:val="%6."/>
-      <w:lvlJc w:val="right"/>
-      <w:pPr>
-        <w:ind w:left="4668" w:hanging="180"/>
-      </w:pPr>
-    </w:lvl>
-    <w:lvl w:ilvl="6" w:tplc="280A000F" w:tentative="1">
-      <w:start w:val="1"/>
-      <w:numFmt w:val="decimal"/>
-      <w:lvlText w:val="%7."/>
-      <w:lvlJc w:val="left"/>
-      <w:pPr>
-        <w:ind w:left="5388" w:hanging="360"/>
-      </w:pPr>
-    </w:lvl>
-    <w:lvl w:ilvl="7" w:tplc="280A0019" w:tentative="1">
-      <w:start w:val="1"/>
-      <w:numFmt w:val="lowerLetter"/>
-      <w:lvlText w:val="%8."/>
-      <w:lvlJc w:val="left"/>
-      <w:pPr>
-        <w:ind w:left="6108" w:hanging="360"/>
-      </w:pPr>
-    </w:lvl>
-    <w:lvl w:ilvl="8" w:tplc="280A001B" w:tentative="1">
-      <w:start w:val="1"/>
-      <w:numFmt w:val="lowerRoman"/>
-      <w:lvlText w:val="%9."/>
-      <w:lvlJc w:val="right"/>
-      <w:pPr>
-        <w:ind w:left="6828" w:hanging="180"/>
-      </w:pPr>
-    </w:lvl>
-  </w:abstractNum>
-  <w:abstractNum w:abstractNumId="34">
-    <w:nsid w:val="62825DE7"/>
-    <w:multiLevelType w:val="multilevel"/>
-    <w:tmpl w:val="F3BCF5B4"/>
-    <w:lvl w:ilvl="0">
-      <w:start w:val="1"/>
-      <w:numFmt w:val="decimal"/>
-      <w:lvlText w:val="%1."/>
-      <w:lvlJc w:val="left"/>
-      <w:pPr>
-        <w:ind w:left="360" w:hanging="360"/>
-      </w:pPr>
-      <w:rPr>
-        <w:rFonts w:hint="default"/>
-      </w:rPr>
-    </w:lvl>
-    <w:lvl w:ilvl="1">
-      <w:start w:val="1"/>
-      <w:numFmt w:val="decimal"/>
-      <w:isLgl/>
-      <w:lvlText w:val="%1.%2"/>
-      <w:lvlJc w:val="left"/>
-      <w:pPr>
-        <w:ind w:left="360" w:hanging="360"/>
-      </w:pPr>
-      <w:rPr>
-        <w:rFonts w:hint="default"/>
-      </w:rPr>
-    </w:lvl>
-    <w:lvl w:ilvl="2">
-      <w:start w:val="1"/>
-      <w:numFmt w:val="decimal"/>
-      <w:isLgl/>
-      <w:lvlText w:val="%1.%2.%3"/>
-      <w:lvlJc w:val="left"/>
-      <w:pPr>
-        <w:ind w:left="720" w:hanging="720"/>
-      </w:pPr>
-      <w:rPr>
-        <w:rFonts w:hint="default"/>
-      </w:rPr>
-    </w:lvl>
-    <w:lvl w:ilvl="3">
-      <w:start w:val="1"/>
-      <w:numFmt w:val="decimal"/>
-      <w:isLgl/>
-      <w:lvlText w:val="%1.%2.%3.%4"/>
-      <w:lvlJc w:val="left"/>
-      <w:pPr>
-        <w:ind w:left="720" w:hanging="720"/>
-      </w:pPr>
-      <w:rPr>
-        <w:rFonts w:hint="default"/>
-      </w:rPr>
-    </w:lvl>
-    <w:lvl w:ilvl="4">
-      <w:start w:val="1"/>
-      <w:numFmt w:val="decimal"/>
-      <w:isLgl/>
-      <w:lvlText w:val="%1.%2.%3.%4.%5"/>
-      <w:lvlJc w:val="left"/>
-      <w:pPr>
-        <w:ind w:left="1080" w:hanging="1080"/>
-      </w:pPr>
-      <w:rPr>
-        <w:rFonts w:hint="default"/>
-      </w:rPr>
-    </w:lvl>
-    <w:lvl w:ilvl="5">
-      <w:start w:val="1"/>
-      <w:numFmt w:val="decimal"/>
-      <w:isLgl/>
-      <w:lvlText w:val="%1.%2.%3.%4.%5.%6"/>
-      <w:lvlJc w:val="left"/>
-      <w:pPr>
-        <w:ind w:left="1080" w:hanging="1080"/>
-      </w:pPr>
-      <w:rPr>
-        <w:rFonts w:hint="default"/>
-      </w:rPr>
-    </w:lvl>
-    <w:lvl w:ilvl="6">
-      <w:start w:val="1"/>
-      <w:numFmt w:val="decimal"/>
-      <w:isLgl/>
-      <w:lvlText w:val="%1.%2.%3.%4.%5.%6.%7"/>
-      <w:lvlJc w:val="left"/>
-      <w:pPr>
-        <w:ind w:left="1440" w:hanging="1440"/>
-      </w:pPr>
-      <w:rPr>
-        <w:rFonts w:hint="default"/>
-      </w:rPr>
-    </w:lvl>
-    <w:lvl w:ilvl="7">
-      <w:start w:val="1"/>
-      <w:numFmt w:val="decimal"/>
-      <w:isLgl/>
-      <w:lvlText w:val="%1.%2.%3.%4.%5.%6.%7.%8"/>
-      <w:lvlJc w:val="left"/>
-      <w:pPr>
-        <w:ind w:left="1440" w:hanging="1440"/>
-      </w:pPr>
-      <w:rPr>
-        <w:rFonts w:hint="default"/>
-      </w:rPr>
-    </w:lvl>
-    <w:lvl w:ilvl="8">
-      <w:start w:val="1"/>
-      <w:numFmt w:val="decimal"/>
-      <w:isLgl/>
-      <w:lvlText w:val="%1.%2.%3.%4.%5.%6.%7.%8.%9"/>
-      <w:lvlJc w:val="left"/>
-      <w:pPr>
-        <w:ind w:left="1800" w:hanging="1800"/>
-      </w:pPr>
-      <w:rPr>
-        <w:rFonts w:hint="default"/>
-      </w:rPr>
-    </w:lvl>
-  </w:abstractNum>
-  <w:abstractNum w:abstractNumId="35">
-    <w:nsid w:val="63114F21"/>
-    <w:multiLevelType w:val="hybridMultilevel"/>
-    <w:tmpl w:val="F642D596"/>
-    <w:lvl w:ilvl="0" w:tplc="280A000F">
-      <w:start w:val="1"/>
-      <w:numFmt w:val="decimal"/>
-      <w:lvlText w:val="%1."/>
-      <w:lvlJc w:val="left"/>
-      <w:pPr>
-        <w:ind w:left="720" w:hanging="360"/>
-      </w:pPr>
-    </w:lvl>
-    <w:lvl w:ilvl="1" w:tplc="280A0019" w:tentative="1">
-      <w:start w:val="1"/>
-      <w:numFmt w:val="lowerLetter"/>
-      <w:lvlText w:val="%2."/>
-      <w:lvlJc w:val="left"/>
-      <w:pPr>
-        <w:ind w:left="1440" w:hanging="360"/>
-      </w:pPr>
-    </w:lvl>
-    <w:lvl w:ilvl="2" w:tplc="280A001B" w:tentative="1">
-      <w:start w:val="1"/>
-      <w:numFmt w:val="lowerRoman"/>
-      <w:lvlText w:val="%3."/>
-      <w:lvlJc w:val="right"/>
-      <w:pPr>
-        <w:ind w:left="2160" w:hanging="180"/>
-      </w:pPr>
-    </w:lvl>
-    <w:lvl w:ilvl="3" w:tplc="280A000F" w:tentative="1">
-      <w:start w:val="1"/>
-      <w:numFmt w:val="decimal"/>
-      <w:lvlText w:val="%4."/>
-      <w:lvlJc w:val="left"/>
-      <w:pPr>
-        <w:ind w:left="2880" w:hanging="360"/>
-      </w:pPr>
-    </w:lvl>
-    <w:lvl w:ilvl="4" w:tplc="280A0019" w:tentative="1">
-      <w:start w:val="1"/>
-      <w:numFmt w:val="lowerLetter"/>
-      <w:lvlText w:val="%5."/>
-      <w:lvlJc w:val="left"/>
-      <w:pPr>
-        <w:ind w:left="3600" w:hanging="360"/>
-      </w:pPr>
-    </w:lvl>
-    <w:lvl w:ilvl="5" w:tplc="280A001B" w:tentative="1">
-      <w:start w:val="1"/>
-      <w:numFmt w:val="lowerRoman"/>
-      <w:lvlText w:val="%6."/>
-      <w:lvlJc w:val="right"/>
-      <w:pPr>
-        <w:ind w:left="4320" w:hanging="180"/>
-      </w:pPr>
-    </w:lvl>
-    <w:lvl w:ilvl="6" w:tplc="280A000F" w:tentative="1">
-      <w:start w:val="1"/>
-      <w:numFmt w:val="decimal"/>
-      <w:lvlText w:val="%7."/>
-      <w:lvlJc w:val="left"/>
-      <w:pPr>
-        <w:ind w:left="5040" w:hanging="360"/>
-      </w:pPr>
-    </w:lvl>
-    <w:lvl w:ilvl="7" w:tplc="280A0019" w:tentative="1">
-      <w:start w:val="1"/>
-      <w:numFmt w:val="lowerLetter"/>
-      <w:lvlText w:val="%8."/>
-      <w:lvlJc w:val="left"/>
-      <w:pPr>
-        <w:ind w:left="5760" w:hanging="360"/>
-      </w:pPr>
-    </w:lvl>
-    <w:lvl w:ilvl="8" w:tplc="280A001B" w:tentative="1">
-      <w:start w:val="1"/>
-      <w:numFmt w:val="lowerRoman"/>
-      <w:lvlText w:val="%9."/>
-      <w:lvlJc w:val="right"/>
-      <w:pPr>
-        <w:ind w:left="6480" w:hanging="180"/>
-      </w:pPr>
-    </w:lvl>
-  </w:abstractNum>
-  <w:abstractNum w:abstractNumId="36">
-    <w:nsid w:val="64710493"/>
-    <w:multiLevelType w:val="hybridMultilevel"/>
-    <w:tmpl w:val="A6D4A9D0"/>
-    <w:lvl w:ilvl="0" w:tplc="280A000F">
-      <w:start w:val="1"/>
-      <w:numFmt w:val="decimal"/>
-      <w:lvlText w:val="%1."/>
-      <w:lvlJc w:val="left"/>
-      <w:pPr>
-        <w:ind w:left="360" w:hanging="360"/>
-      </w:pPr>
-    </w:lvl>
-    <w:lvl w:ilvl="1" w:tplc="280A0019">
-      <w:start w:val="1"/>
-      <w:numFmt w:val="lowerLetter"/>
-      <w:lvlText w:val="%2."/>
-      <w:lvlJc w:val="left"/>
-      <w:pPr>
-        <w:ind w:left="1080" w:hanging="360"/>
-      </w:pPr>
-    </w:lvl>
-    <w:lvl w:ilvl="2" w:tplc="280A001B" w:tentative="1">
-      <w:start w:val="1"/>
-      <w:numFmt w:val="lowerRoman"/>
-      <w:lvlText w:val="%3."/>
-      <w:lvlJc w:val="right"/>
-      <w:pPr>
-        <w:ind w:left="1800" w:hanging="180"/>
-      </w:pPr>
-    </w:lvl>
-    <w:lvl w:ilvl="3" w:tplc="280A000F" w:tentative="1">
-      <w:start w:val="1"/>
-      <w:numFmt w:val="decimal"/>
-      <w:lvlText w:val="%4."/>
-      <w:lvlJc w:val="left"/>
-      <w:pPr>
-        <w:ind w:left="2520" w:hanging="360"/>
-      </w:pPr>
-    </w:lvl>
-    <w:lvl w:ilvl="4" w:tplc="280A0019" w:tentative="1">
-      <w:start w:val="1"/>
-      <w:numFmt w:val="lowerLetter"/>
-      <w:lvlText w:val="%5."/>
-      <w:lvlJc w:val="left"/>
-      <w:pPr>
-        <w:ind w:left="3240" w:hanging="360"/>
-      </w:pPr>
-    </w:lvl>
-    <w:lvl w:ilvl="5" w:tplc="280A001B" w:tentative="1">
-      <w:start w:val="1"/>
-      <w:numFmt w:val="lowerRoman"/>
-      <w:lvlText w:val="%6."/>
-      <w:lvlJc w:val="right"/>
-      <w:pPr>
-        <w:ind w:left="3960" w:hanging="180"/>
-      </w:pPr>
-    </w:lvl>
-    <w:lvl w:ilvl="6" w:tplc="280A000F" w:tentative="1">
-      <w:start w:val="1"/>
-      <w:numFmt w:val="decimal"/>
-      <w:lvlText w:val="%7."/>
-      <w:lvlJc w:val="left"/>
-      <w:pPr>
-        <w:ind w:left="4680" w:hanging="360"/>
-      </w:pPr>
-    </w:lvl>
-    <w:lvl w:ilvl="7" w:tplc="280A0019" w:tentative="1">
-      <w:start w:val="1"/>
-      <w:numFmt w:val="lowerLetter"/>
-      <w:lvlText w:val="%8."/>
-      <w:lvlJc w:val="left"/>
-      <w:pPr>
-        <w:ind w:left="5400" w:hanging="360"/>
-      </w:pPr>
-    </w:lvl>
-    <w:lvl w:ilvl="8" w:tplc="280A001B" w:tentative="1">
-      <w:start w:val="1"/>
-      <w:numFmt w:val="lowerRoman"/>
-      <w:lvlText w:val="%9."/>
-      <w:lvlJc w:val="right"/>
-      <w:pPr>
-        <w:ind w:left="6120" w:hanging="180"/>
-      </w:pPr>
-    </w:lvl>
-  </w:abstractNum>
-  <w:abstractNum w:abstractNumId="37">
-    <w:nsid w:val="6C137370"/>
-    <w:multiLevelType w:val="multilevel"/>
-    <w:tmpl w:val="C612495E"/>
-    <w:lvl w:ilvl="0">
-      <w:start w:val="1"/>
-      <w:numFmt w:val="upperRoman"/>
-      <w:lvlText w:val="%1."/>
-      <w:lvlJc w:val="right"/>
-      <w:pPr>
-        <w:ind w:left="360" w:hanging="360"/>
-      </w:pPr>
-    </w:lvl>
-    <w:lvl w:ilvl="1">
-      <w:start w:val="1"/>
-      <w:numFmt w:val="decimal"/>
-      <w:lvlText w:val="%1.%2."/>
-      <w:lvlJc w:val="left"/>
-      <w:pPr>
-        <w:ind w:left="792" w:hanging="432"/>
-      </w:pPr>
-    </w:lvl>
-    <w:lvl w:ilvl="2">
-      <w:start w:val="1"/>
-      <w:numFmt w:val="decimal"/>
-      <w:lvlText w:val="%1.%2.%3."/>
-      <w:lvlJc w:val="left"/>
-      <w:pPr>
-        <w:ind w:left="1224" w:hanging="504"/>
-      </w:pPr>
-    </w:lvl>
-    <w:lvl w:ilvl="3">
-      <w:start w:val="1"/>
-      <w:numFmt w:val="decimal"/>
-      <w:lvlText w:val="%1.%2.%3.%4."/>
-      <w:lvlJc w:val="left"/>
-      <w:pPr>
-        <w:ind w:left="1728" w:hanging="648"/>
-      </w:pPr>
-    </w:lvl>
-    <w:lvl w:ilvl="4">
-      <w:start w:val="1"/>
-      <w:numFmt w:val="decimal"/>
-      <w:lvlText w:val="%1.%2.%3.%4.%5."/>
-      <w:lvlJc w:val="left"/>
-      <w:pPr>
-        <w:ind w:left="2232" w:hanging="792"/>
-      </w:pPr>
-    </w:lvl>
-    <w:lvl w:ilvl="5">
-      <w:start w:val="1"/>
-      <w:numFmt w:val="decimal"/>
-      <w:lvlText w:val="%1.%2.%3.%4.%5.%6."/>
-      <w:lvlJc w:val="left"/>
-      <w:pPr>
-        <w:ind w:left="2736" w:hanging="936"/>
-      </w:pPr>
-    </w:lvl>
-    <w:lvl w:ilvl="6">
-      <w:start w:val="1"/>
-      <w:numFmt w:val="decimal"/>
-      <w:lvlText w:val="%1.%2.%3.%4.%5.%6.%7."/>
-      <w:lvlJc w:val="left"/>
-      <w:pPr>
-        <w:ind w:left="3240" w:hanging="1080"/>
-      </w:pPr>
-    </w:lvl>
-    <w:lvl w:ilvl="7">
-      <w:start w:val="1"/>
-      <w:numFmt w:val="decimal"/>
-      <w:lvlText w:val="%1.%2.%3.%4.%5.%6.%7.%8."/>
-      <w:lvlJc w:val="left"/>
-      <w:pPr>
-        <w:ind w:left="3744" w:hanging="1224"/>
-      </w:pPr>
-    </w:lvl>
-    <w:lvl w:ilvl="8">
-      <w:start w:val="1"/>
-      <w:numFmt w:val="decimal"/>
-      <w:lvlText w:val="%1.%2.%3.%4.%5.%6.%7.%8.%9."/>
-      <w:lvlJc w:val="left"/>
-      <w:pPr>
-        <w:ind w:left="4320" w:hanging="1440"/>
-      </w:pPr>
-    </w:lvl>
-  </w:abstractNum>
-  <w:abstractNum w:abstractNumId="38">
-    <w:nsid w:val="6F3632F9"/>
-    <w:multiLevelType w:val="hybridMultilevel"/>
-    <w:tmpl w:val="9306DDC8"/>
-    <w:lvl w:ilvl="0" w:tplc="280A0001">
-      <w:start w:val="1"/>
-      <w:numFmt w:val="bullet"/>
-      <w:lvlText w:val=""/>
-      <w:lvlJc w:val="left"/>
-      <w:pPr>
-        <w:ind w:left="720" w:hanging="360"/>
-      </w:pPr>
-      <w:rPr>
-        <w:rFonts w:ascii="Symbol" w:hAnsi="Symbol" w:hint="default"/>
-      </w:rPr>
-    </w:lvl>
-    <w:lvl w:ilvl="1" w:tplc="280A0003" w:tentative="1">
-      <w:start w:val="1"/>
-      <w:numFmt w:val="bullet"/>
-      <w:lvlText w:val="o"/>
-      <w:lvlJc w:val="left"/>
-      <w:pPr>
-        <w:ind w:left="1440" w:hanging="360"/>
-      </w:pPr>
-      <w:rPr>
-        <w:rFonts w:ascii="Courier New" w:hAnsi="Courier New" w:cs="Courier New" w:hint="default"/>
-      </w:rPr>
-    </w:lvl>
-    <w:lvl w:ilvl="2" w:tplc="280A0005" w:tentative="1">
-      <w:start w:val="1"/>
-      <w:numFmt w:val="bullet"/>
-      <w:lvlText w:val=""/>
-      <w:lvlJc w:val="left"/>
-      <w:pPr>
-        <w:ind w:left="2160" w:hanging="360"/>
-      </w:pPr>
-      <w:rPr>
-        <w:rFonts w:ascii="Wingdings" w:hAnsi="Wingdings" w:hint="default"/>
-      </w:rPr>
-    </w:lvl>
-    <w:lvl w:ilvl="3" w:tplc="280A0001" w:tentative="1">
-      <w:start w:val="1"/>
-      <w:numFmt w:val="bullet"/>
-      <w:lvlText w:val=""/>
-      <w:lvlJc w:val="left"/>
-      <w:pPr>
-        <w:ind w:left="2880" w:hanging="360"/>
-      </w:pPr>
-      <w:rPr>
-        <w:rFonts w:ascii="Symbol" w:hAnsi="Symbol" w:hint="default"/>
-      </w:rPr>
-    </w:lvl>
-    <w:lvl w:ilvl="4" w:tplc="280A0003" w:tentative="1">
-      <w:start w:val="1"/>
-      <w:numFmt w:val="bullet"/>
-      <w:lvlText w:val="o"/>
-      <w:lvlJc w:val="left"/>
-      <w:pPr>
-        <w:ind w:left="3600" w:hanging="360"/>
-      </w:pPr>
-      <w:rPr>
-        <w:rFonts w:ascii="Courier New" w:hAnsi="Courier New" w:cs="Courier New" w:hint="default"/>
-      </w:rPr>
-    </w:lvl>
-    <w:lvl w:ilvl="5" w:tplc="280A0005" w:tentative="1">
-      <w:start w:val="1"/>
-      <w:numFmt w:val="bullet"/>
-      <w:lvlText w:val=""/>
-      <w:lvlJc w:val="left"/>
-      <w:pPr>
-        <w:ind w:left="4320" w:hanging="360"/>
-      </w:pPr>
-      <w:rPr>
-        <w:rFonts w:ascii="Wingdings" w:hAnsi="Wingdings" w:hint="default"/>
-      </w:rPr>
-    </w:lvl>
-    <w:lvl w:ilvl="6" w:tplc="280A0001" w:tentative="1">
-      <w:start w:val="1"/>
-      <w:numFmt w:val="bullet"/>
-      <w:lvlText w:val=""/>
-      <w:lvlJc w:val="left"/>
-      <w:pPr>
-        <w:ind w:left="5040" w:hanging="360"/>
-      </w:pPr>
-      <w:rPr>
-        <w:rFonts w:ascii="Symbol" w:hAnsi="Symbol" w:hint="default"/>
-      </w:rPr>
-    </w:lvl>
-    <w:lvl w:ilvl="7" w:tplc="280A0003" w:tentative="1">
-      <w:start w:val="1"/>
-      <w:numFmt w:val="bullet"/>
-      <w:lvlText w:val="o"/>
-      <w:lvlJc w:val="left"/>
-      <w:pPr>
-        <w:ind w:left="5760" w:hanging="360"/>
-      </w:pPr>
-      <w:rPr>
-        <w:rFonts w:ascii="Courier New" w:hAnsi="Courier New" w:cs="Courier New" w:hint="default"/>
-      </w:rPr>
-    </w:lvl>
-    <w:lvl w:ilvl="8" w:tplc="280A0005" w:tentative="1">
-      <w:start w:val="1"/>
-      <w:numFmt w:val="bullet"/>
-      <w:lvlText w:val=""/>
-      <w:lvlJc w:val="left"/>
-      <w:pPr>
-        <w:ind w:left="6480" w:hanging="360"/>
-      </w:pPr>
-      <w:rPr>
-        <w:rFonts w:ascii="Wingdings" w:hAnsi="Wingdings" w:hint="default"/>
-      </w:rPr>
-    </w:lvl>
-  </w:abstractNum>
-  <w:abstractNum w:abstractNumId="39">
-    <w:nsid w:val="70734A78"/>
-    <w:multiLevelType w:val="hybridMultilevel"/>
-    <w:tmpl w:val="42C28180"/>
-    <w:lvl w:ilvl="0" w:tplc="280A0001">
-      <w:start w:val="1"/>
-      <w:numFmt w:val="bullet"/>
-      <w:lvlText w:val=""/>
-      <w:lvlJc w:val="left"/>
-      <w:pPr>
-        <w:ind w:left="720" w:hanging="360"/>
-      </w:pPr>
-      <w:rPr>
-        <w:rFonts w:ascii="Symbol" w:hAnsi="Symbol" w:hint="default"/>
-      </w:rPr>
-    </w:lvl>
-    <w:lvl w:ilvl="1" w:tplc="280A0003" w:tentative="1">
-      <w:start w:val="1"/>
-      <w:numFmt w:val="bullet"/>
-      <w:lvlText w:val="o"/>
-      <w:lvlJc w:val="left"/>
-      <w:pPr>
-        <w:ind w:left="1440" w:hanging="360"/>
-      </w:pPr>
-      <w:rPr>
-        <w:rFonts w:ascii="Courier New" w:hAnsi="Courier New" w:cs="Courier New" w:hint="default"/>
-      </w:rPr>
-    </w:lvl>
-    <w:lvl w:ilvl="2" w:tplc="280A0005" w:tentative="1">
-      <w:start w:val="1"/>
-      <w:numFmt w:val="bullet"/>
-      <w:lvlText w:val=""/>
-      <w:lvlJc w:val="left"/>
-      <w:pPr>
-        <w:ind w:left="2160" w:hanging="360"/>
-      </w:pPr>
-      <w:rPr>
-        <w:rFonts w:ascii="Wingdings" w:hAnsi="Wingdings" w:hint="default"/>
-      </w:rPr>
-    </w:lvl>
-    <w:lvl w:ilvl="3" w:tplc="280A0001" w:tentative="1">
-      <w:start w:val="1"/>
-      <w:numFmt w:val="bullet"/>
-      <w:lvlText w:val=""/>
-      <w:lvlJc w:val="left"/>
-      <w:pPr>
-        <w:ind w:left="2880" w:hanging="360"/>
-      </w:pPr>
-      <w:rPr>
-        <w:rFonts w:ascii="Symbol" w:hAnsi="Symbol" w:hint="default"/>
-      </w:rPr>
-    </w:lvl>
-    <w:lvl w:ilvl="4" w:tplc="280A0003" w:tentative="1">
-      <w:start w:val="1"/>
-      <w:numFmt w:val="bullet"/>
-      <w:lvlText w:val="o"/>
-      <w:lvlJc w:val="left"/>
-      <w:pPr>
-        <w:ind w:left="3600" w:hanging="360"/>
-      </w:pPr>
-      <w:rPr>
-        <w:rFonts w:ascii="Courier New" w:hAnsi="Courier New" w:cs="Courier New" w:hint="default"/>
-      </w:rPr>
-    </w:lvl>
-    <w:lvl w:ilvl="5" w:tplc="280A0005" w:tentative="1">
-      <w:start w:val="1"/>
-      <w:numFmt w:val="bullet"/>
-      <w:lvlText w:val=""/>
-      <w:lvlJc w:val="left"/>
-      <w:pPr>
-        <w:ind w:left="4320" w:hanging="360"/>
-      </w:pPr>
-      <w:rPr>
-        <w:rFonts w:ascii="Wingdings" w:hAnsi="Wingdings" w:hint="default"/>
-      </w:rPr>
-    </w:lvl>
-    <w:lvl w:ilvl="6" w:tplc="280A0001" w:tentative="1">
-      <w:start w:val="1"/>
-      <w:numFmt w:val="bullet"/>
-      <w:lvlText w:val=""/>
-      <w:lvlJc w:val="left"/>
-      <w:pPr>
-        <w:ind w:left="5040" w:hanging="360"/>
-      </w:pPr>
-      <w:rPr>
-        <w:rFonts w:ascii="Symbol" w:hAnsi="Symbol" w:hint="default"/>
-      </w:rPr>
-    </w:lvl>
-    <w:lvl w:ilvl="7" w:tplc="280A0003" w:tentative="1">
-      <w:start w:val="1"/>
-      <w:numFmt w:val="bullet"/>
-      <w:lvlText w:val="o"/>
-      <w:lvlJc w:val="left"/>
-      <w:pPr>
-        <w:ind w:left="5760" w:hanging="360"/>
-      </w:pPr>
-      <w:rPr>
-        <w:rFonts w:ascii="Courier New" w:hAnsi="Courier New" w:cs="Courier New" w:hint="default"/>
-      </w:rPr>
-    </w:lvl>
-    <w:lvl w:ilvl="8" w:tplc="280A0005" w:tentative="1">
-      <w:start w:val="1"/>
-      <w:numFmt w:val="bullet"/>
-      <w:lvlText w:val=""/>
-      <w:lvlJc w:val="left"/>
-      <w:pPr>
-        <w:ind w:left="6480" w:hanging="360"/>
-      </w:pPr>
-      <w:rPr>
-        <w:rFonts w:ascii="Wingdings" w:hAnsi="Wingdings" w:hint="default"/>
-      </w:rPr>
-    </w:lvl>
-  </w:abstractNum>
-  <w:abstractNum w:abstractNumId="40">
-    <w:nsid w:val="71F77272"/>
-    <w:multiLevelType w:val="hybridMultilevel"/>
-    <w:tmpl w:val="C176841C"/>
-    <w:lvl w:ilvl="0" w:tplc="280A0001">
-      <w:start w:val="1"/>
-      <w:numFmt w:val="bullet"/>
-      <w:lvlText w:val=""/>
-      <w:lvlJc w:val="left"/>
-      <w:pPr>
-        <w:ind w:left="720" w:hanging="360"/>
-      </w:pPr>
-      <w:rPr>
-        <w:rFonts w:ascii="Symbol" w:hAnsi="Symbol" w:hint="default"/>
-      </w:rPr>
-    </w:lvl>
-    <w:lvl w:ilvl="1" w:tplc="280A0003">
-      <w:start w:val="1"/>
-      <w:numFmt w:val="bullet"/>
-      <w:lvlText w:val="o"/>
-      <w:lvlJc w:val="left"/>
-      <w:pPr>
-        <w:ind w:left="1440" w:hanging="360"/>
-      </w:pPr>
-      <w:rPr>
-        <w:rFonts w:ascii="Courier New" w:hAnsi="Courier New" w:cs="Courier New" w:hint="default"/>
-      </w:rPr>
-    </w:lvl>
-    <w:lvl w:ilvl="2" w:tplc="280A0005" w:tentative="1">
-      <w:start w:val="1"/>
-      <w:numFmt w:val="bullet"/>
-      <w:lvlText w:val=""/>
-      <w:lvlJc w:val="left"/>
-      <w:pPr>
-        <w:ind w:left="2160" w:hanging="360"/>
-      </w:pPr>
-      <w:rPr>
-        <w:rFonts w:ascii="Wingdings" w:hAnsi="Wingdings" w:hint="default"/>
-      </w:rPr>
-    </w:lvl>
-    <w:lvl w:ilvl="3" w:tplc="280A0001" w:tentative="1">
-      <w:start w:val="1"/>
-      <w:numFmt w:val="bullet"/>
-      <w:lvlText w:val=""/>
-      <w:lvlJc w:val="left"/>
-      <w:pPr>
-        <w:ind w:left="2880" w:hanging="360"/>
-      </w:pPr>
-      <w:rPr>
-        <w:rFonts w:ascii="Symbol" w:hAnsi="Symbol" w:hint="default"/>
-      </w:rPr>
-    </w:lvl>
-    <w:lvl w:ilvl="4" w:tplc="280A0003" w:tentative="1">
-      <w:start w:val="1"/>
-      <w:numFmt w:val="bullet"/>
-      <w:lvlText w:val="o"/>
-      <w:lvlJc w:val="left"/>
-      <w:pPr>
-        <w:ind w:left="3600" w:hanging="360"/>
-      </w:pPr>
-      <w:rPr>
-        <w:rFonts w:ascii="Courier New" w:hAnsi="Courier New" w:cs="Courier New" w:hint="default"/>
-      </w:rPr>
-    </w:lvl>
-    <w:lvl w:ilvl="5" w:tplc="280A0005" w:tentative="1">
-      <w:start w:val="1"/>
-      <w:numFmt w:val="bullet"/>
-      <w:lvlText w:val=""/>
-      <w:lvlJc w:val="left"/>
-      <w:pPr>
-        <w:ind w:left="4320" w:hanging="360"/>
-      </w:pPr>
-      <w:rPr>
-        <w:rFonts w:ascii="Wingdings" w:hAnsi="Wingdings" w:hint="default"/>
-      </w:rPr>
-    </w:lvl>
-    <w:lvl w:ilvl="6" w:tplc="280A0001" w:tentative="1">
-      <w:start w:val="1"/>
-      <w:numFmt w:val="bullet"/>
-      <w:lvlText w:val=""/>
-      <w:lvlJc w:val="left"/>
-      <w:pPr>
-        <w:ind w:left="5040" w:hanging="360"/>
-      </w:pPr>
-      <w:rPr>
-        <w:rFonts w:ascii="Symbol" w:hAnsi="Symbol" w:hint="default"/>
-      </w:rPr>
-    </w:lvl>
-    <w:lvl w:ilvl="7" w:tplc="280A0003" w:tentative="1">
-      <w:start w:val="1"/>
-      <w:numFmt w:val="bullet"/>
-      <w:lvlText w:val="o"/>
-      <w:lvlJc w:val="left"/>
-      <w:pPr>
-        <w:ind w:left="5760" w:hanging="360"/>
-      </w:pPr>
-      <w:rPr>
-        <w:rFonts w:ascii="Courier New" w:hAnsi="Courier New" w:cs="Courier New" w:hint="default"/>
-      </w:rPr>
-    </w:lvl>
-    <w:lvl w:ilvl="8" w:tplc="280A0005" w:tentative="1">
-      <w:start w:val="1"/>
-      <w:numFmt w:val="bullet"/>
-      <w:lvlText w:val=""/>
-      <w:lvlJc w:val="left"/>
-      <w:pPr>
-        <w:ind w:left="6480" w:hanging="360"/>
-      </w:pPr>
-      <w:rPr>
-        <w:rFonts w:ascii="Wingdings" w:hAnsi="Wingdings" w:hint="default"/>
-      </w:rPr>
-    </w:lvl>
-  </w:abstractNum>
-  <w:abstractNum w:abstractNumId="41">
-    <w:nsid w:val="753F385D"/>
-    <w:multiLevelType w:val="hybridMultilevel"/>
-    <w:tmpl w:val="C0BC5F82"/>
-    <w:lvl w:ilvl="0" w:tplc="280A0001">
-      <w:start w:val="1"/>
-      <w:numFmt w:val="bullet"/>
-      <w:lvlText w:val=""/>
-      <w:lvlJc w:val="left"/>
-      <w:pPr>
-        <w:ind w:left="360" w:hanging="360"/>
-      </w:pPr>
-      <w:rPr>
-        <w:rFonts w:ascii="Symbol" w:hAnsi="Symbol" w:hint="default"/>
-      </w:rPr>
-    </w:lvl>
-    <w:lvl w:ilvl="1" w:tplc="280A0019">
-      <w:start w:val="1"/>
-      <w:numFmt w:val="lowerLetter"/>
-      <w:lvlText w:val="%2."/>
-      <w:lvlJc w:val="left"/>
-      <w:pPr>
-        <w:ind w:left="1080" w:hanging="360"/>
-      </w:pPr>
-    </w:lvl>
-    <w:lvl w:ilvl="2" w:tplc="280A001B" w:tentative="1">
-      <w:start w:val="1"/>
-      <w:numFmt w:val="lowerRoman"/>
-      <w:lvlText w:val="%3."/>
-      <w:lvlJc w:val="right"/>
-      <w:pPr>
-        <w:ind w:left="1800" w:hanging="180"/>
-      </w:pPr>
-    </w:lvl>
-    <w:lvl w:ilvl="3" w:tplc="280A000F" w:tentative="1">
-      <w:start w:val="1"/>
-      <w:numFmt w:val="decimal"/>
-      <w:lvlText w:val="%4."/>
-      <w:lvlJc w:val="left"/>
-      <w:pPr>
-        <w:ind w:left="2520" w:hanging="360"/>
-      </w:pPr>
-    </w:lvl>
-    <w:lvl w:ilvl="4" w:tplc="280A0019" w:tentative="1">
-      <w:start w:val="1"/>
-      <w:numFmt w:val="lowerLetter"/>
-      <w:lvlText w:val="%5."/>
-      <w:lvlJc w:val="left"/>
-      <w:pPr>
-        <w:ind w:left="3240" w:hanging="360"/>
-      </w:pPr>
-    </w:lvl>
-    <w:lvl w:ilvl="5" w:tplc="280A001B" w:tentative="1">
-      <w:start w:val="1"/>
-      <w:numFmt w:val="lowerRoman"/>
-      <w:lvlText w:val="%6."/>
-      <w:lvlJc w:val="right"/>
-      <w:pPr>
-        <w:ind w:left="3960" w:hanging="180"/>
-      </w:pPr>
-    </w:lvl>
-    <w:lvl w:ilvl="6" w:tplc="280A000F" w:tentative="1">
-      <w:start w:val="1"/>
-      <w:numFmt w:val="decimal"/>
-      <w:lvlText w:val="%7."/>
-      <w:lvlJc w:val="left"/>
-      <w:pPr>
-        <w:ind w:left="4680" w:hanging="360"/>
-      </w:pPr>
-    </w:lvl>
-    <w:lvl w:ilvl="7" w:tplc="280A0019" w:tentative="1">
-      <w:start w:val="1"/>
-      <w:numFmt w:val="lowerLetter"/>
-      <w:lvlText w:val="%8."/>
-      <w:lvlJc w:val="left"/>
-      <w:pPr>
-        <w:ind w:left="5400" w:hanging="360"/>
-      </w:pPr>
-    </w:lvl>
-    <w:lvl w:ilvl="8" w:tplc="280A001B" w:tentative="1">
-      <w:start w:val="1"/>
-      <w:numFmt w:val="lowerRoman"/>
-      <w:lvlText w:val="%9."/>
-      <w:lvlJc w:val="right"/>
-      <w:pPr>
-        <w:ind w:left="6120" w:hanging="180"/>
-      </w:pPr>
-    </w:lvl>
-  </w:abstractNum>
-  <w:abstractNum w:abstractNumId="42">
-    <w:nsid w:val="7555216E"/>
-    <w:multiLevelType w:val="hybridMultilevel"/>
-    <w:tmpl w:val="575033E8"/>
-    <w:lvl w:ilvl="0" w:tplc="280A000F">
-      <w:start w:val="1"/>
-      <w:numFmt w:val="decimal"/>
-      <w:lvlText w:val="%1."/>
-      <w:lvlJc w:val="left"/>
-      <w:pPr>
-        <w:ind w:left="360" w:hanging="360"/>
-      </w:pPr>
-    </w:lvl>
-    <w:lvl w:ilvl="1" w:tplc="280A0019" w:tentative="1">
-      <w:start w:val="1"/>
-      <w:numFmt w:val="lowerLetter"/>
-      <w:lvlText w:val="%2."/>
-      <w:lvlJc w:val="left"/>
-      <w:pPr>
-        <w:ind w:left="1080" w:hanging="360"/>
-      </w:pPr>
-    </w:lvl>
-    <w:lvl w:ilvl="2" w:tplc="280A001B" w:tentative="1">
-      <w:start w:val="1"/>
-      <w:numFmt w:val="lowerRoman"/>
-      <w:lvlText w:val="%3."/>
-      <w:lvlJc w:val="right"/>
-      <w:pPr>
-        <w:ind w:left="1800" w:hanging="180"/>
-      </w:pPr>
-    </w:lvl>
-    <w:lvl w:ilvl="3" w:tplc="280A000F" w:tentative="1">
-      <w:start w:val="1"/>
-      <w:numFmt w:val="decimal"/>
-      <w:lvlText w:val="%4."/>
-      <w:lvlJc w:val="left"/>
-      <w:pPr>
-        <w:ind w:left="2520" w:hanging="360"/>
-      </w:pPr>
-    </w:lvl>
-    <w:lvl w:ilvl="4" w:tplc="280A0019" w:tentative="1">
-      <w:start w:val="1"/>
-      <w:numFmt w:val="lowerLetter"/>
-      <w:lvlText w:val="%5."/>
-      <w:lvlJc w:val="left"/>
-      <w:pPr>
-        <w:ind w:left="3240" w:hanging="360"/>
-      </w:pPr>
-    </w:lvl>
-    <w:lvl w:ilvl="5" w:tplc="280A001B" w:tentative="1">
-      <w:start w:val="1"/>
-      <w:numFmt w:val="lowerRoman"/>
-      <w:lvlText w:val="%6."/>
-      <w:lvlJc w:val="right"/>
-      <w:pPr>
-        <w:ind w:left="3960" w:hanging="180"/>
-      </w:pPr>
-    </w:lvl>
-    <w:lvl w:ilvl="6" w:tplc="280A000F" w:tentative="1">
-      <w:start w:val="1"/>
-      <w:numFmt w:val="decimal"/>
-      <w:lvlText w:val="%7."/>
-      <w:lvlJc w:val="left"/>
-      <w:pPr>
-        <w:ind w:left="4680" w:hanging="360"/>
-      </w:pPr>
-    </w:lvl>
-    <w:lvl w:ilvl="7" w:tplc="280A0019" w:tentative="1">
-      <w:start w:val="1"/>
-      <w:numFmt w:val="lowerLetter"/>
-      <w:lvlText w:val="%8."/>
-      <w:lvlJc w:val="left"/>
-      <w:pPr>
-        <w:ind w:left="5400" w:hanging="360"/>
-      </w:pPr>
-    </w:lvl>
-    <w:lvl w:ilvl="8" w:tplc="280A001B" w:tentative="1">
-      <w:start w:val="1"/>
-      <w:numFmt w:val="lowerRoman"/>
-      <w:lvlText w:val="%9."/>
-      <w:lvlJc w:val="right"/>
-      <w:pPr>
-        <w:ind w:left="6120" w:hanging="180"/>
-      </w:pPr>
-    </w:lvl>
-  </w:abstractNum>
-  <w:abstractNum w:abstractNumId="43">
-    <w:nsid w:val="767A7B99"/>
-    <w:multiLevelType w:val="hybridMultilevel"/>
-    <w:tmpl w:val="E612F39C"/>
-    <w:lvl w:ilvl="0" w:tplc="280A0001">
-      <w:start w:val="1"/>
-      <w:numFmt w:val="bullet"/>
-      <w:lvlText w:val=""/>
-      <w:lvlJc w:val="left"/>
-      <w:pPr>
-        <w:ind w:left="720" w:hanging="360"/>
-      </w:pPr>
-      <w:rPr>
-        <w:rFonts w:ascii="Symbol" w:hAnsi="Symbol" w:hint="default"/>
-      </w:rPr>
-    </w:lvl>
-    <w:lvl w:ilvl="1" w:tplc="280A0003">
-      <w:start w:val="1"/>
-      <w:numFmt w:val="bullet"/>
-      <w:lvlText w:val="o"/>
-      <w:lvlJc w:val="left"/>
-      <w:pPr>
-        <w:ind w:left="1440" w:hanging="360"/>
-      </w:pPr>
-      <w:rPr>
-        <w:rFonts w:ascii="Courier New" w:hAnsi="Courier New" w:cs="Courier New" w:hint="default"/>
-      </w:rPr>
-    </w:lvl>
-    <w:lvl w:ilvl="2" w:tplc="280A0005" w:tentative="1">
-      <w:start w:val="1"/>
-      <w:numFmt w:val="bullet"/>
-      <w:lvlText w:val=""/>
-      <w:lvlJc w:val="left"/>
-      <w:pPr>
-        <w:ind w:left="2160" w:hanging="360"/>
-      </w:pPr>
-      <w:rPr>
-        <w:rFonts w:ascii="Wingdings" w:hAnsi="Wingdings" w:hint="default"/>
-      </w:rPr>
-    </w:lvl>
-    <w:lvl w:ilvl="3" w:tplc="280A0001" w:tentative="1">
-      <w:start w:val="1"/>
-      <w:numFmt w:val="bullet"/>
-      <w:lvlText w:val=""/>
-      <w:lvlJc w:val="left"/>
-      <w:pPr>
-        <w:ind w:left="2880" w:hanging="360"/>
-      </w:pPr>
-      <w:rPr>
-        <w:rFonts w:ascii="Symbol" w:hAnsi="Symbol" w:hint="default"/>
-      </w:rPr>
-    </w:lvl>
-    <w:lvl w:ilvl="4" w:tplc="280A0003" w:tentative="1">
-      <w:start w:val="1"/>
-      <w:numFmt w:val="bullet"/>
-      <w:lvlText w:val="o"/>
-      <w:lvlJc w:val="left"/>
-      <w:pPr>
-        <w:ind w:left="3600" w:hanging="360"/>
-      </w:pPr>
-      <w:rPr>
-        <w:rFonts w:ascii="Courier New" w:hAnsi="Courier New" w:cs="Courier New" w:hint="default"/>
-      </w:rPr>
-    </w:lvl>
-    <w:lvl w:ilvl="5" w:tplc="280A0005" w:tentative="1">
-      <w:start w:val="1"/>
-      <w:numFmt w:val="bullet"/>
-      <w:lvlText w:val=""/>
-      <w:lvlJc w:val="left"/>
-      <w:pPr>
-        <w:ind w:left="4320" w:hanging="360"/>
-      </w:pPr>
-      <w:rPr>
-        <w:rFonts w:ascii="Wingdings" w:hAnsi="Wingdings" w:hint="default"/>
-      </w:rPr>
-    </w:lvl>
-    <w:lvl w:ilvl="6" w:tplc="280A0001" w:tentative="1">
-      <w:start w:val="1"/>
-      <w:numFmt w:val="bullet"/>
-      <w:lvlText w:val=""/>
-      <w:lvlJc w:val="left"/>
-      <w:pPr>
-        <w:ind w:left="5040" w:hanging="360"/>
-      </w:pPr>
-      <w:rPr>
-        <w:rFonts w:ascii="Symbol" w:hAnsi="Symbol" w:hint="default"/>
-      </w:rPr>
-    </w:lvl>
-    <w:lvl w:ilvl="7" w:tplc="280A0003" w:tentative="1">
-      <w:start w:val="1"/>
-      <w:numFmt w:val="bullet"/>
-      <w:lvlText w:val="o"/>
-      <w:lvlJc w:val="left"/>
-      <w:pPr>
-        <w:ind w:left="5760" w:hanging="360"/>
-      </w:pPr>
-      <w:rPr>
-        <w:rFonts w:ascii="Courier New" w:hAnsi="Courier New" w:cs="Courier New" w:hint="default"/>
-      </w:rPr>
-    </w:lvl>
-    <w:lvl w:ilvl="8" w:tplc="280A0005" w:tentative="1">
-      <w:start w:val="1"/>
-      <w:numFmt w:val="bullet"/>
-      <w:lvlText w:val=""/>
-      <w:lvlJc w:val="left"/>
-      <w:pPr>
-        <w:ind w:left="6480" w:hanging="360"/>
-      </w:pPr>
-      <w:rPr>
-        <w:rFonts w:ascii="Wingdings" w:hAnsi="Wingdings" w:hint="default"/>
-      </w:rPr>
-    </w:lvl>
-  </w:abstractNum>
-  <w:abstractNum w:abstractNumId="44">
-    <w:nsid w:val="76AB5BBA"/>
-    <w:multiLevelType w:val="hybridMultilevel"/>
-    <w:tmpl w:val="32F2D56E"/>
-    <w:lvl w:ilvl="0" w:tplc="F7122C26">
-      <w:start w:val="1"/>
-      <w:numFmt w:val="upperRoman"/>
-      <w:lvlText w:val="%1."/>
-      <w:lvlJc w:val="left"/>
-      <w:pPr>
-        <w:ind w:left="1080" w:hanging="720"/>
-      </w:pPr>
-      <w:rPr>
-        <w:rFonts w:hint="default"/>
-      </w:rPr>
-    </w:lvl>
-    <w:lvl w:ilvl="1" w:tplc="280A0019" w:tentative="1">
-      <w:start w:val="1"/>
-      <w:numFmt w:val="lowerLetter"/>
-      <w:lvlText w:val="%2."/>
-      <w:lvlJc w:val="left"/>
-      <w:pPr>
-        <w:ind w:left="1440" w:hanging="360"/>
-      </w:pPr>
-    </w:lvl>
-    <w:lvl w:ilvl="2" w:tplc="280A001B" w:tentative="1">
-      <w:start w:val="1"/>
-      <w:numFmt w:val="lowerRoman"/>
-      <w:lvlText w:val="%3."/>
-      <w:lvlJc w:val="right"/>
-      <w:pPr>
-        <w:ind w:left="2160" w:hanging="180"/>
-      </w:pPr>
-    </w:lvl>
-    <w:lvl w:ilvl="3" w:tplc="280A000F" w:tentative="1">
-      <w:start w:val="1"/>
-      <w:numFmt w:val="decimal"/>
-      <w:lvlText w:val="%4."/>
-      <w:lvlJc w:val="left"/>
-      <w:pPr>
-        <w:ind w:left="2880" w:hanging="360"/>
-      </w:pPr>
-    </w:lvl>
-    <w:lvl w:ilvl="4" w:tplc="280A0019" w:tentative="1">
-      <w:start w:val="1"/>
-      <w:numFmt w:val="lowerLetter"/>
-      <w:lvlText w:val="%5."/>
-      <w:lvlJc w:val="left"/>
-      <w:pPr>
-        <w:ind w:left="3600" w:hanging="360"/>
-      </w:pPr>
-    </w:lvl>
-    <w:lvl w:ilvl="5" w:tplc="280A001B" w:tentative="1">
-      <w:start w:val="1"/>
-      <w:numFmt w:val="lowerRoman"/>
-      <w:lvlText w:val="%6."/>
-      <w:lvlJc w:val="right"/>
-      <w:pPr>
-        <w:ind w:left="4320" w:hanging="180"/>
-      </w:pPr>
-    </w:lvl>
-    <w:lvl w:ilvl="6" w:tplc="280A000F" w:tentative="1">
-      <w:start w:val="1"/>
-      <w:numFmt w:val="decimal"/>
-      <w:lvlText w:val="%7."/>
-      <w:lvlJc w:val="left"/>
-      <w:pPr>
-        <w:ind w:left="5040" w:hanging="360"/>
-      </w:pPr>
-    </w:lvl>
-    <w:lvl w:ilvl="7" w:tplc="280A0019" w:tentative="1">
-      <w:start w:val="1"/>
-      <w:numFmt w:val="lowerLetter"/>
-      <w:lvlText w:val="%8."/>
-      <w:lvlJc w:val="left"/>
-      <w:pPr>
-        <w:ind w:left="5760" w:hanging="360"/>
-      </w:pPr>
-    </w:lvl>
-    <w:lvl w:ilvl="8" w:tplc="280A001B" w:tentative="1">
-      <w:start w:val="1"/>
-      <w:numFmt w:val="lowerRoman"/>
-      <w:lvlText w:val="%9."/>
-      <w:lvlJc w:val="right"/>
-      <w:pPr>
-        <w:ind w:left="6480" w:hanging="180"/>
-      </w:pPr>
-    </w:lvl>
-  </w:abstractNum>
-  <w:abstractNum w:abstractNumId="45">
-    <w:nsid w:val="7A6715C2"/>
-    <w:multiLevelType w:val="hybridMultilevel"/>
-    <w:tmpl w:val="D702E992"/>
-    <w:lvl w:ilvl="0" w:tplc="280A000F">
-      <w:start w:val="1"/>
-      <w:numFmt w:val="decimal"/>
-      <w:lvlText w:val="%1."/>
-      <w:lvlJc w:val="left"/>
-      <w:pPr>
-        <w:ind w:left="1800" w:hanging="360"/>
-      </w:pPr>
-    </w:lvl>
-    <w:lvl w:ilvl="1" w:tplc="280A0019" w:tentative="1">
-      <w:start w:val="1"/>
-      <w:numFmt w:val="lowerLetter"/>
-      <w:lvlText w:val="%2."/>
-      <w:lvlJc w:val="left"/>
-      <w:pPr>
-        <w:ind w:left="2520" w:hanging="360"/>
-      </w:pPr>
-    </w:lvl>
-    <w:lvl w:ilvl="2" w:tplc="280A001B" w:tentative="1">
-      <w:start w:val="1"/>
-      <w:numFmt w:val="lowerRoman"/>
-      <w:lvlText w:val="%3."/>
-      <w:lvlJc w:val="right"/>
-      <w:pPr>
-        <w:ind w:left="3240" w:hanging="180"/>
-      </w:pPr>
-    </w:lvl>
-    <w:lvl w:ilvl="3" w:tplc="280A000F" w:tentative="1">
-      <w:start w:val="1"/>
-      <w:numFmt w:val="decimal"/>
-      <w:lvlText w:val="%4."/>
-      <w:lvlJc w:val="left"/>
-      <w:pPr>
-        <w:ind w:left="3960" w:hanging="360"/>
-      </w:pPr>
-    </w:lvl>
-    <w:lvl w:ilvl="4" w:tplc="280A0019" w:tentative="1">
-      <w:start w:val="1"/>
-      <w:numFmt w:val="lowerLetter"/>
-      <w:lvlText w:val="%5."/>
-      <w:lvlJc w:val="left"/>
-      <w:pPr>
-        <w:ind w:left="4680" w:hanging="360"/>
-      </w:pPr>
-    </w:lvl>
-    <w:lvl w:ilvl="5" w:tplc="280A001B" w:tentative="1">
-      <w:start w:val="1"/>
-      <w:numFmt w:val="lowerRoman"/>
-      <w:lvlText w:val="%6."/>
-      <w:lvlJc w:val="right"/>
-      <w:pPr>
-        <w:ind w:left="5400" w:hanging="180"/>
-      </w:pPr>
-    </w:lvl>
-    <w:lvl w:ilvl="6" w:tplc="280A000F" w:tentative="1">
-      <w:start w:val="1"/>
-      <w:numFmt w:val="decimal"/>
-      <w:lvlText w:val="%7."/>
-      <w:lvlJc w:val="left"/>
-      <w:pPr>
-        <w:ind w:left="6120" w:hanging="360"/>
-      </w:pPr>
-    </w:lvl>
-    <w:lvl w:ilvl="7" w:tplc="280A0019" w:tentative="1">
-      <w:start w:val="1"/>
-      <w:numFmt w:val="lowerLetter"/>
-      <w:lvlText w:val="%8."/>
-      <w:lvlJc w:val="left"/>
-      <w:pPr>
-        <w:ind w:left="6840" w:hanging="360"/>
-      </w:pPr>
-    </w:lvl>
-    <w:lvl w:ilvl="8" w:tplc="280A001B" w:tentative="1">
-      <w:start w:val="1"/>
-      <w:numFmt w:val="lowerRoman"/>
-      <w:lvlText w:val="%9."/>
-      <w:lvlJc w:val="right"/>
-      <w:pPr>
-        <w:ind w:left="7560" w:hanging="180"/>
-      </w:pPr>
-    </w:lvl>
-  </w:abstractNum>
-  <w:abstractNum w:abstractNumId="46">
-    <w:nsid w:val="7AA71B23"/>
-    <w:multiLevelType w:val="hybridMultilevel"/>
-    <w:tmpl w:val="886632C0"/>
-    <w:lvl w:ilvl="0" w:tplc="280A0001">
-      <w:start w:val="1"/>
-      <w:numFmt w:val="bullet"/>
-      <w:lvlText w:val=""/>
-      <w:lvlJc w:val="left"/>
-      <w:pPr>
-        <w:ind w:left="720" w:hanging="360"/>
-      </w:pPr>
-      <w:rPr>
-        <w:rFonts w:ascii="Symbol" w:hAnsi="Symbol" w:hint="default"/>
-      </w:rPr>
-    </w:lvl>
-    <w:lvl w:ilvl="1" w:tplc="280A0003">
-      <w:start w:val="1"/>
-      <w:numFmt w:val="bullet"/>
-      <w:lvlText w:val="o"/>
-      <w:lvlJc w:val="left"/>
-      <w:pPr>
-        <w:ind w:left="1440" w:hanging="360"/>
-      </w:pPr>
-      <w:rPr>
-        <w:rFonts w:ascii="Courier New" w:hAnsi="Courier New" w:cs="Courier New" w:hint="default"/>
-      </w:rPr>
-    </w:lvl>
-    <w:lvl w:ilvl="2" w:tplc="280A0005" w:tentative="1">
-      <w:start w:val="1"/>
-      <w:numFmt w:val="bullet"/>
-      <w:lvlText w:val=""/>
-      <w:lvlJc w:val="left"/>
-      <w:pPr>
-        <w:ind w:left="2160" w:hanging="360"/>
-      </w:pPr>
-      <w:rPr>
-        <w:rFonts w:ascii="Wingdings" w:hAnsi="Wingdings" w:hint="default"/>
-      </w:rPr>
-    </w:lvl>
-    <w:lvl w:ilvl="3" w:tplc="280A0001" w:tentative="1">
-      <w:start w:val="1"/>
-      <w:numFmt w:val="bullet"/>
-      <w:lvlText w:val=""/>
-      <w:lvlJc w:val="left"/>
-      <w:pPr>
-        <w:ind w:left="2880" w:hanging="360"/>
-      </w:pPr>
-      <w:rPr>
-        <w:rFonts w:ascii="Symbol" w:hAnsi="Symbol" w:hint="default"/>
-      </w:rPr>
-    </w:lvl>
-    <w:lvl w:ilvl="4" w:tplc="280A0003" w:tentative="1">
-      <w:start w:val="1"/>
-      <w:numFmt w:val="bullet"/>
-      <w:lvlText w:val="o"/>
-      <w:lvlJc w:val="left"/>
-      <w:pPr>
-        <w:ind w:left="3600" w:hanging="360"/>
-      </w:pPr>
-      <w:rPr>
-        <w:rFonts w:ascii="Courier New" w:hAnsi="Courier New" w:cs="Courier New" w:hint="default"/>
-      </w:rPr>
-    </w:lvl>
-    <w:lvl w:ilvl="5" w:tplc="280A0005" w:tentative="1">
-      <w:start w:val="1"/>
-      <w:numFmt w:val="bullet"/>
-      <w:lvlText w:val=""/>
-      <w:lvlJc w:val="left"/>
-      <w:pPr>
-        <w:ind w:left="4320" w:hanging="360"/>
-      </w:pPr>
-      <w:rPr>
-        <w:rFonts w:ascii="Wingdings" w:hAnsi="Wingdings" w:hint="default"/>
-      </w:rPr>
-    </w:lvl>
-    <w:lvl w:ilvl="6" w:tplc="280A0001" w:tentative="1">
-      <w:start w:val="1"/>
-      <w:numFmt w:val="bullet"/>
-      <w:lvlText w:val=""/>
-      <w:lvlJc w:val="left"/>
-      <w:pPr>
-        <w:ind w:left="5040" w:hanging="360"/>
-      </w:pPr>
-      <w:rPr>
-        <w:rFonts w:ascii="Symbol" w:hAnsi="Symbol" w:hint="default"/>
-      </w:rPr>
-    </w:lvl>
-    <w:lvl w:ilvl="7" w:tplc="280A0003" w:tentative="1">
-      <w:start w:val="1"/>
-      <w:numFmt w:val="bullet"/>
-      <w:lvlText w:val="o"/>
-      <w:lvlJc w:val="left"/>
-      <w:pPr>
-        <w:ind w:left="5760" w:hanging="360"/>
-      </w:pPr>
-      <w:rPr>
-        <w:rFonts w:ascii="Courier New" w:hAnsi="Courier New" w:cs="Courier New" w:hint="default"/>
-      </w:rPr>
-    </w:lvl>
-    <w:lvl w:ilvl="8" w:tplc="280A0005" w:tentative="1">
-      <w:start w:val="1"/>
-      <w:numFmt w:val="bullet"/>
-      <w:lvlText w:val=""/>
-      <w:lvlJc w:val="left"/>
-      <w:pPr>
-        <w:ind w:left="6480" w:hanging="360"/>
-      </w:pPr>
-      <w:rPr>
-        <w:rFonts w:ascii="Wingdings" w:hAnsi="Wingdings" w:hint="default"/>
-      </w:rPr>
-    </w:lvl>
-  </w:abstractNum>
-  <w:abstractNum w:abstractNumId="47">
-    <w:nsid w:val="7C342ED4"/>
-    <w:multiLevelType w:val="multilevel"/>
-    <w:tmpl w:val="C612495E"/>
-    <w:lvl w:ilvl="0">
-      <w:start w:val="1"/>
-      <w:numFmt w:val="upperRoman"/>
-      <w:lvlText w:val="%1."/>
-      <w:lvlJc w:val="right"/>
-      <w:pPr>
-        <w:ind w:left="360" w:hanging="360"/>
-      </w:pPr>
-    </w:lvl>
-    <w:lvl w:ilvl="1">
-      <w:start w:val="1"/>
-      <w:numFmt w:val="decimal"/>
-      <w:lvlText w:val="%1.%2."/>
-      <w:lvlJc w:val="left"/>
-      <w:pPr>
-        <w:ind w:left="792" w:hanging="432"/>
-      </w:pPr>
-    </w:lvl>
-    <w:lvl w:ilvl="2">
-      <w:start w:val="1"/>
-      <w:numFmt w:val="decimal"/>
-      <w:lvlText w:val="%1.%2.%3."/>
-      <w:lvlJc w:val="left"/>
-      <w:pPr>
-        <w:ind w:left="1224" w:hanging="504"/>
-      </w:pPr>
-    </w:lvl>
-    <w:lvl w:ilvl="3">
-      <w:start w:val="1"/>
-      <w:numFmt w:val="decimal"/>
-      <w:lvlText w:val="%1.%2.%3.%4."/>
-      <w:lvlJc w:val="left"/>
-      <w:pPr>
-        <w:ind w:left="1728" w:hanging="648"/>
-      </w:pPr>
-    </w:lvl>
-    <w:lvl w:ilvl="4">
-      <w:start w:val="1"/>
-      <w:numFmt w:val="decimal"/>
-      <w:lvlText w:val="%1.%2.%3.%4.%5."/>
-      <w:lvlJc w:val="left"/>
-      <w:pPr>
-        <w:ind w:left="2232" w:hanging="792"/>
-      </w:pPr>
-    </w:lvl>
-    <w:lvl w:ilvl="5">
-      <w:start w:val="1"/>
-      <w:numFmt w:val="decimal"/>
-      <w:lvlText w:val="%1.%2.%3.%4.%5.%6."/>
-      <w:lvlJc w:val="left"/>
-      <w:pPr>
-        <w:ind w:left="2736" w:hanging="936"/>
-      </w:pPr>
-    </w:lvl>
-    <w:lvl w:ilvl="6">
-      <w:start w:val="1"/>
-      <w:numFmt w:val="decimal"/>
-      <w:lvlText w:val="%1.%2.%3.%4.%5.%6.%7."/>
-      <w:lvlJc w:val="left"/>
-      <w:pPr>
-        <w:ind w:left="3240" w:hanging="1080"/>
-      </w:pPr>
-    </w:lvl>
-    <w:lvl w:ilvl="7">
-      <w:start w:val="1"/>
-      <w:numFmt w:val="decimal"/>
-      <w:lvlText w:val="%1.%2.%3.%4.%5.%6.%7.%8."/>
-      <w:lvlJc w:val="left"/>
-      <w:pPr>
-        <w:ind w:left="3744" w:hanging="1224"/>
-      </w:pPr>
-    </w:lvl>
-    <w:lvl w:ilvl="8">
-      <w:start w:val="1"/>
-      <w:numFmt w:val="decimal"/>
-      <w:lvlText w:val="%1.%2.%3.%4.%5.%6.%7.%8.%9."/>
-      <w:lvlJc w:val="left"/>
-      <w:pPr>
-        <w:ind w:left="4320" w:hanging="1440"/>
-      </w:pPr>
-    </w:lvl>
-  </w:abstractNum>
-  <w:abstractNum w:abstractNumId="48">
-    <w:nsid w:val="7DA33121"/>
-    <w:multiLevelType w:val="hybridMultilevel"/>
-    <w:tmpl w:val="E9DE7492"/>
-    <w:lvl w:ilvl="0" w:tplc="280A0017">
-      <w:start w:val="1"/>
-      <w:numFmt w:val="lowerLetter"/>
-      <w:lvlText w:val="%1)"/>
-      <w:lvlJc w:val="left"/>
-      <w:pPr>
-        <w:ind w:left="720" w:hanging="360"/>
-      </w:pPr>
-    </w:lvl>
-    <w:lvl w:ilvl="1" w:tplc="280A0019" w:tentative="1">
-      <w:start w:val="1"/>
-      <w:numFmt w:val="lowerLetter"/>
-      <w:lvlText w:val="%2."/>
-      <w:lvlJc w:val="left"/>
-      <w:pPr>
-        <w:ind w:left="1440" w:hanging="360"/>
-      </w:pPr>
-    </w:lvl>
-    <w:lvl w:ilvl="2" w:tplc="280A001B" w:tentative="1">
-      <w:start w:val="1"/>
-      <w:numFmt w:val="lowerRoman"/>
-      <w:lvlText w:val="%3."/>
-      <w:lvlJc w:val="right"/>
-      <w:pPr>
-        <w:ind w:left="2160" w:hanging="180"/>
-      </w:pPr>
-    </w:lvl>
-    <w:lvl w:ilvl="3" w:tplc="280A000F" w:tentative="1">
-      <w:start w:val="1"/>
-      <w:numFmt w:val="decimal"/>
-      <w:lvlText w:val="%4."/>
-      <w:lvlJc w:val="left"/>
-      <w:pPr>
-        <w:ind w:left="2880" w:hanging="360"/>
-      </w:pPr>
-    </w:lvl>
-    <w:lvl w:ilvl="4" w:tplc="280A0019" w:tentative="1">
-      <w:start w:val="1"/>
-      <w:numFmt w:val="lowerLetter"/>
-      <w:lvlText w:val="%5."/>
-      <w:lvlJc w:val="left"/>
-      <w:pPr>
-        <w:ind w:left="3600" w:hanging="360"/>
-      </w:pPr>
-    </w:lvl>
-    <w:lvl w:ilvl="5" w:tplc="280A001B" w:tentative="1">
-      <w:start w:val="1"/>
-      <w:numFmt w:val="lowerRoman"/>
-      <w:lvlText w:val="%6."/>
-      <w:lvlJc w:val="right"/>
-      <w:pPr>
-        <w:ind w:left="4320" w:hanging="180"/>
-      </w:pPr>
-    </w:lvl>
-    <w:lvl w:ilvl="6" w:tplc="280A000F" w:tentative="1">
-      <w:start w:val="1"/>
-      <w:numFmt w:val="decimal"/>
-      <w:lvlText w:val="%7."/>
-      <w:lvlJc w:val="left"/>
-      <w:pPr>
-        <w:ind w:left="5040" w:hanging="360"/>
-      </w:pPr>
-    </w:lvl>
-    <w:lvl w:ilvl="7" w:tplc="280A0019" w:tentative="1">
-      <w:start w:val="1"/>
-      <w:numFmt w:val="lowerLetter"/>
-      <w:lvlText w:val="%8."/>
-      <w:lvlJc w:val="left"/>
-      <w:pPr>
-        <w:ind w:left="5760" w:hanging="360"/>
-      </w:pPr>
-    </w:lvl>
-    <w:lvl w:ilvl="8" w:tplc="280A001B" w:tentative="1">
-      <w:start w:val="1"/>
-      <w:numFmt w:val="lowerRoman"/>
-      <w:lvlText w:val="%9."/>
-      <w:lvlJc w:val="right"/>
-      <w:pPr>
-        <w:ind w:left="6480" w:hanging="180"/>
-      </w:pPr>
-    </w:lvl>
-  </w:abstractNum>
-  <w:abstractNum w:abstractNumId="49">
-    <w:nsid w:val="7DD93677"/>
-    <w:multiLevelType w:val="hybridMultilevel"/>
-    <w:tmpl w:val="53A0993A"/>
-    <w:lvl w:ilvl="0" w:tplc="280A0001">
-      <w:start w:val="1"/>
-      <w:numFmt w:val="bullet"/>
-      <w:lvlText w:val=""/>
-      <w:lvlJc w:val="left"/>
-      <w:pPr>
-        <w:ind w:left="720" w:hanging="360"/>
-      </w:pPr>
-      <w:rPr>
-        <w:rFonts w:ascii="Symbol" w:hAnsi="Symbol" w:hint="default"/>
-      </w:rPr>
-    </w:lvl>
-    <w:lvl w:ilvl="1" w:tplc="280A0003" w:tentative="1">
-      <w:start w:val="1"/>
-      <w:numFmt w:val="bullet"/>
-      <w:lvlText w:val="o"/>
-      <w:lvlJc w:val="left"/>
-      <w:pPr>
-        <w:ind w:left="1440" w:hanging="360"/>
-      </w:pPr>
-      <w:rPr>
-        <w:rFonts w:ascii="Courier New" w:hAnsi="Courier New" w:cs="Courier New" w:hint="default"/>
-      </w:rPr>
-    </w:lvl>
-    <w:lvl w:ilvl="2" w:tplc="280A0005" w:tentative="1">
-      <w:start w:val="1"/>
-      <w:numFmt w:val="bullet"/>
-      <w:lvlText w:val=""/>
-      <w:lvlJc w:val="left"/>
-      <w:pPr>
-        <w:ind w:left="2160" w:hanging="360"/>
-      </w:pPr>
-      <w:rPr>
-        <w:rFonts w:ascii="Wingdings" w:hAnsi="Wingdings" w:hint="default"/>
-      </w:rPr>
-    </w:lvl>
-    <w:lvl w:ilvl="3" w:tplc="280A0001" w:tentative="1">
-      <w:start w:val="1"/>
-      <w:numFmt w:val="bullet"/>
-      <w:lvlText w:val=""/>
-      <w:lvlJc w:val="left"/>
-      <w:pPr>
-        <w:ind w:left="2880" w:hanging="360"/>
-      </w:pPr>
-      <w:rPr>
-        <w:rFonts w:ascii="Symbol" w:hAnsi="Symbol" w:hint="default"/>
-      </w:rPr>
-    </w:lvl>
-    <w:lvl w:ilvl="4" w:tplc="280A0003" w:tentative="1">
-      <w:start w:val="1"/>
-      <w:numFmt w:val="bullet"/>
-      <w:lvlText w:val="o"/>
-      <w:lvlJc w:val="left"/>
-      <w:pPr>
-        <w:ind w:left="3600" w:hanging="360"/>
-      </w:pPr>
-      <w:rPr>
-        <w:rFonts w:ascii="Courier New" w:hAnsi="Courier New" w:cs="Courier New" w:hint="default"/>
-      </w:rPr>
-    </w:lvl>
-    <w:lvl w:ilvl="5" w:tplc="280A0005" w:tentative="1">
-      <w:start w:val="1"/>
-      <w:numFmt w:val="bullet"/>
-      <w:lvlText w:val=""/>
-      <w:lvlJc w:val="left"/>
-      <w:pPr>
-        <w:ind w:left="4320" w:hanging="360"/>
-      </w:pPr>
-      <w:rPr>
-        <w:rFonts w:ascii="Wingdings" w:hAnsi="Wingdings" w:hint="default"/>
-      </w:rPr>
-    </w:lvl>
-    <w:lvl w:ilvl="6" w:tplc="280A0001" w:tentative="1">
-      <w:start w:val="1"/>
-      <w:numFmt w:val="bullet"/>
-      <w:lvlText w:val=""/>
-      <w:lvlJc w:val="left"/>
-      <w:pPr>
-        <w:ind w:left="5040" w:hanging="360"/>
-      </w:pPr>
-      <w:rPr>
-        <w:rFonts w:ascii="Symbol" w:hAnsi="Symbol" w:hint="default"/>
-      </w:rPr>
-    </w:lvl>
-    <w:lvl w:ilvl="7" w:tplc="280A0003" w:tentative="1">
-      <w:start w:val="1"/>
-      <w:numFmt w:val="bullet"/>
-      <w:lvlText w:val="o"/>
-      <w:lvlJc w:val="left"/>
-      <w:pPr>
-        <w:ind w:left="5760" w:hanging="360"/>
-      </w:pPr>
-      <w:rPr>
-        <w:rFonts w:ascii="Courier New" w:hAnsi="Courier New" w:cs="Courier New" w:hint="default"/>
-      </w:rPr>
-    </w:lvl>
-    <w:lvl w:ilvl="8" w:tplc="280A0005" w:tentative="1">
-      <w:start w:val="1"/>
-      <w:numFmt w:val="bullet"/>
-      <w:lvlText w:val=""/>
-      <w:lvlJc w:val="left"/>
-      <w:pPr>
-        <w:ind w:left="6480" w:hanging="360"/>
-      </w:pPr>
-      <w:rPr>
-        <w:rFonts w:ascii="Wingdings" w:hAnsi="Wingdings" w:hint="default"/>
-      </w:rPr>
-    </w:lvl>
-  </w:abstractNum>
-  <w:num w:numId="1">
-    <w:abstractNumId w:val="26"/>
+  <w:num w:numId="1" w16cid:durableId="1428621300">
+    <w:abstractNumId w:val="17"/>
   </w:num>
-  <w:num w:numId="2">
+  <w:num w:numId="2" w16cid:durableId="743337610">
     <w:abstractNumId w:val="16"/>
   </w:num>
-  <w:num w:numId="3">
-    <w:abstractNumId w:val="44"/>
+  <w:num w:numId="3" w16cid:durableId="2072458687">
+    <w:abstractNumId w:val="4"/>
   </w:num>
-  <w:num w:numId="4">
-    <w:abstractNumId w:val="32"/>
+  <w:num w:numId="4" w16cid:durableId="265895237">
+    <w:abstractNumId w:val="7"/>
   </w:num>
-  <w:num w:numId="5">
-    <w:abstractNumId w:val="21"/>
+  <w:num w:numId="5" w16cid:durableId="1657800269">
+    <w:abstractNumId w:val="15"/>
   </w:num>
-  <w:num w:numId="6">
+  <w:num w:numId="6" w16cid:durableId="36053591">
     <w:abstractNumId w:val="1"/>
   </w:num>
-  <w:num w:numId="7">
-    <w:abstractNumId w:val="47"/>
+  <w:num w:numId="7" w16cid:durableId="268855072">
+    <w:abstractNumId w:val="2"/>
   </w:num>
-  <w:num w:numId="8">
-    <w:abstractNumId w:val="15"/>
+  <w:num w:numId="8" w16cid:durableId="292248766">
+    <w:abstractNumId w:val="8"/>
   </w:num>
-  <w:num w:numId="9">
-    <w:abstractNumId w:val="18"/>
+  <w:num w:numId="9" w16cid:durableId="1829438938">
+    <w:abstractNumId w:val="3"/>
   </w:num>
-  <w:num w:numId="10">
-    <w:abstractNumId w:val="37"/>
+  <w:num w:numId="10" w16cid:durableId="493759055">
+    <w:abstractNumId w:val="10"/>
   </w:num>
-  <w:num w:numId="11">
-    <w:abstractNumId w:val="33"/>
+  <w:num w:numId="11" w16cid:durableId="2112433196">
+    <w:abstractNumId w:val="11"/>
   </w:num>
-  <w:num w:numId="12">
+  <w:num w:numId="12" w16cid:durableId="1805081701">
+    <w:abstractNumId w:val="12"/>
+  </w:num>
+  <w:num w:numId="13" w16cid:durableId="127743935">
+    <w:abstractNumId w:val="13"/>
+  </w:num>
+  <w:num w:numId="14" w16cid:durableId="868949773">
+    <w:abstractNumId w:val="0"/>
+  </w:num>
+  <w:num w:numId="15" w16cid:durableId="277100953">
+    <w:abstractNumId w:val="9"/>
+  </w:num>
+  <w:num w:numId="16" w16cid:durableId="475100348">
+    <w:abstractNumId w:val="5"/>
+  </w:num>
+  <w:num w:numId="17" w16cid:durableId="1731076779">
     <w:abstractNumId w:val="6"/>
   </w:num>
-  <w:num w:numId="13">
-    <w:abstractNumId w:val="13"/>
-  </w:num>
-  <w:num w:numId="14">
-    <w:abstractNumId w:val="36"/>
-  </w:num>
-  <w:num w:numId="15">
-    <w:abstractNumId w:val="43"/>
-  </w:num>
-  <w:num w:numId="16">
-    <w:abstractNumId w:val="5"/>
-  </w:num>
-  <w:num w:numId="17">
-    <w:abstractNumId w:val="4"/>
-  </w:num>
-  <w:num w:numId="18">
-    <w:abstractNumId w:val="3"/>
-  </w:num>
-  <w:num w:numId="19">
-    <w:abstractNumId w:val="30"/>
-  </w:num>
-  <w:num w:numId="20">
-    <w:abstractNumId w:val="49"/>
-  </w:num>
-  <w:num w:numId="21">
-    <w:abstractNumId w:val="39"/>
-  </w:num>
-  <w:num w:numId="22">
-    <w:abstractNumId w:val="22"/>
-  </w:num>
-  <w:num w:numId="23">
-    <w:abstractNumId w:val="31"/>
-  </w:num>
-  <w:num w:numId="24">
-    <w:abstractNumId w:val="29"/>
-  </w:num>
-  <w:num w:numId="25">
-    <w:abstractNumId w:val="12"/>
-  </w:num>
-  <w:num w:numId="26">
-    <w:abstractNumId w:val="19"/>
-  </w:num>
-  <w:num w:numId="27">
-    <w:abstractNumId w:val="27"/>
-  </w:num>
-  <w:num w:numId="28">
-    <w:abstractNumId w:val="28"/>
-  </w:num>
-  <w:num w:numId="29">
-    <w:abstractNumId w:val="45"/>
-  </w:num>
-  <w:num w:numId="30">
-    <w:abstractNumId w:val="2"/>
-  </w:num>
-  <w:num w:numId="31">
-    <w:abstractNumId w:val="25"/>
-  </w:num>
-  <w:num w:numId="32">
-    <w:abstractNumId w:val="48"/>
-  </w:num>
-  <w:num w:numId="33">
-    <w:abstractNumId w:val="38"/>
-  </w:num>
-  <w:num w:numId="34">
-    <w:abstractNumId w:val="9"/>
-  </w:num>
-  <w:num w:numId="35">
-    <w:abstractNumId w:val="24"/>
-  </w:num>
-  <w:num w:numId="36">
-    <w:abstractNumId w:val="46"/>
-  </w:num>
-  <w:num w:numId="37">
-    <w:abstractNumId w:val="11"/>
-  </w:num>
-  <w:num w:numId="38">
-    <w:abstractNumId w:val="0"/>
-  </w:num>
-  <w:num w:numId="39">
-    <w:abstractNumId w:val="17"/>
-  </w:num>
-  <w:num w:numId="40">
-    <w:abstractNumId w:val="40"/>
-  </w:num>
-  <w:num w:numId="41">
-    <w:abstractNumId w:val="7"/>
-  </w:num>
-  <w:num w:numId="42">
-    <w:abstractNumId w:val="42"/>
-  </w:num>
-  <w:num w:numId="43">
-    <w:abstractNumId w:val="41"/>
-  </w:num>
-  <w:num w:numId="44">
-    <w:abstractNumId w:val="8"/>
-  </w:num>
-  <w:num w:numId="45">
+  <w:num w:numId="18" w16cid:durableId="1574198770">
     <w:abstractNumId w:val="14"/>
   </w:num>
-  <w:num w:numId="46">
-    <w:abstractNumId w:val="20"/>
-  </w:num>
-  <w:num w:numId="47">
-    <w:abstractNumId w:val="35"/>
-  </w:num>
-  <w:num w:numId="48">
-    <w:abstractNumId w:val="10"/>
-  </w:num>
-  <w:num w:numId="49">
-    <w:abstractNumId w:val="23"/>
-  </w:num>
-  <w:num w:numId="50">
-    <w:abstractNumId w:val="34"/>
-  </w:num>
+  <w:numIdMacAtCleanup w:val="1"/>
 </w:numbering>
 </file>
 
 <file path=word/styles.xml><?xml version="1.0" encoding="utf-8"?>
-<w:styles xmlns:mc="http://schemas.openxmlformats.org/markup-compatibility/2006" xmlns:r="http://schemas.openxmlformats.org/officeDocument/2006/relationships" xmlns:w="http://schemas.openxmlformats.org/wordprocessingml/2006/main" xmlns:w14="http://schemas.microsoft.com/office/word/2010/wordml" xmlns:w15="http://schemas.microsoft.com/office/word/2012/wordml" mc:Ignorable="w14 w15">
+<w:styles xmlns:mc="http://schemas.openxmlformats.org/markup-compatibility/2006" xmlns:r="http://schemas.openxmlformats.org/officeDocument/2006/relationships" xmlns:w="http://schemas.openxmlformats.org/wordprocessingml/2006/main" xmlns:w14="http://schemas.microsoft.com/office/word/2010/wordml" xmlns:w15="http://schemas.microsoft.com/office/word/2012/wordml" xmlns:w16cex="http://schemas.microsoft.com/office/word/2018/wordml/cex" xmlns:w16cid="http://schemas.microsoft.com/office/word/2016/wordml/cid" xmlns:w16="http://schemas.microsoft.com/office/word/2018/wordml" xmlns:w16du="http://schemas.microsoft.com/office/word/2023/wordml/word16du" xmlns:w16sdtdh="http://schemas.microsoft.com/office/word/2020/wordml/sdtdatahash" xmlns:w16se="http://schemas.microsoft.com/office/word/2015/wordml/symex" mc:Ignorable="w14 w15 w16se w16cid w16 w16cex w16sdtdh w16du">
   <w:docDefaults>
     <w:rPrDefault>
       <w:rPr>
@@ -9726,7 +9657,7 @@
       </w:pPr>
     </w:pPrDefault>
   </w:docDefaults>
-  <w:latentStyles w:defLockedState="0" w:defUIPriority="99" w:defSemiHidden="0" w:defUnhideWhenUsed="0" w:defQFormat="0" w:count="371">
+  <w:latentStyles w:defLockedState="0" w:defUIPriority="99" w:defSemiHidden="0" w:defUnhideWhenUsed="0" w:defQFormat="0" w:count="376">
     <w:lsdException w:name="Normal" w:uiPriority="0" w:qFormat="1"/>
     <w:lsdException w:name="heading 1" w:uiPriority="9" w:qFormat="1"/>
     <w:lsdException w:name="heading 2" w:semiHidden="1" w:uiPriority="9" w:unhideWhenUsed="1" w:qFormat="1"/>
@@ -10098,6 +10029,11 @@
     <w:lsdException w:name="List Table 5 Dark Accent 6" w:uiPriority="50"/>
     <w:lsdException w:name="List Table 6 Colorful Accent 6" w:uiPriority="51"/>
     <w:lsdException w:name="List Table 7 Colorful Accent 6" w:uiPriority="52"/>
+    <w:lsdException w:name="Mention" w:semiHidden="1" w:unhideWhenUsed="1"/>
+    <w:lsdException w:name="Smart Hyperlink" w:semiHidden="1" w:unhideWhenUsed="1"/>
+    <w:lsdException w:name="Hashtag" w:semiHidden="1" w:unhideWhenUsed="1"/>
+    <w:lsdException w:name="Unresolved Mention" w:semiHidden="1" w:unhideWhenUsed="1"/>
+    <w:lsdException w:name="Smart Link" w:semiHidden="1" w:unhideWhenUsed="1"/>
   </w:latentStyles>
   <w:style w:type="paragraph" w:default="1" w:styleId="Normal">
     <w:name w:val="Normal"/>
@@ -10250,7 +10186,7 @@
       <w:szCs w:val="32"/>
     </w:rPr>
   </w:style>
-  <w:style w:type="paragraph" w:styleId="TtulodeTDC">
+  <w:style w:type="paragraph" w:styleId="TtuloTDC">
     <w:name w:val="TOC Heading"/>
     <w:basedOn w:val="Ttulo1"/>
     <w:next w:val="Normal"/>
@@ -10316,11 +10252,11 @@
       <w:u w:val="single"/>
     </w:rPr>
   </w:style>
-  <w:style w:type="paragraph" w:styleId="Puesto">
+  <w:style w:type="paragraph" w:styleId="Ttulo">
     <w:name w:val="Title"/>
     <w:basedOn w:val="Normal"/>
     <w:next w:val="Normal"/>
-    <w:link w:val="PuestoCar"/>
+    <w:link w:val="TtuloCar"/>
     <w:qFormat/>
     <w:rsid w:val="00425B69"/>
     <w:pPr>
@@ -10336,10 +10272,10 @@
       <w:lang w:val="en-US"/>
     </w:rPr>
   </w:style>
-  <w:style w:type="character" w:customStyle="1" w:styleId="PuestoCar">
-    <w:name w:val="Puesto Car"/>
+  <w:style w:type="character" w:customStyle="1" w:styleId="TtuloCar">
+    <w:name w:val="Título Car"/>
     <w:basedOn w:val="Fuentedeprrafopredeter"/>
-    <w:link w:val="Puesto"/>
+    <w:link w:val="Ttulo"/>
     <w:rsid w:val="00425B69"/>
     <w:rPr>
       <w:rFonts w:ascii="Arial" w:eastAsia="Times New Roman" w:hAnsi="Arial" w:cs="Times New Roman"/>
@@ -10348,6 +10284,25 @@
       <w:szCs w:val="20"/>
       <w:lang w:val="en-US"/>
     </w:rPr>
+  </w:style>
+  <w:style w:type="table" w:styleId="Tablaconcuadrcula">
+    <w:name w:val="Table Grid"/>
+    <w:basedOn w:val="Tablanormal"/>
+    <w:uiPriority w:val="39"/>
+    <w:rsid w:val="00473C1F"/>
+    <w:pPr>
+      <w:spacing w:after="0" w:line="240" w:lineRule="auto"/>
+    </w:pPr>
+    <w:tblPr>
+      <w:tblBorders>
+        <w:top w:val="single" w:sz="4" w:space="0" w:color="auto"/>
+        <w:left w:val="single" w:sz="4" w:space="0" w:color="auto"/>
+        <w:bottom w:val="single" w:sz="4" w:space="0" w:color="auto"/>
+        <w:right w:val="single" w:sz="4" w:space="0" w:color="auto"/>
+        <w:insideH w:val="single" w:sz="4" w:space="0" w:color="auto"/>
+        <w:insideV w:val="single" w:sz="4" w:space="0" w:color="auto"/>
+      </w:tblBorders>
+    </w:tblPr>
   </w:style>
 </w:styles>
 </file>
